--- a/src/assets/docs/Hans-CV.docx
+++ b/src/assets/docs/Hans-CV.docx
@@ -1,5 +1,40 @@
 
-<file path=word/document.xml><?xml version="1.0" encoding="utf-8"?>
+<file path=docProps\app.xml><?xml version="1.0" encoding="utf-8"?>
+<Properties xmlns="http://schemas.openxmlformats.org/officeDocument/2006/extended-properties" xmlns:vt="http://schemas.openxmlformats.org/officeDocument/2006/docPropsVTypes">
+  <Template>Normal.dotm</Template>
+  <TotalTime>22</TotalTime>
+  <Pages>4</Pages>
+  <Words>1200</Words>
+  <Characters>6843</Characters>
+  <Application>Microsoft Office Word</Application>
+  <DocSecurity>0</DocSecurity>
+  <Lines>57</Lines>
+  <Paragraphs>16</Paragraphs>
+  <ScaleCrop>false</ScaleCrop>
+  <Company/>
+  <LinksUpToDate>false</LinksUpToDate>
+  <CharactersWithSpaces>8027</CharactersWithSpaces>
+  <SharedDoc>false</SharedDoc>
+  <HyperlinksChanged>false</HyperlinksChanged>
+  <AppVersion>16.0000</AppVersion>
+</Properties>
+</file>
+
+<file path=docProps\core.xml><?xml version="1.0" encoding="utf-8"?>
+<cp:coreProperties xmlns:cp="http://schemas.openxmlformats.org/package/2006/metadata/core-properties" xmlns:dc="http://purl.org/dc/elements/1.1/" xmlns:dcterms="http://purl.org/dc/terms/" xmlns:dcmitype="http://purl.org/dc/dcmitype/" xmlns:xsi="http://www.w3.org/2001/XMLSchema-instance">
+  <dc:title/>
+  <dc:subject/>
+  <dc:creator>Hansdeep Singh</dc:creator>
+  <cp:keywords/>
+  <dc:description/>
+  <cp:lastModifiedBy>Hansdeep Singh</cp:lastModifiedBy>
+  <cp:revision>44</cp:revision>
+  <dcterms:created xsi:type="dcterms:W3CDTF">2025-02-11T21:37:00Z</dcterms:created>
+  <dcterms:modified xsi:type="dcterms:W3CDTF">2025-08-23T01:36:00Z</dcterms:modified>
+</cp:coreProperties>
+</file>
+
+<file path=word\document.xml><?xml version="1.0" encoding="utf-8"?>
 <w:document xmlns:wpc="http://schemas.microsoft.com/office/word/2010/wordprocessingCanvas" xmlns:cx="http://schemas.microsoft.com/office/drawing/2014/chartex" xmlns:cx1="http://schemas.microsoft.com/office/drawing/2015/9/8/chartex" xmlns:cx2="http://schemas.microsoft.com/office/drawing/2015/10/21/chartex" xmlns:cx3="http://schemas.microsoft.com/office/drawing/2016/5/9/chartex" xmlns:cx4="http://schemas.microsoft.com/office/drawing/2016/5/10/chartex" xmlns:cx5="http://schemas.microsoft.com/office/drawing/2016/5/11/chartex" xmlns:cx6="http://schemas.microsoft.com/office/drawing/2016/5/12/chartex" xmlns:cx7="http://schemas.microsoft.com/office/drawing/2016/5/13/chartex" xmlns:cx8="http://schemas.microsoft.com/office/drawing/2016/5/14/chartex" xmlns:mc="http://schemas.openxmlformats.org/markup-compatibility/2006" xmlns:aink="http://schemas.microsoft.com/office/drawing/2016/ink" xmlns:am3d="http://schemas.microsoft.com/office/drawing/2017/model3d" xmlns:o="urn:schemas-microsoft-com:office:office" xmlns:oel="http://schemas.microsoft.com/office/2019/extlst" xmlns:r="http://schemas.openxmlformats.org/officeDocument/2006/relationships" xmlns:m="http://schemas.openxmlformats.org/officeDocument/2006/math" xmlns:v="urn:schemas-microsoft-com:vml" xmlns:wp14="http://schemas.microsoft.com/office/word/2010/wordprocessingDrawing" xmlns:wp="http://schemas.openxmlformats.org/drawingml/2006/wordprocessingDrawing" xmlns:w10="urn:schemas-microsoft-com:office:word" xmlns:w="http://schemas.openxmlformats.org/wordprocessingml/2006/main" xmlns:w14="http://schemas.microsoft.com/office/word/2010/wordml" xmlns:w15="http://schemas.microsoft.com/office/word/2012/wordml" xmlns:w16cex="http://schemas.microsoft.com/office/word/2018/wordml/cex" xmlns:w16cid="http://schemas.microsoft.com/office/word/2016/wordml/cid" xmlns:w16="http://schemas.microsoft.com/office/word/2018/wordml" xmlns:w16du="http://schemas.microsoft.com/office/word/2023/wordml/word16du" xmlns:w16sdtdh="http://schemas.microsoft.com/office/word/2020/wordml/sdtdatahash" xmlns:w16sdtfl="http://schemas.microsoft.com/office/word/2024/wordml/sdtformatlock" xmlns:w16se="http://schemas.microsoft.com/office/word/2015/wordml/symex" xmlns:wpg="http://schemas.microsoft.com/office/word/2010/wordprocessingGroup" xmlns:wpi="http://schemas.microsoft.com/office/word/2010/wordprocessingInk" xmlns:wne="http://schemas.microsoft.com/office/word/2006/wordml" xmlns:wps="http://schemas.microsoft.com/office/word/2010/wordprocessingShape" mc:Ignorable="w14 w15 w16se w16cid w16 w16cex w16sdtdh w16sdtfl w16du wp14">
   <w:body>
     <w:p>
@@ -1414,6 +1449,467 @@
                 <w:szCs w:val="22"/>
                 <w:lang w:val="en-US" w:eastAsia="en-US" w:bidi="ar-SA"/>
               </w:rPr>
+              <w:t>SENIOR SOFTWARE DEVELOPER</w:t>
+            </w:r>
+          </w:p>
+        </w:tc>
+        <w:tc>
+          <w:tcPr>
+            <w:tcW w:w="3544" w:type="dxa"/>
+          </w:tcPr>
+          <w:p>
+            <w:pPr>
+              <w:pStyle w:val="PlainText"/>
+              <w:spacing w:before="60"/>
+              <w:jc w:val="right"/>
+              <w:rPr>
+                <w:rFonts w:ascii="Verdana" w:eastAsia="MS Mincho" w:hAnsi="Verdana" w:cs="Tahoma"/>
+                <w:b/>
+                <w:bCs/>
+                <w:sz w:val="22"/>
+                <w:szCs w:val="22"/>
+                <w:lang w:val="en-US" w:eastAsia="en-US" w:bidi="ar-SA"/>
+              </w:rPr>
+            </w:pPr>
+            <w:r>
+              <w:rPr>
+                <w:rFonts w:ascii="Verdana" w:eastAsia="MS Mincho" w:hAnsi="Verdana" w:cs="Tahoma"/>
+                <w:b/>
+                <w:bCs/>
+                <w:sz w:val="22"/>
+                <w:szCs w:val="22"/>
+                <w:lang w:val="en-US" w:eastAsia="en-US" w:bidi="ar-SA"/>
+              </w:rPr>
+              <w:t>My Occ Health Record</w:t>
+            </w:r>
+          </w:p>
+        </w:tc>
+      </w:tr>
+      <w:tr>
+        <w:tc>
+          <w:tcPr>
+            <w:tcW w:w="1809" w:type="dxa"/>
+          </w:tcPr>
+          <w:p>
+            <w:pPr>
+              <w:pStyle w:val="PlainText"/>
+              <w:spacing w:before="60"/>
+              <w:rPr>
+                <w:rFonts w:ascii="Verdana" w:eastAsia="MS Mincho" w:hAnsi="Verdana" w:cs="Tahoma"/>
+                <w:sz w:val="22"/>
+                <w:szCs w:val="22"/>
+                <w:lang w:val="en-US" w:eastAsia="en-US" w:bidi="ar-SA"/>
+              </w:rPr>
+            </w:pPr>
+            <w:r>
+              <w:rPr>
+                <w:rFonts w:ascii="Verdana" w:eastAsia="MS Mincho" w:hAnsi="Verdana" w:cs="Tahoma"/>
+                <w:sz w:val="22"/>
+                <w:szCs w:val="22"/>
+                <w:lang w:val="en-US" w:eastAsia="en-US" w:bidi="ar-SA"/>
+              </w:rPr>
+              <w:t>Jan 2026 – Present</w:t>
+            </w:r>
+          </w:p>
+        </w:tc>
+        <w:tc>
+          <w:tcPr>
+            <w:tcW w:w="8931" w:type="dxa"/>
+            <w:gridSpan w:val="3"/>
+          </w:tcPr>
+          <w:p>
+            <w:pPr>
+              <w:numPr>
+                <w:ilvl w:val="0"/>
+                <w:numId w:val="4"/>
+              </w:numPr>
+              <w:shd w:val="clear" w:color="auto" w:fill="FFFFFF"/>
+              <w:spacing w:before="100" w:beforeAutospacing="1" w:after="100" w:afterAutospacing="1"/>
+              <w:rPr>
+                <w:rFonts w:ascii="Verdana" w:hAnsi="Verdana" w:cs="Arial"/>
+                <w:lang w:val="en-AU" w:eastAsia="en-AU"/>
+              </w:rPr>
+            </w:pPr>
+            <w:r>
+              <w:rPr>
+                <w:rFonts w:ascii="Verdana" w:hAnsi="Verdana" w:cs="Arial"/>
+                <w:lang w:val="en-AU"/>
+              </w:rPr>
+              <w:t xml:space="preserve">Hold </w:t>
+            </w:r>
+            <w:r>
+              <w:rPr>
+                <w:rFonts w:ascii="Verdana" w:hAnsi="Verdana" w:cs="Arial"/>
+                <w:b/>
+                <w:bCs/>
+                <w:lang w:val="en-AU"/>
+              </w:rPr>
+              <w:t xml:space="preserve">AGSVA Security Clearances</w:t>
+            </w:r>
+            <w:r>
+              <w:rPr>
+                <w:rFonts w:ascii="Verdana" w:hAnsi="Verdana" w:cs="Arial"/>
+                <w:lang w:val="en-AU"/>
+              </w:rPr>
+              <w:t xml:space="preserve"> - Baseline and NV1.</w:t>
+            </w:r>
+          </w:p>
+          <w:p>
+            <w:pPr>
+              <w:numPr>
+                <w:ilvl w:val="0"/>
+                <w:numId w:val="4"/>
+              </w:numPr>
+              <w:shd w:val="clear" w:color="auto" w:fill="FFFFFF"/>
+              <w:spacing w:before="100" w:beforeAutospacing="1" w:after="100" w:afterAutospacing="1"/>
+              <w:rPr>
+                <w:rFonts w:ascii="Verdana" w:hAnsi="Verdana" w:cs="Arial"/>
+                <w:lang w:val="en-AU" w:eastAsia="en-AU"/>
+              </w:rPr>
+            </w:pPr>
+            <w:r>
+              <w:rPr>
+                <w:rFonts w:ascii="Verdana" w:hAnsi="Verdana" w:cs="Arial"/>
+                <w:lang w:val="en-AU"/>
+              </w:rPr>
+              <w:t xml:space="preserve">Working as a Full Stack Developer, using </w:t>
+            </w:r>
+            <w:r>
+              <w:rPr>
+                <w:rFonts w:ascii="Verdana" w:hAnsi="Verdana" w:cs="Arial"/>
+                <w:b/>
+                <w:bCs/>
+                <w:lang w:val="en-AU"/>
+              </w:rPr>
+              <w:t xml:space="preserve">AI agentic development</w:t>
+            </w:r>
+            <w:r>
+              <w:rPr>
+                <w:rFonts w:ascii="Verdana" w:hAnsi="Verdana" w:cs="Arial"/>
+                <w:lang w:val="en-AU"/>
+              </w:rPr>
+              <w:t xml:space="preserve"> tools and workflows to accelerate delivery.</w:t>
+            </w:r>
+          </w:p>
+          <w:p>
+            <w:pPr>
+              <w:numPr>
+                <w:ilvl w:val="0"/>
+                <w:numId w:val="4"/>
+              </w:numPr>
+              <w:shd w:val="clear" w:color="auto" w:fill="FFFFFF"/>
+              <w:spacing w:before="100" w:beforeAutospacing="1" w:after="100" w:afterAutospacing="1"/>
+              <w:rPr>
+                <w:rFonts w:ascii="Verdana" w:hAnsi="Verdana" w:cs="Arial"/>
+                <w:lang w:val="en-AU" w:eastAsia="en-AU"/>
+              </w:rPr>
+            </w:pPr>
+            <w:r>
+              <w:rPr>
+                <w:rFonts w:ascii="Verdana" w:hAnsi="Verdana" w:cs="Arial"/>
+                <w:lang w:val="en-AU"/>
+              </w:rPr>
+              <w:t xml:space="preserve">Building and polishing the </w:t>
+            </w:r>
+            <w:r>
+              <w:rPr>
+                <w:rFonts w:ascii="Verdana" w:hAnsi="Verdana" w:cs="Arial"/>
+                <w:b/>
+                <w:bCs/>
+                <w:lang w:val="en-AU"/>
+              </w:rPr>
+              <w:t xml:space="preserve">skills</w:t>
+            </w:r>
+            <w:r>
+              <w:rPr>
+                <w:rFonts w:ascii="Verdana" w:hAnsi="Verdana" w:cs="Arial"/>
+                <w:lang w:val="en-AU"/>
+              </w:rPr>
+              <w:t xml:space="preserve"> that AI agents use to generate refined, production-ready code with less hallucinations.</w:t>
+            </w:r>
+          </w:p>
+          <w:p>
+            <w:pPr>
+              <w:numPr>
+                <w:ilvl w:val="0"/>
+                <w:numId w:val="4"/>
+              </w:numPr>
+              <w:shd w:val="clear" w:color="auto" w:fill="FFFFFF"/>
+              <w:spacing w:before="100" w:beforeAutospacing="1" w:after="100" w:afterAutospacing="1"/>
+              <w:rPr>
+                <w:rFonts w:ascii="Verdana" w:hAnsi="Verdana" w:cs="Arial"/>
+                <w:lang w:val="en-AU" w:eastAsia="en-AU"/>
+              </w:rPr>
+            </w:pPr>
+            <w:r>
+              <w:rPr>
+                <w:rFonts w:ascii="Verdana" w:hAnsi="Verdana" w:cs="Arial"/>
+                <w:lang w:val="en-AU"/>
+              </w:rPr>
+              <w:t xml:space="preserve">Front end built on </w:t>
+            </w:r>
+            <w:r>
+              <w:rPr>
+                <w:rFonts w:ascii="Verdana" w:hAnsi="Verdana" w:cs="Arial"/>
+                <w:b/>
+                <w:bCs/>
+                <w:lang w:val="en-AU"/>
+              </w:rPr>
+              <w:t xml:space="preserve">Angular</w:t>
+            </w:r>
+            <w:r>
+              <w:rPr>
+                <w:rFonts w:ascii="Verdana" w:hAnsi="Verdana" w:cs="Arial"/>
+                <w:lang w:val="en-AU"/>
+              </w:rPr>
+              <w:t xml:space="preserve">, back end built on </w:t>
+            </w:r>
+            <w:r>
+              <w:rPr>
+                <w:rFonts w:ascii="Verdana" w:hAnsi="Verdana" w:cs="Arial"/>
+                <w:b/>
+                <w:bCs/>
+                <w:lang w:val="en-AU"/>
+              </w:rPr>
+              <w:t xml:space="preserve">.NET</w:t>
+            </w:r>
+            <w:r>
+              <w:rPr>
+                <w:rFonts w:ascii="Verdana" w:hAnsi="Verdana" w:cs="Arial"/>
+                <w:lang w:val="en-AU"/>
+              </w:rPr>
+              <w:t xml:space="preserve">.</w:t>
+            </w:r>
+          </w:p>
+          <w:p>
+            <w:pPr>
+              <w:numPr>
+                <w:ilvl w:val="0"/>
+                <w:numId w:val="4"/>
+              </w:numPr>
+              <w:shd w:val="clear" w:color="auto" w:fill="FFFFFF"/>
+              <w:spacing w:before="100" w:beforeAutospacing="1" w:after="100" w:afterAutospacing="1"/>
+              <w:rPr>
+                <w:rFonts w:ascii="Verdana" w:hAnsi="Verdana" w:cs="Arial"/>
+                <w:lang w:val="en-AU" w:eastAsia="en-AU"/>
+              </w:rPr>
+            </w:pPr>
+            <w:r>
+              <w:rPr>
+                <w:rFonts w:ascii="Verdana" w:hAnsi="Verdana" w:cs="Arial"/>
+                <w:lang w:val="en-AU"/>
+              </w:rPr>
+              <w:t xml:space="preserve">Infrastructure and tooling includes </w:t>
+            </w:r>
+            <w:r>
+              <w:rPr>
+                <w:rFonts w:ascii="Verdana" w:hAnsi="Verdana" w:cs="Arial"/>
+                <w:b/>
+                <w:bCs/>
+                <w:lang w:val="en-AU"/>
+              </w:rPr>
+              <w:t xml:space="preserve">Docker</w:t>
+            </w:r>
+            <w:r>
+              <w:rPr>
+                <w:rFonts w:ascii="Verdana" w:hAnsi="Verdana" w:cs="Arial"/>
+                <w:lang w:val="en-AU"/>
+              </w:rPr>
+              <w:t xml:space="preserve">, </w:t>
+            </w:r>
+            <w:r>
+              <w:rPr>
+                <w:rFonts w:ascii="Verdana" w:hAnsi="Verdana" w:cs="Arial"/>
+                <w:b/>
+                <w:bCs/>
+                <w:lang w:val="en-AU"/>
+              </w:rPr>
+              <w:t xml:space="preserve">RabbitMQ</w:t>
+            </w:r>
+            <w:r>
+              <w:rPr>
+                <w:rFonts w:ascii="Verdana" w:hAnsi="Verdana" w:cs="Arial"/>
+                <w:lang w:val="en-AU"/>
+              </w:rPr>
+              <w:t xml:space="preserve"> and </w:t>
+            </w:r>
+            <w:r>
+              <w:rPr>
+                <w:rFonts w:ascii="Verdana" w:hAnsi="Verdana" w:cs="Arial"/>
+                <w:b/>
+                <w:bCs/>
+                <w:lang w:val="en-AU"/>
+              </w:rPr>
+              <w:t xml:space="preserve">AWS</w:t>
+            </w:r>
+            <w:r>
+              <w:rPr>
+                <w:rFonts w:ascii="Verdana" w:hAnsi="Verdana" w:cs="Arial"/>
+                <w:lang w:val="en-AU"/>
+              </w:rPr>
+              <w:t xml:space="preserve">.</w:t>
+            </w:r>
+          </w:p>
+          <w:p>
+            <w:pPr>
+              <w:numPr>
+                <w:ilvl w:val="0"/>
+                <w:numId w:val="4"/>
+              </w:numPr>
+              <w:shd w:val="clear" w:color="auto" w:fill="FFFFFF"/>
+              <w:spacing w:before="100" w:beforeAutospacing="1" w:after="100" w:afterAutospacing="1"/>
+              <w:rPr>
+                <w:rFonts w:ascii="Verdana" w:hAnsi="Verdana" w:cs="Arial"/>
+                <w:lang w:val="en-AU" w:eastAsia="en-AU"/>
+              </w:rPr>
+            </w:pPr>
+            <w:r>
+              <w:rPr>
+                <w:rFonts w:ascii="Verdana" w:hAnsi="Verdana" w:cs="Arial"/>
+                <w:lang w:val="en-AU"/>
+              </w:rPr>
+              <w:t xml:space="preserve">Delivered a full </w:t>
+            </w:r>
+            <w:r>
+              <w:rPr>
+                <w:rFonts w:ascii="Verdana" w:hAnsi="Verdana" w:cs="Arial"/>
+                <w:b/>
+                <w:bCs/>
+                <w:lang w:val="en-AU"/>
+              </w:rPr>
+              <w:t xml:space="preserve">data migration</w:t>
+            </w:r>
+            <w:r>
+              <w:rPr>
+                <w:rFonts w:ascii="Verdana" w:hAnsi="Verdana" w:cs="Arial"/>
+                <w:lang w:val="en-AU"/>
+              </w:rPr>
+              <w:t xml:space="preserve"> project for Defence Force Recruitment</w:t>
+            </w:r>
+          </w:p>
+          <w:p>
+            <w:pPr>
+              <w:numPr>
+                <w:ilvl w:val="0"/>
+                <w:numId w:val="4"/>
+              </w:numPr>
+              <w:shd w:val="clear" w:color="auto" w:fill="FFFFFF"/>
+              <w:spacing w:before="100" w:beforeAutospacing="1" w:after="100" w:afterAutospacing="1"/>
+              <w:rPr>
+                <w:rFonts w:ascii="Verdana" w:hAnsi="Verdana" w:cs="Arial"/>
+                <w:lang w:val="en-AU" w:eastAsia="en-AU"/>
+              </w:rPr>
+            </w:pPr>
+            <w:r>
+              <w:rPr>
+                <w:rFonts w:ascii="Verdana" w:hAnsi="Verdana" w:cs="Arial"/>
+                <w:lang w:val="en-AU"/>
+              </w:rPr>
+              <w:t xml:space="preserve">Automated </w:t>
+            </w:r>
+            <w:r>
+              <w:rPr>
+                <w:rFonts w:ascii="Verdana" w:hAnsi="Verdana" w:cs="Arial"/>
+                <w:b/>
+                <w:bCs/>
+                <w:lang w:val="en-AU"/>
+              </w:rPr>
+              <w:t xml:space="preserve">DFR's recruitment process</w:t>
+            </w:r>
+            <w:r>
+              <w:rPr>
+                <w:rFonts w:ascii="Verdana" w:hAnsi="Verdana" w:cs="Arial"/>
+                <w:lang w:val="en-AU"/>
+              </w:rPr>
+              <w:t xml:space="preserve">.</w:t>
+            </w:r>
+          </w:p>
+        </w:tc>
+      </w:tr>
+    </w:tbl>
+    <w:p>
+      <w:pPr>
+        <w:pStyle w:val="PlainText"/>
+        <w:pBdr>
+          <w:top w:val="single" w:sz="18" w:space="1" w:color="auto"/>
+        </w:pBdr>
+        <w:jc w:val="both"/>
+        <w:rPr>
+          <w:rFonts w:ascii="Verdana" w:eastAsia="MS Mincho" w:hAnsi="Verdana" w:cs="Tahoma"/>
+          <w:sz w:val="22"/>
+          <w:szCs w:val="22"/>
+        </w:rPr>
+      </w:pPr>
+    </w:p>
+    <w:tbl>
+      <w:tblPr>
+        <w:tblW w:w="10740" w:type="dxa"/>
+        <w:tblLook w:val="04A0" w:firstRow="1" w:lastRow="0" w:firstColumn="1" w:lastColumn="0" w:noHBand="0" w:noVBand="1"/>
+      </w:tblPr>
+      <w:tblGrid>
+        <w:gridCol w:w="1809"/>
+        <w:gridCol w:w="567"/>
+        <w:gridCol w:w="4820"/>
+        <w:gridCol w:w="3544"/>
+      </w:tblGrid>
+      <w:tr>
+        <w:tc>
+          <w:tcPr>
+            <w:tcW w:w="2376" w:type="dxa"/>
+            <w:gridSpan w:val="2"/>
+          </w:tcPr>
+          <w:p>
+            <w:pPr>
+              <w:pStyle w:val="PlainText"/>
+              <w:spacing w:before="60"/>
+              <w:rPr>
+                <w:rFonts w:ascii="Verdana" w:eastAsia="MS Mincho" w:hAnsi="Verdana" w:cs="Tahoma"/>
+                <w:b/>
+                <w:bCs/>
+                <w:sz w:val="22"/>
+                <w:szCs w:val="22"/>
+                <w:lang w:val="en-US" w:eastAsia="en-US" w:bidi="ar-SA"/>
+              </w:rPr>
+            </w:pPr>
+            <w:r>
+              <w:rPr>
+                <w:rFonts w:ascii="Verdana" w:eastAsia="MS Mincho" w:hAnsi="Verdana" w:cs="Tahoma"/>
+                <w:b/>
+                <w:bCs/>
+                <w:sz w:val="22"/>
+                <w:szCs w:val="22"/>
+                <w:lang w:val="en-US" w:eastAsia="en-US" w:bidi="ar-SA"/>
+              </w:rPr>
+              <w:t>EXPERIENCE</w:t>
+            </w:r>
+          </w:p>
+        </w:tc>
+        <w:tc>
+          <w:tcPr>
+            <w:tcW w:w="4820" w:type="dxa"/>
+          </w:tcPr>
+          <w:p>
+            <w:pPr>
+              <w:pStyle w:val="PlainText"/>
+              <w:spacing w:before="60"/>
+              <w:rPr>
+                <w:rFonts w:ascii="Verdana" w:eastAsia="MS Mincho" w:hAnsi="Verdana" w:cs="Tahoma"/>
+                <w:b/>
+                <w:bCs/>
+                <w:sz w:val="22"/>
+                <w:szCs w:val="22"/>
+                <w:lang w:val="en-US" w:eastAsia="en-US" w:bidi="ar-SA"/>
+              </w:rPr>
+            </w:pPr>
+            <w:r>
+              <w:rPr>
+                <w:rFonts w:ascii="Verdana" w:eastAsia="MS Mincho" w:hAnsi="Verdana" w:cs="Tahoma"/>
+                <w:b/>
+                <w:bCs/>
+                <w:sz w:val="22"/>
+                <w:szCs w:val="22"/>
+                <w:lang w:val="en-US" w:eastAsia="en-US" w:bidi="ar-SA"/>
+              </w:rPr>
               <w:t>LEAD, SOFTWARE DEVELOPMENT</w:t>
             </w:r>
             <w:r>
@@ -4639,7 +5135,4728 @@
 </w:document>
 </file>
 
-<file path=word/numbering.xml><?xml version="1.0" encoding="utf-8"?>
+<file path=word\document_pretty.xml><?xml version="1.0" encoding="utf-8"?>
+<w:document xmlns:wpc="http://schemas.microsoft.com/office/word/2010/wordprocessingCanvas" xmlns:cx="http://schemas.microsoft.com/office/drawing/2014/chartex" xmlns:cx1="http://schemas.microsoft.com/office/drawing/2015/9/8/chartex" xmlns:cx2="http://schemas.microsoft.com/office/drawing/2015/10/21/chartex" xmlns:cx3="http://schemas.microsoft.com/office/drawing/2016/5/9/chartex" xmlns:cx4="http://schemas.microsoft.com/office/drawing/2016/5/10/chartex" xmlns:cx5="http://schemas.microsoft.com/office/drawing/2016/5/11/chartex" xmlns:cx6="http://schemas.microsoft.com/office/drawing/2016/5/12/chartex" xmlns:cx7="http://schemas.microsoft.com/office/drawing/2016/5/13/chartex" xmlns:cx8="http://schemas.microsoft.com/office/drawing/2016/5/14/chartex" xmlns:mc="http://schemas.openxmlformats.org/markup-compatibility/2006" xmlns:aink="http://schemas.microsoft.com/office/drawing/2016/ink" xmlns:am3d="http://schemas.microsoft.com/office/drawing/2017/model3d" xmlns:o="urn:schemas-microsoft-com:office:office" xmlns:oel="http://schemas.microsoft.com/office/2019/extlst" xmlns:r="http://schemas.openxmlformats.org/officeDocument/2006/relationships" xmlns:m="http://schemas.openxmlformats.org/officeDocument/2006/math" xmlns:v="urn:schemas-microsoft-com:vml" xmlns:wp14="http://schemas.microsoft.com/office/word/2010/wordprocessingDrawing" xmlns:wp="http://schemas.openxmlformats.org/drawingml/2006/wordprocessingDrawing" xmlns:w10="urn:schemas-microsoft-com:office:word" xmlns:w="http://schemas.openxmlformats.org/wordprocessingml/2006/main" xmlns:w14="http://schemas.microsoft.com/office/word/2010/wordml" xmlns:w15="http://schemas.microsoft.com/office/word/2012/wordml" xmlns:w16cex="http://schemas.microsoft.com/office/word/2018/wordml/cex" xmlns:w16cid="http://schemas.microsoft.com/office/word/2016/wordml/cid" xmlns:w16="http://schemas.microsoft.com/office/word/2018/wordml" xmlns:w16du="http://schemas.microsoft.com/office/word/2023/wordml/word16du" xmlns:w16sdtdh="http://schemas.microsoft.com/office/word/2020/wordml/sdtdatahash" xmlns:w16sdtfl="http://schemas.microsoft.com/office/word/2024/wordml/sdtformatlock" xmlns:w16se="http://schemas.microsoft.com/office/word/2015/wordml/symex" xmlns:wpg="http://schemas.microsoft.com/office/word/2010/wordprocessingGroup" xmlns:wpi="http://schemas.microsoft.com/office/word/2010/wordprocessingInk" xmlns:wne="http://schemas.microsoft.com/office/word/2006/wordml" xmlns:wps="http://schemas.microsoft.com/office/word/2010/wordprocessingShape" mc:Ignorable="w14 w15 w16se w16cid w16 w16cex w16sdtdh w16sdtfl w16du wp14">
+  <w:body>
+    <w:p>
+      <w:pPr>
+        <w:pStyle w:val="PlainText"/>
+        <w:jc w:val="center"/>
+        <w:rPr>
+          <w:rFonts w:ascii="Verdana" w:eastAsia="MS Mincho" w:hAnsi="Verdana" w:cs="Tahoma"/>
+          <w:sz w:val="24"/>
+          <w:szCs w:val="24"/>
+        </w:rPr>
+      </w:pPr>
+      <w:r>
+        <w:rPr>
+          <w:rFonts w:ascii="Verdana" w:eastAsia="MS Mincho" w:hAnsi="Verdana" w:cs="Tahoma"/>
+          <w:sz w:val="28"/>
+          <w:szCs w:val="28"/>
+        </w:rPr>
+        <w:t>Hansdeep (Hans)</w:t>
+      </w:r>
+      <w:r>
+        <w:rPr>
+          <w:rFonts w:ascii="Verdana" w:eastAsia="MS Mincho" w:hAnsi="Verdana" w:cs="Tahoma"/>
+          <w:sz w:val="24"/>
+          <w:szCs w:val="24"/>
+        </w:rPr>
+        <w:br/>
+        <w:t>Phone: 0426676567</w:t>
+      </w:r>
+      <w:r>
+        <w:rPr>
+          <w:rFonts w:ascii="Verdana" w:eastAsia="MS Mincho" w:hAnsi="Verdana" w:cs="Tahoma"/>
+          <w:sz w:val="24"/>
+          <w:szCs w:val="24"/>
+          <w:lang w:val="en-US"/>
+        </w:rPr>
+        <w:t>, South East</w:t>
+      </w:r>
+      <w:r>
+        <w:rPr>
+          <w:rFonts w:ascii="Verdana" w:eastAsia="MS Mincho" w:hAnsi="Verdana" w:cs="Tahoma"/>
+          <w:sz w:val="24"/>
+          <w:szCs w:val="24"/>
+        </w:rPr>
+        <w:t>, Melbourne 3177</w:t>
+      </w:r>
+    </w:p>
+    <w:p>
+      <w:pPr>
+        <w:pStyle w:val="PlainText"/>
+        <w:jc w:val="center"/>
+        <w:rPr>
+          <w:rFonts w:ascii="Verdana" w:eastAsia="MS Mincho" w:hAnsi="Verdana" w:cs="Tahoma"/>
+          <w:sz w:val="24"/>
+          <w:szCs w:val="24"/>
+        </w:rPr>
+      </w:pPr>
+      <w:r>
+        <w:rPr>
+          <w:rFonts w:ascii="Verdana" w:eastAsia="MS Mincho" w:hAnsi="Verdana" w:cs="Tahoma"/>
+          <w:sz w:val="24"/>
+          <w:szCs w:val="24"/>
+        </w:rPr>
+        <w:t xml:space="preserve">Email: </w:t>
+      </w:r>
+      <w:hyperlink r:id="rId5" w:history="1">
+        <w:r>
+          <w:rPr>
+            <w:rStyle w:val="Hyperlink"/>
+            <w:rFonts w:ascii="Verdana" w:eastAsia="MS Mincho" w:hAnsi="Verdana" w:cs="Tahoma"/>
+            <w:sz w:val="24"/>
+            <w:szCs w:val="24"/>
+          </w:rPr>
+          <w:t>hansdeep.singh@hotmail.com</w:t>
+        </w:r>
+      </w:hyperlink>
+    </w:p>
+    <w:p>
+      <w:pPr>
+        <w:pStyle w:val="PlainText"/>
+        <w:jc w:val="center"/>
+        <w:rPr>
+          <w:rFonts w:ascii="Verdana" w:eastAsia="MS Mincho" w:hAnsi="Verdana" w:cs="Tahoma"/>
+          <w:sz w:val="24"/>
+          <w:szCs w:val="24"/>
+        </w:rPr>
+      </w:pPr>
+      <w:r>
+        <w:rPr>
+          <w:rFonts w:ascii="Verdana" w:eastAsia="MS Mincho" w:hAnsi="Verdana" w:cs="Tahoma"/>
+          <w:sz w:val="24"/>
+          <w:szCs w:val="24"/>
+        </w:rPr>
+        <w:t>Detailed CV</w:t>
+      </w:r>
+      <w:r>
+        <w:rPr>
+          <w:rFonts w:ascii="Verdana" w:eastAsia="MS Mincho" w:hAnsi="Verdana" w:cs="Tahoma"/>
+          <w:sz w:val="24"/>
+          <w:szCs w:val="24"/>
+        </w:rPr>
+        <w:t>:</w:t>
+      </w:r>
+      <w:r>
+        <w:t xml:space="preserve"> </w:t>
+      </w:r>
+      <w:hyperlink r:id="rId6" w:history="1">
+        <w:r>
+          <w:rPr>
+            <w:rStyle w:val="Hyperlink"/>
+            <w:rFonts w:ascii="Verdana" w:eastAsia="MS Mincho" w:hAnsi="Verdana" w:cs="Tahoma"/>
+            <w:sz w:val="24"/>
+            <w:szCs w:val="24"/>
+          </w:rPr>
+          <w:t>https://hansdeep.pro</w:t>
+        </w:r>
+      </w:hyperlink>
+    </w:p>
+    <w:p>
+      <w:pPr>
+        <w:pStyle w:val="PlainText"/>
+        <w:pBdr>
+          <w:top w:val="single" w:sz="18" w:space="1" w:color="auto"/>
+        </w:pBdr>
+        <w:rPr>
+          <w:rFonts w:ascii="Verdana" w:eastAsia="MS Mincho" w:hAnsi="Verdana" w:cs="Tahoma"/>
+          <w:b/>
+          <w:bCs/>
+          <w:sz w:val="22"/>
+          <w:szCs w:val="22"/>
+        </w:rPr>
+      </w:pPr>
+    </w:p>
+    <w:p>
+      <w:pPr>
+        <w:pStyle w:val="PlainText"/>
+        <w:pBdr>
+          <w:top w:val="single" w:sz="18" w:space="1" w:color="auto"/>
+        </w:pBdr>
+        <w:jc w:val="both"/>
+        <w:rPr>
+          <w:rFonts w:ascii="Verdana" w:eastAsia="MS Mincho" w:hAnsi="Verdana" w:cs="Tahoma"/>
+          <w:sz w:val="22"/>
+          <w:szCs w:val="22"/>
+          <w:lang w:val="en-US"/>
+        </w:rPr>
+      </w:pPr>
+      <w:r>
+        <w:rPr>
+          <w:rFonts w:ascii="Verdana" w:eastAsia="MS Mincho" w:hAnsi="Verdana" w:cs="Tahoma"/>
+          <w:sz w:val="22"/>
+          <w:szCs w:val="22"/>
+          <w:lang w:val="en-US"/>
+        </w:rPr>
+        <w:t xml:space="preserve">Over </w:t>
+      </w:r>
+      <w:r>
+        <w:rPr>
+          <w:rFonts w:ascii="Verdana" w:eastAsia="MS Mincho" w:hAnsi="Verdana" w:cs="Tahoma"/>
+          <w:sz w:val="22"/>
+          <w:szCs w:val="22"/>
+          <w:lang w:val="en-US"/>
+        </w:rPr>
+        <w:t>5</w:t>
+      </w:r>
+      <w:r>
+        <w:rPr>
+          <w:rFonts w:ascii="Verdana" w:eastAsia="MS Mincho" w:hAnsi="Verdana" w:cs="Tahoma"/>
+          <w:sz w:val="22"/>
+          <w:szCs w:val="22"/>
+          <w:lang w:val="en-US"/>
+        </w:rPr>
+        <w:t xml:space="preserve"> years in Leadership and Over 1</w:t>
+      </w:r>
+      <w:r>
+        <w:rPr>
+          <w:rFonts w:ascii="Verdana" w:eastAsia="MS Mincho" w:hAnsi="Verdana" w:cs="Tahoma"/>
+          <w:sz w:val="22"/>
+          <w:szCs w:val="22"/>
+          <w:lang w:val="en-US"/>
+        </w:rPr>
+        <w:t>8</w:t>
+      </w:r>
+      <w:r>
+        <w:rPr>
+          <w:rFonts w:ascii="Verdana" w:eastAsia="MS Mincho" w:hAnsi="Verdana" w:cs="Tahoma"/>
+          <w:sz w:val="22"/>
+          <w:szCs w:val="22"/>
+          <w:lang w:val="en-US"/>
+        </w:rPr>
+        <w:t xml:space="preserve"> Years of</w:t>
+      </w:r>
+      <w:r>
+        <w:rPr>
+          <w:rFonts w:ascii="Verdana" w:eastAsia="MS Mincho" w:hAnsi="Verdana" w:cs="Tahoma"/>
+          <w:sz w:val="22"/>
+          <w:szCs w:val="22"/>
+          <w:lang w:val="en-US"/>
+        </w:rPr>
+        <w:t xml:space="preserve"> </w:t>
+      </w:r>
+      <w:r>
+        <w:rPr>
+          <w:rFonts w:ascii="Verdana" w:eastAsia="MS Mincho" w:hAnsi="Verdana" w:cs="Tahoma"/>
+          <w:sz w:val="22"/>
+          <w:szCs w:val="22"/>
+          <w:lang w:val="en-US"/>
+        </w:rPr>
+        <w:t>hands-on</w:t>
+      </w:r>
+      <w:r>
+        <w:rPr>
+          <w:rFonts w:ascii="Verdana" w:eastAsia="MS Mincho" w:hAnsi="Verdana" w:cs="Tahoma"/>
+          <w:sz w:val="22"/>
+          <w:szCs w:val="22"/>
+          <w:lang w:val="en-US"/>
+        </w:rPr>
+        <w:t xml:space="preserve"> experience in Software Development including Web - Angular, MVC, ASP.net, .NET Framework, Cloud - AZURE Android, IOS development. Strong hold on current technologies, up for grabs into upcoming ones.</w:t>
+      </w:r>
+    </w:p>
+    <w:p>
+      <w:pPr>
+        <w:pStyle w:val="PlainText"/>
+        <w:rPr>
+          <w:rFonts w:ascii="Verdana" w:eastAsia="MS Mincho" w:hAnsi="Verdana" w:cs="Tahoma"/>
+          <w:bCs/>
+          <w:sz w:val="24"/>
+          <w:szCs w:val="24"/>
+          <w:lang w:val="en-US"/>
+        </w:rPr>
+      </w:pPr>
+    </w:p>
+    <w:p>
+      <w:pPr>
+        <w:pStyle w:val="PlainText"/>
+        <w:pBdr>
+          <w:top w:val="single" w:sz="18" w:space="1" w:color="auto"/>
+        </w:pBdr>
+        <w:jc w:val="both"/>
+        <w:rPr>
+          <w:rFonts w:ascii="Verdana" w:eastAsia="MS Mincho" w:hAnsi="Verdana" w:cs="Tahoma"/>
+          <w:sz w:val="22"/>
+          <w:szCs w:val="22"/>
+        </w:rPr>
+      </w:pPr>
+    </w:p>
+    <w:tbl>
+      <w:tblPr>
+        <w:tblW w:w="0" w:type="auto"/>
+        <w:tblLook w:val="04A0" w:firstRow="1" w:lastRow="0" w:firstColumn="1" w:lastColumn="0" w:noHBand="0" w:noVBand="1"/>
+      </w:tblPr>
+      <w:tblGrid>
+        <w:gridCol w:w="2324"/>
+        <w:gridCol w:w="7900"/>
+      </w:tblGrid>
+      <w:tr>
+        <w:tc>
+          <w:tcPr>
+            <w:tcW w:w="2376" w:type="dxa"/>
+          </w:tcPr>
+          <w:p>
+            <w:pPr>
+              <w:pStyle w:val="PlainText"/>
+              <w:rPr>
+                <w:rFonts w:ascii="Verdana" w:eastAsia="MS Mincho" w:hAnsi="Verdana" w:cs="Tahoma"/>
+                <w:b/>
+                <w:sz w:val="22"/>
+                <w:szCs w:val="22"/>
+                <w:lang w:val="en-US" w:eastAsia="en-US" w:bidi="ar-SA"/>
+              </w:rPr>
+            </w:pPr>
+            <w:r>
+              <w:rPr>
+                <w:rFonts w:ascii="Verdana" w:eastAsia="MS Mincho" w:hAnsi="Verdana" w:cs="Tahoma"/>
+                <w:b/>
+                <w:sz w:val="22"/>
+                <w:szCs w:val="22"/>
+                <w:lang w:val="en-US" w:eastAsia="en-US" w:bidi="ar-SA"/>
+              </w:rPr>
+              <w:t>SKILLS</w:t>
+            </w:r>
+          </w:p>
+        </w:tc>
+        <w:tc>
+          <w:tcPr>
+            <w:tcW w:w="8064" w:type="dxa"/>
+          </w:tcPr>
+          <w:p>
+            <w:pPr>
+              <w:pStyle w:val="PlainText"/>
+              <w:numPr>
+                <w:ilvl w:val="0"/>
+                <w:numId w:val="3"/>
+              </w:numPr>
+              <w:rPr>
+                <w:rFonts w:ascii="Verdana" w:eastAsia="MS Mincho" w:hAnsi="Verdana" w:cs="Tahoma"/>
+                <w:bCs/>
+                <w:sz w:val="22"/>
+                <w:szCs w:val="22"/>
+                <w:lang w:val="en-US" w:eastAsia="en-US" w:bidi="ar-SA"/>
+              </w:rPr>
+            </w:pPr>
+            <w:r>
+              <w:rPr>
+                <w:rFonts w:ascii="Verdana" w:eastAsia="MS Mincho" w:hAnsi="Verdana" w:cs="Tahoma"/>
+                <w:bCs/>
+                <w:sz w:val="22"/>
+                <w:szCs w:val="22"/>
+                <w:lang w:val="en-US" w:eastAsia="en-US" w:bidi="ar-SA"/>
+              </w:rPr>
+              <w:t xml:space="preserve">Building architecture around </w:t>
+            </w:r>
+            <w:r>
+              <w:rPr>
+                <w:rFonts w:ascii="Verdana" w:eastAsia="MS Mincho" w:hAnsi="Verdana" w:cs="Tahoma"/>
+                <w:b/>
+                <w:sz w:val="22"/>
+                <w:szCs w:val="22"/>
+                <w:lang w:val="en-US" w:eastAsia="en-US" w:bidi="ar-SA"/>
+              </w:rPr>
+              <w:t>Microservices</w:t>
+            </w:r>
+            <w:r>
+              <w:rPr>
+                <w:rFonts w:ascii="Verdana" w:eastAsia="MS Mincho" w:hAnsi="Verdana" w:cs="Tahoma"/>
+                <w:bCs/>
+                <w:sz w:val="22"/>
+                <w:szCs w:val="22"/>
+                <w:lang w:val="en-US" w:eastAsia="en-US" w:bidi="ar-SA"/>
+              </w:rPr>
+              <w:t xml:space="preserve">. </w:t>
+            </w:r>
+          </w:p>
+          <w:p>
+            <w:pPr>
+              <w:pStyle w:val="PlainText"/>
+              <w:numPr>
+                <w:ilvl w:val="0"/>
+                <w:numId w:val="3"/>
+              </w:numPr>
+              <w:rPr>
+                <w:rFonts w:ascii="Verdana" w:eastAsia="MS Mincho" w:hAnsi="Verdana" w:cs="Tahoma"/>
+                <w:bCs/>
+                <w:sz w:val="22"/>
+                <w:szCs w:val="22"/>
+                <w:lang w:val="en-US" w:eastAsia="en-US" w:bidi="ar-SA"/>
+              </w:rPr>
+            </w:pPr>
+            <w:r>
+              <w:rPr>
+                <w:rFonts w:ascii="Verdana" w:eastAsia="MS Mincho" w:hAnsi="Verdana" w:cs="Tahoma"/>
+                <w:bCs/>
+                <w:sz w:val="22"/>
+                <w:szCs w:val="22"/>
+                <w:lang w:val="en-US" w:eastAsia="en-US" w:bidi="ar-SA"/>
+              </w:rPr>
+              <w:t xml:space="preserve">Extensive experience in </w:t>
+            </w:r>
+            <w:r>
+              <w:rPr>
+                <w:rFonts w:ascii="Verdana" w:eastAsia="MS Mincho" w:hAnsi="Verdana" w:cs="Tahoma"/>
+                <w:b/>
+                <w:sz w:val="22"/>
+                <w:szCs w:val="22"/>
+                <w:lang w:val="en-US" w:eastAsia="en-US" w:bidi="ar-SA"/>
+              </w:rPr>
+              <w:t>Azure DevOps</w:t>
+            </w:r>
+            <w:r>
+              <w:rPr>
+                <w:rFonts w:ascii="Verdana" w:eastAsia="MS Mincho" w:hAnsi="Verdana" w:cs="Tahoma"/>
+                <w:bCs/>
+                <w:sz w:val="22"/>
+                <w:szCs w:val="22"/>
+                <w:lang w:val="en-US" w:eastAsia="en-US" w:bidi="ar-SA"/>
+              </w:rPr>
+              <w:t xml:space="preserve"> and </w:t>
+            </w:r>
+            <w:r>
+              <w:rPr>
+                <w:rFonts w:ascii="Verdana" w:eastAsia="MS Mincho" w:hAnsi="Verdana" w:cs="Tahoma"/>
+                <w:b/>
+                <w:sz w:val="22"/>
+                <w:szCs w:val="22"/>
+                <w:lang w:val="en-US" w:eastAsia="en-US" w:bidi="ar-SA"/>
+              </w:rPr>
+              <w:t>Azure Portal</w:t>
+            </w:r>
+            <w:r>
+              <w:rPr>
+                <w:rFonts w:ascii="Verdana" w:eastAsia="MS Mincho" w:hAnsi="Verdana" w:cs="Tahoma"/>
+                <w:bCs/>
+                <w:sz w:val="22"/>
+                <w:szCs w:val="22"/>
+                <w:lang w:val="en-US" w:eastAsia="en-US" w:bidi="ar-SA"/>
+              </w:rPr>
+              <w:t>.</w:t>
+            </w:r>
+          </w:p>
+          <w:p>
+            <w:pPr>
+              <w:pStyle w:val="PlainText"/>
+              <w:numPr>
+                <w:ilvl w:val="0"/>
+                <w:numId w:val="3"/>
+              </w:numPr>
+              <w:rPr>
+                <w:rFonts w:ascii="Verdana" w:eastAsia="MS Mincho" w:hAnsi="Verdana" w:cs="Tahoma"/>
+                <w:bCs/>
+                <w:sz w:val="22"/>
+                <w:szCs w:val="22"/>
+                <w:lang w:val="en-US" w:eastAsia="en-US" w:bidi="ar-SA"/>
+              </w:rPr>
+            </w:pPr>
+            <w:r>
+              <w:rPr>
+                <w:rFonts w:ascii="Verdana" w:eastAsia="MS Mincho" w:hAnsi="Verdana" w:cs="Tahoma"/>
+                <w:bCs/>
+                <w:sz w:val="22"/>
+                <w:szCs w:val="22"/>
+                <w:lang w:val="en-US" w:eastAsia="en-US" w:bidi="ar-SA"/>
+              </w:rPr>
+              <w:t>Building own in-house .</w:t>
+            </w:r>
+            <w:r>
+              <w:rPr>
+                <w:rFonts w:ascii="Verdana" w:eastAsia="MS Mincho" w:hAnsi="Verdana" w:cs="Tahoma"/>
+                <w:b/>
+                <w:sz w:val="22"/>
+                <w:szCs w:val="22"/>
+                <w:lang w:val="en-US" w:eastAsia="en-US" w:bidi="ar-SA"/>
+              </w:rPr>
+              <w:t>net Packages</w:t>
+            </w:r>
+            <w:r>
+              <w:rPr>
+                <w:rFonts w:ascii="Verdana" w:eastAsia="MS Mincho" w:hAnsi="Verdana" w:cs="Tahoma"/>
+                <w:bCs/>
+                <w:sz w:val="22"/>
+                <w:szCs w:val="22"/>
+                <w:lang w:val="en-US" w:eastAsia="en-US" w:bidi="ar-SA"/>
+              </w:rPr>
+              <w:t xml:space="preserve"> and </w:t>
+            </w:r>
+            <w:r>
+              <w:rPr>
+                <w:rFonts w:ascii="Verdana" w:eastAsia="MS Mincho" w:hAnsi="Verdana" w:cs="Tahoma"/>
+                <w:b/>
+                <w:sz w:val="22"/>
+                <w:szCs w:val="22"/>
+                <w:lang w:val="en-US" w:eastAsia="en-US" w:bidi="ar-SA"/>
+              </w:rPr>
+              <w:t>Angular Libraries</w:t>
+            </w:r>
+            <w:r>
+              <w:rPr>
+                <w:rFonts w:ascii="Verdana" w:eastAsia="MS Mincho" w:hAnsi="Verdana" w:cs="Tahoma"/>
+                <w:bCs/>
+                <w:sz w:val="22"/>
+                <w:szCs w:val="22"/>
+                <w:lang w:val="en-US" w:eastAsia="en-US" w:bidi="ar-SA"/>
+              </w:rPr>
+              <w:t>.</w:t>
+            </w:r>
+          </w:p>
+          <w:p>
+            <w:pPr>
+              <w:pStyle w:val="PlainText"/>
+              <w:numPr>
+                <w:ilvl w:val="0"/>
+                <w:numId w:val="3"/>
+              </w:numPr>
+              <w:rPr>
+                <w:rFonts w:ascii="Verdana" w:eastAsia="MS Mincho" w:hAnsi="Verdana" w:cs="Tahoma"/>
+                <w:bCs/>
+                <w:sz w:val="22"/>
+                <w:szCs w:val="22"/>
+                <w:lang w:val="en-US" w:eastAsia="en-US" w:bidi="ar-SA"/>
+              </w:rPr>
+            </w:pPr>
+            <w:r>
+              <w:rPr>
+                <w:rFonts w:ascii="Verdana" w:eastAsia="MS Mincho" w:hAnsi="Verdana" w:cs="Tahoma"/>
+                <w:b/>
+                <w:sz w:val="22"/>
+                <w:szCs w:val="22"/>
+                <w:lang w:val="en-US" w:eastAsia="en-US" w:bidi="ar-SA"/>
+              </w:rPr>
+              <w:t>Progressive-Web-Application</w:t>
+            </w:r>
+            <w:r>
+              <w:rPr>
+                <w:rFonts w:ascii="Verdana" w:eastAsia="MS Mincho" w:hAnsi="Verdana" w:cs="Tahoma"/>
+                <w:bCs/>
+                <w:sz w:val="22"/>
+                <w:szCs w:val="22"/>
+                <w:lang w:val="en-US" w:eastAsia="en-US" w:bidi="ar-SA"/>
+              </w:rPr>
+              <w:t xml:space="preserve"> which can be installed on Android and iOS devices, on all kinds of mobile phones, tablets and computers.</w:t>
+            </w:r>
+          </w:p>
+          <w:p>
+            <w:pPr>
+              <w:pStyle w:val="PlainText"/>
+              <w:numPr>
+                <w:ilvl w:val="0"/>
+                <w:numId w:val="3"/>
+              </w:numPr>
+              <w:rPr>
+                <w:rFonts w:ascii="Verdana" w:eastAsia="MS Mincho" w:hAnsi="Verdana" w:cs="Tahoma"/>
+                <w:b/>
+                <w:sz w:val="22"/>
+                <w:szCs w:val="22"/>
+                <w:lang w:val="en-US" w:eastAsia="en-US" w:bidi="ar-SA"/>
+              </w:rPr>
+            </w:pPr>
+            <w:r>
+              <w:rPr>
+                <w:rFonts w:ascii="Verdana" w:eastAsia="MS Mincho" w:hAnsi="Verdana" w:cs="Tahoma"/>
+                <w:bCs/>
+                <w:sz w:val="22"/>
+                <w:szCs w:val="22"/>
+                <w:lang w:val="en-US" w:eastAsia="en-US" w:bidi="ar-SA"/>
+              </w:rPr>
+              <w:t xml:space="preserve">Front-end responsive design based upon Google’s </w:t>
+            </w:r>
+            <w:r>
+              <w:rPr>
+                <w:rFonts w:ascii="Verdana" w:eastAsia="MS Mincho" w:hAnsi="Verdana" w:cs="Tahoma"/>
+                <w:b/>
+                <w:sz w:val="22"/>
+                <w:szCs w:val="22"/>
+                <w:lang w:val="en-US" w:eastAsia="en-US" w:bidi="ar-SA"/>
+              </w:rPr>
+              <w:t>Material design.</w:t>
+            </w:r>
+          </w:p>
+          <w:p>
+            <w:pPr>
+              <w:pStyle w:val="PlainText"/>
+              <w:numPr>
+                <w:ilvl w:val="0"/>
+                <w:numId w:val="3"/>
+              </w:numPr>
+              <w:rPr>
+                <w:rFonts w:ascii="Verdana" w:eastAsia="MS Mincho" w:hAnsi="Verdana" w:cs="Tahoma"/>
+                <w:bCs/>
+                <w:sz w:val="22"/>
+                <w:szCs w:val="22"/>
+                <w:lang w:val="en-US" w:eastAsia="en-US" w:bidi="ar-SA"/>
+              </w:rPr>
+            </w:pPr>
+            <w:r>
+              <w:rPr>
+                <w:rFonts w:ascii="Verdana" w:eastAsia="MS Mincho" w:hAnsi="Verdana" w:cs="Tahoma"/>
+                <w:b/>
+                <w:sz w:val="22"/>
+                <w:szCs w:val="22"/>
+                <w:lang w:val="en-US" w:eastAsia="en-US" w:bidi="ar-SA"/>
+              </w:rPr>
+              <w:t>C#</w:t>
+            </w:r>
+            <w:r>
+              <w:rPr>
+                <w:rFonts w:ascii="Verdana" w:eastAsia="MS Mincho" w:hAnsi="Verdana" w:cs="Tahoma"/>
+                <w:bCs/>
+                <w:sz w:val="22"/>
+                <w:szCs w:val="22"/>
+                <w:lang w:val="en-US" w:eastAsia="en-US" w:bidi="ar-SA"/>
+              </w:rPr>
+              <w:t xml:space="preserve"> clean code as programming language as back-end logic with </w:t>
+            </w:r>
+            <w:r>
+              <w:rPr>
+                <w:rFonts w:ascii="Verdana" w:eastAsia="MS Mincho" w:hAnsi="Verdana" w:cs="Tahoma"/>
+                <w:b/>
+                <w:sz w:val="22"/>
+                <w:szCs w:val="22"/>
+                <w:lang w:val="en-US" w:eastAsia="en-US" w:bidi="ar-SA"/>
+              </w:rPr>
+              <w:t>Entity Framework</w:t>
+            </w:r>
+            <w:r>
+              <w:rPr>
+                <w:rFonts w:ascii="Verdana" w:eastAsia="MS Mincho" w:hAnsi="Verdana" w:cs="Tahoma"/>
+                <w:bCs/>
+                <w:sz w:val="22"/>
+                <w:szCs w:val="22"/>
+                <w:lang w:val="en-US" w:eastAsia="en-US" w:bidi="ar-SA"/>
+              </w:rPr>
+              <w:t>. .net Factory pattern for dependency injection.</w:t>
+            </w:r>
+          </w:p>
+          <w:p>
+            <w:pPr>
+              <w:pStyle w:val="PlainText"/>
+              <w:numPr>
+                <w:ilvl w:val="0"/>
+                <w:numId w:val="3"/>
+              </w:numPr>
+              <w:rPr>
+                <w:rFonts w:ascii="Verdana" w:eastAsia="MS Mincho" w:hAnsi="Verdana" w:cs="Tahoma"/>
+                <w:bCs/>
+                <w:sz w:val="22"/>
+                <w:szCs w:val="22"/>
+                <w:lang w:val="en-US" w:eastAsia="en-US" w:bidi="ar-SA"/>
+              </w:rPr>
+            </w:pPr>
+            <w:r>
+              <w:rPr>
+                <w:rFonts w:ascii="Verdana" w:eastAsia="MS Mincho" w:hAnsi="Verdana" w:cs="Tahoma"/>
+                <w:bCs/>
+                <w:sz w:val="22"/>
+                <w:szCs w:val="22"/>
+                <w:lang w:val="en-US" w:eastAsia="en-US" w:bidi="ar-SA"/>
+              </w:rPr>
+              <w:t>Ability to be dependent upon by teammates and stake holders.</w:t>
+            </w:r>
+          </w:p>
+          <w:p>
+            <w:pPr>
+              <w:pStyle w:val="PlainText"/>
+              <w:numPr>
+                <w:ilvl w:val="0"/>
+                <w:numId w:val="3"/>
+              </w:numPr>
+              <w:rPr>
+                <w:rFonts w:ascii="Verdana" w:eastAsia="MS Mincho" w:hAnsi="Verdana" w:cs="Tahoma"/>
+                <w:bCs/>
+                <w:sz w:val="22"/>
+                <w:szCs w:val="22"/>
+                <w:lang w:val="en-US" w:eastAsia="en-US" w:bidi="ar-SA"/>
+              </w:rPr>
+            </w:pPr>
+            <w:r>
+              <w:rPr>
+                <w:rFonts w:ascii="Verdana" w:eastAsia="MS Mincho" w:hAnsi="Verdana" w:cs="Tahoma"/>
+                <w:bCs/>
+                <w:sz w:val="22"/>
+                <w:szCs w:val="22"/>
+                <w:lang w:val="en-US" w:eastAsia="en-US" w:bidi="ar-SA"/>
+              </w:rPr>
+              <w:t xml:space="preserve">Creation of Azure DevOps pipelines for </w:t>
+            </w:r>
+            <w:r>
+              <w:rPr>
+                <w:rFonts w:ascii="Verdana" w:eastAsia="MS Mincho" w:hAnsi="Verdana" w:cs="Tahoma"/>
+                <w:b/>
+                <w:sz w:val="22"/>
+                <w:szCs w:val="22"/>
+                <w:lang w:val="en-US" w:eastAsia="en-US" w:bidi="ar-SA"/>
+              </w:rPr>
+              <w:t>CI/CD deployments</w:t>
+            </w:r>
+            <w:r>
+              <w:rPr>
+                <w:rFonts w:ascii="Verdana" w:eastAsia="MS Mincho" w:hAnsi="Verdana" w:cs="Tahoma"/>
+                <w:bCs/>
+                <w:sz w:val="22"/>
+                <w:szCs w:val="22"/>
+                <w:lang w:val="en-US" w:eastAsia="en-US" w:bidi="ar-SA"/>
+              </w:rPr>
+              <w:t>.</w:t>
+            </w:r>
+          </w:p>
+          <w:p>
+            <w:pPr>
+              <w:pStyle w:val="PlainText"/>
+              <w:numPr>
+                <w:ilvl w:val="0"/>
+                <w:numId w:val="3"/>
+              </w:numPr>
+              <w:rPr>
+                <w:rFonts w:ascii="Verdana" w:eastAsia="MS Mincho" w:hAnsi="Verdana" w:cs="Tahoma"/>
+                <w:bCs/>
+                <w:sz w:val="22"/>
+                <w:szCs w:val="22"/>
+                <w:lang w:val="en-US" w:eastAsia="en-US" w:bidi="ar-SA"/>
+              </w:rPr>
+            </w:pPr>
+            <w:r>
+              <w:rPr>
+                <w:rFonts w:ascii="Verdana" w:eastAsia="MS Mincho" w:hAnsi="Verdana" w:cs="Tahoma"/>
+                <w:bCs/>
+                <w:sz w:val="22"/>
+                <w:szCs w:val="22"/>
+                <w:lang w:val="en-US" w:eastAsia="en-US" w:bidi="ar-SA"/>
+              </w:rPr>
+              <w:t>Extensive experience in Azure portal resources.</w:t>
+            </w:r>
+          </w:p>
+          <w:p>
+            <w:pPr>
+              <w:pStyle w:val="PlainText"/>
+              <w:numPr>
+                <w:ilvl w:val="0"/>
+                <w:numId w:val="3"/>
+              </w:numPr>
+              <w:rPr>
+                <w:rFonts w:ascii="Verdana" w:eastAsia="MS Mincho" w:hAnsi="Verdana" w:cs="Tahoma"/>
+                <w:bCs/>
+                <w:sz w:val="22"/>
+                <w:szCs w:val="22"/>
+                <w:lang w:val="en-US" w:eastAsia="en-US" w:bidi="ar-SA"/>
+              </w:rPr>
+            </w:pPr>
+            <w:r>
+              <w:rPr>
+                <w:rFonts w:ascii="Verdana" w:eastAsia="MS Mincho" w:hAnsi="Verdana" w:cs="Tahoma"/>
+                <w:bCs/>
+                <w:sz w:val="22"/>
+                <w:szCs w:val="22"/>
+                <w:lang w:val="en-US" w:eastAsia="en-US" w:bidi="ar-SA"/>
+              </w:rPr>
+              <w:t xml:space="preserve">Strong hold on </w:t>
+            </w:r>
+            <w:r>
+              <w:rPr>
+                <w:rFonts w:ascii="Verdana" w:eastAsia="MS Mincho" w:hAnsi="Verdana" w:cs="Tahoma"/>
+                <w:b/>
+                <w:sz w:val="22"/>
+                <w:szCs w:val="22"/>
+                <w:lang w:val="en-US" w:eastAsia="en-US" w:bidi="ar-SA"/>
+              </w:rPr>
+              <w:t>.Net 6 + Web API</w:t>
+            </w:r>
+            <w:r>
+              <w:rPr>
+                <w:rFonts w:ascii="Verdana" w:eastAsia="MS Mincho" w:hAnsi="Verdana" w:cs="Tahoma"/>
+                <w:bCs/>
+                <w:sz w:val="22"/>
+                <w:szCs w:val="22"/>
+                <w:lang w:val="en-US" w:eastAsia="en-US" w:bidi="ar-SA"/>
+              </w:rPr>
+              <w:t xml:space="preserve"> applications.</w:t>
+            </w:r>
+          </w:p>
+          <w:p>
+            <w:pPr>
+              <w:pStyle w:val="PlainText"/>
+              <w:numPr>
+                <w:ilvl w:val="0"/>
+                <w:numId w:val="3"/>
+              </w:numPr>
+              <w:rPr>
+                <w:rFonts w:ascii="Verdana" w:eastAsia="MS Mincho" w:hAnsi="Verdana" w:cs="Tahoma"/>
+                <w:bCs/>
+                <w:sz w:val="22"/>
+                <w:szCs w:val="22"/>
+                <w:lang w:val="en-US" w:eastAsia="en-US" w:bidi="ar-SA"/>
+              </w:rPr>
+            </w:pPr>
+            <w:r>
+              <w:rPr>
+                <w:rFonts w:ascii="Verdana" w:eastAsia="MS Mincho" w:hAnsi="Verdana" w:cs="Tahoma"/>
+                <w:bCs/>
+                <w:sz w:val="22"/>
+                <w:szCs w:val="22"/>
+                <w:lang w:val="en-US" w:eastAsia="en-US" w:bidi="ar-SA"/>
+              </w:rPr>
+              <w:t xml:space="preserve">Strong hold on </w:t>
+            </w:r>
+            <w:r>
+              <w:rPr>
+                <w:rFonts w:ascii="Verdana" w:eastAsia="MS Mincho" w:hAnsi="Verdana" w:cs="Tahoma"/>
+                <w:b/>
+                <w:sz w:val="22"/>
+                <w:szCs w:val="22"/>
+                <w:lang w:val="en-US" w:eastAsia="en-US" w:bidi="ar-SA"/>
+              </w:rPr>
+              <w:t>Angular 1</w:t>
+            </w:r>
+            <w:r>
+              <w:rPr>
+                <w:rFonts w:ascii="Verdana" w:eastAsia="MS Mincho" w:hAnsi="Verdana" w:cs="Tahoma"/>
+                <w:b/>
+                <w:sz w:val="22"/>
+                <w:szCs w:val="22"/>
+                <w:lang w:val="en-US" w:eastAsia="en-US" w:bidi="ar-SA"/>
+              </w:rPr>
+              <w:t>8</w:t>
+            </w:r>
+            <w:r>
+              <w:rPr>
+                <w:rFonts w:ascii="Verdana" w:eastAsia="MS Mincho" w:hAnsi="Verdana" w:cs="Tahoma"/>
+                <w:b/>
+                <w:sz w:val="22"/>
+                <w:szCs w:val="22"/>
+                <w:lang w:val="en-US" w:eastAsia="en-US" w:bidi="ar-SA"/>
+              </w:rPr>
+              <w:t xml:space="preserve"> +</w:t>
+            </w:r>
+            <w:r>
+              <w:rPr>
+                <w:rFonts w:ascii="Verdana" w:eastAsia="MS Mincho" w:hAnsi="Verdana" w:cs="Tahoma"/>
+                <w:bCs/>
+                <w:sz w:val="22"/>
+                <w:szCs w:val="22"/>
+                <w:lang w:val="en-US" w:eastAsia="en-US" w:bidi="ar-SA"/>
+              </w:rPr>
+              <w:t xml:space="preserve"> </w:t>
+            </w:r>
+            <w:r>
+              <w:rPr>
+                <w:rFonts w:ascii="Verdana" w:eastAsia="MS Mincho" w:hAnsi="Verdana" w:cs="Tahoma"/>
+                <w:bCs/>
+                <w:sz w:val="22"/>
+                <w:szCs w:val="22"/>
+                <w:lang w:val="en-US" w:eastAsia="en-US" w:bidi="ar-SA"/>
+              </w:rPr>
+              <w:t>/Typescript development.</w:t>
+            </w:r>
+          </w:p>
+          <w:p>
+            <w:pPr>
+              <w:pStyle w:val="PlainText"/>
+              <w:numPr>
+                <w:ilvl w:val="0"/>
+                <w:numId w:val="3"/>
+              </w:numPr>
+              <w:rPr>
+                <w:rFonts w:ascii="Verdana" w:eastAsia="MS Mincho" w:hAnsi="Verdana" w:cs="Tahoma"/>
+                <w:bCs/>
+                <w:sz w:val="22"/>
+                <w:szCs w:val="22"/>
+                <w:lang w:val="en-US" w:eastAsia="en-US" w:bidi="ar-SA"/>
+              </w:rPr>
+            </w:pPr>
+            <w:r>
+              <w:rPr>
+                <w:rFonts w:ascii="Verdana" w:eastAsia="MS Mincho" w:hAnsi="Verdana" w:cs="Tahoma"/>
+                <w:bCs/>
+                <w:sz w:val="22"/>
+                <w:szCs w:val="22"/>
+                <w:lang w:val="en-US" w:eastAsia="en-US" w:bidi="ar-SA"/>
+              </w:rPr>
+              <w:t xml:space="preserve">Token based and </w:t>
+            </w:r>
+            <w:r>
+              <w:rPr>
+                <w:rFonts w:ascii="Verdana" w:eastAsia="MS Mincho" w:hAnsi="Verdana" w:cs="Tahoma"/>
+                <w:b/>
+                <w:sz w:val="22"/>
+                <w:szCs w:val="22"/>
+                <w:lang w:val="en-US" w:eastAsia="en-US" w:bidi="ar-SA"/>
+              </w:rPr>
+              <w:t>OpenID</w:t>
+            </w:r>
+            <w:r>
+              <w:rPr>
+                <w:rFonts w:ascii="Verdana" w:eastAsia="MS Mincho" w:hAnsi="Verdana" w:cs="Tahoma"/>
+                <w:bCs/>
+                <w:sz w:val="22"/>
+                <w:szCs w:val="22"/>
+                <w:lang w:val="en-US" w:eastAsia="en-US" w:bidi="ar-SA"/>
+              </w:rPr>
+              <w:t xml:space="preserve"> connect </w:t>
+            </w:r>
+            <w:r>
+              <w:rPr>
+                <w:rFonts w:ascii="Verdana" w:eastAsia="MS Mincho" w:hAnsi="Verdana" w:cs="Tahoma"/>
+                <w:b/>
+                <w:sz w:val="22"/>
+                <w:szCs w:val="22"/>
+                <w:lang w:val="en-US" w:eastAsia="en-US" w:bidi="ar-SA"/>
+              </w:rPr>
+              <w:t>OAuth</w:t>
+            </w:r>
+            <w:r>
+              <w:rPr>
+                <w:rFonts w:ascii="Verdana" w:eastAsia="MS Mincho" w:hAnsi="Verdana" w:cs="Tahoma"/>
+                <w:b/>
+                <w:sz w:val="22"/>
+                <w:szCs w:val="22"/>
+                <w:lang w:val="en-US" w:eastAsia="en-US" w:bidi="ar-SA"/>
+              </w:rPr>
+              <w:t>2.0</w:t>
+            </w:r>
+            <w:r>
+              <w:rPr>
+                <w:rFonts w:ascii="Verdana" w:eastAsia="MS Mincho" w:hAnsi="Verdana" w:cs="Tahoma"/>
+                <w:bCs/>
+                <w:sz w:val="22"/>
+                <w:szCs w:val="22"/>
+                <w:lang w:val="en-US" w:eastAsia="en-US" w:bidi="ar-SA"/>
+              </w:rPr>
+              <w:t xml:space="preserve"> Authentications/Authorizations. </w:t>
+            </w:r>
+          </w:p>
+          <w:p>
+            <w:pPr>
+              <w:pStyle w:val="PlainText"/>
+              <w:numPr>
+                <w:ilvl w:val="0"/>
+                <w:numId w:val="3"/>
+              </w:numPr>
+              <w:rPr>
+                <w:rFonts w:ascii="Verdana" w:eastAsia="MS Mincho" w:hAnsi="Verdana" w:cs="Tahoma"/>
+                <w:bCs/>
+                <w:sz w:val="22"/>
+                <w:szCs w:val="22"/>
+                <w:lang w:val="en-US" w:eastAsia="en-US" w:bidi="ar-SA"/>
+              </w:rPr>
+            </w:pPr>
+            <w:r>
+              <w:rPr>
+                <w:rFonts w:ascii="Verdana" w:eastAsia="MS Mincho" w:hAnsi="Verdana" w:cs="Tahoma"/>
+                <w:bCs/>
+                <w:sz w:val="22"/>
+                <w:szCs w:val="22"/>
+                <w:lang w:val="en-US" w:eastAsia="en-US" w:bidi="ar-SA"/>
+              </w:rPr>
+              <w:t>Successful Integration with 3</w:t>
+            </w:r>
+            <w:r>
+              <w:rPr>
+                <w:rFonts w:ascii="Verdana" w:eastAsia="MS Mincho" w:hAnsi="Verdana" w:cs="Tahoma"/>
+                <w:bCs/>
+                <w:sz w:val="22"/>
+                <w:szCs w:val="22"/>
+                <w:vertAlign w:val="superscript"/>
+                <w:lang w:val="en-US" w:eastAsia="en-US" w:bidi="ar-SA"/>
+              </w:rPr>
+              <w:t>rd</w:t>
+            </w:r>
+            <w:r>
+              <w:rPr>
+                <w:rFonts w:ascii="Verdana" w:eastAsia="MS Mincho" w:hAnsi="Verdana" w:cs="Tahoma"/>
+                <w:bCs/>
+                <w:sz w:val="22"/>
+                <w:szCs w:val="22"/>
+                <w:lang w:val="en-US" w:eastAsia="en-US" w:bidi="ar-SA"/>
+              </w:rPr>
+              <w:t xml:space="preserve"> party applications example (</w:t>
+            </w:r>
+            <w:r>
+              <w:rPr>
+                <w:rFonts w:ascii="Verdana" w:eastAsia="MS Mincho" w:hAnsi="Verdana" w:cs="Tahoma"/>
+                <w:b/>
+                <w:sz w:val="22"/>
+                <w:szCs w:val="22"/>
+                <w:lang w:val="en-US" w:eastAsia="en-US" w:bidi="ar-SA"/>
+              </w:rPr>
+              <w:t xml:space="preserve">Instructure, Microsoft 365 CRM, Qlik Sense </w:t>
+            </w:r>
+            <w:r>
+              <w:rPr>
+                <w:rFonts w:ascii="Verdana" w:eastAsia="MS Mincho" w:hAnsi="Verdana" w:cs="Tahoma"/>
+                <w:bCs/>
+                <w:sz w:val="22"/>
+                <w:szCs w:val="22"/>
+                <w:lang w:val="en-US" w:eastAsia="en-US" w:bidi="ar-SA"/>
+              </w:rPr>
+              <w:t>server etc.)</w:t>
+            </w:r>
+          </w:p>
+          <w:p>
+            <w:pPr>
+              <w:pStyle w:val="PlainText"/>
+              <w:numPr>
+                <w:ilvl w:val="0"/>
+                <w:numId w:val="3"/>
+              </w:numPr>
+              <w:rPr>
+                <w:rFonts w:ascii="Verdana" w:eastAsia="MS Mincho" w:hAnsi="Verdana" w:cs="Tahoma"/>
+                <w:bCs/>
+                <w:sz w:val="22"/>
+                <w:szCs w:val="22"/>
+                <w:lang w:val="en-US" w:eastAsia="en-US" w:bidi="ar-SA"/>
+              </w:rPr>
+            </w:pPr>
+            <w:r>
+              <w:rPr>
+                <w:rFonts w:ascii="Verdana" w:eastAsia="MS Mincho" w:hAnsi="Verdana" w:cs="Tahoma"/>
+                <w:bCs/>
+                <w:sz w:val="22"/>
+                <w:szCs w:val="22"/>
+                <w:lang w:val="en-US" w:eastAsia="en-US" w:bidi="ar-SA"/>
+              </w:rPr>
+              <w:t>Strong hold on Back-end strategic design methodologies with MVC/MVVM Approach and Form based web applications (ASP.net).</w:t>
+            </w:r>
+          </w:p>
+          <w:p>
+            <w:pPr>
+              <w:pStyle w:val="PlainText"/>
+              <w:numPr>
+                <w:ilvl w:val="0"/>
+                <w:numId w:val="3"/>
+              </w:numPr>
+              <w:rPr>
+                <w:rFonts w:ascii="Verdana" w:eastAsia="MS Mincho" w:hAnsi="Verdana" w:cs="Tahoma"/>
+                <w:bCs/>
+                <w:sz w:val="22"/>
+                <w:szCs w:val="22"/>
+                <w:lang w:val="en-US" w:eastAsia="en-US" w:bidi="ar-SA"/>
+              </w:rPr>
+            </w:pPr>
+            <w:r>
+              <w:rPr>
+                <w:rFonts w:ascii="Verdana" w:eastAsia="MS Mincho" w:hAnsi="Verdana" w:cs="Tahoma"/>
+                <w:bCs/>
+                <w:sz w:val="22"/>
+                <w:szCs w:val="22"/>
+                <w:lang w:val="en-US" w:eastAsia="en-US" w:bidi="ar-SA"/>
+              </w:rPr>
+              <w:t xml:space="preserve">Strong hold on Front-end pixel perfect balanced interactive user-interface design, responsive on all screens and adapted for all devices e.g., Apple and Windows, with use of latest </w:t>
+            </w:r>
+            <w:r>
+              <w:rPr>
+                <w:rFonts w:ascii="Verdana" w:eastAsia="MS Mincho" w:hAnsi="Verdana" w:cs="Tahoma"/>
+                <w:b/>
+                <w:sz w:val="22"/>
+                <w:szCs w:val="22"/>
+                <w:lang w:val="en-US" w:eastAsia="en-US" w:bidi="ar-SA"/>
+              </w:rPr>
+              <w:t>HTML5, CSS3, SASS</w:t>
+            </w:r>
+          </w:p>
+          <w:p>
+            <w:pPr>
+              <w:pStyle w:val="PlainText"/>
+              <w:numPr>
+                <w:ilvl w:val="0"/>
+                <w:numId w:val="3"/>
+              </w:numPr>
+              <w:rPr>
+                <w:rFonts w:ascii="Verdana" w:eastAsia="MS Mincho" w:hAnsi="Verdana" w:cs="Tahoma"/>
+                <w:bCs/>
+                <w:sz w:val="22"/>
+                <w:szCs w:val="22"/>
+                <w:lang w:val="en-US" w:eastAsia="en-US" w:bidi="ar-SA"/>
+              </w:rPr>
+            </w:pPr>
+            <w:r>
+              <w:rPr>
+                <w:rFonts w:ascii="Verdana" w:eastAsia="MS Mincho" w:hAnsi="Verdana" w:cs="Tahoma"/>
+                <w:b/>
+                <w:sz w:val="22"/>
+                <w:szCs w:val="22"/>
+                <w:lang w:val="en-US" w:eastAsia="en-US" w:bidi="ar-SA"/>
+              </w:rPr>
+              <w:t>JavaScript and Typescript</w:t>
+            </w:r>
+            <w:r>
+              <w:rPr>
+                <w:rFonts w:ascii="Verdana" w:eastAsia="MS Mincho" w:hAnsi="Verdana" w:cs="Tahoma"/>
+                <w:bCs/>
+                <w:sz w:val="22"/>
+                <w:szCs w:val="22"/>
+                <w:lang w:val="en-US" w:eastAsia="en-US" w:bidi="ar-SA"/>
+              </w:rPr>
+              <w:t xml:space="preserve"> (Angular)</w:t>
+            </w:r>
+          </w:p>
+          <w:p>
+            <w:pPr>
+              <w:pStyle w:val="PlainText"/>
+              <w:numPr>
+                <w:ilvl w:val="0"/>
+                <w:numId w:val="3"/>
+              </w:numPr>
+              <w:rPr>
+                <w:rFonts w:ascii="Verdana" w:eastAsia="MS Mincho" w:hAnsi="Verdana" w:cs="Tahoma"/>
+                <w:bCs/>
+                <w:sz w:val="22"/>
+                <w:szCs w:val="22"/>
+                <w:lang w:val="en-US" w:eastAsia="en-US" w:bidi="ar-SA"/>
+              </w:rPr>
+            </w:pPr>
+            <w:r>
+              <w:rPr>
+                <w:rFonts w:ascii="Verdana" w:eastAsia="MS Mincho" w:hAnsi="Verdana" w:cs="Tahoma"/>
+                <w:bCs/>
+                <w:sz w:val="22"/>
+                <w:szCs w:val="22"/>
+                <w:lang w:val="en-US" w:eastAsia="en-US" w:bidi="ar-SA"/>
+              </w:rPr>
+              <w:t xml:space="preserve">Strong hold on </w:t>
+            </w:r>
+            <w:r>
+              <w:rPr>
+                <w:rFonts w:ascii="Verdana" w:eastAsia="MS Mincho" w:hAnsi="Verdana" w:cs="Tahoma"/>
+                <w:b/>
+                <w:sz w:val="22"/>
+                <w:szCs w:val="22"/>
+                <w:lang w:val="en-US" w:eastAsia="en-US" w:bidi="ar-SA"/>
+              </w:rPr>
+              <w:t>Relational Database management</w:t>
+            </w:r>
+            <w:r>
+              <w:rPr>
+                <w:rFonts w:ascii="Verdana" w:eastAsia="MS Mincho" w:hAnsi="Verdana" w:cs="Tahoma"/>
+                <w:bCs/>
+                <w:sz w:val="22"/>
+                <w:szCs w:val="22"/>
+                <w:lang w:val="en-US" w:eastAsia="en-US" w:bidi="ar-SA"/>
+              </w:rPr>
+              <w:t xml:space="preserve">. Expert in running </w:t>
+            </w:r>
+            <w:r>
+              <w:rPr>
+                <w:rFonts w:ascii="Verdana" w:eastAsia="MS Mincho" w:hAnsi="Verdana" w:cs="Tahoma"/>
+                <w:b/>
+                <w:sz w:val="22"/>
+                <w:szCs w:val="22"/>
+                <w:lang w:val="en-US" w:eastAsia="en-US" w:bidi="ar-SA"/>
+              </w:rPr>
+              <w:t>SQL queries</w:t>
+            </w:r>
+            <w:r>
+              <w:rPr>
+                <w:rFonts w:ascii="Verdana" w:eastAsia="MS Mincho" w:hAnsi="Verdana" w:cs="Tahoma"/>
+                <w:bCs/>
+                <w:sz w:val="22"/>
+                <w:szCs w:val="22"/>
+                <w:lang w:val="en-US" w:eastAsia="en-US" w:bidi="ar-SA"/>
+              </w:rPr>
+              <w:t xml:space="preserve">. </w:t>
+            </w:r>
+          </w:p>
+          <w:p>
+            <w:pPr>
+              <w:pStyle w:val="PlainText"/>
+              <w:numPr>
+                <w:ilvl w:val="0"/>
+                <w:numId w:val="3"/>
+              </w:numPr>
+              <w:rPr>
+                <w:rFonts w:ascii="Verdana" w:eastAsia="MS Mincho" w:hAnsi="Verdana" w:cs="Tahoma"/>
+                <w:bCs/>
+                <w:sz w:val="22"/>
+                <w:szCs w:val="22"/>
+                <w:lang w:val="en-US" w:eastAsia="en-US" w:bidi="ar-SA"/>
+              </w:rPr>
+            </w:pPr>
+            <w:r>
+              <w:rPr>
+                <w:rFonts w:ascii="Verdana" w:eastAsia="MS Mincho" w:hAnsi="Verdana" w:cs="Tahoma"/>
+                <w:b/>
+                <w:sz w:val="22"/>
+                <w:szCs w:val="22"/>
+                <w:lang w:val="en-US" w:eastAsia="en-US" w:bidi="ar-SA"/>
+              </w:rPr>
+              <w:t>GitHub</w:t>
+            </w:r>
+            <w:r>
+              <w:rPr>
+                <w:rFonts w:ascii="Verdana" w:eastAsia="MS Mincho" w:hAnsi="Verdana" w:cs="Tahoma"/>
+                <w:bCs/>
+                <w:sz w:val="22"/>
+                <w:szCs w:val="22"/>
+                <w:lang w:val="en-US" w:eastAsia="en-US" w:bidi="ar-SA"/>
+              </w:rPr>
+              <w:t xml:space="preserve"> for repository update for version control.</w:t>
+            </w:r>
+          </w:p>
+          <w:p>
+            <w:pPr>
+              <w:pStyle w:val="PlainText"/>
+              <w:numPr>
+                <w:ilvl w:val="0"/>
+                <w:numId w:val="3"/>
+              </w:numPr>
+              <w:rPr>
+                <w:rFonts w:ascii="Verdana" w:eastAsia="MS Mincho" w:hAnsi="Verdana" w:cs="Tahoma"/>
+                <w:bCs/>
+                <w:sz w:val="22"/>
+                <w:szCs w:val="22"/>
+                <w:lang w:val="en-US" w:eastAsia="en-US" w:bidi="ar-SA"/>
+              </w:rPr>
+            </w:pPr>
+            <w:r>
+              <w:rPr>
+                <w:rFonts w:ascii="Verdana" w:eastAsia="MS Mincho" w:hAnsi="Verdana" w:cs="Tahoma"/>
+                <w:b/>
+                <w:sz w:val="22"/>
+                <w:szCs w:val="22"/>
+                <w:lang w:val="en-US" w:eastAsia="en-US" w:bidi="ar-SA"/>
+              </w:rPr>
+              <w:t>Quick learner</w:t>
+            </w:r>
+            <w:r>
+              <w:rPr>
+                <w:rFonts w:ascii="Verdana" w:eastAsia="MS Mincho" w:hAnsi="Verdana" w:cs="Tahoma"/>
+                <w:bCs/>
+                <w:sz w:val="22"/>
+                <w:szCs w:val="22"/>
+                <w:lang w:val="en-US" w:eastAsia="en-US" w:bidi="ar-SA"/>
+              </w:rPr>
+              <w:t xml:space="preserve"> – I use latest web technologies and easily adapt to the new upcoming technologies.</w:t>
+            </w:r>
+          </w:p>
+          <w:p>
+            <w:pPr>
+              <w:pStyle w:val="PlainText"/>
+              <w:numPr>
+                <w:ilvl w:val="0"/>
+                <w:numId w:val="3"/>
+              </w:numPr>
+              <w:rPr>
+                <w:rFonts w:ascii="Verdana" w:eastAsia="MS Mincho" w:hAnsi="Verdana" w:cs="Tahoma"/>
+                <w:bCs/>
+                <w:sz w:val="22"/>
+                <w:szCs w:val="22"/>
+                <w:lang w:val="en-US" w:eastAsia="en-US" w:bidi="ar-SA"/>
+              </w:rPr>
+            </w:pPr>
+            <w:r>
+              <w:rPr>
+                <w:rFonts w:ascii="Verdana" w:eastAsia="MS Mincho" w:hAnsi="Verdana" w:cs="Tahoma"/>
+                <w:bCs/>
+                <w:sz w:val="22"/>
+                <w:szCs w:val="22"/>
+                <w:lang w:val="en-US" w:eastAsia="en-US" w:bidi="ar-SA"/>
+              </w:rPr>
+              <w:t>Excellent communication including the ability to distil technical details into easy human terms.</w:t>
+            </w:r>
+          </w:p>
+          <w:p>
+            <w:pPr>
+              <w:pStyle w:val="PlainText"/>
+              <w:numPr>
+                <w:ilvl w:val="0"/>
+                <w:numId w:val="3"/>
+              </w:numPr>
+              <w:rPr>
+                <w:rFonts w:ascii="Verdana" w:eastAsia="MS Mincho" w:hAnsi="Verdana" w:cs="Tahoma"/>
+                <w:b/>
+                <w:sz w:val="22"/>
+                <w:szCs w:val="22"/>
+                <w:lang w:val="en-US" w:eastAsia="en-US" w:bidi="ar-SA"/>
+              </w:rPr>
+            </w:pPr>
+            <w:r>
+              <w:rPr>
+                <w:rFonts w:ascii="Verdana" w:eastAsia="MS Mincho" w:hAnsi="Verdana" w:cs="Tahoma"/>
+                <w:b/>
+                <w:sz w:val="22"/>
+                <w:szCs w:val="22"/>
+                <w:lang w:val="en-US" w:eastAsia="en-US" w:bidi="ar-SA"/>
+              </w:rPr>
+              <w:t>3-D Web-GL</w:t>
+            </w:r>
+            <w:r>
+              <w:rPr>
+                <w:rFonts w:ascii="Verdana" w:eastAsia="MS Mincho" w:hAnsi="Verdana" w:cs="Tahoma"/>
+                <w:bCs/>
+                <w:sz w:val="22"/>
+                <w:szCs w:val="22"/>
+                <w:lang w:val="en-US" w:eastAsia="en-US" w:bidi="ar-SA"/>
+              </w:rPr>
+              <w:t xml:space="preserve"> development to render Architecture Design with the use of </w:t>
+            </w:r>
+            <w:r>
+              <w:rPr>
+                <w:rFonts w:ascii="Verdana" w:eastAsia="MS Mincho" w:hAnsi="Verdana" w:cs="Tahoma"/>
+                <w:b/>
+                <w:sz w:val="22"/>
+                <w:szCs w:val="22"/>
+                <w:lang w:val="en-US" w:eastAsia="en-US" w:bidi="ar-SA"/>
+              </w:rPr>
+              <w:t>Three.js</w:t>
+            </w:r>
+          </w:p>
+          <w:p>
+            <w:pPr>
+              <w:pStyle w:val="PlainText"/>
+              <w:ind w:left="360"/>
+              <w:rPr>
+                <w:rFonts w:ascii="Verdana" w:eastAsia="MS Mincho" w:hAnsi="Verdana" w:cs="Tahoma"/>
+                <w:bCs/>
+                <w:sz w:val="22"/>
+                <w:szCs w:val="22"/>
+                <w:lang w:val="en-US" w:eastAsia="en-US" w:bidi="ar-SA"/>
+              </w:rPr>
+            </w:pPr>
+          </w:p>
+          <w:p>
+            <w:pPr>
+              <w:pStyle w:val="PlainText"/>
+              <w:ind w:left="360"/>
+              <w:rPr>
+                <w:rFonts w:ascii="Verdana" w:eastAsia="MS Mincho" w:hAnsi="Verdana" w:cs="Tahoma"/>
+                <w:bCs/>
+                <w:sz w:val="22"/>
+                <w:szCs w:val="22"/>
+                <w:lang w:val="en-US" w:eastAsia="en-US" w:bidi="ar-SA"/>
+              </w:rPr>
+            </w:pPr>
+          </w:p>
+          <w:p>
+            <w:pPr>
+              <w:pStyle w:val="PlainText"/>
+              <w:ind w:left="360"/>
+              <w:rPr>
+                <w:rFonts w:ascii="Verdana" w:eastAsia="MS Mincho" w:hAnsi="Verdana" w:cs="Tahoma"/>
+                <w:bCs/>
+                <w:sz w:val="22"/>
+                <w:szCs w:val="22"/>
+                <w:lang w:val="en-US" w:eastAsia="en-US" w:bidi="ar-SA"/>
+              </w:rPr>
+            </w:pPr>
+          </w:p>
+          <w:p>
+            <w:pPr>
+              <w:pStyle w:val="PlainText"/>
+              <w:ind w:left="360"/>
+              <w:rPr>
+                <w:rFonts w:ascii="Verdana" w:eastAsia="MS Mincho" w:hAnsi="Verdana" w:cs="Tahoma"/>
+                <w:bCs/>
+                <w:sz w:val="22"/>
+                <w:szCs w:val="22"/>
+                <w:lang w:val="en-US" w:eastAsia="en-US" w:bidi="ar-SA"/>
+              </w:rPr>
+            </w:pPr>
+          </w:p>
+          <w:p>
+            <w:pPr>
+              <w:pStyle w:val="PlainText"/>
+              <w:rPr>
+                <w:rFonts w:ascii="Verdana" w:eastAsia="MS Mincho" w:hAnsi="Verdana" w:cs="Tahoma"/>
+                <w:bCs/>
+                <w:sz w:val="22"/>
+                <w:szCs w:val="22"/>
+                <w:lang w:val="en-US" w:eastAsia="en-US" w:bidi="ar-SA"/>
+              </w:rPr>
+            </w:pPr>
+          </w:p>
+        </w:tc>
+      </w:tr>
+    </w:tbl>
+    <w:p>
+      <w:pPr>
+        <w:pStyle w:val="PlainText"/>
+        <w:pBdr>
+          <w:top w:val="single" w:sz="18" w:space="1" w:color="auto"/>
+        </w:pBdr>
+        <w:jc w:val="both"/>
+        <w:rPr>
+          <w:rFonts w:ascii="Verdana" w:eastAsia="MS Mincho" w:hAnsi="Verdana" w:cs="Tahoma"/>
+          <w:sz w:val="22"/>
+          <w:szCs w:val="22"/>
+        </w:rPr>
+      </w:pPr>
+    </w:p>
+    <w:tbl>
+      <w:tblPr>
+        <w:tblW w:w="10740" w:type="dxa"/>
+        <w:tblLook w:val="04A0" w:firstRow="1" w:lastRow="0" w:firstColumn="1" w:lastColumn="0" w:noHBand="0" w:noVBand="1"/>
+      </w:tblPr>
+      <w:tblGrid>
+        <w:gridCol w:w="1809"/>
+        <w:gridCol w:w="567"/>
+        <w:gridCol w:w="4820"/>
+        <w:gridCol w:w="3544"/>
+      </w:tblGrid>
+      <w:tr>
+        <w:tc>
+          <w:tcPr>
+            <w:tcW w:w="2376" w:type="dxa"/>
+            <w:gridSpan w:val="2"/>
+          </w:tcPr>
+          <w:p>
+            <w:pPr>
+              <w:pStyle w:val="PlainText"/>
+              <w:spacing w:before="60"/>
+              <w:rPr>
+                <w:rFonts w:ascii="Verdana" w:eastAsia="MS Mincho" w:hAnsi="Verdana" w:cs="Tahoma"/>
+                <w:b/>
+                <w:bCs/>
+                <w:sz w:val="22"/>
+                <w:szCs w:val="22"/>
+                <w:lang w:val="en-US" w:eastAsia="en-US" w:bidi="ar-SA"/>
+              </w:rPr>
+            </w:pPr>
+            <w:r>
+              <w:rPr>
+                <w:rFonts w:ascii="Verdana" w:eastAsia="MS Mincho" w:hAnsi="Verdana" w:cs="Tahoma"/>
+                <w:b/>
+                <w:bCs/>
+                <w:sz w:val="22"/>
+                <w:szCs w:val="22"/>
+                <w:lang w:val="en-US" w:eastAsia="en-US" w:bidi="ar-SA"/>
+              </w:rPr>
+              <w:t>EXPERIENCE</w:t>
+            </w:r>
+          </w:p>
+        </w:tc>
+        <w:tc>
+          <w:tcPr>
+            <w:tcW w:w="4820" w:type="dxa"/>
+          </w:tcPr>
+          <w:p>
+            <w:pPr>
+              <w:pStyle w:val="PlainText"/>
+              <w:spacing w:before="60"/>
+              <w:rPr>
+                <w:rFonts w:ascii="Verdana" w:eastAsia="MS Mincho" w:hAnsi="Verdana" w:cs="Tahoma"/>
+                <w:b/>
+                <w:bCs/>
+                <w:sz w:val="22"/>
+                <w:szCs w:val="22"/>
+                <w:lang w:val="en-US" w:eastAsia="en-US" w:bidi="ar-SA"/>
+              </w:rPr>
+            </w:pPr>
+            <w:r>
+              <w:rPr>
+                <w:rFonts w:ascii="Verdana" w:eastAsia="MS Mincho" w:hAnsi="Verdana" w:cs="Tahoma"/>
+                <w:b/>
+                <w:bCs/>
+                <w:sz w:val="22"/>
+                <w:szCs w:val="22"/>
+                <w:lang w:val="en-US" w:eastAsia="en-US" w:bidi="ar-SA"/>
+              </w:rPr>
+              <w:t>LEAD, SOFTWARE DEVELOPMENT</w:t>
+            </w:r>
+            <w:r>
+              <w:rPr>
+                <w:rFonts w:ascii="Verdana" w:eastAsia="MS Mincho" w:hAnsi="Verdana" w:cs="Tahoma"/>
+                <w:b/>
+                <w:bCs/>
+                <w:sz w:val="22"/>
+                <w:szCs w:val="22"/>
+                <w:lang w:val="en-US" w:eastAsia="en-US" w:bidi="ar-SA"/>
+              </w:rPr>
+              <w:t xml:space="preserve"> (Full stack)</w:t>
+            </w:r>
+          </w:p>
+        </w:tc>
+        <w:tc>
+          <w:tcPr>
+            <w:tcW w:w="3544" w:type="dxa"/>
+          </w:tcPr>
+          <w:p>
+            <w:pPr>
+              <w:pStyle w:val="PlainText"/>
+              <w:spacing w:before="60"/>
+              <w:jc w:val="right"/>
+              <w:rPr>
+                <w:rFonts w:ascii="Verdana" w:eastAsia="MS Mincho" w:hAnsi="Verdana" w:cs="Tahoma"/>
+                <w:b/>
+                <w:bCs/>
+                <w:sz w:val="22"/>
+                <w:szCs w:val="22"/>
+                <w:lang w:val="en-US" w:eastAsia="en-US" w:bidi="ar-SA"/>
+              </w:rPr>
+            </w:pPr>
+            <w:r>
+              <w:rPr>
+                <w:rFonts w:ascii="Verdana" w:eastAsia="MS Mincho" w:hAnsi="Verdana" w:cs="Tahoma"/>
+                <w:b/>
+                <w:bCs/>
+                <w:sz w:val="22"/>
+                <w:szCs w:val="22"/>
+                <w:lang w:val="en-US" w:eastAsia="en-US" w:bidi="ar-SA"/>
+              </w:rPr>
+              <w:t>Independent Schools Victoria</w:t>
+            </w:r>
+          </w:p>
+        </w:tc>
+      </w:tr>
+      <w:tr>
+        <w:tc>
+          <w:tcPr>
+            <w:tcW w:w="1809" w:type="dxa"/>
+          </w:tcPr>
+          <w:p>
+            <w:pPr>
+              <w:pStyle w:val="PlainText"/>
+              <w:spacing w:before="60"/>
+              <w:rPr>
+                <w:rFonts w:ascii="Verdana" w:eastAsia="MS Mincho" w:hAnsi="Verdana" w:cs="Tahoma"/>
+                <w:sz w:val="22"/>
+                <w:szCs w:val="22"/>
+                <w:lang w:val="en-US" w:eastAsia="en-US" w:bidi="ar-SA"/>
+              </w:rPr>
+            </w:pPr>
+            <w:r>
+              <w:rPr>
+                <w:rFonts w:ascii="Verdana" w:eastAsia="MS Mincho" w:hAnsi="Verdana" w:cs="Tahoma"/>
+                <w:sz w:val="22"/>
+                <w:szCs w:val="22"/>
+                <w:lang w:val="en-US" w:eastAsia="en-US" w:bidi="ar-SA"/>
+              </w:rPr>
+              <w:t>Oct 2022 – Current</w:t>
+            </w:r>
+          </w:p>
+        </w:tc>
+        <w:tc>
+          <w:tcPr>
+            <w:tcW w:w="8931" w:type="dxa"/>
+            <w:gridSpan w:val="3"/>
+          </w:tcPr>
+          <w:p>
+            <w:pPr>
+              <w:numPr>
+                <w:ilvl w:val="0"/>
+                <w:numId w:val="4"/>
+              </w:numPr>
+              <w:shd w:val="clear" w:color="auto" w:fill="FFFFFF"/>
+              <w:spacing w:before="100" w:beforeAutospacing="1" w:after="100" w:afterAutospacing="1"/>
+              <w:rPr>
+                <w:rFonts w:ascii="Verdana" w:hAnsi="Verdana" w:cs="Arial"/>
+                <w:lang w:val="en-AU" w:eastAsia="en-AU"/>
+              </w:rPr>
+            </w:pPr>
+            <w:proofErr w:type="spellStart"/>
+            <w:r>
+              <w:rPr>
+                <w:rFonts w:ascii="Verdana" w:hAnsi="Verdana" w:cs="Arial"/>
+                <w:shd w:val="clear" w:color="auto" w:fill="FFFFFF"/>
+              </w:rPr>
+              <w:t>Succesfully</w:t>
+            </w:r>
+            <w:proofErr w:type="spellEnd"/>
+            <w:r>
+              <w:rPr>
+                <w:rFonts w:ascii="Verdana" w:hAnsi="Verdana" w:cs="Arial"/>
+                <w:shd w:val="clear" w:color="auto" w:fill="FFFFFF"/>
+              </w:rPr>
+              <w:t xml:space="preserve"> deployed our new </w:t>
+            </w:r>
+            <w:proofErr w:type="spellStart"/>
+            <w:r>
+              <w:rPr>
+                <w:rFonts w:ascii="Verdana" w:hAnsi="Verdana" w:cs="Arial"/>
+                <w:shd w:val="clear" w:color="auto" w:fill="FFFFFF"/>
+              </w:rPr>
+              <w:t>isEducation</w:t>
+            </w:r>
+            <w:proofErr w:type="spellEnd"/>
+            <w:r>
+              <w:rPr>
+                <w:rFonts w:ascii="Verdana" w:hAnsi="Verdana" w:cs="Arial"/>
+                <w:shd w:val="clear" w:color="auto" w:fill="FFFFFF"/>
+              </w:rPr>
+              <w:t xml:space="preserve"> platform</w:t>
+            </w:r>
+            <w:r>
+              <w:rPr>
+                <w:rFonts w:ascii="Verdana" w:hAnsi="Verdana" w:cs="Arial"/>
+                <w:shd w:val="clear" w:color="auto" w:fill="FFFFFF"/>
+              </w:rPr>
+              <w:t xml:space="preserve"> (last year)</w:t>
+            </w:r>
+            <w:r>
+              <w:rPr>
+                <w:rFonts w:ascii="Verdana" w:hAnsi="Verdana" w:cs="Arial"/>
+                <w:shd w:val="clear" w:color="auto" w:fill="FFFFFF"/>
+              </w:rPr>
+              <w:t xml:space="preserve"> for Independent Schools Victoria which is built on the latest technologies listed in my skill set. Taking lead on project development </w:t>
+            </w:r>
+            <w:hyperlink r:id="rId7" w:history="1">
+              <w:r>
+                <w:rPr>
+                  <w:rStyle w:val="Hyperlink"/>
+                  <w:rFonts w:ascii="Verdana" w:hAnsi="Verdana"/>
+                </w:rPr>
+                <w:t>https://education.is.vic.edu.au</w:t>
+              </w:r>
+            </w:hyperlink>
+            <w:r>
+              <w:rPr>
+                <w:rFonts w:ascii="Verdana" w:hAnsi="Verdana"/>
+              </w:rPr>
+              <w:t xml:space="preserve">  </w:t>
+            </w:r>
+          </w:p>
+          <w:p>
+            <w:pPr>
+              <w:numPr>
+                <w:ilvl w:val="0"/>
+                <w:numId w:val="4"/>
+              </w:numPr>
+              <w:shd w:val="clear" w:color="auto" w:fill="FFFFFF"/>
+              <w:spacing w:before="100" w:beforeAutospacing="1" w:after="100" w:afterAutospacing="1"/>
+              <w:rPr>
+                <w:rFonts w:ascii="Verdana" w:hAnsi="Verdana" w:cs="Arial"/>
+                <w:lang w:val="en-AU" w:eastAsia="en-AU"/>
+              </w:rPr>
+            </w:pPr>
+            <w:r>
+              <w:rPr>
+                <w:rFonts w:ascii="Verdana" w:hAnsi="Verdana" w:cs="Arial"/>
+                <w:lang w:val="en-AU" w:eastAsia="en-AU"/>
+              </w:rPr>
+              <w:t>Development of in-house Angular TypeScript Libraries and .net NuGet packages.</w:t>
+            </w:r>
+          </w:p>
+          <w:p>
+            <w:pPr>
+              <w:numPr>
+                <w:ilvl w:val="0"/>
+                <w:numId w:val="4"/>
+              </w:numPr>
+              <w:shd w:val="clear" w:color="auto" w:fill="FFFFFF"/>
+              <w:spacing w:before="100" w:beforeAutospacing="1" w:after="100" w:afterAutospacing="1"/>
+              <w:rPr>
+                <w:rFonts w:ascii="Verdana" w:hAnsi="Verdana" w:cs="Arial"/>
+                <w:lang w:val="en-AU" w:eastAsia="en-AU"/>
+              </w:rPr>
+            </w:pPr>
+            <w:r>
+              <w:rPr>
+                <w:rFonts w:ascii="Verdana" w:hAnsi="Verdana" w:cs="Arial"/>
+              </w:rPr>
+              <w:t>Managing team of developers and cloud engineers for building solutions for our schools/</w:t>
+            </w:r>
+            <w:proofErr w:type="spellStart"/>
+            <w:r>
+              <w:rPr>
+                <w:rFonts w:ascii="Verdana" w:hAnsi="Verdana" w:cs="Arial"/>
+              </w:rPr>
+              <w:t>organisations</w:t>
+            </w:r>
+            <w:proofErr w:type="spellEnd"/>
+            <w:r>
+              <w:rPr>
+                <w:rFonts w:ascii="Verdana" w:hAnsi="Verdana" w:cs="Arial"/>
+              </w:rPr>
+              <w:t>.</w:t>
+            </w:r>
+          </w:p>
+          <w:p>
+            <w:pPr>
+              <w:numPr>
+                <w:ilvl w:val="0"/>
+                <w:numId w:val="4"/>
+              </w:numPr>
+              <w:shd w:val="clear" w:color="auto" w:fill="FFFFFF"/>
+              <w:spacing w:before="100" w:beforeAutospacing="1" w:after="100" w:afterAutospacing="1"/>
+              <w:rPr>
+                <w:rFonts w:ascii="Verdana" w:hAnsi="Verdana" w:cs="Arial"/>
+                <w:lang w:val="en-AU" w:eastAsia="en-AU"/>
+              </w:rPr>
+            </w:pPr>
+            <w:r>
+              <w:rPr>
+                <w:rFonts w:ascii="Verdana" w:hAnsi="Verdana" w:cs="Arial"/>
+                <w:shd w:val="clear" w:color="auto" w:fill="FFFFFF"/>
+              </w:rPr>
+              <w:t>Interactions with Stakeholder and Non-</w:t>
+            </w:r>
+            <w:r>
+              <w:rPr>
+                <w:rFonts w:ascii="Verdana" w:hAnsi="Verdana" w:cs="Arial"/>
+                <w:lang w:val="en-AU" w:eastAsia="en-AU"/>
+              </w:rPr>
+              <w:t>Technical people on regular bases.</w:t>
+            </w:r>
+          </w:p>
+          <w:p>
+            <w:pPr>
+              <w:numPr>
+                <w:ilvl w:val="0"/>
+                <w:numId w:val="4"/>
+              </w:numPr>
+              <w:shd w:val="clear" w:color="auto" w:fill="FFFFFF"/>
+              <w:spacing w:before="100" w:beforeAutospacing="1" w:after="100" w:afterAutospacing="1"/>
+              <w:rPr>
+                <w:rFonts w:ascii="Verdana" w:hAnsi="Verdana" w:cs="Arial"/>
+                <w:lang w:val="en-AU" w:eastAsia="en-AU"/>
+              </w:rPr>
+            </w:pPr>
+            <w:r>
+              <w:rPr>
+                <w:rFonts w:ascii="Verdana" w:hAnsi="Verdana" w:cs="Arial"/>
+              </w:rPr>
+              <w:t>Certificate in Agile Project Management.</w:t>
+            </w:r>
+          </w:p>
+          <w:p>
+            <w:pPr>
+              <w:numPr>
+                <w:ilvl w:val="0"/>
+                <w:numId w:val="4"/>
+              </w:numPr>
+              <w:shd w:val="clear" w:color="auto" w:fill="FFFFFF"/>
+              <w:spacing w:before="100" w:beforeAutospacing="1" w:after="100" w:afterAutospacing="1"/>
+              <w:rPr>
+                <w:rFonts w:ascii="Verdana" w:hAnsi="Verdana" w:cs="Arial"/>
+                <w:lang w:val="en-AU"/>
+              </w:rPr>
+            </w:pPr>
+            <w:r>
+              <w:rPr>
+                <w:rFonts w:ascii="Verdana" w:hAnsi="Verdana" w:cs="Arial"/>
+                <w:lang w:val="en-AU"/>
+              </w:rPr>
+              <w:t xml:space="preserve">Taking lead on transitioning </w:t>
+            </w:r>
+            <w:proofErr w:type="spellStart"/>
+            <w:r>
+              <w:rPr>
+                <w:rFonts w:ascii="Verdana" w:hAnsi="Verdana" w:cs="Arial"/>
+                <w:lang w:val="en-AU"/>
+              </w:rPr>
+              <w:t>isEducation</w:t>
+            </w:r>
+            <w:proofErr w:type="spellEnd"/>
+            <w:r>
+              <w:rPr>
+                <w:rFonts w:ascii="Verdana" w:hAnsi="Verdana" w:cs="Arial"/>
+                <w:lang w:val="en-AU"/>
+              </w:rPr>
+              <w:t xml:space="preserve"> Suite from OLD MVC "Monolithic architecture" into NEW </w:t>
+            </w:r>
+            <w:r>
+              <w:rPr>
+                <w:rFonts w:ascii="Verdana" w:hAnsi="Verdana" w:cs="Arial"/>
+                <w:b/>
+                <w:bCs/>
+                <w:lang w:val="en-AU"/>
+              </w:rPr>
+              <w:t>Angular PWA-Responsive (latest)</w:t>
+            </w:r>
+            <w:r>
+              <w:rPr>
+                <w:rFonts w:ascii="Verdana" w:hAnsi="Verdana" w:cs="Arial"/>
+                <w:lang w:val="en-AU"/>
+              </w:rPr>
+              <w:t> front end and </w:t>
+            </w:r>
+            <w:r>
+              <w:rPr>
+                <w:rFonts w:ascii="Verdana" w:hAnsi="Verdana" w:cs="Arial"/>
+                <w:b/>
+                <w:bCs/>
+                <w:lang w:val="en-AU"/>
+              </w:rPr>
+              <w:t>.net (latest) API.</w:t>
+            </w:r>
+            <w:r>
+              <w:rPr>
+                <w:rFonts w:ascii="Verdana" w:hAnsi="Verdana" w:cs="Arial"/>
+                <w:lang w:val="en-AU"/>
+              </w:rPr>
+              <w:t> "Micro-services architecture"</w:t>
+            </w:r>
+          </w:p>
+          <w:p>
+            <w:pPr>
+              <w:numPr>
+                <w:ilvl w:val="0"/>
+                <w:numId w:val="4"/>
+              </w:numPr>
+              <w:shd w:val="clear" w:color="auto" w:fill="FFFFFF"/>
+              <w:spacing w:before="100" w:beforeAutospacing="1" w:after="100" w:afterAutospacing="1"/>
+              <w:rPr>
+                <w:rFonts w:ascii="Verdana" w:hAnsi="Verdana" w:cs="Arial"/>
+                <w:lang w:val="en-AU"/>
+              </w:rPr>
+            </w:pPr>
+            <w:proofErr w:type="spellStart"/>
+            <w:r>
+              <w:rPr>
+                <w:rFonts w:ascii="Verdana" w:hAnsi="Verdana" w:cs="Arial"/>
+                <w:lang w:val="en-AU"/>
+              </w:rPr>
+              <w:t>isEducation</w:t>
+            </w:r>
+            <w:proofErr w:type="spellEnd"/>
+            <w:r>
+              <w:rPr>
+                <w:rFonts w:ascii="Verdana" w:hAnsi="Verdana" w:cs="Arial"/>
+                <w:lang w:val="en-AU"/>
+              </w:rPr>
+              <w:t xml:space="preserve"> suite is built upon Azure B2C Tenant, OAuth2.0 Authentication/Authorization. Where </w:t>
+            </w:r>
+            <w:proofErr w:type="spellStart"/>
+            <w:r>
+              <w:rPr>
+                <w:rFonts w:ascii="Verdana" w:hAnsi="Verdana" w:cs="Arial"/>
+                <w:lang w:val="en-AU"/>
+              </w:rPr>
+              <w:t>isEducation</w:t>
+            </w:r>
+            <w:proofErr w:type="spellEnd"/>
+            <w:r>
+              <w:rPr>
+                <w:rFonts w:ascii="Verdana" w:hAnsi="Verdana" w:cs="Arial"/>
+                <w:lang w:val="en-AU"/>
+              </w:rPr>
+              <w:t xml:space="preserve"> acts as an OAuth 2.0 server. Suite apps act as client applications.</w:t>
+            </w:r>
+          </w:p>
+          <w:p>
+            <w:pPr>
+              <w:numPr>
+                <w:ilvl w:val="0"/>
+                <w:numId w:val="4"/>
+              </w:numPr>
+              <w:shd w:val="clear" w:color="auto" w:fill="FFFFFF"/>
+              <w:spacing w:before="100" w:beforeAutospacing="1" w:after="100" w:afterAutospacing="1"/>
+              <w:rPr>
+                <w:rFonts w:ascii="Verdana" w:hAnsi="Verdana" w:cs="Arial"/>
+                <w:lang w:val="en-AU"/>
+              </w:rPr>
+            </w:pPr>
+            <w:r>
+              <w:rPr>
+                <w:rFonts w:ascii="Verdana" w:hAnsi="Verdana" w:cs="Arial"/>
+                <w:lang w:val="en-AU"/>
+              </w:rPr>
+              <w:t xml:space="preserve">Taking lead on setting up Eco-System (Environments - Dev/UAT/Staging/Production) for </w:t>
+            </w:r>
+            <w:proofErr w:type="spellStart"/>
+            <w:r>
+              <w:rPr>
+                <w:rFonts w:ascii="Verdana" w:hAnsi="Verdana" w:cs="Arial"/>
+                <w:lang w:val="en-AU"/>
+              </w:rPr>
+              <w:t>isEducation</w:t>
+            </w:r>
+            <w:proofErr w:type="spellEnd"/>
+            <w:r>
+              <w:rPr>
+                <w:rFonts w:ascii="Verdana" w:hAnsi="Verdana" w:cs="Arial"/>
+                <w:lang w:val="en-AU"/>
+              </w:rPr>
+              <w:t xml:space="preserve"> suite applications.</w:t>
+            </w:r>
+          </w:p>
+          <w:p>
+            <w:pPr>
+              <w:numPr>
+                <w:ilvl w:val="0"/>
+                <w:numId w:val="4"/>
+              </w:numPr>
+              <w:shd w:val="clear" w:color="auto" w:fill="FFFFFF"/>
+              <w:spacing w:before="100" w:beforeAutospacing="1" w:after="100" w:afterAutospacing="1"/>
+              <w:rPr>
+                <w:rFonts w:ascii="Verdana" w:hAnsi="Verdana" w:cs="Arial"/>
+                <w:lang w:val="en-AU"/>
+              </w:rPr>
+            </w:pPr>
+            <w:r>
+              <w:rPr>
+                <w:rFonts w:ascii="Verdana" w:hAnsi="Verdana" w:cs="Arial"/>
+                <w:lang w:val="en-AU"/>
+              </w:rPr>
+              <w:t>Setting up environment also includes creating Resources in Azure Portal and deploying website on relevant URLs.</w:t>
+            </w:r>
+          </w:p>
+          <w:p>
+            <w:pPr>
+              <w:numPr>
+                <w:ilvl w:val="0"/>
+                <w:numId w:val="4"/>
+              </w:numPr>
+              <w:shd w:val="clear" w:color="auto" w:fill="FFFFFF"/>
+              <w:spacing w:before="100" w:beforeAutospacing="1" w:after="100" w:afterAutospacing="1"/>
+              <w:rPr>
+                <w:rFonts w:ascii="Verdana" w:hAnsi="Verdana" w:cs="Arial"/>
+                <w:lang w:val="en-AU"/>
+              </w:rPr>
+            </w:pPr>
+            <w:r>
+              <w:rPr>
+                <w:rFonts w:ascii="Verdana" w:hAnsi="Verdana" w:cs="Arial"/>
+                <w:lang w:val="en-AU"/>
+              </w:rPr>
+              <w:t xml:space="preserve">Building pipelines per </w:t>
+            </w:r>
+            <w:proofErr w:type="spellStart"/>
+            <w:r>
+              <w:rPr>
+                <w:rFonts w:ascii="Verdana" w:hAnsi="Verdana" w:cs="Arial"/>
+                <w:lang w:val="en-AU"/>
+              </w:rPr>
+              <w:t>isEducation</w:t>
+            </w:r>
+            <w:proofErr w:type="spellEnd"/>
+            <w:r>
+              <w:rPr>
+                <w:rFonts w:ascii="Verdana" w:hAnsi="Verdana" w:cs="Arial"/>
+                <w:lang w:val="en-AU"/>
+              </w:rPr>
+              <w:t xml:space="preserve"> Suite App per environment for </w:t>
+            </w:r>
+            <w:r>
+              <w:rPr>
+                <w:rFonts w:ascii="Verdana" w:hAnsi="Verdana" w:cs="Arial"/>
+                <w:b/>
+                <w:bCs/>
+                <w:lang w:val="en-AU"/>
+              </w:rPr>
+              <w:t>CI/CD</w:t>
+            </w:r>
+          </w:p>
+          <w:p>
+            <w:pPr>
+              <w:numPr>
+                <w:ilvl w:val="0"/>
+                <w:numId w:val="4"/>
+              </w:numPr>
+              <w:shd w:val="clear" w:color="auto" w:fill="FFFFFF"/>
+              <w:spacing w:before="100" w:beforeAutospacing="1" w:after="100" w:afterAutospacing="1"/>
+              <w:rPr>
+                <w:rFonts w:ascii="Verdana" w:hAnsi="Verdana" w:cs="Arial"/>
+                <w:lang w:val="en-AU"/>
+              </w:rPr>
+            </w:pPr>
+            <w:r>
+              <w:rPr>
+                <w:rFonts w:ascii="Verdana" w:hAnsi="Verdana" w:cs="Arial"/>
+                <w:lang w:val="en-AU"/>
+              </w:rPr>
+              <w:t>Collaborating with team of developers and cloud engineers for building solutions for our schools.</w:t>
+            </w:r>
+          </w:p>
+          <w:p>
+            <w:pPr>
+              <w:numPr>
+                <w:ilvl w:val="0"/>
+                <w:numId w:val="4"/>
+              </w:numPr>
+              <w:shd w:val="clear" w:color="auto" w:fill="FFFFFF"/>
+              <w:spacing w:before="100" w:beforeAutospacing="1" w:after="100" w:afterAutospacing="1"/>
+              <w:rPr>
+                <w:rFonts w:ascii="Verdana" w:hAnsi="Verdana" w:cs="Arial"/>
+                <w:lang w:val="en-AU"/>
+              </w:rPr>
+            </w:pPr>
+            <w:r>
+              <w:rPr>
+                <w:rFonts w:ascii="Verdana" w:hAnsi="Verdana" w:cs="Arial"/>
+                <w:lang w:val="en-AU"/>
+              </w:rPr>
+              <w:t>Weekly scrum for monitoring on-going development and adhering to task deadlines.</w:t>
+            </w:r>
+          </w:p>
+          <w:p>
+            <w:pPr>
+              <w:numPr>
+                <w:ilvl w:val="0"/>
+                <w:numId w:val="4"/>
+              </w:numPr>
+              <w:shd w:val="clear" w:color="auto" w:fill="FFFFFF"/>
+              <w:spacing w:before="100" w:beforeAutospacing="1" w:after="100" w:afterAutospacing="1"/>
+              <w:rPr>
+                <w:rFonts w:ascii="Verdana" w:hAnsi="Verdana" w:cs="Arial"/>
+                <w:lang w:val="en-AU"/>
+              </w:rPr>
+            </w:pPr>
+            <w:proofErr w:type="spellStart"/>
+            <w:r>
+              <w:rPr>
+                <w:rFonts w:ascii="Verdana" w:hAnsi="Verdana" w:cs="Arial"/>
+                <w:lang w:val="en-AU"/>
+              </w:rPr>
+              <w:t>isEducation</w:t>
+            </w:r>
+            <w:proofErr w:type="spellEnd"/>
+            <w:r>
+              <w:rPr>
+                <w:rFonts w:ascii="Verdana" w:hAnsi="Verdana" w:cs="Arial"/>
+                <w:lang w:val="en-AU"/>
+              </w:rPr>
+              <w:t xml:space="preserve"> suite includes various products such as </w:t>
+            </w:r>
+            <w:proofErr w:type="spellStart"/>
+            <w:r>
+              <w:rPr>
+                <w:rFonts w:ascii="Verdana" w:hAnsi="Verdana" w:cs="Arial"/>
+                <w:b/>
+                <w:bCs/>
+                <w:lang w:val="en-AU"/>
+              </w:rPr>
+              <w:t>isLearn</w:t>
+            </w:r>
+            <w:proofErr w:type="spellEnd"/>
+            <w:r>
+              <w:rPr>
+                <w:rFonts w:ascii="Verdana" w:hAnsi="Verdana" w:cs="Arial"/>
+                <w:b/>
+                <w:bCs/>
+                <w:lang w:val="en-AU"/>
+              </w:rPr>
+              <w:t xml:space="preserve">, </w:t>
+            </w:r>
+            <w:proofErr w:type="spellStart"/>
+            <w:r>
+              <w:rPr>
+                <w:rFonts w:ascii="Verdana" w:hAnsi="Verdana" w:cs="Arial"/>
+                <w:b/>
+                <w:bCs/>
+                <w:lang w:val="en-AU"/>
+              </w:rPr>
+              <w:t>isAnalyse</w:t>
+            </w:r>
+            <w:proofErr w:type="spellEnd"/>
+            <w:r>
+              <w:rPr>
+                <w:rFonts w:ascii="Verdana" w:hAnsi="Verdana" w:cs="Arial"/>
+                <w:b/>
+                <w:bCs/>
+                <w:lang w:val="en-AU"/>
+              </w:rPr>
+              <w:t xml:space="preserve">, </w:t>
+            </w:r>
+            <w:proofErr w:type="spellStart"/>
+            <w:r>
+              <w:rPr>
+                <w:rFonts w:ascii="Verdana" w:hAnsi="Verdana" w:cs="Arial"/>
+                <w:b/>
+                <w:bCs/>
+                <w:lang w:val="en-AU"/>
+              </w:rPr>
+              <w:t>isConnect</w:t>
+            </w:r>
+            <w:proofErr w:type="spellEnd"/>
+            <w:r>
+              <w:rPr>
+                <w:rFonts w:ascii="Verdana" w:hAnsi="Verdana" w:cs="Arial"/>
+                <w:b/>
+                <w:bCs/>
+                <w:lang w:val="en-AU"/>
+              </w:rPr>
+              <w:t xml:space="preserve">, </w:t>
+            </w:r>
+            <w:proofErr w:type="spellStart"/>
+            <w:r>
+              <w:rPr>
+                <w:rFonts w:ascii="Verdana" w:hAnsi="Verdana" w:cs="Arial"/>
+                <w:b/>
+                <w:bCs/>
+                <w:lang w:val="en-AU"/>
+              </w:rPr>
+              <w:t>isCommunicate</w:t>
+            </w:r>
+            <w:proofErr w:type="spellEnd"/>
+            <w:r>
+              <w:rPr>
+                <w:rFonts w:ascii="Verdana" w:hAnsi="Verdana" w:cs="Arial"/>
+                <w:b/>
+                <w:bCs/>
+                <w:lang w:val="en-AU"/>
+              </w:rPr>
+              <w:t xml:space="preserve">, </w:t>
+            </w:r>
+            <w:proofErr w:type="spellStart"/>
+            <w:r>
+              <w:rPr>
+                <w:rFonts w:ascii="Verdana" w:hAnsi="Verdana" w:cs="Arial"/>
+                <w:b/>
+                <w:bCs/>
+                <w:lang w:val="en-AU"/>
+              </w:rPr>
+              <w:t>isRecruit</w:t>
+            </w:r>
+            <w:proofErr w:type="spellEnd"/>
+            <w:r>
+              <w:rPr>
+                <w:rFonts w:ascii="Verdana" w:hAnsi="Verdana" w:cs="Arial"/>
+                <w:b/>
+                <w:bCs/>
+                <w:lang w:val="en-AU"/>
+              </w:rPr>
+              <w:t xml:space="preserve">, </w:t>
+            </w:r>
+            <w:proofErr w:type="spellStart"/>
+            <w:r>
+              <w:rPr>
+                <w:rFonts w:ascii="Verdana" w:hAnsi="Verdana" w:cs="Arial"/>
+                <w:b/>
+                <w:bCs/>
+                <w:lang w:val="en-AU"/>
+              </w:rPr>
+              <w:t>isPodcast</w:t>
+            </w:r>
+            <w:proofErr w:type="spellEnd"/>
+            <w:r>
+              <w:rPr>
+                <w:rFonts w:ascii="Verdana" w:hAnsi="Verdana" w:cs="Arial"/>
+                <w:b/>
+                <w:bCs/>
+                <w:lang w:val="en-AU"/>
+              </w:rPr>
+              <w:t xml:space="preserve">, </w:t>
+            </w:r>
+            <w:proofErr w:type="spellStart"/>
+            <w:r>
+              <w:rPr>
+                <w:rFonts w:ascii="Verdana" w:hAnsi="Verdana" w:cs="Arial"/>
+                <w:b/>
+                <w:bCs/>
+                <w:lang w:val="en-AU"/>
+              </w:rPr>
+              <w:t>isArtwork</w:t>
+            </w:r>
+            <w:proofErr w:type="spellEnd"/>
+          </w:p>
+          <w:p>
+            <w:pPr>
+              <w:numPr>
+                <w:ilvl w:val="0"/>
+                <w:numId w:val="4"/>
+              </w:numPr>
+              <w:shd w:val="clear" w:color="auto" w:fill="FFFFFF"/>
+              <w:spacing w:before="100" w:beforeAutospacing="1" w:after="100" w:afterAutospacing="1"/>
+              <w:rPr>
+                <w:rFonts w:ascii="Verdana" w:hAnsi="Verdana" w:cs="Arial"/>
+                <w:lang w:val="en-AU"/>
+              </w:rPr>
+            </w:pPr>
+            <w:r>
+              <w:rPr>
+                <w:rFonts w:ascii="Verdana" w:hAnsi="Verdana" w:cs="Arial"/>
+                <w:lang w:val="en-AU"/>
+              </w:rPr>
+              <w:t>API Integration with 3rd party tool </w:t>
+            </w:r>
+            <w:r>
+              <w:rPr>
+                <w:rFonts w:ascii="Verdana" w:hAnsi="Verdana" w:cs="Arial"/>
+                <w:b/>
+                <w:bCs/>
+                <w:lang w:val="en-AU"/>
+              </w:rPr>
+              <w:t>(Qlik Sense Analytics)</w:t>
+            </w:r>
+          </w:p>
+          <w:p>
+            <w:pPr>
+              <w:numPr>
+                <w:ilvl w:val="0"/>
+                <w:numId w:val="4"/>
+              </w:numPr>
+              <w:shd w:val="clear" w:color="auto" w:fill="FFFFFF"/>
+              <w:spacing w:before="100" w:beforeAutospacing="1" w:after="100" w:afterAutospacing="1"/>
+              <w:rPr>
+                <w:rFonts w:ascii="Verdana" w:hAnsi="Verdana" w:cs="Arial"/>
+                <w:lang w:val="en-AU"/>
+              </w:rPr>
+            </w:pPr>
+            <w:r>
+              <w:rPr>
+                <w:rFonts w:ascii="Verdana" w:hAnsi="Verdana" w:cs="Arial"/>
+                <w:lang w:val="en-AU"/>
+              </w:rPr>
+              <w:t xml:space="preserve">Maintenance of OLD </w:t>
+            </w:r>
+            <w:proofErr w:type="spellStart"/>
+            <w:r>
+              <w:rPr>
+                <w:rFonts w:ascii="Verdana" w:hAnsi="Verdana" w:cs="Arial"/>
+                <w:lang w:val="en-AU"/>
+              </w:rPr>
+              <w:t>isEducation</w:t>
+            </w:r>
+            <w:proofErr w:type="spellEnd"/>
+            <w:r>
+              <w:rPr>
+                <w:rFonts w:ascii="Verdana" w:hAnsi="Verdana" w:cs="Arial"/>
+                <w:lang w:val="en-AU"/>
+              </w:rPr>
+              <w:t xml:space="preserve"> suite built on Blazor Web Assembly from Microsoft and .net Framework.</w:t>
+            </w:r>
+          </w:p>
+          <w:p>
+            <w:pPr>
+              <w:numPr>
+                <w:ilvl w:val="0"/>
+                <w:numId w:val="4"/>
+              </w:numPr>
+              <w:shd w:val="clear" w:color="auto" w:fill="FFFFFF"/>
+              <w:spacing w:before="100" w:beforeAutospacing="1" w:after="100" w:afterAutospacing="1"/>
+              <w:rPr>
+                <w:rFonts w:ascii="Verdana" w:hAnsi="Verdana" w:cs="Arial"/>
+                <w:lang w:val="en-AU"/>
+              </w:rPr>
+            </w:pPr>
+            <w:r>
+              <w:rPr>
+                <w:rFonts w:ascii="Verdana" w:hAnsi="Verdana" w:cs="Arial"/>
+                <w:lang w:val="en-AU"/>
+              </w:rPr>
+              <w:t>Development and version release of Xamarin Android Apps </w:t>
+            </w:r>
+            <w:r>
+              <w:rPr>
+                <w:rFonts w:ascii="Verdana" w:hAnsi="Verdana" w:cs="Arial"/>
+                <w:b/>
+                <w:bCs/>
+                <w:lang w:val="en-AU"/>
+              </w:rPr>
+              <w:t>(</w:t>
+            </w:r>
+            <w:proofErr w:type="spellStart"/>
+            <w:r>
+              <w:rPr>
+                <w:rFonts w:ascii="Verdana" w:hAnsi="Verdana" w:cs="Arial"/>
+                <w:b/>
+                <w:bCs/>
+                <w:lang w:val="en-AU"/>
+              </w:rPr>
+              <w:t>isCommunicate</w:t>
+            </w:r>
+            <w:proofErr w:type="spellEnd"/>
+            <w:r>
+              <w:rPr>
+                <w:rFonts w:ascii="Verdana" w:hAnsi="Verdana" w:cs="Arial"/>
+                <w:b/>
+                <w:bCs/>
+                <w:lang w:val="en-AU"/>
+              </w:rPr>
+              <w:t>) </w:t>
+            </w:r>
+            <w:r>
+              <w:rPr>
+                <w:rFonts w:ascii="Verdana" w:hAnsi="Verdana" w:cs="Arial"/>
+                <w:lang w:val="en-AU"/>
+              </w:rPr>
+              <w:t>on Google Play</w:t>
+            </w:r>
+          </w:p>
+          <w:p>
+            <w:pPr>
+              <w:shd w:val="clear" w:color="auto" w:fill="FFFFFF"/>
+              <w:spacing w:before="100" w:beforeAutospacing="1" w:after="100" w:afterAutospacing="1"/>
+              <w:rPr>
+                <w:rFonts w:ascii="Verdana" w:hAnsi="Verdana" w:cs="Arial"/>
+                <w:lang w:val="en-AU"/>
+              </w:rPr>
+            </w:pPr>
+          </w:p>
+          <w:p>
+            <w:pPr>
+              <w:shd w:val="clear" w:color="auto" w:fill="FFFFFF"/>
+              <w:spacing w:before="100" w:beforeAutospacing="1" w:after="100" w:afterAutospacing="1"/>
+              <w:rPr>
+                <w:rFonts w:ascii="Verdana" w:hAnsi="Verdana" w:cs="Arial"/>
+                <w:lang w:val="en-AU"/>
+              </w:rPr>
+            </w:pPr>
+          </w:p>
+          <w:p>
+            <w:pPr>
+              <w:shd w:val="clear" w:color="auto" w:fill="FFFFFF"/>
+              <w:spacing w:before="100" w:beforeAutospacing="1" w:after="100" w:afterAutospacing="1"/>
+              <w:rPr>
+                <w:rFonts w:ascii="Verdana" w:hAnsi="Verdana" w:cs="Arial"/>
+                <w:lang w:val="en-AU"/>
+              </w:rPr>
+            </w:pPr>
+          </w:p>
+          <w:p>
+            <w:pPr>
+              <w:shd w:val="clear" w:color="auto" w:fill="FFFFFF"/>
+              <w:spacing w:before="100" w:beforeAutospacing="1" w:after="100" w:afterAutospacing="1"/>
+              <w:rPr>
+                <w:rFonts w:ascii="Verdana" w:hAnsi="Verdana" w:cs="Arial"/>
+                <w:lang w:val="en-AU"/>
+              </w:rPr>
+            </w:pPr>
+          </w:p>
+          <w:p>
+            <w:pPr>
+              <w:rPr>
+                <w:rFonts w:ascii="Verdana" w:eastAsia="MS Mincho" w:hAnsi="Verdana"/>
+                <w:sz w:val="22"/>
+                <w:szCs w:val="22"/>
+              </w:rPr>
+            </w:pPr>
+          </w:p>
+        </w:tc>
+      </w:tr>
+    </w:tbl>
+    <w:p>
+      <w:pPr>
+        <w:pStyle w:val="PlainText"/>
+        <w:pBdr>
+          <w:top w:val="single" w:sz="18" w:space="1" w:color="auto"/>
+        </w:pBdr>
+        <w:jc w:val="both"/>
+        <w:rPr>
+          <w:rFonts w:ascii="Verdana" w:eastAsia="MS Mincho" w:hAnsi="Verdana" w:cs="Tahoma"/>
+          <w:sz w:val="22"/>
+          <w:szCs w:val="22"/>
+        </w:rPr>
+      </w:pPr>
+    </w:p>
+    <w:tbl>
+      <w:tblPr>
+        <w:tblW w:w="10740" w:type="dxa"/>
+        <w:tblLook w:val="04A0" w:firstRow="1" w:lastRow="0" w:firstColumn="1" w:lastColumn="0" w:noHBand="0" w:noVBand="1"/>
+      </w:tblPr>
+      <w:tblGrid>
+        <w:gridCol w:w="1809"/>
+        <w:gridCol w:w="567"/>
+        <w:gridCol w:w="4584"/>
+        <w:gridCol w:w="3780"/>
+      </w:tblGrid>
+      <w:tr>
+        <w:tc>
+          <w:tcPr>
+            <w:tcW w:w="2376" w:type="dxa"/>
+            <w:gridSpan w:val="2"/>
+          </w:tcPr>
+          <w:p>
+            <w:pPr>
+              <w:pStyle w:val="PlainText"/>
+              <w:spacing w:before="60"/>
+              <w:rPr>
+                <w:rFonts w:ascii="Verdana" w:eastAsia="MS Mincho" w:hAnsi="Verdana" w:cs="Tahoma"/>
+                <w:b/>
+                <w:bCs/>
+                <w:sz w:val="22"/>
+                <w:szCs w:val="22"/>
+                <w:lang w:val="en-US" w:eastAsia="en-US" w:bidi="ar-SA"/>
+              </w:rPr>
+            </w:pPr>
+            <w:r>
+              <w:rPr>
+                <w:rFonts w:ascii="Verdana" w:eastAsia="MS Mincho" w:hAnsi="Verdana" w:cs="Tahoma"/>
+                <w:b/>
+                <w:bCs/>
+                <w:sz w:val="22"/>
+                <w:szCs w:val="22"/>
+                <w:lang w:val="en-US" w:eastAsia="en-US" w:bidi="ar-SA"/>
+              </w:rPr>
+              <w:t>EXPERIENCE</w:t>
+            </w:r>
+          </w:p>
+        </w:tc>
+        <w:tc>
+          <w:tcPr>
+            <w:tcW w:w="4584" w:type="dxa"/>
+          </w:tcPr>
+          <w:p>
+            <w:pPr>
+              <w:pStyle w:val="PlainText"/>
+              <w:spacing w:before="60"/>
+              <w:rPr>
+                <w:rFonts w:ascii="Verdana" w:eastAsia="MS Mincho" w:hAnsi="Verdana" w:cs="Tahoma"/>
+                <w:b/>
+                <w:bCs/>
+                <w:sz w:val="22"/>
+                <w:szCs w:val="22"/>
+                <w:lang w:val="en-US" w:eastAsia="en-US" w:bidi="ar-SA"/>
+              </w:rPr>
+            </w:pPr>
+            <w:r>
+              <w:rPr>
+                <w:rFonts w:ascii="Verdana" w:eastAsia="MS Mincho" w:hAnsi="Verdana" w:cs="Tahoma"/>
+                <w:b/>
+                <w:bCs/>
+                <w:sz w:val="22"/>
+                <w:szCs w:val="22"/>
+                <w:lang w:val="en-US" w:eastAsia="en-US" w:bidi="ar-SA"/>
+              </w:rPr>
+              <w:t xml:space="preserve"> SENIOR DEVELOPER (Full Stack)</w:t>
+            </w:r>
+          </w:p>
+        </w:tc>
+        <w:tc>
+          <w:tcPr>
+            <w:tcW w:w="3780" w:type="dxa"/>
+          </w:tcPr>
+          <w:p>
+            <w:pPr>
+              <w:pStyle w:val="PlainText"/>
+              <w:spacing w:before="60"/>
+              <w:jc w:val="right"/>
+              <w:rPr>
+                <w:rFonts w:ascii="Verdana" w:eastAsia="MS Mincho" w:hAnsi="Verdana" w:cs="Tahoma"/>
+                <w:b/>
+                <w:bCs/>
+                <w:sz w:val="22"/>
+                <w:szCs w:val="22"/>
+                <w:lang w:val="en-US" w:eastAsia="en-US" w:bidi="ar-SA"/>
+              </w:rPr>
+            </w:pPr>
+            <w:proofErr w:type="spellStart"/>
+            <w:r>
+              <w:rPr>
+                <w:rFonts w:ascii="Verdana" w:eastAsia="MS Mincho" w:hAnsi="Verdana" w:cs="Tahoma"/>
+                <w:b/>
+                <w:bCs/>
+                <w:sz w:val="22"/>
+                <w:szCs w:val="22"/>
+                <w:lang w:val="en-US" w:eastAsia="en-US" w:bidi="ar-SA"/>
+              </w:rPr>
+              <w:t>ComputerShare</w:t>
+            </w:r>
+            <w:proofErr w:type="spellEnd"/>
+          </w:p>
+        </w:tc>
+      </w:tr>
+      <w:tr>
+        <w:tc>
+          <w:tcPr>
+            <w:tcW w:w="1809" w:type="dxa"/>
+          </w:tcPr>
+          <w:p>
+            <w:pPr>
+              <w:pStyle w:val="PlainText"/>
+              <w:spacing w:before="60"/>
+              <w:rPr>
+                <w:rFonts w:ascii="Verdana" w:eastAsia="MS Mincho" w:hAnsi="Verdana" w:cs="Tahoma"/>
+                <w:sz w:val="22"/>
+                <w:szCs w:val="22"/>
+                <w:lang w:val="en-US" w:eastAsia="en-US" w:bidi="ar-SA"/>
+              </w:rPr>
+            </w:pPr>
+            <w:r>
+              <w:rPr>
+                <w:rFonts w:ascii="Verdana" w:eastAsia="MS Mincho" w:hAnsi="Verdana" w:cs="Tahoma"/>
+                <w:sz w:val="22"/>
+                <w:szCs w:val="22"/>
+                <w:lang w:val="en-US" w:eastAsia="en-US" w:bidi="ar-SA"/>
+              </w:rPr>
+              <w:t>May 2020 – Sept 2022</w:t>
+            </w:r>
+          </w:p>
+        </w:tc>
+        <w:tc>
+          <w:tcPr>
+            <w:tcW w:w="8931" w:type="dxa"/>
+            <w:gridSpan w:val="3"/>
+          </w:tcPr>
+          <w:p>
+            <w:pPr>
+              <w:numPr>
+                <w:ilvl w:val="0"/>
+                <w:numId w:val="1"/>
+              </w:numPr>
+              <w:rPr>
+                <w:rFonts w:ascii="Verdana" w:eastAsia="MS Mincho" w:hAnsi="Verdana"/>
+                <w:sz w:val="22"/>
+                <w:szCs w:val="22"/>
+              </w:rPr>
+            </w:pPr>
+            <w:r>
+              <w:rPr>
+                <w:rFonts w:ascii="Verdana" w:eastAsia="MS Mincho" w:hAnsi="Verdana"/>
+                <w:sz w:val="22"/>
+                <w:szCs w:val="22"/>
+              </w:rPr>
+              <w:t xml:space="preserve">Working at </w:t>
+            </w:r>
+            <w:proofErr w:type="spellStart"/>
+            <w:r>
+              <w:rPr>
+                <w:rFonts w:ascii="Verdana" w:eastAsia="MS Mincho" w:hAnsi="Verdana"/>
+                <w:sz w:val="22"/>
+                <w:szCs w:val="22"/>
+              </w:rPr>
+              <w:t>ComputerShare’s</w:t>
+            </w:r>
+            <w:proofErr w:type="spellEnd"/>
+            <w:r>
+              <w:rPr>
+                <w:rFonts w:ascii="Verdana" w:eastAsia="MS Mincho" w:hAnsi="Verdana"/>
+                <w:sz w:val="22"/>
+                <w:szCs w:val="22"/>
+              </w:rPr>
+              <w:t xml:space="preserve"> Utility department.</w:t>
+            </w:r>
+          </w:p>
+          <w:p>
+            <w:pPr>
+              <w:numPr>
+                <w:ilvl w:val="0"/>
+                <w:numId w:val="1"/>
+              </w:numPr>
+              <w:rPr>
+                <w:rFonts w:ascii="Verdana" w:eastAsia="MS Mincho" w:hAnsi="Verdana"/>
+                <w:sz w:val="22"/>
+                <w:szCs w:val="22"/>
+              </w:rPr>
+            </w:pPr>
+            <w:r>
+              <w:rPr>
+                <w:rFonts w:ascii="Verdana" w:eastAsia="MS Mincho" w:hAnsi="Verdana"/>
+                <w:sz w:val="22"/>
+                <w:szCs w:val="22"/>
+              </w:rPr>
+              <w:t>Collaborating with a team of Senior developers and Solutions architect building solutions for our clients.</w:t>
+            </w:r>
+          </w:p>
+          <w:p>
+            <w:pPr>
+              <w:numPr>
+                <w:ilvl w:val="0"/>
+                <w:numId w:val="1"/>
+              </w:numPr>
+              <w:rPr>
+                <w:rFonts w:ascii="Verdana" w:eastAsia="MS Mincho" w:hAnsi="Verdana"/>
+                <w:sz w:val="22"/>
+                <w:szCs w:val="22"/>
+              </w:rPr>
+            </w:pPr>
+            <w:r>
+              <w:rPr>
+                <w:rFonts w:ascii="Verdana" w:eastAsia="MS Mincho" w:hAnsi="Verdana"/>
+                <w:sz w:val="22"/>
+                <w:szCs w:val="22"/>
+              </w:rPr>
+              <w:t xml:space="preserve">Ongoing discussion with business analysts to keep with the scope of projects. </w:t>
+            </w:r>
+          </w:p>
+          <w:p>
+            <w:pPr>
+              <w:numPr>
+                <w:ilvl w:val="0"/>
+                <w:numId w:val="1"/>
+              </w:numPr>
+              <w:rPr>
+                <w:rFonts w:ascii="Verdana" w:eastAsia="MS Mincho" w:hAnsi="Verdana"/>
+                <w:sz w:val="22"/>
+                <w:szCs w:val="22"/>
+              </w:rPr>
+            </w:pPr>
+            <w:r>
+              <w:rPr>
+                <w:rFonts w:ascii="Verdana" w:eastAsia="MS Mincho" w:hAnsi="Verdana"/>
+                <w:sz w:val="22"/>
+                <w:szCs w:val="22"/>
+              </w:rPr>
+              <w:t xml:space="preserve">Admin dashboards with charts and analytics data. </w:t>
+            </w:r>
+          </w:p>
+          <w:p>
+            <w:pPr>
+              <w:numPr>
+                <w:ilvl w:val="0"/>
+                <w:numId w:val="1"/>
+              </w:numPr>
+              <w:rPr>
+                <w:rFonts w:ascii="Verdana" w:eastAsia="MS Mincho" w:hAnsi="Verdana"/>
+                <w:sz w:val="22"/>
+                <w:szCs w:val="22"/>
+              </w:rPr>
+            </w:pPr>
+            <w:r>
+              <w:rPr>
+                <w:rFonts w:ascii="Verdana" w:eastAsia="MS Mincho" w:hAnsi="Verdana"/>
+                <w:sz w:val="22"/>
+                <w:szCs w:val="22"/>
+              </w:rPr>
+              <w:t xml:space="preserve">Our systems provide billing services for Energy Industry (Gas, Electricity and Water) for clients </w:t>
+            </w:r>
+            <w:proofErr w:type="spellStart"/>
+            <w:r>
+              <w:rPr>
+                <w:rFonts w:ascii="Verdana" w:eastAsia="MS Mincho" w:hAnsi="Verdana"/>
+                <w:b/>
+                <w:bCs/>
+                <w:sz w:val="22"/>
+                <w:szCs w:val="22"/>
+              </w:rPr>
+              <w:t>EnergyAustralia</w:t>
+            </w:r>
+            <w:proofErr w:type="spellEnd"/>
+            <w:r>
+              <w:rPr>
+                <w:rFonts w:ascii="Verdana" w:eastAsia="MS Mincho" w:hAnsi="Verdana"/>
+                <w:b/>
+                <w:bCs/>
+                <w:sz w:val="22"/>
+                <w:szCs w:val="22"/>
+              </w:rPr>
+              <w:t xml:space="preserve">, </w:t>
+            </w:r>
+            <w:proofErr w:type="spellStart"/>
+            <w:r>
+              <w:rPr>
+                <w:rFonts w:ascii="Verdana" w:eastAsia="MS Mincho" w:hAnsi="Verdana"/>
+                <w:b/>
+                <w:bCs/>
+                <w:sz w:val="22"/>
+                <w:szCs w:val="22"/>
+              </w:rPr>
+              <w:t>UnityWater</w:t>
+            </w:r>
+            <w:proofErr w:type="spellEnd"/>
+            <w:r>
+              <w:rPr>
+                <w:rFonts w:ascii="Verdana" w:eastAsia="MS Mincho" w:hAnsi="Verdana"/>
+                <w:b/>
+                <w:bCs/>
+                <w:sz w:val="22"/>
+                <w:szCs w:val="22"/>
+              </w:rPr>
+              <w:t xml:space="preserve">, </w:t>
+            </w:r>
+            <w:proofErr w:type="spellStart"/>
+            <w:r>
+              <w:rPr>
+                <w:rFonts w:ascii="Verdana" w:eastAsia="MS Mincho" w:hAnsi="Verdana"/>
+                <w:b/>
+                <w:bCs/>
+                <w:sz w:val="22"/>
+                <w:szCs w:val="22"/>
+              </w:rPr>
+              <w:t>HunterWater</w:t>
+            </w:r>
+            <w:proofErr w:type="spellEnd"/>
+            <w:r>
+              <w:rPr>
+                <w:rFonts w:ascii="Verdana" w:eastAsia="MS Mincho" w:hAnsi="Verdana"/>
+                <w:b/>
+                <w:bCs/>
+                <w:sz w:val="22"/>
+                <w:szCs w:val="22"/>
+              </w:rPr>
+              <w:t>,</w:t>
+            </w:r>
+            <w:r>
+              <w:rPr>
+                <w:rFonts w:ascii="Arial" w:hAnsi="Arial" w:cs="Arial"/>
+                <w:b/>
+                <w:bCs/>
+                <w:color w:val="212529"/>
+                <w:shd w:val="clear" w:color="auto" w:fill="FFFFFF"/>
+              </w:rPr>
+              <w:t xml:space="preserve"> </w:t>
+            </w:r>
+            <w:r>
+              <w:rPr>
+                <w:rFonts w:ascii="Verdana" w:eastAsia="MS Mincho" w:hAnsi="Verdana"/>
+                <w:b/>
+                <w:bCs/>
+                <w:sz w:val="22"/>
+                <w:szCs w:val="22"/>
+              </w:rPr>
+              <w:t xml:space="preserve">Portsmouth </w:t>
+            </w:r>
+            <w:proofErr w:type="gramStart"/>
+            <w:r>
+              <w:rPr>
+                <w:rFonts w:ascii="Verdana" w:eastAsia="MS Mincho" w:hAnsi="Verdana"/>
+                <w:b/>
+                <w:bCs/>
+                <w:sz w:val="22"/>
+                <w:szCs w:val="22"/>
+              </w:rPr>
+              <w:t>Water(</w:t>
+            </w:r>
+            <w:proofErr w:type="gramEnd"/>
+            <w:r>
+              <w:rPr>
+                <w:rFonts w:ascii="Verdana" w:eastAsia="MS Mincho" w:hAnsi="Verdana"/>
+                <w:b/>
+                <w:bCs/>
+                <w:sz w:val="22"/>
+                <w:szCs w:val="22"/>
+              </w:rPr>
+              <w:t>UK)</w:t>
+            </w:r>
+            <w:r>
+              <w:rPr>
+                <w:rFonts w:ascii="Verdana" w:eastAsia="MS Mincho" w:hAnsi="Verdana"/>
+                <w:b/>
+                <w:bCs/>
+                <w:sz w:val="22"/>
+                <w:szCs w:val="22"/>
+              </w:rPr>
+              <w:t xml:space="preserve"> </w:t>
+            </w:r>
+          </w:p>
+          <w:p>
+            <w:pPr>
+              <w:numPr>
+                <w:ilvl w:val="0"/>
+                <w:numId w:val="1"/>
+              </w:numPr>
+              <w:rPr>
+                <w:rFonts w:ascii="Verdana" w:eastAsia="MS Mincho" w:hAnsi="Verdana"/>
+                <w:sz w:val="22"/>
+                <w:szCs w:val="22"/>
+              </w:rPr>
+            </w:pPr>
+            <w:r>
+              <w:rPr>
+                <w:rFonts w:ascii="Verdana" w:eastAsia="MS Mincho" w:hAnsi="Verdana"/>
+                <w:sz w:val="22"/>
+                <w:szCs w:val="22"/>
+              </w:rPr>
+              <w:t xml:space="preserve">Ours is a Progressive Web App built on Angular 13, .net 6, C# </w:t>
+            </w:r>
+          </w:p>
+          <w:p>
+            <w:pPr>
+              <w:numPr>
+                <w:ilvl w:val="0"/>
+                <w:numId w:val="1"/>
+              </w:numPr>
+              <w:rPr>
+                <w:rFonts w:ascii="Verdana" w:eastAsia="MS Mincho" w:hAnsi="Verdana"/>
+                <w:sz w:val="22"/>
+                <w:szCs w:val="22"/>
+              </w:rPr>
+            </w:pPr>
+            <w:r>
+              <w:rPr>
+                <w:rFonts w:ascii="Verdana" w:eastAsia="MS Mincho" w:hAnsi="Verdana"/>
+                <w:sz w:val="22"/>
+                <w:szCs w:val="22"/>
+              </w:rPr>
+              <w:t xml:space="preserve">We also built apps for Our Client’s Field Sales which generally includes bill comparison.  </w:t>
+            </w:r>
+          </w:p>
+          <w:p>
+            <w:pPr>
+              <w:numPr>
+                <w:ilvl w:val="0"/>
+                <w:numId w:val="1"/>
+              </w:numPr>
+              <w:rPr>
+                <w:rFonts w:ascii="Verdana" w:eastAsia="MS Mincho" w:hAnsi="Verdana"/>
+                <w:sz w:val="22"/>
+                <w:szCs w:val="22"/>
+              </w:rPr>
+            </w:pPr>
+            <w:r>
+              <w:rPr>
+                <w:rFonts w:ascii="Verdana" w:eastAsia="MS Mincho" w:hAnsi="Verdana"/>
+                <w:sz w:val="22"/>
+                <w:szCs w:val="22"/>
+              </w:rPr>
+              <w:t>Ongoing support and monitoring of our systems.</w:t>
+            </w:r>
+          </w:p>
+          <w:p>
+            <w:pPr>
+              <w:numPr>
+                <w:ilvl w:val="0"/>
+                <w:numId w:val="1"/>
+              </w:numPr>
+              <w:rPr>
+                <w:rFonts w:ascii="Verdana" w:eastAsia="MS Mincho" w:hAnsi="Verdana"/>
+                <w:sz w:val="22"/>
+                <w:szCs w:val="22"/>
+              </w:rPr>
+            </w:pPr>
+            <w:r>
+              <w:rPr>
+                <w:rFonts w:ascii="Verdana" w:eastAsia="MS Mincho" w:hAnsi="Verdana"/>
+                <w:sz w:val="22"/>
+                <w:szCs w:val="22"/>
+              </w:rPr>
+              <w:t xml:space="preserve">We use our own </w:t>
+            </w:r>
+            <w:r>
+              <w:rPr>
+                <w:rFonts w:ascii="Verdana" w:eastAsia="MS Mincho" w:hAnsi="Verdana"/>
+                <w:b/>
+                <w:bCs/>
+                <w:sz w:val="22"/>
+                <w:szCs w:val="22"/>
+              </w:rPr>
+              <w:t>package libraries</w:t>
+            </w:r>
+            <w:r>
+              <w:rPr>
+                <w:rFonts w:ascii="Verdana" w:eastAsia="MS Mincho" w:hAnsi="Verdana"/>
+                <w:sz w:val="22"/>
+                <w:szCs w:val="22"/>
+              </w:rPr>
+              <w:t xml:space="preserve"> (Angular and .net)</w:t>
+            </w:r>
+          </w:p>
+          <w:p>
+            <w:pPr>
+              <w:numPr>
+                <w:ilvl w:val="0"/>
+                <w:numId w:val="1"/>
+              </w:numPr>
+              <w:rPr>
+                <w:rFonts w:ascii="Verdana" w:eastAsia="MS Mincho" w:hAnsi="Verdana"/>
+                <w:sz w:val="22"/>
+                <w:szCs w:val="22"/>
+              </w:rPr>
+            </w:pPr>
+            <w:r>
+              <w:rPr>
+                <w:rFonts w:ascii="Verdana" w:eastAsia="MS Mincho" w:hAnsi="Verdana"/>
+                <w:sz w:val="22"/>
+                <w:szCs w:val="22"/>
+              </w:rPr>
+              <w:t>Continuous Integration and Deployment pipelines on Azure</w:t>
+            </w:r>
+          </w:p>
+          <w:p>
+            <w:pPr>
+              <w:rPr>
+                <w:rFonts w:ascii="Verdana" w:eastAsia="MS Mincho" w:hAnsi="Verdana"/>
+                <w:sz w:val="22"/>
+                <w:szCs w:val="22"/>
+              </w:rPr>
+            </w:pPr>
+          </w:p>
+          <w:p>
+            <w:pPr>
+              <w:rPr>
+                <w:rFonts w:ascii="Verdana" w:eastAsia="MS Mincho" w:hAnsi="Verdana"/>
+                <w:sz w:val="22"/>
+                <w:szCs w:val="22"/>
+              </w:rPr>
+            </w:pPr>
+          </w:p>
+        </w:tc>
+      </w:tr>
+    </w:tbl>
+    <w:p>
+      <w:pPr>
+        <w:pStyle w:val="PlainText"/>
+        <w:pBdr>
+          <w:top w:val="single" w:sz="18" w:space="1" w:color="auto"/>
+        </w:pBdr>
+        <w:jc w:val="both"/>
+        <w:rPr>
+          <w:rFonts w:ascii="Verdana" w:eastAsia="MS Mincho" w:hAnsi="Verdana" w:cs="Tahoma"/>
+          <w:sz w:val="22"/>
+          <w:szCs w:val="22"/>
+        </w:rPr>
+      </w:pPr>
+    </w:p>
+    <w:tbl>
+      <w:tblPr>
+        <w:tblW w:w="10740" w:type="dxa"/>
+        <w:tblLook w:val="04A0" w:firstRow="1" w:lastRow="0" w:firstColumn="1" w:lastColumn="0" w:noHBand="0" w:noVBand="1"/>
+      </w:tblPr>
+      <w:tblGrid>
+        <w:gridCol w:w="1809"/>
+        <w:gridCol w:w="567"/>
+        <w:gridCol w:w="4584"/>
+        <w:gridCol w:w="3780"/>
+      </w:tblGrid>
+      <w:tr>
+        <w:tc>
+          <w:tcPr>
+            <w:tcW w:w="2376" w:type="dxa"/>
+            <w:gridSpan w:val="2"/>
+          </w:tcPr>
+          <w:p>
+            <w:pPr>
+              <w:pStyle w:val="PlainText"/>
+              <w:spacing w:before="60"/>
+              <w:rPr>
+                <w:rFonts w:ascii="Verdana" w:eastAsia="MS Mincho" w:hAnsi="Verdana" w:cs="Tahoma"/>
+                <w:b/>
+                <w:bCs/>
+                <w:sz w:val="22"/>
+                <w:szCs w:val="22"/>
+                <w:lang w:val="en-US" w:eastAsia="en-US" w:bidi="ar-SA"/>
+              </w:rPr>
+            </w:pPr>
+            <w:r>
+              <w:rPr>
+                <w:rFonts w:ascii="Verdana" w:eastAsia="MS Mincho" w:hAnsi="Verdana" w:cs="Tahoma"/>
+                <w:b/>
+                <w:bCs/>
+                <w:sz w:val="22"/>
+                <w:szCs w:val="22"/>
+                <w:lang w:val="en-US" w:eastAsia="en-US" w:bidi="ar-SA"/>
+              </w:rPr>
+              <w:t>EXPERIENCE</w:t>
+            </w:r>
+          </w:p>
+        </w:tc>
+        <w:tc>
+          <w:tcPr>
+            <w:tcW w:w="4584" w:type="dxa"/>
+          </w:tcPr>
+          <w:p>
+            <w:pPr>
+              <w:pStyle w:val="PlainText"/>
+              <w:spacing w:before="60"/>
+              <w:rPr>
+                <w:rFonts w:ascii="Verdana" w:eastAsia="MS Mincho" w:hAnsi="Verdana" w:cs="Tahoma"/>
+                <w:b/>
+                <w:bCs/>
+                <w:sz w:val="22"/>
+                <w:szCs w:val="22"/>
+                <w:lang w:val="en-US" w:eastAsia="en-US" w:bidi="ar-SA"/>
+              </w:rPr>
+            </w:pPr>
+            <w:r>
+              <w:rPr>
+                <w:rFonts w:ascii="Verdana" w:eastAsia="MS Mincho" w:hAnsi="Verdana" w:cs="Tahoma"/>
+                <w:b/>
+                <w:bCs/>
+                <w:sz w:val="22"/>
+                <w:szCs w:val="22"/>
+                <w:lang w:val="en-US" w:eastAsia="en-US" w:bidi="ar-SA"/>
+              </w:rPr>
+              <w:t xml:space="preserve"> FULL STACK .NET DEVELOPER</w:t>
+            </w:r>
+          </w:p>
+        </w:tc>
+        <w:tc>
+          <w:tcPr>
+            <w:tcW w:w="3780" w:type="dxa"/>
+          </w:tcPr>
+          <w:p>
+            <w:pPr>
+              <w:pStyle w:val="PlainText"/>
+              <w:spacing w:before="60"/>
+              <w:jc w:val="right"/>
+              <w:rPr>
+                <w:rFonts w:ascii="Verdana" w:eastAsia="MS Mincho" w:hAnsi="Verdana" w:cs="Tahoma"/>
+                <w:b/>
+                <w:bCs/>
+                <w:sz w:val="22"/>
+                <w:szCs w:val="22"/>
+                <w:lang w:val="en-US" w:eastAsia="en-US" w:bidi="ar-SA"/>
+              </w:rPr>
+            </w:pPr>
+            <w:r>
+              <w:rPr>
+                <w:rFonts w:ascii="Verdana" w:eastAsia="MS Mincho" w:hAnsi="Verdana" w:cs="Tahoma"/>
+                <w:b/>
+                <w:bCs/>
+                <w:sz w:val="22"/>
+                <w:szCs w:val="22"/>
+                <w:lang w:val="en-US" w:eastAsia="en-US" w:bidi="ar-SA"/>
+              </w:rPr>
+              <w:t>CPM Australia</w:t>
+            </w:r>
+          </w:p>
+        </w:tc>
+      </w:tr>
+      <w:tr>
+        <w:tc>
+          <w:tcPr>
+            <w:tcW w:w="1809" w:type="dxa"/>
+          </w:tcPr>
+          <w:p>
+            <w:pPr>
+              <w:pStyle w:val="PlainText"/>
+              <w:spacing w:before="60"/>
+              <w:rPr>
+                <w:rFonts w:ascii="Verdana" w:eastAsia="MS Mincho" w:hAnsi="Verdana" w:cs="Tahoma"/>
+                <w:sz w:val="22"/>
+                <w:szCs w:val="22"/>
+                <w:lang w:val="en-US" w:eastAsia="en-US" w:bidi="ar-SA"/>
+              </w:rPr>
+            </w:pPr>
+            <w:r>
+              <w:rPr>
+                <w:rFonts w:ascii="Verdana" w:eastAsia="MS Mincho" w:hAnsi="Verdana" w:cs="Tahoma"/>
+                <w:sz w:val="22"/>
+                <w:szCs w:val="22"/>
+                <w:lang w:val="en-US" w:eastAsia="en-US" w:bidi="ar-SA"/>
+              </w:rPr>
+              <w:t>Jan 2019 – April 2020</w:t>
+            </w:r>
+          </w:p>
+        </w:tc>
+        <w:tc>
+          <w:tcPr>
+            <w:tcW w:w="8931" w:type="dxa"/>
+            <w:gridSpan w:val="3"/>
+          </w:tcPr>
+          <w:p>
+            <w:pPr>
+              <w:numPr>
+                <w:ilvl w:val="0"/>
+                <w:numId w:val="1"/>
+              </w:numPr>
+              <w:rPr>
+                <w:rFonts w:ascii="Verdana" w:eastAsia="MS Mincho" w:hAnsi="Verdana"/>
+                <w:sz w:val="22"/>
+                <w:szCs w:val="22"/>
+              </w:rPr>
+            </w:pPr>
+            <w:r>
+              <w:rPr>
+                <w:rFonts w:ascii="Verdana" w:eastAsia="MS Mincho" w:hAnsi="Verdana"/>
+                <w:sz w:val="22"/>
+                <w:szCs w:val="22"/>
+              </w:rPr>
+              <w:t>Working alongside an established team of developers, interaction with marketing teams, graphic designers and business analytics team.</w:t>
+            </w:r>
+          </w:p>
+          <w:p>
+            <w:pPr>
+              <w:numPr>
+                <w:ilvl w:val="0"/>
+                <w:numId w:val="1"/>
+              </w:numPr>
+              <w:rPr>
+                <w:rFonts w:ascii="Verdana" w:eastAsia="MS Mincho" w:hAnsi="Verdana"/>
+                <w:sz w:val="22"/>
+                <w:szCs w:val="22"/>
+              </w:rPr>
+            </w:pPr>
+            <w:r>
+              <w:rPr>
+                <w:rFonts w:ascii="Verdana" w:eastAsia="MS Mincho" w:hAnsi="Verdana"/>
+                <w:sz w:val="22"/>
+                <w:szCs w:val="22"/>
+              </w:rPr>
+              <w:t>Revamped Entire UI/UX Interface from scratch for all the applications currently being used at CPM which includes Mobile Apps.</w:t>
+            </w:r>
+          </w:p>
+          <w:p>
+            <w:pPr>
+              <w:numPr>
+                <w:ilvl w:val="0"/>
+                <w:numId w:val="1"/>
+              </w:numPr>
+              <w:rPr>
+                <w:rFonts w:ascii="Verdana" w:eastAsia="MS Mincho" w:hAnsi="Verdana"/>
+                <w:sz w:val="22"/>
+                <w:szCs w:val="22"/>
+              </w:rPr>
+            </w:pPr>
+            <w:r>
+              <w:rPr>
+                <w:rFonts w:ascii="Verdana" w:eastAsia="MS Mincho" w:hAnsi="Verdana"/>
+                <w:sz w:val="22"/>
+                <w:szCs w:val="22"/>
+              </w:rPr>
+              <w:t xml:space="preserve">Developed CRM to manage in-bound calls for in-house </w:t>
+            </w:r>
+            <w:proofErr w:type="spellStart"/>
+            <w:r>
+              <w:rPr>
+                <w:rFonts w:ascii="Verdana" w:eastAsia="MS Mincho" w:hAnsi="Verdana"/>
+                <w:b/>
+                <w:bCs/>
+                <w:sz w:val="22"/>
+                <w:szCs w:val="22"/>
+              </w:rPr>
+              <w:t>LOreal</w:t>
+            </w:r>
+            <w:proofErr w:type="spellEnd"/>
+            <w:r>
+              <w:rPr>
+                <w:rFonts w:ascii="Verdana" w:eastAsia="MS Mincho" w:hAnsi="Verdana"/>
+                <w:sz w:val="22"/>
+                <w:szCs w:val="22"/>
+              </w:rPr>
+              <w:t xml:space="preserve"> CRM portal.</w:t>
+            </w:r>
+          </w:p>
+          <w:p>
+            <w:pPr>
+              <w:numPr>
+                <w:ilvl w:val="0"/>
+                <w:numId w:val="1"/>
+              </w:numPr>
+              <w:rPr>
+                <w:rFonts w:ascii="Verdana" w:eastAsia="MS Mincho" w:hAnsi="Verdana"/>
+                <w:sz w:val="22"/>
+                <w:szCs w:val="22"/>
+              </w:rPr>
+            </w:pPr>
+            <w:r>
+              <w:rPr>
+                <w:rFonts w:ascii="Verdana" w:eastAsia="MS Mincho" w:hAnsi="Verdana"/>
+                <w:sz w:val="22"/>
+                <w:szCs w:val="22"/>
+              </w:rPr>
+              <w:t xml:space="preserve">Currently developing CRM for </w:t>
+            </w:r>
+            <w:proofErr w:type="spellStart"/>
+            <w:r>
+              <w:rPr>
+                <w:rFonts w:ascii="Verdana" w:eastAsia="MS Mincho" w:hAnsi="Verdana"/>
+                <w:sz w:val="22"/>
+                <w:szCs w:val="22"/>
+              </w:rPr>
+              <w:t>LOreal</w:t>
+            </w:r>
+            <w:proofErr w:type="spellEnd"/>
+            <w:r>
+              <w:rPr>
+                <w:rFonts w:ascii="Verdana" w:eastAsia="MS Mincho" w:hAnsi="Verdana"/>
+                <w:sz w:val="22"/>
+                <w:szCs w:val="22"/>
+              </w:rPr>
+              <w:t xml:space="preserve"> employees.  </w:t>
+            </w:r>
+          </w:p>
+          <w:p>
+            <w:pPr>
+              <w:numPr>
+                <w:ilvl w:val="0"/>
+                <w:numId w:val="1"/>
+              </w:numPr>
+              <w:rPr>
+                <w:rFonts w:ascii="Verdana" w:eastAsia="MS Mincho" w:hAnsi="Verdana"/>
+                <w:sz w:val="22"/>
+                <w:szCs w:val="22"/>
+              </w:rPr>
+            </w:pPr>
+            <w:r>
+              <w:rPr>
+                <w:rFonts w:ascii="Verdana" w:eastAsia="MS Mincho" w:hAnsi="Verdana"/>
+                <w:sz w:val="22"/>
+                <w:szCs w:val="22"/>
+              </w:rPr>
+              <w:t xml:space="preserve">Developed CRM features for </w:t>
+            </w:r>
+            <w:r>
+              <w:rPr>
+                <w:rFonts w:ascii="Verdana" w:eastAsia="MS Mincho" w:hAnsi="Verdana"/>
+                <w:b/>
+                <w:bCs/>
+                <w:sz w:val="22"/>
+                <w:szCs w:val="22"/>
+              </w:rPr>
+              <w:t>Optus</w:t>
+            </w:r>
+            <w:r>
+              <w:rPr>
+                <w:rFonts w:ascii="Verdana" w:eastAsia="MS Mincho" w:hAnsi="Verdana"/>
+                <w:sz w:val="22"/>
+                <w:szCs w:val="22"/>
+              </w:rPr>
+              <w:t xml:space="preserve"> </w:t>
+            </w:r>
+            <w:r>
+              <w:rPr>
+                <w:rFonts w:ascii="Verdana" w:eastAsia="MS Mincho" w:hAnsi="Verdana"/>
+                <w:b/>
+                <w:bCs/>
+                <w:sz w:val="22"/>
+                <w:szCs w:val="22"/>
+              </w:rPr>
+              <w:t>CRM</w:t>
+            </w:r>
+            <w:r>
+              <w:rPr>
+                <w:rFonts w:ascii="Verdana" w:eastAsia="MS Mincho" w:hAnsi="Verdana"/>
+                <w:sz w:val="22"/>
+                <w:szCs w:val="22"/>
+              </w:rPr>
+              <w:t xml:space="preserve">, </w:t>
+            </w:r>
+            <w:r>
+              <w:rPr>
+                <w:rFonts w:ascii="Verdana" w:eastAsia="MS Mincho" w:hAnsi="Verdana"/>
+                <w:b/>
+                <w:bCs/>
+                <w:sz w:val="22"/>
+                <w:szCs w:val="22"/>
+              </w:rPr>
+              <w:t>American Express, Subaru, AGL Gas, Saputo.</w:t>
+            </w:r>
+          </w:p>
+          <w:p>
+            <w:pPr>
+              <w:numPr>
+                <w:ilvl w:val="0"/>
+                <w:numId w:val="1"/>
+              </w:numPr>
+              <w:rPr>
+                <w:rFonts w:ascii="Verdana" w:eastAsia="MS Mincho" w:hAnsi="Verdana"/>
+                <w:sz w:val="22"/>
+                <w:szCs w:val="22"/>
+              </w:rPr>
+            </w:pPr>
+            <w:r>
+              <w:rPr>
+                <w:rFonts w:ascii="Verdana" w:eastAsia="MS Mincho" w:hAnsi="Verdana"/>
+                <w:sz w:val="22"/>
+                <w:szCs w:val="22"/>
+              </w:rPr>
+              <w:t xml:space="preserve">Ongoing monitoring of servers, reporting and working along with Infrastructure team. </w:t>
+            </w:r>
+          </w:p>
+          <w:p>
+            <w:pPr>
+              <w:numPr>
+                <w:ilvl w:val="0"/>
+                <w:numId w:val="1"/>
+              </w:numPr>
+              <w:rPr>
+                <w:rFonts w:ascii="Verdana" w:eastAsia="MS Mincho" w:hAnsi="Verdana"/>
+                <w:sz w:val="22"/>
+                <w:szCs w:val="22"/>
+              </w:rPr>
+            </w:pPr>
+            <w:r>
+              <w:rPr>
+                <w:rFonts w:ascii="Verdana" w:eastAsia="MS Mincho" w:hAnsi="Verdana"/>
+                <w:sz w:val="22"/>
+                <w:szCs w:val="22"/>
+              </w:rPr>
+              <w:t>Development of Mobile (iOS/Android) Apps with the use of Apache Cordova tools</w:t>
+            </w:r>
+          </w:p>
+          <w:p>
+            <w:pPr>
+              <w:numPr>
+                <w:ilvl w:val="0"/>
+                <w:numId w:val="1"/>
+              </w:numPr>
+              <w:rPr>
+                <w:rFonts w:ascii="Verdana" w:eastAsia="MS Mincho" w:hAnsi="Verdana"/>
+                <w:sz w:val="22"/>
+                <w:szCs w:val="22"/>
+              </w:rPr>
+            </w:pPr>
+            <w:r>
+              <w:rPr>
+                <w:rFonts w:ascii="Verdana" w:eastAsia="MS Mincho" w:hAnsi="Verdana"/>
+                <w:sz w:val="22"/>
+                <w:szCs w:val="22"/>
+              </w:rPr>
+              <w:t>Expertise in web development using MVC and ASP.net, JavaScript/jQuery and other JavaScript libraries.</w:t>
+            </w:r>
+          </w:p>
+          <w:p>
+            <w:pPr>
+              <w:numPr>
+                <w:ilvl w:val="0"/>
+                <w:numId w:val="1"/>
+              </w:numPr>
+              <w:rPr>
+                <w:rFonts w:ascii="Verdana" w:eastAsia="MS Mincho" w:hAnsi="Verdana"/>
+                <w:sz w:val="22"/>
+                <w:szCs w:val="22"/>
+              </w:rPr>
+            </w:pPr>
+            <w:r>
+              <w:rPr>
+                <w:rFonts w:ascii="Verdana" w:eastAsia="MS Mincho" w:hAnsi="Verdana"/>
+                <w:sz w:val="22"/>
+                <w:szCs w:val="22"/>
+              </w:rPr>
+              <w:t>Experience in .Net Core and Angular Apps.</w:t>
+            </w:r>
+          </w:p>
+          <w:p>
+            <w:pPr>
+              <w:numPr>
+                <w:ilvl w:val="0"/>
+                <w:numId w:val="1"/>
+              </w:numPr>
+              <w:rPr>
+                <w:rFonts w:ascii="Verdana" w:eastAsia="MS Mincho" w:hAnsi="Verdana"/>
+                <w:sz w:val="22"/>
+                <w:szCs w:val="22"/>
+              </w:rPr>
+            </w:pPr>
+            <w:r>
+              <w:rPr>
+                <w:rFonts w:ascii="Verdana" w:eastAsia="MS Mincho" w:hAnsi="Verdana"/>
+                <w:sz w:val="22"/>
+                <w:szCs w:val="22"/>
+              </w:rPr>
+              <w:t xml:space="preserve">Working in an Agile Scrum based environment. </w:t>
+            </w:r>
+          </w:p>
+          <w:p>
+            <w:pPr>
+              <w:numPr>
+                <w:ilvl w:val="0"/>
+                <w:numId w:val="1"/>
+              </w:numPr>
+              <w:rPr>
+                <w:rFonts w:ascii="Verdana" w:eastAsia="MS Mincho" w:hAnsi="Verdana"/>
+                <w:sz w:val="22"/>
+                <w:szCs w:val="22"/>
+              </w:rPr>
+            </w:pPr>
+            <w:r>
+              <w:rPr>
+                <w:rFonts w:ascii="Verdana" w:eastAsia="MS Mincho" w:hAnsi="Verdana"/>
+                <w:sz w:val="22"/>
+                <w:szCs w:val="22"/>
+              </w:rPr>
+              <w:t>Expert in SQL queries for update inserts and for a generation of reports.</w:t>
+            </w:r>
+          </w:p>
+          <w:p>
+            <w:pPr>
+              <w:numPr>
+                <w:ilvl w:val="0"/>
+                <w:numId w:val="1"/>
+              </w:numPr>
+              <w:rPr>
+                <w:rFonts w:ascii="Verdana" w:eastAsia="MS Mincho" w:hAnsi="Verdana"/>
+                <w:sz w:val="22"/>
+                <w:szCs w:val="22"/>
+              </w:rPr>
+            </w:pPr>
+            <w:r>
+              <w:rPr>
+                <w:rFonts w:ascii="Verdana" w:eastAsia="MS Mincho" w:hAnsi="Verdana"/>
+                <w:sz w:val="22"/>
+                <w:szCs w:val="22"/>
+              </w:rPr>
+              <w:t>Providing ongoing support to the AMEX sales rep representatives.</w:t>
+            </w:r>
+          </w:p>
+          <w:p>
+            <w:pPr>
+              <w:numPr>
+                <w:ilvl w:val="0"/>
+                <w:numId w:val="1"/>
+              </w:numPr>
+              <w:rPr>
+                <w:rFonts w:ascii="Verdana" w:eastAsia="MS Mincho" w:hAnsi="Verdana"/>
+                <w:sz w:val="22"/>
+                <w:szCs w:val="22"/>
+              </w:rPr>
+            </w:pPr>
+            <w:r>
+              <w:rPr>
+                <w:rFonts w:ascii="Verdana" w:eastAsia="MS Mincho" w:hAnsi="Verdana"/>
+                <w:sz w:val="22"/>
+                <w:szCs w:val="22"/>
+              </w:rPr>
+              <w:t xml:space="preserve">Angular Dashboards with .Net Core and live updates. </w:t>
+            </w:r>
+          </w:p>
+          <w:p>
+            <w:pPr>
+              <w:numPr>
+                <w:ilvl w:val="0"/>
+                <w:numId w:val="1"/>
+              </w:numPr>
+              <w:rPr>
+                <w:rFonts w:ascii="Verdana" w:eastAsia="MS Mincho" w:hAnsi="Verdana"/>
+                <w:sz w:val="22"/>
+                <w:szCs w:val="22"/>
+              </w:rPr>
+            </w:pPr>
+            <w:r>
+              <w:rPr>
+                <w:rFonts w:ascii="Verdana" w:eastAsia="MS Mincho" w:hAnsi="Verdana"/>
+                <w:sz w:val="22"/>
+                <w:szCs w:val="22"/>
+              </w:rPr>
+              <w:t>Development of prototype UI / Projects to present to the stakeholders for future clients.</w:t>
+            </w:r>
+          </w:p>
+          <w:p>
+            <w:pPr>
+              <w:numPr>
+                <w:ilvl w:val="0"/>
+                <w:numId w:val="1"/>
+              </w:numPr>
+              <w:rPr>
+                <w:rFonts w:ascii="Verdana" w:eastAsia="MS Mincho" w:hAnsi="Verdana"/>
+                <w:sz w:val="22"/>
+                <w:szCs w:val="22"/>
+              </w:rPr>
+            </w:pPr>
+            <w:r>
+              <w:rPr>
+                <w:rFonts w:ascii="Verdana" w:eastAsia="MS Mincho" w:hAnsi="Verdana"/>
+                <w:sz w:val="22"/>
+                <w:szCs w:val="22"/>
+              </w:rPr>
+              <w:t xml:space="preserve">Relational database designs, new and upgrading existing databases. </w:t>
+            </w:r>
+          </w:p>
+          <w:p>
+            <w:pPr>
+              <w:ind w:left="720"/>
+              <w:rPr>
+                <w:rFonts w:ascii="Verdana" w:eastAsia="MS Mincho" w:hAnsi="Verdana"/>
+                <w:sz w:val="22"/>
+                <w:szCs w:val="22"/>
+              </w:rPr>
+            </w:pPr>
+          </w:p>
+        </w:tc>
+      </w:tr>
+    </w:tbl>
+    <w:p>
+      <w:pPr>
+        <w:pStyle w:val="PlainText"/>
+        <w:spacing w:before="60"/>
+        <w:rPr>
+          <w:rFonts w:ascii="Verdana" w:eastAsia="MS Mincho" w:hAnsi="Verdana" w:cs="Tahoma"/>
+          <w:b/>
+          <w:bCs/>
+          <w:sz w:val="22"/>
+          <w:szCs w:val="22"/>
+          <w:u w:val="single"/>
+        </w:rPr>
+      </w:pPr>
+    </w:p>
+    <w:p>
+      <w:pPr>
+        <w:pStyle w:val="PlainText"/>
+        <w:pBdr>
+          <w:top w:val="single" w:sz="18" w:space="1" w:color="auto"/>
+        </w:pBdr>
+        <w:jc w:val="both"/>
+        <w:rPr>
+          <w:rFonts w:ascii="Verdana" w:eastAsia="MS Mincho" w:hAnsi="Verdana" w:cs="Tahoma"/>
+          <w:sz w:val="22"/>
+          <w:szCs w:val="22"/>
+        </w:rPr>
+      </w:pPr>
+    </w:p>
+    <w:tbl>
+      <w:tblPr>
+        <w:tblW w:w="10736" w:type="dxa"/>
+        <w:tblInd w:w="-34" w:type="dxa"/>
+        <w:tblLook w:val="04A0" w:firstRow="1" w:lastRow="0" w:firstColumn="1" w:lastColumn="0" w:noHBand="0" w:noVBand="1"/>
+      </w:tblPr>
+      <w:tblGrid>
+        <w:gridCol w:w="1843"/>
+        <w:gridCol w:w="426"/>
+        <w:gridCol w:w="200"/>
+        <w:gridCol w:w="4699"/>
+        <w:gridCol w:w="3568"/>
+      </w:tblGrid>
+      <w:tr>
+        <w:trPr>
+          <w:trHeight w:val="275"/>
+        </w:trPr>
+        <w:tc>
+          <w:tcPr>
+            <w:tcW w:w="2469" w:type="dxa"/>
+            <w:gridSpan w:val="3"/>
+          </w:tcPr>
+          <w:p>
+            <w:pPr>
+              <w:pStyle w:val="PlainText"/>
+              <w:spacing w:before="60"/>
+              <w:rPr>
+                <w:rFonts w:ascii="Verdana" w:eastAsia="MS Mincho" w:hAnsi="Verdana" w:cs="Tahoma"/>
+                <w:b/>
+                <w:bCs/>
+                <w:sz w:val="22"/>
+                <w:szCs w:val="22"/>
+                <w:lang w:val="en-US" w:eastAsia="en-US" w:bidi="ar-SA"/>
+              </w:rPr>
+            </w:pPr>
+          </w:p>
+        </w:tc>
+        <w:tc>
+          <w:tcPr>
+            <w:tcW w:w="4699" w:type="dxa"/>
+          </w:tcPr>
+          <w:p>
+            <w:pPr>
+              <w:pStyle w:val="PlainText"/>
+              <w:spacing w:before="60"/>
+              <w:rPr>
+                <w:rFonts w:ascii="Verdana" w:eastAsia="MS Mincho" w:hAnsi="Verdana" w:cs="Tahoma"/>
+                <w:b/>
+                <w:bCs/>
+                <w:sz w:val="22"/>
+                <w:szCs w:val="22"/>
+                <w:lang w:val="en-US" w:eastAsia="en-US" w:bidi="ar-SA"/>
+              </w:rPr>
+            </w:pPr>
+            <w:r>
+              <w:rPr>
+                <w:rFonts w:ascii="Verdana" w:eastAsia="MS Mincho" w:hAnsi="Verdana" w:cs="Tahoma"/>
+                <w:b/>
+                <w:bCs/>
+                <w:sz w:val="22"/>
+                <w:szCs w:val="22"/>
+                <w:lang w:val="en-US" w:eastAsia="en-US" w:bidi="ar-SA"/>
+              </w:rPr>
+              <w:t>FULL STACK .NET DEVELOPER/DIRECTOR (</w:t>
+            </w:r>
+            <w:r>
+              <w:rPr>
+                <w:rFonts w:ascii="Verdana" w:eastAsia="MS Mincho" w:hAnsi="Verdana" w:cs="Tahoma"/>
+                <w:b/>
+                <w:bCs/>
+                <w:sz w:val="22"/>
+                <w:szCs w:val="22"/>
+                <w:lang w:val="en-US" w:eastAsia="en-US" w:bidi="ar-SA"/>
+              </w:rPr>
+              <w:t xml:space="preserve">NZ)  </w:t>
+            </w:r>
+          </w:p>
+        </w:tc>
+        <w:tc>
+          <w:tcPr>
+            <w:tcW w:w="3568" w:type="dxa"/>
+          </w:tcPr>
+          <w:p>
+            <w:pPr>
+              <w:pStyle w:val="PlainText"/>
+              <w:spacing w:before="60"/>
+              <w:jc w:val="right"/>
+              <w:rPr>
+                <w:rFonts w:ascii="Verdana" w:eastAsia="MS Mincho" w:hAnsi="Verdana" w:cs="Tahoma"/>
+                <w:b/>
+                <w:bCs/>
+                <w:sz w:val="22"/>
+                <w:szCs w:val="22"/>
+                <w:lang w:val="en-US" w:eastAsia="en-US" w:bidi="ar-SA"/>
+              </w:rPr>
+            </w:pPr>
+            <w:proofErr w:type="spellStart"/>
+            <w:r>
+              <w:rPr>
+                <w:rFonts w:ascii="Verdana" w:eastAsia="MS Mincho" w:hAnsi="Verdana" w:cs="Tahoma"/>
+                <w:b/>
+                <w:bCs/>
+                <w:sz w:val="22"/>
+                <w:szCs w:val="22"/>
+                <w:lang w:val="en-US" w:eastAsia="en-US" w:bidi="ar-SA"/>
+              </w:rPr>
+              <w:t>ExpertSystems</w:t>
+            </w:r>
+            <w:proofErr w:type="spellEnd"/>
+            <w:r>
+              <w:rPr>
+                <w:rFonts w:ascii="Verdana" w:eastAsia="MS Mincho" w:hAnsi="Verdana" w:cs="Tahoma"/>
+                <w:b/>
+                <w:bCs/>
+                <w:sz w:val="22"/>
+                <w:szCs w:val="22"/>
+                <w:lang w:val="en-US" w:eastAsia="en-US" w:bidi="ar-SA"/>
+              </w:rPr>
+              <w:t xml:space="preserve"> Ltd</w:t>
+            </w:r>
+          </w:p>
+        </w:tc>
+      </w:tr>
+      <w:tr>
+        <w:trPr>
+          <w:trHeight w:val="1279"/>
+        </w:trPr>
+        <w:tc>
+          <w:tcPr>
+            <w:tcW w:w="1843" w:type="dxa"/>
+          </w:tcPr>
+          <w:p>
+            <w:pPr>
+              <w:pStyle w:val="PlainText"/>
+              <w:spacing w:before="60"/>
+              <w:rPr>
+                <w:rFonts w:ascii="Verdana" w:eastAsia="MS Mincho" w:hAnsi="Verdana" w:cs="Tahoma"/>
+                <w:sz w:val="22"/>
+                <w:szCs w:val="22"/>
+                <w:lang w:val="en-US" w:eastAsia="en-US" w:bidi="ar-SA"/>
+              </w:rPr>
+            </w:pPr>
+            <w:r>
+              <w:rPr>
+                <w:rFonts w:ascii="Verdana" w:eastAsia="MS Mincho" w:hAnsi="Verdana" w:cs="Tahoma"/>
+                <w:sz w:val="22"/>
+                <w:szCs w:val="22"/>
+                <w:lang w:val="en-US" w:eastAsia="en-US" w:bidi="ar-SA"/>
+              </w:rPr>
+              <w:t>Sept 2013 – July 2018</w:t>
+            </w:r>
+          </w:p>
+        </w:tc>
+        <w:tc>
+          <w:tcPr>
+            <w:tcW w:w="8893" w:type="dxa"/>
+            <w:gridSpan w:val="4"/>
+          </w:tcPr>
+          <w:p>
+            <w:pPr>
+              <w:numPr>
+                <w:ilvl w:val="0"/>
+                <w:numId w:val="1"/>
+              </w:numPr>
+              <w:rPr>
+                <w:rFonts w:ascii="Verdana" w:eastAsia="MS Mincho" w:hAnsi="Verdana"/>
+                <w:sz w:val="22"/>
+                <w:szCs w:val="22"/>
+              </w:rPr>
+            </w:pPr>
+            <w:r>
+              <w:rPr>
+                <w:rFonts w:ascii="Verdana" w:eastAsia="MS Mincho" w:hAnsi="Verdana"/>
+                <w:sz w:val="22"/>
+                <w:szCs w:val="22"/>
+              </w:rPr>
+              <w:t>Development of various websites projects hosted on windows hosting servers.</w:t>
+            </w:r>
+          </w:p>
+          <w:p>
+            <w:pPr>
+              <w:numPr>
+                <w:ilvl w:val="0"/>
+                <w:numId w:val="1"/>
+              </w:numPr>
+              <w:rPr>
+                <w:rFonts w:ascii="Verdana" w:eastAsia="MS Mincho" w:hAnsi="Verdana"/>
+                <w:sz w:val="22"/>
+                <w:szCs w:val="22"/>
+              </w:rPr>
+            </w:pPr>
+            <w:r>
+              <w:rPr>
+                <w:rFonts w:ascii="Verdana" w:eastAsia="MS Mincho" w:hAnsi="Verdana"/>
+                <w:sz w:val="22"/>
+                <w:szCs w:val="22"/>
+              </w:rPr>
+              <w:t>Responsible for client interactions, people management, including management of timelines for roll outs, and providing them with performance feedback.</w:t>
+            </w:r>
+          </w:p>
+          <w:p>
+            <w:pPr>
+              <w:numPr>
+                <w:ilvl w:val="0"/>
+                <w:numId w:val="1"/>
+              </w:numPr>
+              <w:rPr>
+                <w:rFonts w:ascii="Verdana" w:eastAsia="MS Mincho" w:hAnsi="Verdana"/>
+                <w:sz w:val="22"/>
+                <w:szCs w:val="22"/>
+              </w:rPr>
+            </w:pPr>
+            <w:r>
+              <w:rPr>
+                <w:rFonts w:ascii="Verdana" w:eastAsia="MS Mincho" w:hAnsi="Verdana"/>
+                <w:sz w:val="22"/>
+                <w:szCs w:val="22"/>
+              </w:rPr>
+              <w:t xml:space="preserve">Implementing security role-based authorization and authentication. </w:t>
+            </w:r>
+          </w:p>
+          <w:p>
+            <w:pPr>
+              <w:numPr>
+                <w:ilvl w:val="0"/>
+                <w:numId w:val="1"/>
+              </w:numPr>
+              <w:rPr>
+                <w:rFonts w:ascii="Verdana" w:eastAsia="MS Mincho" w:hAnsi="Verdana"/>
+                <w:sz w:val="22"/>
+                <w:szCs w:val="22"/>
+              </w:rPr>
+            </w:pPr>
+            <w:r>
+              <w:rPr>
+                <w:rFonts w:ascii="Verdana" w:eastAsia="MS Mincho" w:hAnsi="Verdana"/>
+                <w:sz w:val="22"/>
+                <w:szCs w:val="22"/>
+              </w:rPr>
+              <w:t xml:space="preserve">Developed an online roster system, with duty cards for NZ Bus. Reference Available. </w:t>
+            </w:r>
+          </w:p>
+          <w:p>
+            <w:pPr>
+              <w:numPr>
+                <w:ilvl w:val="0"/>
+                <w:numId w:val="1"/>
+              </w:numPr>
+              <w:rPr>
+                <w:rFonts w:ascii="Verdana" w:eastAsia="MS Mincho" w:hAnsi="Verdana"/>
+                <w:sz w:val="22"/>
+                <w:szCs w:val="22"/>
+              </w:rPr>
+            </w:pPr>
+            <w:r>
+              <w:rPr>
+                <w:rFonts w:ascii="Verdana" w:eastAsia="MS Mincho" w:hAnsi="Verdana"/>
+                <w:sz w:val="22"/>
+                <w:szCs w:val="22"/>
+              </w:rPr>
+              <w:t>Web design from scratch. Use of Bootstrap and HTML5/CSS3 tools for fast-paced development.</w:t>
+            </w:r>
+          </w:p>
+          <w:p>
+            <w:pPr>
+              <w:numPr>
+                <w:ilvl w:val="0"/>
+                <w:numId w:val="1"/>
+              </w:numPr>
+              <w:rPr>
+                <w:rFonts w:ascii="Verdana" w:eastAsia="MS Mincho" w:hAnsi="Verdana"/>
+                <w:sz w:val="22"/>
+                <w:szCs w:val="22"/>
+              </w:rPr>
+            </w:pPr>
+            <w:r>
+              <w:rPr>
+                <w:rFonts w:ascii="Verdana" w:eastAsia="MS Mincho" w:hAnsi="Verdana"/>
+                <w:sz w:val="22"/>
+                <w:szCs w:val="22"/>
+              </w:rPr>
+              <w:t>Graphic designing of Jerseys, Logos, Business cards, Posters, Wine bottle branding, Commercial advertisement designing for Magazine.</w:t>
+            </w:r>
+          </w:p>
+          <w:p>
+            <w:pPr>
+              <w:numPr>
+                <w:ilvl w:val="0"/>
+                <w:numId w:val="1"/>
+              </w:numPr>
+              <w:rPr>
+                <w:rFonts w:ascii="Verdana" w:eastAsia="MS Mincho" w:hAnsi="Verdana"/>
+                <w:sz w:val="22"/>
+                <w:szCs w:val="22"/>
+              </w:rPr>
+            </w:pPr>
+            <w:r>
+              <w:rPr>
+                <w:rFonts w:ascii="Verdana" w:eastAsia="MS Mincho" w:hAnsi="Verdana"/>
+                <w:sz w:val="22"/>
+                <w:szCs w:val="22"/>
+              </w:rPr>
+              <w:t>3-D Web-GL development to render Architecture Design with the use of Three.js, CSS3, HTML5</w:t>
+            </w:r>
+          </w:p>
+          <w:p>
+            <w:pPr>
+              <w:numPr>
+                <w:ilvl w:val="0"/>
+                <w:numId w:val="1"/>
+              </w:numPr>
+              <w:rPr>
+                <w:rFonts w:ascii="Verdana" w:eastAsia="MS Mincho" w:hAnsi="Verdana"/>
+                <w:sz w:val="22"/>
+                <w:szCs w:val="22"/>
+              </w:rPr>
+            </w:pPr>
+            <w:r>
+              <w:rPr>
+                <w:rFonts w:ascii="Verdana" w:eastAsia="MS Mincho" w:hAnsi="Verdana"/>
+                <w:sz w:val="22"/>
+                <w:szCs w:val="22"/>
+              </w:rPr>
+              <w:t xml:space="preserve">Software development for outlined work, maintain and monitor software functionality, design and architecture. </w:t>
+            </w:r>
+          </w:p>
+          <w:p>
+            <w:pPr>
+              <w:tabs>
+                <w:tab w:val="left" w:pos="3542"/>
+              </w:tabs>
+              <w:rPr>
+                <w:rFonts w:ascii="Verdana" w:eastAsia="MS Mincho" w:hAnsi="Verdana"/>
+                <w:sz w:val="22"/>
+                <w:szCs w:val="22"/>
+              </w:rPr>
+            </w:pPr>
+          </w:p>
+        </w:tc>
+      </w:tr>
+      <w:tr>
+        <w:trPr>
+          <w:trHeight w:val="275"/>
+        </w:trPr>
+        <w:tc>
+          <w:tcPr>
+            <w:tcW w:w="2269" w:type="dxa"/>
+            <w:gridSpan w:val="2"/>
+          </w:tcPr>
+          <w:p>
+            <w:pPr>
+              <w:pStyle w:val="PlainText"/>
+              <w:tabs>
+                <w:tab w:val="left" w:pos="2940"/>
+              </w:tabs>
+              <w:spacing w:before="60"/>
+              <w:jc w:val="both"/>
+              <w:rPr>
+                <w:rFonts w:ascii="Verdana" w:eastAsia="MS Mincho" w:hAnsi="Verdana" w:cs="Tahoma"/>
+                <w:b/>
+                <w:bCs/>
+                <w:sz w:val="22"/>
+                <w:szCs w:val="22"/>
+                <w:lang w:val="en-US" w:eastAsia="en-US" w:bidi="ar-SA"/>
+              </w:rPr>
+            </w:pPr>
+          </w:p>
+        </w:tc>
+        <w:tc>
+          <w:tcPr>
+            <w:tcW w:w="8467" w:type="dxa"/>
+            <w:gridSpan w:val="3"/>
+          </w:tcPr>
+          <w:p>
+            <w:pPr>
+              <w:pStyle w:val="PlainText"/>
+              <w:tabs>
+                <w:tab w:val="left" w:pos="2940"/>
+              </w:tabs>
+              <w:spacing w:before="60"/>
+              <w:jc w:val="both"/>
+              <w:rPr>
+                <w:rFonts w:ascii="Verdana" w:eastAsia="MS Mincho" w:hAnsi="Verdana" w:cs="Tahoma"/>
+                <w:b/>
+                <w:bCs/>
+                <w:sz w:val="22"/>
+                <w:szCs w:val="22"/>
+                <w:lang w:val="en-US" w:eastAsia="en-US" w:bidi="ar-SA"/>
+              </w:rPr>
+            </w:pPr>
+            <w:r>
+              <w:rPr>
+                <w:rFonts w:ascii="Verdana" w:eastAsia="MS Mincho" w:hAnsi="Verdana" w:cs="Tahoma"/>
+                <w:b/>
+                <w:bCs/>
+                <w:sz w:val="22"/>
+                <w:szCs w:val="22"/>
+                <w:lang w:val="en-US" w:eastAsia="en-US" w:bidi="ar-SA"/>
+              </w:rPr>
+              <w:t>Website development/maintenance with logo/apparel design for the following: - (NZ)</w:t>
+            </w:r>
+          </w:p>
+        </w:tc>
+      </w:tr>
+      <w:tr>
+        <w:trPr>
+          <w:trHeight w:val="1670"/>
+        </w:trPr>
+        <w:tc>
+          <w:tcPr>
+            <w:tcW w:w="2269" w:type="dxa"/>
+            <w:gridSpan w:val="2"/>
+          </w:tcPr>
+          <w:p>
+            <w:pPr>
+              <w:pStyle w:val="NoSpacing"/>
+              <w:rPr>
+                <w:rFonts w:ascii="Verdana" w:eastAsia="MS Mincho" w:hAnsi="Verdana"/>
+                <w:b/>
+                <w:bCs/>
+                <w:sz w:val="22"/>
+                <w:szCs w:val="22"/>
+              </w:rPr>
+            </w:pPr>
+            <w:r>
+              <w:rPr>
+                <w:rFonts w:ascii="Verdana" w:eastAsia="MS Mincho" w:hAnsi="Verdana"/>
+                <w:b/>
+                <w:bCs/>
+                <w:sz w:val="22"/>
+                <w:szCs w:val="22"/>
+              </w:rPr>
+              <w:t xml:space="preserve">Team Sports Ltd </w:t>
+            </w:r>
+          </w:p>
+          <w:p>
+            <w:pPr>
+              <w:pStyle w:val="NoSpacing"/>
+              <w:rPr>
+                <w:rFonts w:ascii="Verdana" w:eastAsia="MS Mincho" w:hAnsi="Verdana"/>
+                <w:sz w:val="22"/>
+                <w:szCs w:val="22"/>
+              </w:rPr>
+            </w:pPr>
+            <w:r>
+              <w:rPr>
+                <w:rFonts w:ascii="Verdana" w:eastAsia="MS Mincho" w:hAnsi="Verdana"/>
+                <w:sz w:val="22"/>
+                <w:szCs w:val="22"/>
+              </w:rPr>
+              <w:t xml:space="preserve">(Feb 2010 to Sept 2010) </w:t>
+            </w:r>
+          </w:p>
+          <w:p>
+            <w:pPr>
+              <w:pStyle w:val="NoSpacing"/>
+              <w:rPr>
+                <w:rFonts w:ascii="Verdana" w:eastAsia="MS Mincho" w:hAnsi="Verdana"/>
+                <w:b/>
+                <w:sz w:val="22"/>
+                <w:szCs w:val="22"/>
+              </w:rPr>
+            </w:pPr>
+            <w:r>
+              <w:rPr>
+                <w:rFonts w:ascii="Verdana" w:eastAsia="MS Mincho" w:hAnsi="Verdana"/>
+                <w:b/>
+                <w:sz w:val="22"/>
+                <w:szCs w:val="22"/>
+              </w:rPr>
+              <w:t>Silver Fern Sports Ltd</w:t>
+            </w:r>
+          </w:p>
+          <w:p>
+            <w:pPr>
+              <w:pStyle w:val="NoSpacing"/>
+              <w:rPr>
+                <w:rFonts w:ascii="Verdana" w:eastAsia="MS Mincho" w:hAnsi="Verdana"/>
+                <w:sz w:val="22"/>
+                <w:szCs w:val="22"/>
+              </w:rPr>
+            </w:pPr>
+            <w:r>
+              <w:rPr>
+                <w:rFonts w:ascii="Verdana" w:eastAsia="MS Mincho" w:hAnsi="Verdana"/>
+                <w:sz w:val="22"/>
+                <w:szCs w:val="22"/>
+              </w:rPr>
+              <w:t>(Jan 2009 to April 2009)</w:t>
+            </w:r>
+          </w:p>
+          <w:p>
+            <w:pPr>
+              <w:pStyle w:val="NoSpacing"/>
+              <w:rPr>
+                <w:rFonts w:ascii="Verdana" w:eastAsia="MS Mincho" w:hAnsi="Verdana"/>
+                <w:b/>
+                <w:sz w:val="22"/>
+                <w:szCs w:val="22"/>
+              </w:rPr>
+            </w:pPr>
+            <w:r>
+              <w:rPr>
+                <w:rFonts w:ascii="Verdana" w:eastAsia="MS Mincho" w:hAnsi="Verdana"/>
+                <w:b/>
+                <w:sz w:val="22"/>
+                <w:szCs w:val="22"/>
+              </w:rPr>
+              <w:t>My Biz Websites Ltd</w:t>
+            </w:r>
+          </w:p>
+          <w:p>
+            <w:pPr>
+              <w:pStyle w:val="NoSpacing"/>
+              <w:rPr>
+                <w:rFonts w:ascii="Verdana" w:eastAsia="MS Mincho" w:hAnsi="Verdana"/>
+                <w:sz w:val="22"/>
+                <w:szCs w:val="22"/>
+              </w:rPr>
+            </w:pPr>
+            <w:r>
+              <w:rPr>
+                <w:rFonts w:ascii="Verdana" w:eastAsia="MS Mincho" w:hAnsi="Verdana"/>
+                <w:sz w:val="22"/>
+                <w:szCs w:val="22"/>
+              </w:rPr>
+              <w:t>(Feb 2008 to Jan 2009)</w:t>
+            </w:r>
+          </w:p>
+          <w:p>
+            <w:pPr>
+              <w:pStyle w:val="NoSpacing"/>
+              <w:rPr>
+                <w:rFonts w:ascii="Verdana" w:eastAsia="MS Mincho" w:hAnsi="Verdana"/>
+                <w:b/>
+                <w:bCs/>
+                <w:sz w:val="22"/>
+                <w:szCs w:val="22"/>
+              </w:rPr>
+            </w:pPr>
+            <w:proofErr w:type="spellStart"/>
+            <w:r>
+              <w:rPr>
+                <w:rFonts w:ascii="Verdana" w:eastAsia="MS Mincho" w:hAnsi="Verdana"/>
+                <w:b/>
+                <w:bCs/>
+                <w:sz w:val="22"/>
+                <w:szCs w:val="22"/>
+              </w:rPr>
+              <w:t>BiscoPro</w:t>
+            </w:r>
+            <w:proofErr w:type="spellEnd"/>
+            <w:r>
+              <w:rPr>
+                <w:rFonts w:ascii="Verdana" w:eastAsia="MS Mincho" w:hAnsi="Verdana"/>
+                <w:b/>
+                <w:bCs/>
+                <w:sz w:val="22"/>
+                <w:szCs w:val="22"/>
+              </w:rPr>
+              <w:t xml:space="preserve"> Ltd</w:t>
+            </w:r>
+          </w:p>
+          <w:p>
+            <w:pPr>
+              <w:pStyle w:val="NoSpacing"/>
+              <w:rPr>
+                <w:rFonts w:ascii="Verdana" w:eastAsia="MS Mincho" w:hAnsi="Verdana"/>
+                <w:sz w:val="22"/>
+                <w:szCs w:val="22"/>
+              </w:rPr>
+            </w:pPr>
+            <w:r>
+              <w:rPr>
+                <w:rFonts w:ascii="Verdana" w:eastAsia="MS Mincho" w:hAnsi="Verdana"/>
+                <w:sz w:val="22"/>
+                <w:szCs w:val="22"/>
+              </w:rPr>
+              <w:t>(July 2007 to Oct 2007)</w:t>
+            </w:r>
+          </w:p>
+        </w:tc>
+        <w:tc>
+          <w:tcPr>
+            <w:tcW w:w="8467" w:type="dxa"/>
+            <w:gridSpan w:val="3"/>
+          </w:tcPr>
+          <w:p>
+            <w:pPr>
+              <w:pStyle w:val="NoSpacing"/>
+              <w:numPr>
+                <w:ilvl w:val="0"/>
+                <w:numId w:val="2"/>
+              </w:numPr>
+              <w:rPr>
+                <w:rFonts w:ascii="Verdana" w:eastAsia="MS Mincho" w:hAnsi="Verdana"/>
+                <w:sz w:val="22"/>
+                <w:szCs w:val="22"/>
+              </w:rPr>
+            </w:pPr>
+            <w:r>
+              <w:rPr>
+                <w:rFonts w:ascii="Verdana" w:eastAsia="MS Mincho" w:hAnsi="Verdana"/>
+                <w:sz w:val="22"/>
+                <w:szCs w:val="22"/>
+              </w:rPr>
+              <w:t>Team Sports is a Licensed distributor for Adidas gear and other sports goods.</w:t>
+            </w:r>
+          </w:p>
+          <w:p>
+            <w:pPr>
+              <w:pStyle w:val="NoSpacing"/>
+              <w:ind w:left="360"/>
+              <w:rPr>
+                <w:rFonts w:ascii="Verdana" w:eastAsia="MS Mincho" w:hAnsi="Verdana"/>
+                <w:sz w:val="22"/>
+                <w:szCs w:val="22"/>
+              </w:rPr>
+            </w:pPr>
+            <w:r>
+              <w:rPr>
+                <w:rFonts w:ascii="Verdana" w:eastAsia="MS Mincho" w:hAnsi="Verdana"/>
+                <w:sz w:val="22"/>
+                <w:szCs w:val="22"/>
+              </w:rPr>
+              <w:t xml:space="preserve">Designed posters, Caps and maintaining company website </w:t>
+            </w:r>
+          </w:p>
+          <w:p>
+            <w:pPr>
+              <w:pStyle w:val="NoSpacing"/>
+              <w:numPr>
+                <w:ilvl w:val="0"/>
+                <w:numId w:val="2"/>
+              </w:numPr>
+              <w:rPr>
+                <w:rFonts w:ascii="Verdana" w:eastAsia="MS Mincho" w:hAnsi="Verdana"/>
+                <w:sz w:val="22"/>
+                <w:szCs w:val="22"/>
+              </w:rPr>
+            </w:pPr>
+            <w:r>
+              <w:rPr>
+                <w:rFonts w:ascii="Verdana" w:eastAsia="MS Mincho" w:hAnsi="Verdana"/>
+                <w:sz w:val="22"/>
+                <w:szCs w:val="22"/>
+              </w:rPr>
+              <w:t>Apparel design, website maintenance.</w:t>
+            </w:r>
+          </w:p>
+          <w:p>
+            <w:pPr>
+              <w:pStyle w:val="NoSpacing"/>
+              <w:rPr>
+                <w:rFonts w:ascii="Verdana" w:eastAsia="MS Mincho" w:hAnsi="Verdana"/>
+                <w:sz w:val="22"/>
+                <w:szCs w:val="22"/>
+              </w:rPr>
+            </w:pPr>
+            <w:r>
+              <w:rPr>
+                <w:rFonts w:ascii="Verdana" w:eastAsia="MS Mincho" w:hAnsi="Verdana"/>
+                <w:sz w:val="22"/>
+                <w:szCs w:val="22"/>
+              </w:rPr>
+              <w:t xml:space="preserve"> </w:t>
+            </w:r>
+          </w:p>
+          <w:p>
+            <w:pPr>
+              <w:pStyle w:val="NoSpacing"/>
+              <w:ind w:left="360"/>
+              <w:rPr>
+                <w:rFonts w:ascii="Verdana" w:eastAsia="MS Mincho" w:hAnsi="Verdana"/>
+                <w:sz w:val="22"/>
+                <w:szCs w:val="22"/>
+              </w:rPr>
+            </w:pPr>
+          </w:p>
+          <w:p>
+            <w:pPr>
+              <w:pStyle w:val="ListParagraph"/>
+              <w:rPr>
+                <w:rFonts w:ascii="Verdana" w:eastAsia="MS Mincho" w:hAnsi="Verdana"/>
+                <w:sz w:val="22"/>
+                <w:szCs w:val="22"/>
+              </w:rPr>
+            </w:pPr>
+          </w:p>
+          <w:p>
+            <w:pPr>
+              <w:pStyle w:val="NoSpacing"/>
+              <w:numPr>
+                <w:ilvl w:val="0"/>
+                <w:numId w:val="2"/>
+              </w:numPr>
+              <w:rPr>
+                <w:rFonts w:ascii="Verdana" w:eastAsia="MS Mincho" w:hAnsi="Verdana"/>
+                <w:sz w:val="22"/>
+                <w:szCs w:val="22"/>
+              </w:rPr>
+            </w:pPr>
+            <w:r>
+              <w:rPr>
+                <w:rFonts w:ascii="Verdana" w:eastAsia="MS Mincho" w:hAnsi="Verdana"/>
+                <w:sz w:val="22"/>
+                <w:szCs w:val="22"/>
+              </w:rPr>
+              <w:t xml:space="preserve">Sports club websites development, support and Logo design </w:t>
+            </w:r>
+          </w:p>
+          <w:p>
+            <w:pPr>
+              <w:pStyle w:val="NoSpacing"/>
+              <w:rPr>
+                <w:rFonts w:ascii="Verdana" w:eastAsia="MS Mincho" w:hAnsi="Verdana"/>
+                <w:sz w:val="22"/>
+                <w:szCs w:val="22"/>
+              </w:rPr>
+            </w:pPr>
+          </w:p>
+          <w:p>
+            <w:pPr>
+              <w:pStyle w:val="NoSpacing"/>
+              <w:ind w:left="360"/>
+              <w:rPr>
+                <w:rFonts w:ascii="Verdana" w:eastAsia="MS Mincho" w:hAnsi="Verdana"/>
+                <w:sz w:val="22"/>
+                <w:szCs w:val="22"/>
+              </w:rPr>
+            </w:pPr>
+          </w:p>
+          <w:p>
+            <w:pPr>
+              <w:pStyle w:val="ListParagraph"/>
+              <w:rPr>
+                <w:rFonts w:ascii="Verdana" w:eastAsia="MS Mincho" w:hAnsi="Verdana"/>
+                <w:sz w:val="22"/>
+                <w:szCs w:val="22"/>
+              </w:rPr>
+            </w:pPr>
+          </w:p>
+          <w:p>
+            <w:pPr>
+              <w:pStyle w:val="NoSpacing"/>
+              <w:numPr>
+                <w:ilvl w:val="0"/>
+                <w:numId w:val="2"/>
+              </w:numPr>
+              <w:rPr>
+                <w:rFonts w:ascii="Verdana" w:eastAsia="MS Mincho" w:hAnsi="Verdana"/>
+                <w:sz w:val="22"/>
+                <w:szCs w:val="22"/>
+              </w:rPr>
+            </w:pPr>
+            <w:r>
+              <w:rPr>
+                <w:rFonts w:ascii="Verdana" w:eastAsia="MS Mincho" w:hAnsi="Verdana"/>
+                <w:sz w:val="22"/>
+                <w:szCs w:val="22"/>
+              </w:rPr>
+              <w:t>During Study, developed a plugin for Google SketchUp software using Ruby on rails programming language and Google SketchUp API.</w:t>
+            </w:r>
+          </w:p>
+        </w:tc>
+      </w:tr>
+    </w:tbl>
+    <w:p>
+      <w:pPr>
+        <w:pStyle w:val="PlainText"/>
+        <w:rPr>
+          <w:rFonts w:ascii="Verdana" w:eastAsia="MS Mincho" w:hAnsi="Verdana" w:cs="Tahoma"/>
+          <w:b/>
+          <w:sz w:val="22"/>
+          <w:szCs w:val="22"/>
+        </w:rPr>
+      </w:pPr>
+    </w:p>
+    <w:p>
+      <w:pPr>
+        <w:pStyle w:val="PlainText"/>
+        <w:rPr>
+          <w:rFonts w:ascii="Verdana" w:eastAsia="MS Mincho" w:hAnsi="Verdana" w:cs="Tahoma"/>
+          <w:b/>
+          <w:sz w:val="22"/>
+          <w:szCs w:val="22"/>
+        </w:rPr>
+      </w:pPr>
+    </w:p>
+    <w:p>
+      <w:pPr>
+        <w:pStyle w:val="PlainText"/>
+        <w:rPr>
+          <w:rFonts w:ascii="Verdana" w:eastAsia="MS Mincho" w:hAnsi="Verdana" w:cs="Tahoma"/>
+          <w:b/>
+          <w:sz w:val="22"/>
+          <w:szCs w:val="22"/>
+        </w:rPr>
+      </w:pPr>
+    </w:p>
+    <w:p>
+      <w:pPr>
+        <w:pStyle w:val="PlainText"/>
+        <w:rPr>
+          <w:rFonts w:ascii="Verdana" w:eastAsia="MS Mincho" w:hAnsi="Verdana" w:cs="Tahoma"/>
+          <w:b/>
+          <w:sz w:val="22"/>
+          <w:szCs w:val="22"/>
+        </w:rPr>
+      </w:pPr>
+      <w:r>
+        <w:rPr>
+          <w:rFonts w:ascii="Verdana" w:eastAsia="MS Mincho" w:hAnsi="Verdana" w:cs="Tahoma"/>
+          <w:b/>
+          <w:sz w:val="22"/>
+          <w:szCs w:val="22"/>
+        </w:rPr>
+        <w:t>EDUCATION</w:t>
+      </w:r>
+    </w:p>
+    <w:tbl>
+      <w:tblPr>
+        <w:tblW w:w="0" w:type="auto"/>
+        <w:tblLook w:val="04A0" w:firstRow="1" w:lastRow="0" w:firstColumn="1" w:lastColumn="0" w:noHBand="0" w:noVBand="1"/>
+      </w:tblPr>
+      <w:tblGrid>
+        <w:gridCol w:w="2763"/>
+        <w:gridCol w:w="7461"/>
+      </w:tblGrid>
+      <w:tr>
+        <w:tc>
+          <w:tcPr>
+            <w:tcW w:w="2802" w:type="dxa"/>
+          </w:tcPr>
+          <w:p>
+            <w:pPr>
+              <w:pStyle w:val="PlainText"/>
+              <w:jc w:val="both"/>
+              <w:rPr>
+                <w:rFonts w:ascii="Verdana" w:eastAsia="MS Mincho" w:hAnsi="Verdana" w:cs="Tahoma"/>
+                <w:sz w:val="22"/>
+                <w:szCs w:val="22"/>
+                <w:lang w:val="en-US" w:eastAsia="en-US" w:bidi="ar-SA"/>
+              </w:rPr>
+            </w:pPr>
+          </w:p>
+        </w:tc>
+        <w:tc>
+          <w:tcPr>
+            <w:tcW w:w="7638" w:type="dxa"/>
+          </w:tcPr>
+          <w:p>
+            <w:pPr>
+              <w:pStyle w:val="PlainText"/>
+              <w:jc w:val="both"/>
+              <w:rPr>
+                <w:rFonts w:ascii="Verdana" w:eastAsia="MS Mincho" w:hAnsi="Verdana" w:cs="Tahoma"/>
+                <w:sz w:val="22"/>
+                <w:szCs w:val="22"/>
+                <w:lang w:val="en-US" w:eastAsia="en-US" w:bidi="ar-SA"/>
+              </w:rPr>
+            </w:pPr>
+          </w:p>
+        </w:tc>
+      </w:tr>
+      <w:tr>
+        <w:tc>
+          <w:tcPr>
+            <w:tcW w:w="2802" w:type="dxa"/>
+          </w:tcPr>
+          <w:p>
+            <w:pPr>
+              <w:pStyle w:val="PlainText"/>
+              <w:jc w:val="both"/>
+              <w:rPr>
+                <w:rFonts w:ascii="Verdana" w:eastAsia="MS Mincho" w:hAnsi="Verdana" w:cs="Courier New"/>
+                <w:b/>
+                <w:bCs/>
+                <w:sz w:val="22"/>
+                <w:szCs w:val="22"/>
+                <w:lang w:val="en-US" w:eastAsia="en-US" w:bidi="ar-SA"/>
+              </w:rPr>
+            </w:pPr>
+            <w:r>
+              <w:rPr>
+                <w:rFonts w:ascii="Verdana" w:eastAsia="MS Mincho" w:hAnsi="Verdana" w:cs="Courier New"/>
+                <w:b/>
+                <w:bCs/>
+                <w:sz w:val="22"/>
+                <w:szCs w:val="22"/>
+                <w:lang w:val="en-US" w:eastAsia="en-US" w:bidi="ar-SA"/>
+              </w:rPr>
+              <w:t>A.I.S. St Helens</w:t>
+            </w:r>
+          </w:p>
+        </w:tc>
+        <w:tc>
+          <w:tcPr>
+            <w:tcW w:w="7638" w:type="dxa"/>
+          </w:tcPr>
+          <w:p>
+            <w:pPr>
+              <w:pStyle w:val="PlainText"/>
+              <w:jc w:val="both"/>
+              <w:rPr>
+                <w:rFonts w:ascii="Verdana" w:eastAsia="MS Mincho" w:hAnsi="Verdana" w:cs="Courier New"/>
+                <w:sz w:val="22"/>
+                <w:szCs w:val="22"/>
+                <w:lang w:val="en-US" w:eastAsia="en-US" w:bidi="ar-SA"/>
+              </w:rPr>
+            </w:pPr>
+            <w:r>
+              <w:rPr>
+                <w:rFonts w:ascii="Verdana" w:eastAsia="MS Mincho" w:hAnsi="Verdana" w:cs="Courier New"/>
+                <w:sz w:val="22"/>
+                <w:szCs w:val="22"/>
+                <w:lang w:val="en-US" w:eastAsia="en-US" w:bidi="ar-SA"/>
+              </w:rPr>
+              <w:t>Graduate diploma in information technology (</w:t>
+            </w:r>
+            <w:r>
+              <w:rPr>
+                <w:rFonts w:ascii="Verdana" w:eastAsia="MS Mincho" w:hAnsi="Verdana" w:cs="Courier New"/>
+                <w:sz w:val="22"/>
+                <w:szCs w:val="22"/>
+                <w:lang w:val="en-US" w:eastAsia="en-US" w:bidi="ar-SA"/>
+              </w:rPr>
+              <w:t>LEVEL 7</w:t>
+            </w:r>
+            <w:r>
+              <w:rPr>
+                <w:rFonts w:ascii="Verdana" w:eastAsia="MS Mincho" w:hAnsi="Verdana" w:cs="Courier New"/>
+                <w:sz w:val="22"/>
+                <w:szCs w:val="22"/>
+                <w:lang w:val="en-US" w:eastAsia="en-US" w:bidi="ar-SA"/>
+              </w:rPr>
+              <w:t>), 10/2007</w:t>
+            </w:r>
+          </w:p>
+        </w:tc>
+      </w:tr>
+      <w:tr>
+        <w:tc>
+          <w:tcPr>
+            <w:tcW w:w="2802" w:type="dxa"/>
+          </w:tcPr>
+          <w:p>
+            <w:pPr>
+              <w:pStyle w:val="PlainText"/>
+              <w:jc w:val="both"/>
+              <w:rPr>
+                <w:rFonts w:ascii="Verdana" w:eastAsia="MS Mincho" w:hAnsi="Verdana" w:cs="Courier New"/>
+                <w:b/>
+                <w:bCs/>
+                <w:sz w:val="22"/>
+                <w:szCs w:val="22"/>
+                <w:lang w:val="en-US" w:eastAsia="en-US" w:bidi="ar-SA"/>
+              </w:rPr>
+            </w:pPr>
+            <w:r>
+              <w:rPr>
+                <w:rFonts w:ascii="Verdana" w:eastAsia="MS Mincho" w:hAnsi="Verdana" w:cs="Courier New"/>
+                <w:b/>
+                <w:bCs/>
+                <w:iCs/>
+                <w:sz w:val="22"/>
+                <w:szCs w:val="22"/>
+                <w:lang w:val="en-US" w:eastAsia="en-US" w:bidi="ar-SA"/>
+              </w:rPr>
+              <w:t>Enterprise Award</w:t>
+            </w:r>
+          </w:p>
+        </w:tc>
+        <w:tc>
+          <w:tcPr>
+            <w:tcW w:w="7638" w:type="dxa"/>
+          </w:tcPr>
+          <w:p>
+            <w:pPr>
+              <w:pStyle w:val="PlainText"/>
+              <w:jc w:val="both"/>
+              <w:rPr>
+                <w:rFonts w:ascii="Verdana" w:eastAsia="MS Mincho" w:hAnsi="Verdana" w:cs="Courier New"/>
+                <w:sz w:val="22"/>
+                <w:szCs w:val="22"/>
+                <w:lang w:val="en-US" w:eastAsia="en-US" w:bidi="ar-SA"/>
+              </w:rPr>
+            </w:pPr>
+            <w:r>
+              <w:rPr>
+                <w:rFonts w:ascii="Verdana" w:eastAsia="MS Mincho" w:hAnsi="Verdana" w:cs="Courier New"/>
+                <w:iCs/>
+                <w:sz w:val="22"/>
+                <w:szCs w:val="22"/>
+                <w:lang w:val="en-US" w:eastAsia="en-US" w:bidi="ar-SA"/>
+              </w:rPr>
+              <w:t>For all-round excellence, determination to succeed and general team spirit.</w:t>
+            </w:r>
+          </w:p>
+        </w:tc>
+      </w:tr>
+      <w:tr>
+        <w:tc>
+          <w:tcPr>
+            <w:tcW w:w="2802" w:type="dxa"/>
+          </w:tcPr>
+          <w:p>
+            <w:pPr>
+              <w:pStyle w:val="PlainText"/>
+              <w:jc w:val="both"/>
+              <w:rPr>
+                <w:rFonts w:ascii="Verdana" w:eastAsia="MS Mincho" w:hAnsi="Verdana" w:cs="Courier New"/>
+                <w:b/>
+                <w:bCs/>
+                <w:sz w:val="22"/>
+                <w:szCs w:val="22"/>
+                <w:lang w:val="en-US" w:eastAsia="en-US" w:bidi="ar-SA"/>
+              </w:rPr>
+            </w:pPr>
+            <w:r>
+              <w:rPr>
+                <w:rFonts w:ascii="Verdana" w:eastAsia="MS Mincho" w:hAnsi="Verdana" w:cs="Courier New"/>
+                <w:b/>
+                <w:bCs/>
+                <w:sz w:val="22"/>
+                <w:szCs w:val="22"/>
+                <w:lang w:val="en-US" w:eastAsia="en-US" w:bidi="ar-SA"/>
+              </w:rPr>
+              <w:t>Punjab Technical University</w:t>
+            </w:r>
+          </w:p>
+        </w:tc>
+        <w:tc>
+          <w:tcPr>
+            <w:tcW w:w="7638" w:type="dxa"/>
+          </w:tcPr>
+          <w:p>
+            <w:pPr>
+              <w:pStyle w:val="PlainText"/>
+              <w:jc w:val="both"/>
+              <w:rPr>
+                <w:rFonts w:ascii="Verdana" w:eastAsia="MS Mincho" w:hAnsi="Verdana" w:cs="Courier New"/>
+                <w:sz w:val="22"/>
+                <w:szCs w:val="22"/>
+                <w:lang w:val="en-US" w:eastAsia="en-US" w:bidi="ar-SA"/>
+              </w:rPr>
+            </w:pPr>
+            <w:r>
+              <w:rPr>
+                <w:rFonts w:ascii="Verdana" w:eastAsia="MS Mincho" w:hAnsi="Verdana" w:cs="Courier New"/>
+                <w:sz w:val="22"/>
+                <w:szCs w:val="22"/>
+                <w:lang w:val="en-US" w:eastAsia="en-US" w:bidi="ar-SA"/>
+              </w:rPr>
+              <w:t>Bachelor’s degree in computer science</w:t>
+            </w:r>
+            <w:r>
+              <w:rPr>
+                <w:rFonts w:ascii="Verdana" w:eastAsia="MS Mincho" w:hAnsi="Verdana" w:cs="Courier New"/>
+                <w:sz w:val="22"/>
+                <w:szCs w:val="22"/>
+                <w:lang w:val="en-US" w:eastAsia="en-US" w:bidi="ar-SA"/>
+              </w:rPr>
+              <w:t>, 9/2006</w:t>
+            </w:r>
+          </w:p>
+        </w:tc>
+      </w:tr>
+      <w:tr>
+        <w:tc>
+          <w:tcPr>
+            <w:tcW w:w="2802" w:type="dxa"/>
+          </w:tcPr>
+          <w:p>
+            <w:pPr>
+              <w:pStyle w:val="PlainText"/>
+              <w:jc w:val="both"/>
+              <w:rPr>
+                <w:rFonts w:ascii="Verdana" w:eastAsia="MS Mincho" w:hAnsi="Verdana" w:cs="Courier New"/>
+                <w:b/>
+                <w:bCs/>
+                <w:sz w:val="22"/>
+                <w:szCs w:val="22"/>
+                <w:lang w:val="en-US" w:eastAsia="en-US" w:bidi="ar-SA"/>
+              </w:rPr>
+            </w:pPr>
+          </w:p>
+          <w:p>
+            <w:pPr>
+              <w:pStyle w:val="PlainText"/>
+              <w:jc w:val="both"/>
+              <w:rPr>
+                <w:rFonts w:ascii="Verdana" w:eastAsia="MS Mincho" w:hAnsi="Verdana" w:cs="Courier New"/>
+                <w:b/>
+                <w:bCs/>
+                <w:sz w:val="22"/>
+                <w:szCs w:val="22"/>
+                <w:lang w:val="en-US" w:eastAsia="en-US" w:bidi="ar-SA"/>
+              </w:rPr>
+            </w:pPr>
+            <w:r>
+              <w:rPr>
+                <w:rFonts w:ascii="Verdana" w:eastAsia="MS Mincho" w:hAnsi="Verdana" w:cs="Courier New"/>
+                <w:b/>
+                <w:bCs/>
+                <w:sz w:val="22"/>
+                <w:szCs w:val="22"/>
+                <w:lang w:val="en-US" w:eastAsia="en-US" w:bidi="ar-SA"/>
+              </w:rPr>
+              <w:t>Cyber Security</w:t>
+            </w:r>
+          </w:p>
+        </w:tc>
+        <w:tc>
+          <w:tcPr>
+            <w:tcW w:w="7638" w:type="dxa"/>
+          </w:tcPr>
+          <w:p>
+            <w:pPr>
+              <w:pStyle w:val="PlainText"/>
+              <w:jc w:val="both"/>
+              <w:rPr>
+                <w:rFonts w:ascii="Verdana" w:eastAsia="MS Mincho" w:hAnsi="Verdana" w:cs="Courier New"/>
+                <w:sz w:val="22"/>
+                <w:szCs w:val="22"/>
+                <w:lang w:val="en-US" w:eastAsia="en-US" w:bidi="ar-SA"/>
+              </w:rPr>
+            </w:pPr>
+          </w:p>
+          <w:p>
+            <w:pPr>
+              <w:pStyle w:val="PlainText"/>
+              <w:jc w:val="both"/>
+              <w:rPr>
+                <w:rFonts w:ascii="Verdana" w:eastAsia="MS Mincho" w:hAnsi="Verdana" w:cs="Courier New"/>
+                <w:sz w:val="22"/>
+                <w:szCs w:val="22"/>
+                <w:lang w:val="en-US" w:eastAsia="en-US" w:bidi="ar-SA"/>
+              </w:rPr>
+            </w:pPr>
+            <w:proofErr w:type="spellStart"/>
+            <w:r>
+              <w:rPr>
+                <w:rFonts w:ascii="Verdana" w:eastAsia="MS Mincho" w:hAnsi="Verdana" w:cs="Courier New"/>
+                <w:sz w:val="22"/>
+                <w:szCs w:val="22"/>
+                <w:lang w:val="en-US" w:eastAsia="en-US" w:bidi="ar-SA"/>
+              </w:rPr>
+              <w:t>Holmesglen</w:t>
+            </w:r>
+            <w:proofErr w:type="spellEnd"/>
+            <w:r>
+              <w:rPr>
+                <w:rFonts w:ascii="Verdana" w:eastAsia="MS Mincho" w:hAnsi="Verdana" w:cs="Courier New"/>
+                <w:sz w:val="22"/>
+                <w:szCs w:val="22"/>
+                <w:lang w:val="en-US" w:eastAsia="en-US" w:bidi="ar-SA"/>
+              </w:rPr>
+              <w:t xml:space="preserve"> institute Chadstone. Melbourne</w:t>
+            </w:r>
+          </w:p>
+        </w:tc>
+      </w:tr>
+    </w:tbl>
+    <w:p>
+      <w:pPr>
+        <w:pStyle w:val="PlainText"/>
+        <w:jc w:val="both"/>
+        <w:rPr>
+          <w:rFonts w:ascii="Verdana" w:eastAsia="MS Mincho" w:hAnsi="Verdana" w:cs="Tahoma"/>
+          <w:sz w:val="22"/>
+          <w:szCs w:val="22"/>
+        </w:rPr>
+      </w:pPr>
+    </w:p>
+    <w:p>
+      <w:pPr>
+        <w:pStyle w:val="PlainText"/>
+        <w:pBdr>
+          <w:top w:val="single" w:sz="18" w:space="1" w:color="auto"/>
+        </w:pBdr>
+        <w:jc w:val="both"/>
+        <w:rPr>
+          <w:rFonts w:ascii="Verdana" w:eastAsia="MS Mincho" w:hAnsi="Verdana" w:cs="Tahoma"/>
+          <w:sz w:val="22"/>
+          <w:szCs w:val="22"/>
+        </w:rPr>
+      </w:pPr>
+    </w:p>
+    <w:p>
+      <w:pPr>
+        <w:pStyle w:val="PlainText"/>
+        <w:pBdr>
+          <w:top w:val="single" w:sz="18" w:space="1" w:color="auto"/>
+        </w:pBdr>
+        <w:jc w:val="both"/>
+        <w:rPr>
+          <w:rFonts w:ascii="Verdana" w:eastAsia="MS Mincho" w:hAnsi="Verdana" w:cs="Tahoma"/>
+          <w:sz w:val="22"/>
+          <w:szCs w:val="22"/>
+        </w:rPr>
+      </w:pPr>
+    </w:p>
+    <w:p>
+      <w:pPr>
+        <w:pStyle w:val="PlainText"/>
+        <w:jc w:val="center"/>
+        <w:rPr>
+          <w:rFonts w:ascii="Verdana" w:hAnsi="Verdana"/>
+        </w:rPr>
+      </w:pPr>
+      <w:r>
+        <w:rPr>
+          <w:rFonts w:ascii="Verdana" w:eastAsia="MS Mincho" w:hAnsi="Verdana" w:cs="Tahoma"/>
+          <w:bCs/>
+          <w:sz w:val="22"/>
+          <w:szCs w:val="22"/>
+        </w:rPr>
+        <w:t xml:space="preserve">Referees </w:t>
+      </w:r>
+      <w:r>
+        <w:rPr>
+          <w:rFonts w:ascii="Verdana" w:eastAsia="MS Mincho" w:hAnsi="Verdana" w:cs="Tahoma"/>
+          <w:bCs/>
+          <w:sz w:val="22"/>
+          <w:szCs w:val="22"/>
+          <w:lang w:val="en-US"/>
+        </w:rPr>
+        <w:t xml:space="preserve">are available on request </w:t>
+      </w:r>
+    </w:p>
+    <w:sectPr>
+      <w:pgSz w:w="12240" w:h="15840" w:code="1"/>
+      <w:pgMar w:top="864" w:right="1008" w:bottom="864" w:left="1008" w:header="720" w:footer="720" w:gutter="0"/>
+      <w:cols w:space="720"/>
+      <w:docGrid w:linePitch="212"/>
+    </w:sectPr>
+  </w:body>
+</w:document>
+</file>
+
+<file path=word\fontTable.xml><?xml version="1.0" encoding="utf-8"?>
+<w:fonts xmlns:mc="http://schemas.openxmlformats.org/markup-compatibility/2006" xmlns:r="http://schemas.openxmlformats.org/officeDocument/2006/relationships" xmlns:w="http://schemas.openxmlformats.org/wordprocessingml/2006/main" xmlns:w14="http://schemas.microsoft.com/office/word/2010/wordml" xmlns:w15="http://schemas.microsoft.com/office/word/2012/wordml" xmlns:w16cex="http://schemas.microsoft.com/office/word/2018/wordml/cex" xmlns:w16cid="http://schemas.microsoft.com/office/word/2016/wordml/cid" xmlns:w16="http://schemas.microsoft.com/office/word/2018/wordml" xmlns:w16du="http://schemas.microsoft.com/office/word/2023/wordml/word16du" xmlns:w16sdtdh="http://schemas.microsoft.com/office/word/2020/wordml/sdtdatahash" xmlns:w16sdtfl="http://schemas.microsoft.com/office/word/2024/wordml/sdtformatlock" xmlns:w16se="http://schemas.microsoft.com/office/word/2015/wordml/symex" mc:Ignorable="w14 w15 w16se w16cid w16 w16cex w16sdtdh w16sdtfl w16du">
+  <w:font w:name="Symbol">
+    <w:panose1 w:val="05050102010706020507"/>
+    <w:charset w:val="02"/>
+    <w:family w:val="roman"/>
+    <w:pitch w:val="variable"/>
+    <w:sig w:usb0="00000000" w:usb1="10000000" w:usb2="00000000" w:usb3="00000000" w:csb0="80000000" w:csb1="00000000"/>
+  </w:font>
+  <w:font w:name="Times New Roman">
+    <w:panose1 w:val="02020603050405020304"/>
+    <w:charset w:val="00"/>
+    <w:family w:val="roman"/>
+    <w:pitch w:val="variable"/>
+    <w:sig w:usb0="E0002EFF" w:usb1="C000785B" w:usb2="00000009" w:usb3="00000000" w:csb0="000001FF" w:csb1="00000000"/>
+  </w:font>
+  <w:font w:name="Courier New">
+    <w:panose1 w:val="02070309020205020404"/>
+    <w:charset w:val="00"/>
+    <w:family w:val="modern"/>
+    <w:pitch w:val="fixed"/>
+    <w:sig w:usb0="E0002EFF" w:usb1="C0007843" w:usb2="00000009" w:usb3="00000000" w:csb0="000001FF" w:csb1="00000000"/>
+  </w:font>
+  <w:font w:name="Wingdings">
+    <w:panose1 w:val="05000000000000000000"/>
+    <w:charset w:val="02"/>
+    <w:family w:val="auto"/>
+    <w:pitch w:val="variable"/>
+    <w:sig w:usb0="00000000" w:usb1="10000000" w:usb2="00000000" w:usb3="00000000" w:csb0="80000000" w:csb1="00000000"/>
+  </w:font>
+  <w:font w:name="Aptos">
+    <w:charset w:val="00"/>
+    <w:family w:val="swiss"/>
+    <w:pitch w:val="variable"/>
+    <w:sig w:usb0="20000287" w:usb1="00000003" w:usb2="00000000" w:usb3="00000000" w:csb0="0000019F" w:csb1="00000000"/>
+  </w:font>
+  <w:font w:name="Aptos Display">
+    <w:charset w:val="00"/>
+    <w:family w:val="swiss"/>
+    <w:pitch w:val="variable"/>
+    <w:sig w:usb0="20000287" w:usb1="00000003" w:usb2="00000000" w:usb3="00000000" w:csb0="0000019F" w:csb1="00000000"/>
+  </w:font>
+  <w:font w:name="Raavi">
+    <w:panose1 w:val="02000500000000000000"/>
+    <w:charset w:val="00"/>
+    <w:family w:val="swiss"/>
+    <w:pitch w:val="variable"/>
+    <w:sig w:usb0="00020003" w:usb1="00000000" w:usb2="00000000" w:usb3="00000000" w:csb0="00000001" w:csb1="00000000"/>
+  </w:font>
+  <w:font w:name="Verdana">
+    <w:panose1 w:val="020B0604030504040204"/>
+    <w:charset w:val="00"/>
+    <w:family w:val="swiss"/>
+    <w:pitch w:val="variable"/>
+    <w:sig w:usb0="A00006FF" w:usb1="4000205B" w:usb2="00000010" w:usb3="00000000" w:csb0="0000019F" w:csb1="00000000"/>
+  </w:font>
+  <w:font w:name="MS Mincho">
+    <w:altName w:val="ＭＳ 明朝"/>
+    <w:panose1 w:val="02020609040205080304"/>
+    <w:charset w:val="80"/>
+    <w:family w:val="modern"/>
+    <w:pitch w:val="fixed"/>
+    <w:sig w:usb0="E00002FF" w:usb1="6AC7FDFB" w:usb2="08000012" w:usb3="00000000" w:csb0="0002009F" w:csb1="00000000"/>
+  </w:font>
+  <w:font w:name="Tahoma">
+    <w:panose1 w:val="020B0604030504040204"/>
+    <w:charset w:val="00"/>
+    <w:family w:val="swiss"/>
+    <w:pitch w:val="variable"/>
+    <w:sig w:usb0="E1002EFF" w:usb1="C000605B" w:usb2="00000029" w:usb3="00000000" w:csb0="000101FF" w:csb1="00000000"/>
+  </w:font>
+  <w:font w:name="Arial">
+    <w:panose1 w:val="020B0604020202020204"/>
+    <w:charset w:val="00"/>
+    <w:family w:val="swiss"/>
+    <w:pitch w:val="variable"/>
+    <w:sig w:usb0="E0002EFF" w:usb1="C000785B" w:usb2="00000009" w:usb3="00000000" w:csb0="000001FF" w:csb1="00000000"/>
+  </w:font>
+</w:fonts>
+</file>
+
+<file path=word\numbering.xml><?xml version="1.0" encoding="utf-8"?>
 <w:numbering xmlns:wpc="http://schemas.microsoft.com/office/word/2010/wordprocessingCanvas" xmlns:cx="http://schemas.microsoft.com/office/drawing/2014/chartex" xmlns:cx1="http://schemas.microsoft.com/office/drawing/2015/9/8/chartex" xmlns:cx2="http://schemas.microsoft.com/office/drawing/2015/10/21/chartex" xmlns:cx3="http://schemas.microsoft.com/office/drawing/2016/5/9/chartex" xmlns:cx4="http://schemas.microsoft.com/office/drawing/2016/5/10/chartex" xmlns:cx5="http://schemas.microsoft.com/office/drawing/2016/5/11/chartex" xmlns:cx6="http://schemas.microsoft.com/office/drawing/2016/5/12/chartex" xmlns:cx7="http://schemas.microsoft.com/office/drawing/2016/5/13/chartex" xmlns:cx8="http://schemas.microsoft.com/office/drawing/2016/5/14/chartex" xmlns:mc="http://schemas.openxmlformats.org/markup-compatibility/2006" xmlns:aink="http://schemas.microsoft.com/office/drawing/2016/ink" xmlns:am3d="http://schemas.microsoft.com/office/drawing/2017/model3d" xmlns:o="urn:schemas-microsoft-com:office:office" xmlns:oel="http://schemas.microsoft.com/office/2019/extlst" xmlns:r="http://schemas.openxmlformats.org/officeDocument/2006/relationships" xmlns:m="http://schemas.openxmlformats.org/officeDocument/2006/math" xmlns:v="urn:schemas-microsoft-com:vml" xmlns:wp14="http://schemas.microsoft.com/office/word/2010/wordprocessingDrawing" xmlns:wp="http://schemas.openxmlformats.org/drawingml/2006/wordprocessingDrawing" xmlns:w10="urn:schemas-microsoft-com:office:word" xmlns:w="http://schemas.openxmlformats.org/wordprocessingml/2006/main" xmlns:w14="http://schemas.microsoft.com/office/word/2010/wordml" xmlns:w15="http://schemas.microsoft.com/office/word/2012/wordml" xmlns:w16cex="http://schemas.microsoft.com/office/word/2018/wordml/cex" xmlns:w16cid="http://schemas.microsoft.com/office/word/2016/wordml/cid" xmlns:w16="http://schemas.microsoft.com/office/word/2018/wordml" xmlns:w16du="http://schemas.microsoft.com/office/word/2023/wordml/word16du" xmlns:w16sdtdh="http://schemas.microsoft.com/office/word/2020/wordml/sdtdatahash" xmlns:w16sdtfl="http://schemas.microsoft.com/office/word/2024/wordml/sdtformatlock" xmlns:w16se="http://schemas.microsoft.com/office/word/2015/wordml/symex" xmlns:wpg="http://schemas.microsoft.com/office/word/2010/wordprocessingGroup" xmlns:wpi="http://schemas.microsoft.com/office/word/2010/wordprocessingInk" xmlns:wne="http://schemas.microsoft.com/office/word/2006/wordml" xmlns:wps="http://schemas.microsoft.com/office/word/2010/wordprocessingShape" mc:Ignorable="w14 w15 w16se w16cid w16 w16cex w16sdtdh w16sdtfl w16du wp14">
   <w:abstractNum w:abstractNumId="0" w15:restartNumberingAfterBreak="0">
     <w:nsid w:val="16D93C53"/>
@@ -5144,7 +10361,107 @@
 </w:numbering>
 </file>
 
-<file path=word/styles.xml><?xml version="1.0" encoding="utf-8"?>
+<file path=word\settings.xml><?xml version="1.0" encoding="utf-8"?>
+<w:settings xmlns:mc="http://schemas.openxmlformats.org/markup-compatibility/2006" xmlns:o="urn:schemas-microsoft-com:office:office" xmlns:r="http://schemas.openxmlformats.org/officeDocument/2006/relationships" xmlns:m="http://schemas.openxmlformats.org/officeDocument/2006/math" xmlns:v="urn:schemas-microsoft-com:vml" xmlns:w10="urn:schemas-microsoft-com:office:word" xmlns:w="http://schemas.openxmlformats.org/wordprocessingml/2006/main" xmlns:w14="http://schemas.microsoft.com/office/word/2010/wordml" xmlns:w15="http://schemas.microsoft.com/office/word/2012/wordml" xmlns:w16cex="http://schemas.microsoft.com/office/word/2018/wordml/cex" xmlns:w16cid="http://schemas.microsoft.com/office/word/2016/wordml/cid" xmlns:w16="http://schemas.microsoft.com/office/word/2018/wordml" xmlns:w16du="http://schemas.microsoft.com/office/word/2023/wordml/word16du" xmlns:w16sdtdh="http://schemas.microsoft.com/office/word/2020/wordml/sdtdatahash" xmlns:w16sdtfl="http://schemas.microsoft.com/office/word/2024/wordml/sdtformatlock" xmlns:w16se="http://schemas.microsoft.com/office/word/2015/wordml/symex" xmlns:sl="http://schemas.openxmlformats.org/schemaLibrary/2006/main" mc:Ignorable="w14 w15 w16se w16cid w16 w16cex w16sdtdh w16sdtfl w16du">
+  <w:zoom w:percent="160"/>
+  <w:proofState w:spelling="clean" w:grammar="clean"/>
+  <w:defaultTabStop w:val="720"/>
+  <w:characterSpacingControl w:val="doNotCompress"/>
+  <w:compat>
+    <w:compatSetting w:name="compatibilityMode" w:uri="http://schemas.microsoft.com/office/word" w:val="15"/>
+    <w:compatSetting w:name="overrideTableStyleFontSizeAndJustification" w:uri="http://schemas.microsoft.com/office/word" w:val="1"/>
+    <w:compatSetting w:name="enableOpenTypeFeatures" w:uri="http://schemas.microsoft.com/office/word" w:val="1"/>
+    <w:compatSetting w:name="doNotFlipMirrorIndents" w:uri="http://schemas.microsoft.com/office/word" w:val="1"/>
+    <w:compatSetting w:name="differentiateMultirowTableHeaders" w:uri="http://schemas.microsoft.com/office/word" w:val="1"/>
+    <w:compatSetting w:name="useWord2013TrackBottomHyphenation" w:uri="http://schemas.microsoft.com/office/word" w:val="0"/>
+  </w:compat>
+  <w:rsids>
+    <w:rsidRoot w:val="00773255"/>
+    <w:rsid w:val="00040776"/>
+    <w:rsid w:val="000653B9"/>
+    <w:rsid w:val="001052B0"/>
+    <w:rsid w:val="001441FB"/>
+    <w:rsid w:val="00170239"/>
+    <w:rsid w:val="00182B98"/>
+    <w:rsid w:val="00187BA6"/>
+    <w:rsid w:val="001C5658"/>
+    <w:rsid w:val="001F2CB8"/>
+    <w:rsid w:val="00233C16"/>
+    <w:rsid w:val="002B3A85"/>
+    <w:rsid w:val="00330ACC"/>
+    <w:rsid w:val="003911C7"/>
+    <w:rsid w:val="003B626D"/>
+    <w:rsid w:val="003D66B0"/>
+    <w:rsid w:val="003E0737"/>
+    <w:rsid w:val="004450C6"/>
+    <w:rsid w:val="0047706A"/>
+    <w:rsid w:val="005E69E4"/>
+    <w:rsid w:val="00632885"/>
+    <w:rsid w:val="0068571C"/>
+    <w:rsid w:val="006D6E94"/>
+    <w:rsid w:val="006F4669"/>
+    <w:rsid w:val="007136A1"/>
+    <w:rsid w:val="007344FE"/>
+    <w:rsid w:val="00773255"/>
+    <w:rsid w:val="007D54E8"/>
+    <w:rsid w:val="008C2FB9"/>
+    <w:rsid w:val="008D1C87"/>
+    <w:rsid w:val="009634AD"/>
+    <w:rsid w:val="00964DA1"/>
+    <w:rsid w:val="009878F7"/>
+    <w:rsid w:val="009C38DF"/>
+    <w:rsid w:val="00A5202B"/>
+    <w:rsid w:val="00AB1631"/>
+    <w:rsid w:val="00AC7363"/>
+    <w:rsid w:val="00AD618A"/>
+    <w:rsid w:val="00B15B44"/>
+    <w:rsid w:val="00B21C03"/>
+    <w:rsid w:val="00B270DE"/>
+    <w:rsid w:val="00B82432"/>
+    <w:rsid w:val="00B8736A"/>
+    <w:rsid w:val="00CA3A1F"/>
+    <w:rsid w:val="00CB4325"/>
+    <w:rsid w:val="00D0101C"/>
+    <w:rsid w:val="00D04EB7"/>
+    <w:rsid w:val="00D47208"/>
+    <w:rsid w:val="00DD2D80"/>
+    <w:rsid w:val="00EA0269"/>
+    <w:rsid w:val="00F17971"/>
+    <w:rsid w:val="00F511FA"/>
+    <w:rsid w:val="00FA5C1A"/>
+    <w:rsid w:val="00FC5C57"/>
+    <w:rsid w:val="00FF3FDF"/>
+  </w:rsids>
+  <m:mathPr>
+    <m:mathFont m:val="Cambria Math"/>
+    <m:brkBin m:val="before"/>
+    <m:brkBinSub m:val="--"/>
+    <m:smallFrac m:val="0"/>
+    <m:dispDef/>
+    <m:lMargin m:val="0"/>
+    <m:rMargin m:val="0"/>
+    <m:defJc m:val="centerGroup"/>
+    <m:wrapIndent m:val="1440"/>
+    <m:intLim m:val="subSup"/>
+    <m:naryLim m:val="undOvr"/>
+  </m:mathPr>
+  <w:themeFontLang w:val="en-AU"/>
+  <w:clrSchemeMapping w:bg1="light1" w:t1="dark1" w:bg2="light2" w:t2="dark2" w:accent1="accent1" w:accent2="accent2" w:accent3="accent3" w:accent4="accent4" w:accent5="accent5" w:accent6="accent6" w:hyperlink="hyperlink" w:followedHyperlink="followedHyperlink"/>
+  <w:shapeDefaults>
+    <o:shapedefaults v:ext="edit" spidmax="1026"/>
+    <o:shapelayout v:ext="edit">
+      <o:idmap v:ext="edit" data="1"/>
+    </o:shapelayout>
+  </w:shapeDefaults>
+  <w:decimalSymbol w:val="."/>
+  <w:listSeparator w:val=","/>
+  <w14:docId w14:val="19312DE6"/>
+  <w15:chartTrackingRefBased/>
+  <w15:docId w15:val="{388EB739-3801-4FA0-A11E-E61F31C742E4}"/>
+</w:settings>
+</file>
+
+<file path=word\styles.xml><?xml version="1.0" encoding="utf-8"?>
 <w:styles xmlns:mc="http://schemas.openxmlformats.org/markup-compatibility/2006" xmlns:r="http://schemas.openxmlformats.org/officeDocument/2006/relationships" xmlns:w="http://schemas.openxmlformats.org/wordprocessingml/2006/main" xmlns:w14="http://schemas.microsoft.com/office/word/2010/wordml" xmlns:w15="http://schemas.microsoft.com/office/word/2012/wordml" xmlns:w16cex="http://schemas.microsoft.com/office/word/2018/wordml/cex" xmlns:w16cid="http://schemas.microsoft.com/office/word/2016/wordml/cid" xmlns:w16="http://schemas.microsoft.com/office/word/2018/wordml" xmlns:w16du="http://schemas.microsoft.com/office/word/2023/wordml/word16du" xmlns:w16sdtdh="http://schemas.microsoft.com/office/word/2020/wordml/sdtdatahash" xmlns:w16sdtfl="http://schemas.microsoft.com/office/word/2024/wordml/sdtformatlock" xmlns:w16se="http://schemas.microsoft.com/office/word/2015/wordml/symex" mc:Ignorable="w14 w15 w16se w16cid w16 w16cex w16sdtdh w16sdtfl w16du">
   <w:docDefaults>
     <w:rPrDefault>
@@ -6138,7 +11455,7 @@
 </w:styles>
 </file>
 
-<file path=word/theme/theme1.xml><?xml version="1.0" encoding="utf-8"?>
+<file path=word\theme\theme1.xml><?xml version="1.0" encoding="utf-8"?>
 <a:theme xmlns:a="http://schemas.openxmlformats.org/drawingml/2006/main" name="Office Theme">
   <a:themeElements>
     <a:clrScheme name="Office">
@@ -6431,4 +11748,11 @@
     </a:ext>
   </a:extLst>
 </a:theme>
+</file>
+
+<file path=word\webSettings.xml><?xml version="1.0" encoding="utf-8"?>
+<w:webSettings xmlns:mc="http://schemas.openxmlformats.org/markup-compatibility/2006" xmlns:r="http://schemas.openxmlformats.org/officeDocument/2006/relationships" xmlns:w="http://schemas.openxmlformats.org/wordprocessingml/2006/main" xmlns:w14="http://schemas.microsoft.com/office/word/2010/wordml" xmlns:w15="http://schemas.microsoft.com/office/word/2012/wordml" xmlns:w16cex="http://schemas.microsoft.com/office/word/2018/wordml/cex" xmlns:w16cid="http://schemas.microsoft.com/office/word/2016/wordml/cid" xmlns:w16="http://schemas.microsoft.com/office/word/2018/wordml" xmlns:w16du="http://schemas.microsoft.com/office/word/2023/wordml/word16du" xmlns:w16sdtdh="http://schemas.microsoft.com/office/word/2020/wordml/sdtdatahash" xmlns:w16sdtfl="http://schemas.microsoft.com/office/word/2024/wordml/sdtformatlock" xmlns:w16se="http://schemas.microsoft.com/office/word/2015/wordml/symex" mc:Ignorable="w14 w15 w16se w16cid w16 w16cex w16sdtdh w16sdtfl w16du">
+  <w:optimizeForBrowser/>
+  <w:allowPNG/>
+</w:webSettings>
 </file>
--- a/src/assets/docs/Hans-CV.docx
+++ b/src/assets/docs/Hans-CV.docx
@@ -1,40 +1,5 @@
 
-<file path=docProps\app.xml><?xml version="1.0" encoding="utf-8"?>
-<Properties xmlns="http://schemas.openxmlformats.org/officeDocument/2006/extended-properties" xmlns:vt="http://schemas.openxmlformats.org/officeDocument/2006/docPropsVTypes">
-  <Template>Normal.dotm</Template>
-  <TotalTime>22</TotalTime>
-  <Pages>4</Pages>
-  <Words>1200</Words>
-  <Characters>6843</Characters>
-  <Application>Microsoft Office Word</Application>
-  <DocSecurity>0</DocSecurity>
-  <Lines>57</Lines>
-  <Paragraphs>16</Paragraphs>
-  <ScaleCrop>false</ScaleCrop>
-  <Company/>
-  <LinksUpToDate>false</LinksUpToDate>
-  <CharactersWithSpaces>8027</CharactersWithSpaces>
-  <SharedDoc>false</SharedDoc>
-  <HyperlinksChanged>false</HyperlinksChanged>
-  <AppVersion>16.0000</AppVersion>
-</Properties>
-</file>
-
-<file path=docProps\core.xml><?xml version="1.0" encoding="utf-8"?>
-<cp:coreProperties xmlns:cp="http://schemas.openxmlformats.org/package/2006/metadata/core-properties" xmlns:dc="http://purl.org/dc/elements/1.1/" xmlns:dcterms="http://purl.org/dc/terms/" xmlns:dcmitype="http://purl.org/dc/dcmitype/" xmlns:xsi="http://www.w3.org/2001/XMLSchema-instance">
-  <dc:title/>
-  <dc:subject/>
-  <dc:creator>Hansdeep Singh</dc:creator>
-  <cp:keywords/>
-  <dc:description/>
-  <cp:lastModifiedBy>Hansdeep Singh</cp:lastModifiedBy>
-  <cp:revision>44</cp:revision>
-  <dcterms:created xsi:type="dcterms:W3CDTF">2025-02-11T21:37:00Z</dcterms:created>
-  <dcterms:modified xsi:type="dcterms:W3CDTF">2025-08-23T01:36:00Z</dcterms:modified>
-</cp:coreProperties>
-</file>
-
-<file path=word\document.xml><?xml version="1.0" encoding="utf-8"?>
+<file path=word/document.xml><?xml version="1.0" encoding="utf-8"?>
 <w:document xmlns:wpc="http://schemas.microsoft.com/office/word/2010/wordprocessingCanvas" xmlns:cx="http://schemas.microsoft.com/office/drawing/2014/chartex" xmlns:cx1="http://schemas.microsoft.com/office/drawing/2015/9/8/chartex" xmlns:cx2="http://schemas.microsoft.com/office/drawing/2015/10/21/chartex" xmlns:cx3="http://schemas.microsoft.com/office/drawing/2016/5/9/chartex" xmlns:cx4="http://schemas.microsoft.com/office/drawing/2016/5/10/chartex" xmlns:cx5="http://schemas.microsoft.com/office/drawing/2016/5/11/chartex" xmlns:cx6="http://schemas.microsoft.com/office/drawing/2016/5/12/chartex" xmlns:cx7="http://schemas.microsoft.com/office/drawing/2016/5/13/chartex" xmlns:cx8="http://schemas.microsoft.com/office/drawing/2016/5/14/chartex" xmlns:mc="http://schemas.openxmlformats.org/markup-compatibility/2006" xmlns:aink="http://schemas.microsoft.com/office/drawing/2016/ink" xmlns:am3d="http://schemas.microsoft.com/office/drawing/2017/model3d" xmlns:o="urn:schemas-microsoft-com:office:office" xmlns:oel="http://schemas.microsoft.com/office/2019/extlst" xmlns:r="http://schemas.openxmlformats.org/officeDocument/2006/relationships" xmlns:m="http://schemas.openxmlformats.org/officeDocument/2006/math" xmlns:v="urn:schemas-microsoft-com:vml" xmlns:wp14="http://schemas.microsoft.com/office/word/2010/wordprocessingDrawing" xmlns:wp="http://schemas.openxmlformats.org/drawingml/2006/wordprocessingDrawing" xmlns:w10="urn:schemas-microsoft-com:office:word" xmlns:w="http://schemas.openxmlformats.org/wordprocessingml/2006/main" xmlns:w14="http://schemas.microsoft.com/office/word/2010/wordml" xmlns:w15="http://schemas.microsoft.com/office/word/2012/wordml" xmlns:w16cex="http://schemas.microsoft.com/office/word/2018/wordml/cex" xmlns:w16cid="http://schemas.microsoft.com/office/word/2016/wordml/cid" xmlns:w16="http://schemas.microsoft.com/office/word/2018/wordml" xmlns:w16du="http://schemas.microsoft.com/office/word/2023/wordml/word16du" xmlns:w16sdtdh="http://schemas.microsoft.com/office/word/2020/wordml/sdtdatahash" xmlns:w16sdtfl="http://schemas.microsoft.com/office/word/2024/wordml/sdtformatlock" xmlns:w16se="http://schemas.microsoft.com/office/word/2015/wordml/symex" xmlns:wpg="http://schemas.microsoft.com/office/word/2010/wordprocessingGroup" xmlns:wpi="http://schemas.microsoft.com/office/word/2010/wordprocessingInk" xmlns:wne="http://schemas.microsoft.com/office/word/2006/wordml" xmlns:wps="http://schemas.microsoft.com/office/word/2010/wordprocessingShape" mc:Ignorable="w14 w15 w16se w16cid w16 w16cex w16sdtdh w16sdtfl w16du wp14">
   <w:body>
     <w:p>
@@ -345,6 +310,53 @@
                 <w:szCs w:val="22"/>
                 <w:lang w:val="en-US" w:eastAsia="en-US" w:bidi="ar-SA"/>
               </w:rPr>
+              <w:t xml:space="preserve">Hands-on experience in </w:t>
+            </w:r>
+            <w:r>
+              <w:rPr>
+                <w:rFonts w:ascii="Verdana" w:eastAsia="MS Mincho" w:hAnsi="Verdana" w:cs="Tahoma"/>
+                <w:b/>
+                <w:bCs/>
+                <w:sz w:val="22"/>
+                <w:szCs w:val="22"/>
+                <w:lang w:val="en-US" w:eastAsia="en-US" w:bidi="ar-SA"/>
+              </w:rPr>
+              <w:t>AI Agentic Development</w:t>
+            </w:r>
+            <w:r>
+              <w:rPr>
+                <w:rFonts w:ascii="Verdana" w:eastAsia="MS Mincho" w:hAnsi="Verdana" w:cs="Tahoma"/>
+                <w:bCs/>
+                <w:sz w:val="22"/>
+                <w:szCs w:val="22"/>
+                <w:lang w:val="en-US" w:eastAsia="en-US" w:bidi="ar-SA"/>
+              </w:rPr>
+              <w:t>, using AI-driven tools and workflows to accelerate full stack delivery.</w:t>
+            </w:r>
+          </w:p>
+          <w:p>
+            <w:pPr>
+              <w:pStyle w:val="PlainText"/>
+              <w:numPr>
+                <w:ilvl w:val="0"/>
+                <w:numId w:val="3"/>
+              </w:numPr>
+              <w:rPr>
+                <w:rFonts w:ascii="Verdana" w:eastAsia="MS Mincho" w:hAnsi="Verdana" w:cs="Tahoma"/>
+                <w:bCs/>
+                <w:sz w:val="22"/>
+                <w:szCs w:val="22"/>
+                <w:lang w:val="en-US" w:eastAsia="en-US" w:bidi="ar-SA"/>
+              </w:rPr>
+            </w:pPr>
+            <w:r>
+              <w:rPr>
+                <w:rFonts w:ascii="Verdana" w:eastAsia="MS Mincho" w:hAnsi="Verdana" w:cs="Tahoma"/>
+                <w:bCs/>
+                <w:sz w:val="22"/>
+                <w:szCs w:val="22"/>
+                <w:lang w:val="en-US" w:eastAsia="en-US" w:bidi="ar-SA"/>
+              </w:rPr>
               <w:t xml:space="preserve">Building architecture around </w:t>
             </w:r>
             <w:r>
@@ -1544,7 +1556,7 @@
                 <w:bCs/>
                 <w:lang w:val="en-AU"/>
               </w:rPr>
-              <w:t xml:space="preserve">AGSVA Security Clearances</w:t>
+              <w:t>AGSVA Security Clearances</w:t>
             </w:r>
             <w:r>
               <w:rPr>
@@ -1581,7 +1593,7 @@
                 <w:bCs/>
                 <w:lang w:val="en-AU"/>
               </w:rPr>
-              <w:t xml:space="preserve">AI agentic development</w:t>
+              <w:t>AI agentic development</w:t>
             </w:r>
             <w:r>
               <w:rPr>
@@ -1618,7 +1630,7 @@
                 <w:bCs/>
                 <w:lang w:val="en-AU"/>
               </w:rPr>
-              <w:t xml:space="preserve">skills</w:t>
+              <w:t>skills</w:t>
             </w:r>
             <w:r>
               <w:rPr>
@@ -1655,7 +1667,7 @@
                 <w:bCs/>
                 <w:lang w:val="en-AU"/>
               </w:rPr>
-              <w:t xml:space="preserve">Angular</w:t>
+              <w:t>Angular</w:t>
             </w:r>
             <w:r>
               <w:rPr>
@@ -1671,14 +1683,14 @@
                 <w:bCs/>
                 <w:lang w:val="en-AU"/>
               </w:rPr>
-              <w:t xml:space="preserve">.NET</w:t>
+              <w:t>.NET</w:t>
             </w:r>
             <w:r>
               <w:rPr>
                 <w:rFonts w:ascii="Verdana" w:hAnsi="Verdana" w:cs="Arial"/>
                 <w:lang w:val="en-AU"/>
               </w:rPr>
-              <w:t xml:space="preserve">.</w:t>
+              <w:t>.</w:t>
             </w:r>
           </w:p>
           <w:p>
@@ -1708,7 +1720,7 @@
                 <w:bCs/>
                 <w:lang w:val="en-AU"/>
               </w:rPr>
-              <w:t xml:space="preserve">Docker</w:t>
+              <w:t>Docker</w:t>
             </w:r>
             <w:r>
               <w:rPr>
@@ -1724,7 +1736,7 @@
                 <w:bCs/>
                 <w:lang w:val="en-AU"/>
               </w:rPr>
-              <w:t xml:space="preserve">RabbitMQ</w:t>
+              <w:t>RabbitMQ</w:t>
             </w:r>
             <w:r>
               <w:rPr>
@@ -1740,14 +1752,14 @@
                 <w:bCs/>
                 <w:lang w:val="en-AU"/>
               </w:rPr>
-              <w:t xml:space="preserve">AWS</w:t>
+              <w:t>AWS</w:t>
             </w:r>
             <w:r>
               <w:rPr>
                 <w:rFonts w:ascii="Verdana" w:hAnsi="Verdana" w:cs="Arial"/>
                 <w:lang w:val="en-AU"/>
               </w:rPr>
-              <w:t xml:space="preserve">.</w:t>
+              <w:t>.</w:t>
             </w:r>
           </w:p>
           <w:p>
@@ -1777,7 +1789,7 @@
                 <w:bCs/>
                 <w:lang w:val="en-AU"/>
               </w:rPr>
-              <w:t xml:space="preserve">data migration</w:t>
+              <w:t>data migration</w:t>
             </w:r>
             <w:r>
               <w:rPr>
@@ -1814,14 +1826,14 @@
                 <w:bCs/>
                 <w:lang w:val="en-AU"/>
               </w:rPr>
-              <w:t xml:space="preserve">DFR's recruitment process</w:t>
+              <w:t>DFR's recruitment process</w:t>
             </w:r>
             <w:r>
               <w:rPr>
                 <w:rFonts w:ascii="Verdana" w:hAnsi="Verdana" w:cs="Arial"/>
                 <w:lang w:val="en-AU"/>
               </w:rPr>
-              <w:t xml:space="preserve">.</w:t>
+              <w:t>.</w:t>
             </w:r>
           </w:p>
         </w:tc>
@@ -2002,7 +2014,6 @@
                 <w:lang w:val="en-AU" w:eastAsia="en-AU"/>
               </w:rPr>
             </w:pPr>
-            <w:proofErr w:type="spellStart"/>
             <w:r>
               <w:rPr>
                 <w:rFonts w:ascii="Verdana" w:hAnsi="Verdana" w:cs="Arial"/>
@@ -2010,29 +2021,12 @@
               </w:rPr>
               <w:t>Succesfully</w:t>
             </w:r>
-            <w:proofErr w:type="spellEnd"/>
             <w:r>
               <w:rPr>
                 <w:rFonts w:ascii="Verdana" w:hAnsi="Verdana" w:cs="Arial"/>
                 <w:shd w:val="clear" w:color="auto" w:fill="FFFFFF"/>
               </w:rPr>
-              <w:t xml:space="preserve"> deployed our new </w:t>
-            </w:r>
-            <w:proofErr w:type="spellStart"/>
-            <w:r>
-              <w:rPr>
-                <w:rFonts w:ascii="Verdana" w:hAnsi="Verdana" w:cs="Arial"/>
-                <w:shd w:val="clear" w:color="auto" w:fill="FFFFFF"/>
-              </w:rPr>
-              <w:t>isEducation</w:t>
-            </w:r>
-            <w:proofErr w:type="spellEnd"/>
-            <w:r>
-              <w:rPr>
-                <w:rFonts w:ascii="Verdana" w:hAnsi="Verdana" w:cs="Arial"/>
-                <w:shd w:val="clear" w:color="auto" w:fill="FFFFFF"/>
-              </w:rPr>
-              <w:t xml:space="preserve"> platform</w:t>
+              <w:t xml:space="preserve"> deployed our new isEducation platform</w:t>
             </w:r>
             <w:r>
               <w:rPr>
@@ -2102,21 +2096,7 @@
               <w:rPr>
                 <w:rFonts w:ascii="Verdana" w:hAnsi="Verdana" w:cs="Arial"/>
               </w:rPr>
-              <w:t>Managing team of developers and cloud engineers for building solutions for our schools/</w:t>
-            </w:r>
-            <w:proofErr w:type="spellStart"/>
-            <w:r>
-              <w:rPr>
-                <w:rFonts w:ascii="Verdana" w:hAnsi="Verdana" w:cs="Arial"/>
-              </w:rPr>
-              <w:t>organisations</w:t>
-            </w:r>
-            <w:proofErr w:type="spellEnd"/>
-            <w:r>
-              <w:rPr>
-                <w:rFonts w:ascii="Verdana" w:hAnsi="Verdana" w:cs="Arial"/>
-              </w:rPr>
-              <w:t>.</w:t>
+              <w:t>Managing team of developers and cloud engineers for building solutions for our schools/organisations.</w:t>
             </w:r>
           </w:p>
           <w:p>
@@ -2185,23 +2165,7 @@
                 <w:rFonts w:ascii="Verdana" w:hAnsi="Verdana" w:cs="Arial"/>
                 <w:lang w:val="en-AU"/>
               </w:rPr>
-              <w:t xml:space="preserve">Taking lead on transitioning </w:t>
-            </w:r>
-            <w:proofErr w:type="spellStart"/>
-            <w:r>
-              <w:rPr>
-                <w:rFonts w:ascii="Verdana" w:hAnsi="Verdana" w:cs="Arial"/>
-                <w:lang w:val="en-AU"/>
-              </w:rPr>
-              <w:t>isEducation</w:t>
-            </w:r>
-            <w:proofErr w:type="spellEnd"/>
-            <w:r>
-              <w:rPr>
-                <w:rFonts w:ascii="Verdana" w:hAnsi="Verdana" w:cs="Arial"/>
-                <w:lang w:val="en-AU"/>
-              </w:rPr>
-              <w:t xml:space="preserve"> Suite from OLD MVC "Monolithic architecture" into NEW </w:t>
+              <w:t>Taking lead on transitioning isEducation Suite from OLD MVC "Monolithic architecture" into NEW </w:t>
             </w:r>
             <w:r>
               <w:rPr>
@@ -2249,37 +2213,12 @@
                 <w:lang w:val="en-AU"/>
               </w:rPr>
             </w:pPr>
-            <w:proofErr w:type="spellStart"/>
             <w:r>
               <w:rPr>
                 <w:rFonts w:ascii="Verdana" w:hAnsi="Verdana" w:cs="Arial"/>
                 <w:lang w:val="en-AU"/>
               </w:rPr>
-              <w:t>isEducation</w:t>
-            </w:r>
-            <w:proofErr w:type="spellEnd"/>
-            <w:r>
-              <w:rPr>
-                <w:rFonts w:ascii="Verdana" w:hAnsi="Verdana" w:cs="Arial"/>
-                <w:lang w:val="en-AU"/>
-              </w:rPr>
-              <w:t xml:space="preserve"> suite is built upon Azure B2C Tenant, OAuth2.0 Authentication/Authorization. Where </w:t>
-            </w:r>
-            <w:proofErr w:type="spellStart"/>
-            <w:r>
-              <w:rPr>
-                <w:rFonts w:ascii="Verdana" w:hAnsi="Verdana" w:cs="Arial"/>
-                <w:lang w:val="en-AU"/>
-              </w:rPr>
-              <w:t>isEducation</w:t>
-            </w:r>
-            <w:proofErr w:type="spellEnd"/>
-            <w:r>
-              <w:rPr>
-                <w:rFonts w:ascii="Verdana" w:hAnsi="Verdana" w:cs="Arial"/>
-                <w:lang w:val="en-AU"/>
-              </w:rPr>
-              <w:t xml:space="preserve"> acts as an OAuth 2.0 server. Suite apps act as client applications.</w:t>
+              <w:t>isEducation suite is built upon Azure B2C Tenant, OAuth2.0 Authentication/Authorization. Where isEducation acts as an OAuth 2.0 server. Suite apps act as client applications.</w:t>
             </w:r>
           </w:p>
           <w:p>
@@ -2300,23 +2239,7 @@
                 <w:rFonts w:ascii="Verdana" w:hAnsi="Verdana" w:cs="Arial"/>
                 <w:lang w:val="en-AU"/>
               </w:rPr>
-              <w:t xml:space="preserve">Taking lead on setting up Eco-System (Environments - Dev/UAT/Staging/Production) for </w:t>
-            </w:r>
-            <w:proofErr w:type="spellStart"/>
-            <w:r>
-              <w:rPr>
-                <w:rFonts w:ascii="Verdana" w:hAnsi="Verdana" w:cs="Arial"/>
-                <w:lang w:val="en-AU"/>
-              </w:rPr>
-              <w:t>isEducation</w:t>
-            </w:r>
-            <w:proofErr w:type="spellEnd"/>
-            <w:r>
-              <w:rPr>
-                <w:rFonts w:ascii="Verdana" w:hAnsi="Verdana" w:cs="Arial"/>
-                <w:lang w:val="en-AU"/>
-              </w:rPr>
-              <w:t xml:space="preserve"> suite applications.</w:t>
+              <w:t>Taking lead on setting up Eco-System (Environments - Dev/UAT/Staging/Production) for isEducation suite applications.</w:t>
             </w:r>
           </w:p>
           <w:p>
@@ -2358,23 +2281,7 @@
                 <w:rFonts w:ascii="Verdana" w:hAnsi="Verdana" w:cs="Arial"/>
                 <w:lang w:val="en-AU"/>
               </w:rPr>
-              <w:t xml:space="preserve">Building pipelines per </w:t>
-            </w:r>
-            <w:proofErr w:type="spellStart"/>
-            <w:r>
-              <w:rPr>
-                <w:rFonts w:ascii="Verdana" w:hAnsi="Verdana" w:cs="Arial"/>
-                <w:lang w:val="en-AU"/>
-              </w:rPr>
-              <w:t>isEducation</w:t>
-            </w:r>
-            <w:proofErr w:type="spellEnd"/>
-            <w:r>
-              <w:rPr>
-                <w:rFonts w:ascii="Verdana" w:hAnsi="Verdana" w:cs="Arial"/>
-                <w:lang w:val="en-AU"/>
-              </w:rPr>
-              <w:t xml:space="preserve"> Suite App per environment for </w:t>
+              <w:t>Building pipelines per isEducation Suite App per environment for </w:t>
             </w:r>
             <w:r>
               <w:rPr>
@@ -2441,153 +2348,22 @@
                 <w:lang w:val="en-AU"/>
               </w:rPr>
             </w:pPr>
-            <w:proofErr w:type="spellStart"/>
             <w:r>
               <w:rPr>
                 <w:rFonts w:ascii="Verdana" w:hAnsi="Verdana" w:cs="Arial"/>
                 <w:lang w:val="en-AU"/>
               </w:rPr>
-              <w:t>isEducation</w:t>
-            </w:r>
-            <w:proofErr w:type="spellEnd"/>
-            <w:r>
-              <w:rPr>
-                <w:rFonts w:ascii="Verdana" w:hAnsi="Verdana" w:cs="Arial"/>
+              <w:t>isEducation suite includes various products such as </w:t>
+            </w:r>
+            <w:r>
+              <w:rPr>
+                <w:rFonts w:ascii="Verdana" w:hAnsi="Verdana" w:cs="Arial"/>
+                <w:b/>
+                <w:bCs/>
                 <w:lang w:val="en-AU"/>
               </w:rPr>
-              <w:t xml:space="preserve"> suite includes various products such as </w:t>
-            </w:r>
-            <w:proofErr w:type="spellStart"/>
-            <w:r>
-              <w:rPr>
-                <w:rFonts w:ascii="Verdana" w:hAnsi="Verdana" w:cs="Arial"/>
-                <w:b/>
-                <w:bCs/>
-                <w:lang w:val="en-AU"/>
-              </w:rPr>
-              <w:t>isLearn</w:t>
-            </w:r>
-            <w:proofErr w:type="spellEnd"/>
-            <w:r>
-              <w:rPr>
-                <w:rFonts w:ascii="Verdana" w:hAnsi="Verdana" w:cs="Arial"/>
-                <w:b/>
-                <w:bCs/>
-                <w:lang w:val="en-AU"/>
-              </w:rPr>
-              <w:t xml:space="preserve">, </w:t>
-            </w:r>
-            <w:proofErr w:type="spellStart"/>
-            <w:r>
-              <w:rPr>
-                <w:rFonts w:ascii="Verdana" w:hAnsi="Verdana" w:cs="Arial"/>
-                <w:b/>
-                <w:bCs/>
-                <w:lang w:val="en-AU"/>
-              </w:rPr>
-              <w:t>isAnalyse</w:t>
-            </w:r>
-            <w:proofErr w:type="spellEnd"/>
-            <w:r>
-              <w:rPr>
-                <w:rFonts w:ascii="Verdana" w:hAnsi="Verdana" w:cs="Arial"/>
-                <w:b/>
-                <w:bCs/>
-                <w:lang w:val="en-AU"/>
-              </w:rPr>
-              <w:t xml:space="preserve">, </w:t>
-            </w:r>
-            <w:proofErr w:type="spellStart"/>
-            <w:r>
-              <w:rPr>
-                <w:rFonts w:ascii="Verdana" w:hAnsi="Verdana" w:cs="Arial"/>
-                <w:b/>
-                <w:bCs/>
-                <w:lang w:val="en-AU"/>
-              </w:rPr>
-              <w:t>isConnect</w:t>
-            </w:r>
-            <w:proofErr w:type="spellEnd"/>
-            <w:r>
-              <w:rPr>
-                <w:rFonts w:ascii="Verdana" w:hAnsi="Verdana" w:cs="Arial"/>
-                <w:b/>
-                <w:bCs/>
-                <w:lang w:val="en-AU"/>
-              </w:rPr>
-              <w:t xml:space="preserve">, </w:t>
-            </w:r>
-            <w:proofErr w:type="spellStart"/>
-            <w:r>
-              <w:rPr>
-                <w:rFonts w:ascii="Verdana" w:hAnsi="Verdana" w:cs="Arial"/>
-                <w:b/>
-                <w:bCs/>
-                <w:lang w:val="en-AU"/>
-              </w:rPr>
-              <w:t>isCommunicate</w:t>
-            </w:r>
-            <w:proofErr w:type="spellEnd"/>
-            <w:r>
-              <w:rPr>
-                <w:rFonts w:ascii="Verdana" w:hAnsi="Verdana" w:cs="Arial"/>
-                <w:b/>
-                <w:bCs/>
-                <w:lang w:val="en-AU"/>
-              </w:rPr>
-              <w:t xml:space="preserve">, </w:t>
-            </w:r>
-            <w:proofErr w:type="spellStart"/>
-            <w:r>
-              <w:rPr>
-                <w:rFonts w:ascii="Verdana" w:hAnsi="Verdana" w:cs="Arial"/>
-                <w:b/>
-                <w:bCs/>
-                <w:lang w:val="en-AU"/>
-              </w:rPr>
-              <w:t>isRecruit</w:t>
-            </w:r>
-            <w:proofErr w:type="spellEnd"/>
-            <w:r>
-              <w:rPr>
-                <w:rFonts w:ascii="Verdana" w:hAnsi="Verdana" w:cs="Arial"/>
-                <w:b/>
-                <w:bCs/>
-                <w:lang w:val="en-AU"/>
-              </w:rPr>
-              <w:t xml:space="preserve">, </w:t>
-            </w:r>
-            <w:proofErr w:type="spellStart"/>
-            <w:r>
-              <w:rPr>
-                <w:rFonts w:ascii="Verdana" w:hAnsi="Verdana" w:cs="Arial"/>
-                <w:b/>
-                <w:bCs/>
-                <w:lang w:val="en-AU"/>
-              </w:rPr>
-              <w:t>isPodcast</w:t>
-            </w:r>
-            <w:proofErr w:type="spellEnd"/>
-            <w:r>
-              <w:rPr>
-                <w:rFonts w:ascii="Verdana" w:hAnsi="Verdana" w:cs="Arial"/>
-                <w:b/>
-                <w:bCs/>
-                <w:lang w:val="en-AU"/>
-              </w:rPr>
-              <w:t xml:space="preserve">, </w:t>
-            </w:r>
-            <w:proofErr w:type="spellStart"/>
-            <w:r>
-              <w:rPr>
-                <w:rFonts w:ascii="Verdana" w:hAnsi="Verdana" w:cs="Arial"/>
-                <w:b/>
-                <w:bCs/>
-                <w:lang w:val="en-AU"/>
-              </w:rPr>
-              <w:t>isArtwork</w:t>
-            </w:r>
-            <w:proofErr w:type="spellEnd"/>
+              <w:t>isLearn, isAnalyse, isConnect, isCommunicate, isRecruit, isPodcast, isArtwork</w:t>
+            </w:r>
           </w:p>
           <w:p>
             <w:pPr>
@@ -2637,23 +2413,7 @@
                 <w:rFonts w:ascii="Verdana" w:hAnsi="Verdana" w:cs="Arial"/>
                 <w:lang w:val="en-AU"/>
               </w:rPr>
-              <w:t xml:space="preserve">Maintenance of OLD </w:t>
-            </w:r>
-            <w:proofErr w:type="spellStart"/>
-            <w:r>
-              <w:rPr>
-                <w:rFonts w:ascii="Verdana" w:hAnsi="Verdana" w:cs="Arial"/>
-                <w:lang w:val="en-AU"/>
-              </w:rPr>
-              <w:t>isEducation</w:t>
-            </w:r>
-            <w:proofErr w:type="spellEnd"/>
-            <w:r>
-              <w:rPr>
-                <w:rFonts w:ascii="Verdana" w:hAnsi="Verdana" w:cs="Arial"/>
-                <w:lang w:val="en-AU"/>
-              </w:rPr>
-              <w:t xml:space="preserve"> suite built on Blazor Web Assembly from Microsoft and .net Framework.</w:t>
+              <w:t>Maintenance of OLD isEducation suite built on Blazor Web Assembly from Microsoft and .net Framework.</w:t>
             </w:r>
           </w:p>
           <w:p>
@@ -2683,27 +2443,7 @@
                 <w:bCs/>
                 <w:lang w:val="en-AU"/>
               </w:rPr>
-              <w:t>(</w:t>
-            </w:r>
-            <w:proofErr w:type="spellStart"/>
-            <w:r>
-              <w:rPr>
-                <w:rFonts w:ascii="Verdana" w:hAnsi="Verdana" w:cs="Arial"/>
-                <w:b/>
-                <w:bCs/>
-                <w:lang w:val="en-AU"/>
-              </w:rPr>
-              <w:t>isCommunicate</w:t>
-            </w:r>
-            <w:proofErr w:type="spellEnd"/>
-            <w:r>
-              <w:rPr>
-                <w:rFonts w:ascii="Verdana" w:hAnsi="Verdana" w:cs="Arial"/>
-                <w:b/>
-                <w:bCs/>
-                <w:lang w:val="en-AU"/>
-              </w:rPr>
-              <w:t>) </w:t>
+              <w:t>(isCommunicate) </w:t>
             </w:r>
             <w:r>
               <w:rPr>
@@ -2870,7 +2610,6 @@
                 <w:lang w:val="en-US" w:eastAsia="en-US" w:bidi="ar-SA"/>
               </w:rPr>
             </w:pPr>
-            <w:proofErr w:type="spellStart"/>
             <w:r>
               <w:rPr>
                 <w:rFonts w:ascii="Verdana" w:eastAsia="MS Mincho" w:hAnsi="Verdana" w:cs="Tahoma"/>
@@ -2882,7 +2621,6 @@
               </w:rPr>
               <w:t>ComputerShare</w:t>
             </w:r>
-            <w:proofErr w:type="spellEnd"/>
           </w:p>
         </w:tc>
       </w:tr>
@@ -2936,25 +2674,7 @@
                 <w:sz w:val="22"/>
                 <w:szCs w:val="22"/>
               </w:rPr>
-              <w:t xml:space="preserve">Working at </w:t>
-            </w:r>
-            <w:proofErr w:type="spellStart"/>
-            <w:r>
-              <w:rPr>
-                <w:rFonts w:ascii="Verdana" w:eastAsia="MS Mincho" w:hAnsi="Verdana"/>
-                <w:sz w:val="22"/>
-                <w:szCs w:val="22"/>
-              </w:rPr>
-              <w:t>ComputerShare’s</w:t>
-            </w:r>
-            <w:proofErr w:type="spellEnd"/>
-            <w:r>
-              <w:rPr>
-                <w:rFonts w:ascii="Verdana" w:eastAsia="MS Mincho" w:hAnsi="Verdana"/>
-                <w:sz w:val="22"/>
-                <w:szCs w:val="22"/>
-              </w:rPr>
-              <w:t xml:space="preserve"> Utility department.</w:t>
+              <w:t>Working at ComputerShare’s Utility department.</w:t>
             </w:r>
           </w:p>
           <w:p>
@@ -3040,62 +2760,16 @@
               </w:rPr>
               <w:t xml:space="preserve">Our systems provide billing services for Energy Industry (Gas, Electricity and Water) for clients </w:t>
             </w:r>
-            <w:proofErr w:type="spellStart"/>
-            <w:r>
-              <w:rPr>
-                <w:rFonts w:ascii="Verdana" w:eastAsia="MS Mincho" w:hAnsi="Verdana"/>
-                <w:b/>
-                <w:bCs/>
-                <w:sz w:val="22"/>
-                <w:szCs w:val="22"/>
-              </w:rPr>
-              <w:t>EnergyAustralia</w:t>
-            </w:r>
-            <w:proofErr w:type="spellEnd"/>
-            <w:r>
-              <w:rPr>
-                <w:rFonts w:ascii="Verdana" w:eastAsia="MS Mincho" w:hAnsi="Verdana"/>
-                <w:b/>
-                <w:bCs/>
-                <w:sz w:val="22"/>
-                <w:szCs w:val="22"/>
-              </w:rPr>
-              <w:t xml:space="preserve">, </w:t>
-            </w:r>
-            <w:proofErr w:type="spellStart"/>
-            <w:r>
-              <w:rPr>
-                <w:rFonts w:ascii="Verdana" w:eastAsia="MS Mincho" w:hAnsi="Verdana"/>
-                <w:b/>
-                <w:bCs/>
-                <w:sz w:val="22"/>
-                <w:szCs w:val="22"/>
-              </w:rPr>
-              <w:t>UnityWater</w:t>
-            </w:r>
-            <w:proofErr w:type="spellEnd"/>
-            <w:r>
-              <w:rPr>
-                <w:rFonts w:ascii="Verdana" w:eastAsia="MS Mincho" w:hAnsi="Verdana"/>
-                <w:b/>
-                <w:bCs/>
-                <w:sz w:val="22"/>
-                <w:szCs w:val="22"/>
-              </w:rPr>
-              <w:t xml:space="preserve">, </w:t>
-            </w:r>
-            <w:proofErr w:type="spellStart"/>
-            <w:r>
-              <w:rPr>
-                <w:rFonts w:ascii="Verdana" w:eastAsia="MS Mincho" w:hAnsi="Verdana"/>
-                <w:b/>
-                <w:bCs/>
-                <w:sz w:val="22"/>
-                <w:szCs w:val="22"/>
-              </w:rPr>
-              <w:t>HunterWater</w:t>
-            </w:r>
-            <w:proofErr w:type="spellEnd"/>
+            <w:r>
+              <w:rPr>
+                <w:rFonts w:ascii="Verdana" w:eastAsia="MS Mincho" w:hAnsi="Verdana"/>
+                <w:b/>
+                <w:bCs/>
+                <w:sz w:val="22"/>
+                <w:szCs w:val="22"/>
+              </w:rPr>
+              <w:t>EnergyAustralia, UnityWater, HunterWater</w:t>
+            </w:r>
             <w:r>
               <w:rPr>
                 <w:rFonts w:ascii="Verdana" w:eastAsia="MS Mincho" w:hAnsi="Verdana"/>
@@ -3124,29 +2798,7 @@
                 <w:sz w:val="22"/>
                 <w:szCs w:val="22"/>
               </w:rPr>
-              <w:t xml:space="preserve">Portsmouth </w:t>
-            </w:r>
-            <w:proofErr w:type="gramStart"/>
-            <w:r>
-              <w:rPr>
-                <w:rFonts w:ascii="Verdana" w:eastAsia="MS Mincho" w:hAnsi="Verdana"/>
-                <w:b/>
-                <w:bCs/>
-                <w:sz w:val="22"/>
-                <w:szCs w:val="22"/>
-              </w:rPr>
-              <w:t>Water(</w:t>
-            </w:r>
-            <w:proofErr w:type="gramEnd"/>
-            <w:r>
-              <w:rPr>
-                <w:rFonts w:ascii="Verdana" w:eastAsia="MS Mincho" w:hAnsi="Verdana"/>
-                <w:b/>
-                <w:bCs/>
-                <w:sz w:val="22"/>
-                <w:szCs w:val="22"/>
-              </w:rPr>
-              <w:t>UK)</w:t>
+              <w:t>Portsmouth Water(UK)</w:t>
             </w:r>
             <w:r>
               <w:rPr>
@@ -3516,7 +3168,6 @@
               </w:rPr>
               <w:t xml:space="preserve">Developed CRM to manage in-bound calls for in-house </w:t>
             </w:r>
-            <w:proofErr w:type="spellStart"/>
             <w:r>
               <w:rPr>
                 <w:rFonts w:ascii="Verdana" w:eastAsia="MS Mincho" w:hAnsi="Verdana"/>
@@ -3527,7 +3178,6 @@
               </w:rPr>
               <w:t>LOreal</w:t>
             </w:r>
-            <w:proofErr w:type="spellEnd"/>
             <w:r>
               <w:rPr>
                 <w:rFonts w:ascii="Verdana" w:eastAsia="MS Mincho" w:hAnsi="Verdana"/>
@@ -3555,25 +3205,7 @@
                 <w:sz w:val="22"/>
                 <w:szCs w:val="22"/>
               </w:rPr>
-              <w:t xml:space="preserve">Currently developing CRM for </w:t>
-            </w:r>
-            <w:proofErr w:type="spellStart"/>
-            <w:r>
-              <w:rPr>
-                <w:rFonts w:ascii="Verdana" w:eastAsia="MS Mincho" w:hAnsi="Verdana"/>
-                <w:sz w:val="22"/>
-                <w:szCs w:val="22"/>
-              </w:rPr>
-              <w:t>LOreal</w:t>
-            </w:r>
-            <w:proofErr w:type="spellEnd"/>
-            <w:r>
-              <w:rPr>
-                <w:rFonts w:ascii="Verdana" w:eastAsia="MS Mincho" w:hAnsi="Verdana"/>
-                <w:sz w:val="22"/>
-                <w:szCs w:val="22"/>
-              </w:rPr>
-              <w:t xml:space="preserve"> employees.  </w:t>
+              <w:t xml:space="preserve">Currently developing CRM for LOreal employees.  </w:t>
             </w:r>
           </w:p>
           <w:p>
@@ -3990,29 +3622,16 @@
                 <w:lang w:val="en-US" w:eastAsia="en-US" w:bidi="ar-SA"/>
               </w:rPr>
             </w:pPr>
-            <w:proofErr w:type="spellStart"/>
-            <w:r>
-              <w:rPr>
-                <w:rFonts w:ascii="Verdana" w:eastAsia="MS Mincho" w:hAnsi="Verdana" w:cs="Tahoma"/>
-                <w:b/>
-                <w:bCs/>
-                <w:sz w:val="22"/>
-                <w:szCs w:val="22"/>
-                <w:lang w:val="en-US" w:eastAsia="en-US" w:bidi="ar-SA"/>
-              </w:rPr>
-              <w:t>ExpertSystems</w:t>
-            </w:r>
-            <w:proofErr w:type="spellEnd"/>
-            <w:r>
-              <w:rPr>
-                <w:rFonts w:ascii="Verdana" w:eastAsia="MS Mincho" w:hAnsi="Verdana" w:cs="Tahoma"/>
-                <w:b/>
-                <w:bCs/>
-                <w:sz w:val="22"/>
-                <w:szCs w:val="22"/>
-                <w:lang w:val="en-US" w:eastAsia="en-US" w:bidi="ar-SA"/>
-              </w:rPr>
-              <w:t xml:space="preserve"> Ltd</w:t>
+            <w:r>
+              <w:rPr>
+                <w:rFonts w:ascii="Verdana" w:eastAsia="MS Mincho" w:hAnsi="Verdana" w:cs="Tahoma"/>
+                <w:b/>
+                <w:bCs/>
+                <w:sz w:val="22"/>
+                <w:szCs w:val="22"/>
+                <w:lang w:val="en-US" w:eastAsia="en-US" w:bidi="ar-SA"/>
+              </w:rPr>
+              <w:t>ExpertSystems Ltd</w:t>
             </w:r>
           </w:p>
         </w:tc>
@@ -4434,27 +4053,15 @@
                 <w:szCs w:val="22"/>
               </w:rPr>
             </w:pPr>
-            <w:proofErr w:type="spellStart"/>
-            <w:r>
-              <w:rPr>
-                <w:rFonts w:ascii="Verdana" w:eastAsia="MS Mincho" w:hAnsi="Verdana"/>
-                <w:b/>
-                <w:bCs/>
-                <w:sz w:val="22"/>
-                <w:szCs w:val="22"/>
-              </w:rPr>
-              <w:t>BiscoPro</w:t>
-            </w:r>
-            <w:proofErr w:type="spellEnd"/>
-            <w:r>
-              <w:rPr>
-                <w:rFonts w:ascii="Verdana" w:eastAsia="MS Mincho" w:hAnsi="Verdana"/>
-                <w:b/>
-                <w:bCs/>
-                <w:sz w:val="22"/>
-                <w:szCs w:val="22"/>
-              </w:rPr>
-              <w:t xml:space="preserve"> Ltd</w:t>
+            <w:r>
+              <w:rPr>
+                <w:rFonts w:ascii="Verdana" w:eastAsia="MS Mincho" w:hAnsi="Verdana"/>
+                <w:b/>
+                <w:bCs/>
+                <w:sz w:val="22"/>
+                <w:szCs w:val="22"/>
+              </w:rPr>
+              <w:t>BiscoPro Ltd</w:t>
             </w:r>
           </w:p>
           <w:p>
@@ -5034,7 +4641,6 @@
                 <w:lang w:val="en-US" w:eastAsia="en-US" w:bidi="ar-SA"/>
               </w:rPr>
             </w:pPr>
-            <w:proofErr w:type="spellStart"/>
             <w:r>
               <w:rPr>
                 <w:rFonts w:ascii="Verdana" w:eastAsia="MS Mincho" w:hAnsi="Verdana" w:cs="Courier New"/>
@@ -5042,17 +4648,7 @@
                 <w:szCs w:val="22"/>
                 <w:lang w:val="en-US" w:eastAsia="en-US" w:bidi="ar-SA"/>
               </w:rPr>
-              <w:t>Holmesglen</w:t>
-            </w:r>
-            <w:proofErr w:type="spellEnd"/>
-            <w:r>
-              <w:rPr>
-                <w:rFonts w:ascii="Verdana" w:eastAsia="MS Mincho" w:hAnsi="Verdana" w:cs="Courier New"/>
-                <w:sz w:val="22"/>
-                <w:szCs w:val="22"/>
-                <w:lang w:val="en-US" w:eastAsia="en-US" w:bidi="ar-SA"/>
-              </w:rPr>
-              <w:t xml:space="preserve"> institute Chadstone. Melbourne</w:t>
+              <w:t>Holmesglen institute Chadstone. Melbourne</w:t>
             </w:r>
           </w:p>
         </w:tc>
@@ -5135,4728 +4731,7 @@
 </w:document>
 </file>
 
-<file path=word\document_pretty.xml><?xml version="1.0" encoding="utf-8"?>
-<w:document xmlns:wpc="http://schemas.microsoft.com/office/word/2010/wordprocessingCanvas" xmlns:cx="http://schemas.microsoft.com/office/drawing/2014/chartex" xmlns:cx1="http://schemas.microsoft.com/office/drawing/2015/9/8/chartex" xmlns:cx2="http://schemas.microsoft.com/office/drawing/2015/10/21/chartex" xmlns:cx3="http://schemas.microsoft.com/office/drawing/2016/5/9/chartex" xmlns:cx4="http://schemas.microsoft.com/office/drawing/2016/5/10/chartex" xmlns:cx5="http://schemas.microsoft.com/office/drawing/2016/5/11/chartex" xmlns:cx6="http://schemas.microsoft.com/office/drawing/2016/5/12/chartex" xmlns:cx7="http://schemas.microsoft.com/office/drawing/2016/5/13/chartex" xmlns:cx8="http://schemas.microsoft.com/office/drawing/2016/5/14/chartex" xmlns:mc="http://schemas.openxmlformats.org/markup-compatibility/2006" xmlns:aink="http://schemas.microsoft.com/office/drawing/2016/ink" xmlns:am3d="http://schemas.microsoft.com/office/drawing/2017/model3d" xmlns:o="urn:schemas-microsoft-com:office:office" xmlns:oel="http://schemas.microsoft.com/office/2019/extlst" xmlns:r="http://schemas.openxmlformats.org/officeDocument/2006/relationships" xmlns:m="http://schemas.openxmlformats.org/officeDocument/2006/math" xmlns:v="urn:schemas-microsoft-com:vml" xmlns:wp14="http://schemas.microsoft.com/office/word/2010/wordprocessingDrawing" xmlns:wp="http://schemas.openxmlformats.org/drawingml/2006/wordprocessingDrawing" xmlns:w10="urn:schemas-microsoft-com:office:word" xmlns:w="http://schemas.openxmlformats.org/wordprocessingml/2006/main" xmlns:w14="http://schemas.microsoft.com/office/word/2010/wordml" xmlns:w15="http://schemas.microsoft.com/office/word/2012/wordml" xmlns:w16cex="http://schemas.microsoft.com/office/word/2018/wordml/cex" xmlns:w16cid="http://schemas.microsoft.com/office/word/2016/wordml/cid" xmlns:w16="http://schemas.microsoft.com/office/word/2018/wordml" xmlns:w16du="http://schemas.microsoft.com/office/word/2023/wordml/word16du" xmlns:w16sdtdh="http://schemas.microsoft.com/office/word/2020/wordml/sdtdatahash" xmlns:w16sdtfl="http://schemas.microsoft.com/office/word/2024/wordml/sdtformatlock" xmlns:w16se="http://schemas.microsoft.com/office/word/2015/wordml/symex" xmlns:wpg="http://schemas.microsoft.com/office/word/2010/wordprocessingGroup" xmlns:wpi="http://schemas.microsoft.com/office/word/2010/wordprocessingInk" xmlns:wne="http://schemas.microsoft.com/office/word/2006/wordml" xmlns:wps="http://schemas.microsoft.com/office/word/2010/wordprocessingShape" mc:Ignorable="w14 w15 w16se w16cid w16 w16cex w16sdtdh w16sdtfl w16du wp14">
-  <w:body>
-    <w:p>
-      <w:pPr>
-        <w:pStyle w:val="PlainText"/>
-        <w:jc w:val="center"/>
-        <w:rPr>
-          <w:rFonts w:ascii="Verdana" w:eastAsia="MS Mincho" w:hAnsi="Verdana" w:cs="Tahoma"/>
-          <w:sz w:val="24"/>
-          <w:szCs w:val="24"/>
-        </w:rPr>
-      </w:pPr>
-      <w:r>
-        <w:rPr>
-          <w:rFonts w:ascii="Verdana" w:eastAsia="MS Mincho" w:hAnsi="Verdana" w:cs="Tahoma"/>
-          <w:sz w:val="28"/>
-          <w:szCs w:val="28"/>
-        </w:rPr>
-        <w:t>Hansdeep (Hans)</w:t>
-      </w:r>
-      <w:r>
-        <w:rPr>
-          <w:rFonts w:ascii="Verdana" w:eastAsia="MS Mincho" w:hAnsi="Verdana" w:cs="Tahoma"/>
-          <w:sz w:val="24"/>
-          <w:szCs w:val="24"/>
-        </w:rPr>
-        <w:br/>
-        <w:t>Phone: 0426676567</w:t>
-      </w:r>
-      <w:r>
-        <w:rPr>
-          <w:rFonts w:ascii="Verdana" w:eastAsia="MS Mincho" w:hAnsi="Verdana" w:cs="Tahoma"/>
-          <w:sz w:val="24"/>
-          <w:szCs w:val="24"/>
-          <w:lang w:val="en-US"/>
-        </w:rPr>
-        <w:t>, South East</w:t>
-      </w:r>
-      <w:r>
-        <w:rPr>
-          <w:rFonts w:ascii="Verdana" w:eastAsia="MS Mincho" w:hAnsi="Verdana" w:cs="Tahoma"/>
-          <w:sz w:val="24"/>
-          <w:szCs w:val="24"/>
-        </w:rPr>
-        <w:t>, Melbourne 3177</w:t>
-      </w:r>
-    </w:p>
-    <w:p>
-      <w:pPr>
-        <w:pStyle w:val="PlainText"/>
-        <w:jc w:val="center"/>
-        <w:rPr>
-          <w:rFonts w:ascii="Verdana" w:eastAsia="MS Mincho" w:hAnsi="Verdana" w:cs="Tahoma"/>
-          <w:sz w:val="24"/>
-          <w:szCs w:val="24"/>
-        </w:rPr>
-      </w:pPr>
-      <w:r>
-        <w:rPr>
-          <w:rFonts w:ascii="Verdana" w:eastAsia="MS Mincho" w:hAnsi="Verdana" w:cs="Tahoma"/>
-          <w:sz w:val="24"/>
-          <w:szCs w:val="24"/>
-        </w:rPr>
-        <w:t xml:space="preserve">Email: </w:t>
-      </w:r>
-      <w:hyperlink r:id="rId5" w:history="1">
-        <w:r>
-          <w:rPr>
-            <w:rStyle w:val="Hyperlink"/>
-            <w:rFonts w:ascii="Verdana" w:eastAsia="MS Mincho" w:hAnsi="Verdana" w:cs="Tahoma"/>
-            <w:sz w:val="24"/>
-            <w:szCs w:val="24"/>
-          </w:rPr>
-          <w:t>hansdeep.singh@hotmail.com</w:t>
-        </w:r>
-      </w:hyperlink>
-    </w:p>
-    <w:p>
-      <w:pPr>
-        <w:pStyle w:val="PlainText"/>
-        <w:jc w:val="center"/>
-        <w:rPr>
-          <w:rFonts w:ascii="Verdana" w:eastAsia="MS Mincho" w:hAnsi="Verdana" w:cs="Tahoma"/>
-          <w:sz w:val="24"/>
-          <w:szCs w:val="24"/>
-        </w:rPr>
-      </w:pPr>
-      <w:r>
-        <w:rPr>
-          <w:rFonts w:ascii="Verdana" w:eastAsia="MS Mincho" w:hAnsi="Verdana" w:cs="Tahoma"/>
-          <w:sz w:val="24"/>
-          <w:szCs w:val="24"/>
-        </w:rPr>
-        <w:t>Detailed CV</w:t>
-      </w:r>
-      <w:r>
-        <w:rPr>
-          <w:rFonts w:ascii="Verdana" w:eastAsia="MS Mincho" w:hAnsi="Verdana" w:cs="Tahoma"/>
-          <w:sz w:val="24"/>
-          <w:szCs w:val="24"/>
-        </w:rPr>
-        <w:t>:</w:t>
-      </w:r>
-      <w:r>
-        <w:t xml:space="preserve"> </w:t>
-      </w:r>
-      <w:hyperlink r:id="rId6" w:history="1">
-        <w:r>
-          <w:rPr>
-            <w:rStyle w:val="Hyperlink"/>
-            <w:rFonts w:ascii="Verdana" w:eastAsia="MS Mincho" w:hAnsi="Verdana" w:cs="Tahoma"/>
-            <w:sz w:val="24"/>
-            <w:szCs w:val="24"/>
-          </w:rPr>
-          <w:t>https://hansdeep.pro</w:t>
-        </w:r>
-      </w:hyperlink>
-    </w:p>
-    <w:p>
-      <w:pPr>
-        <w:pStyle w:val="PlainText"/>
-        <w:pBdr>
-          <w:top w:val="single" w:sz="18" w:space="1" w:color="auto"/>
-        </w:pBdr>
-        <w:rPr>
-          <w:rFonts w:ascii="Verdana" w:eastAsia="MS Mincho" w:hAnsi="Verdana" w:cs="Tahoma"/>
-          <w:b/>
-          <w:bCs/>
-          <w:sz w:val="22"/>
-          <w:szCs w:val="22"/>
-        </w:rPr>
-      </w:pPr>
-    </w:p>
-    <w:p>
-      <w:pPr>
-        <w:pStyle w:val="PlainText"/>
-        <w:pBdr>
-          <w:top w:val="single" w:sz="18" w:space="1" w:color="auto"/>
-        </w:pBdr>
-        <w:jc w:val="both"/>
-        <w:rPr>
-          <w:rFonts w:ascii="Verdana" w:eastAsia="MS Mincho" w:hAnsi="Verdana" w:cs="Tahoma"/>
-          <w:sz w:val="22"/>
-          <w:szCs w:val="22"/>
-          <w:lang w:val="en-US"/>
-        </w:rPr>
-      </w:pPr>
-      <w:r>
-        <w:rPr>
-          <w:rFonts w:ascii="Verdana" w:eastAsia="MS Mincho" w:hAnsi="Verdana" w:cs="Tahoma"/>
-          <w:sz w:val="22"/>
-          <w:szCs w:val="22"/>
-          <w:lang w:val="en-US"/>
-        </w:rPr>
-        <w:t xml:space="preserve">Over </w:t>
-      </w:r>
-      <w:r>
-        <w:rPr>
-          <w:rFonts w:ascii="Verdana" w:eastAsia="MS Mincho" w:hAnsi="Verdana" w:cs="Tahoma"/>
-          <w:sz w:val="22"/>
-          <w:szCs w:val="22"/>
-          <w:lang w:val="en-US"/>
-        </w:rPr>
-        <w:t>5</w:t>
-      </w:r>
-      <w:r>
-        <w:rPr>
-          <w:rFonts w:ascii="Verdana" w:eastAsia="MS Mincho" w:hAnsi="Verdana" w:cs="Tahoma"/>
-          <w:sz w:val="22"/>
-          <w:szCs w:val="22"/>
-          <w:lang w:val="en-US"/>
-        </w:rPr>
-        <w:t xml:space="preserve"> years in Leadership and Over 1</w:t>
-      </w:r>
-      <w:r>
-        <w:rPr>
-          <w:rFonts w:ascii="Verdana" w:eastAsia="MS Mincho" w:hAnsi="Verdana" w:cs="Tahoma"/>
-          <w:sz w:val="22"/>
-          <w:szCs w:val="22"/>
-          <w:lang w:val="en-US"/>
-        </w:rPr>
-        <w:t>8</w:t>
-      </w:r>
-      <w:r>
-        <w:rPr>
-          <w:rFonts w:ascii="Verdana" w:eastAsia="MS Mincho" w:hAnsi="Verdana" w:cs="Tahoma"/>
-          <w:sz w:val="22"/>
-          <w:szCs w:val="22"/>
-          <w:lang w:val="en-US"/>
-        </w:rPr>
-        <w:t xml:space="preserve"> Years of</w:t>
-      </w:r>
-      <w:r>
-        <w:rPr>
-          <w:rFonts w:ascii="Verdana" w:eastAsia="MS Mincho" w:hAnsi="Verdana" w:cs="Tahoma"/>
-          <w:sz w:val="22"/>
-          <w:szCs w:val="22"/>
-          <w:lang w:val="en-US"/>
-        </w:rPr>
-        <w:t xml:space="preserve"> </w:t>
-      </w:r>
-      <w:r>
-        <w:rPr>
-          <w:rFonts w:ascii="Verdana" w:eastAsia="MS Mincho" w:hAnsi="Verdana" w:cs="Tahoma"/>
-          <w:sz w:val="22"/>
-          <w:szCs w:val="22"/>
-          <w:lang w:val="en-US"/>
-        </w:rPr>
-        <w:t>hands-on</w:t>
-      </w:r>
-      <w:r>
-        <w:rPr>
-          <w:rFonts w:ascii="Verdana" w:eastAsia="MS Mincho" w:hAnsi="Verdana" w:cs="Tahoma"/>
-          <w:sz w:val="22"/>
-          <w:szCs w:val="22"/>
-          <w:lang w:val="en-US"/>
-        </w:rPr>
-        <w:t xml:space="preserve"> experience in Software Development including Web - Angular, MVC, ASP.net, .NET Framework, Cloud - AZURE Android, IOS development. Strong hold on current technologies, up for grabs into upcoming ones.</w:t>
-      </w:r>
-    </w:p>
-    <w:p>
-      <w:pPr>
-        <w:pStyle w:val="PlainText"/>
-        <w:rPr>
-          <w:rFonts w:ascii="Verdana" w:eastAsia="MS Mincho" w:hAnsi="Verdana" w:cs="Tahoma"/>
-          <w:bCs/>
-          <w:sz w:val="24"/>
-          <w:szCs w:val="24"/>
-          <w:lang w:val="en-US"/>
-        </w:rPr>
-      </w:pPr>
-    </w:p>
-    <w:p>
-      <w:pPr>
-        <w:pStyle w:val="PlainText"/>
-        <w:pBdr>
-          <w:top w:val="single" w:sz="18" w:space="1" w:color="auto"/>
-        </w:pBdr>
-        <w:jc w:val="both"/>
-        <w:rPr>
-          <w:rFonts w:ascii="Verdana" w:eastAsia="MS Mincho" w:hAnsi="Verdana" w:cs="Tahoma"/>
-          <w:sz w:val="22"/>
-          <w:szCs w:val="22"/>
-        </w:rPr>
-      </w:pPr>
-    </w:p>
-    <w:tbl>
-      <w:tblPr>
-        <w:tblW w:w="0" w:type="auto"/>
-        <w:tblLook w:val="04A0" w:firstRow="1" w:lastRow="0" w:firstColumn="1" w:lastColumn="0" w:noHBand="0" w:noVBand="1"/>
-      </w:tblPr>
-      <w:tblGrid>
-        <w:gridCol w:w="2324"/>
-        <w:gridCol w:w="7900"/>
-      </w:tblGrid>
-      <w:tr>
-        <w:tc>
-          <w:tcPr>
-            <w:tcW w:w="2376" w:type="dxa"/>
-          </w:tcPr>
-          <w:p>
-            <w:pPr>
-              <w:pStyle w:val="PlainText"/>
-              <w:rPr>
-                <w:rFonts w:ascii="Verdana" w:eastAsia="MS Mincho" w:hAnsi="Verdana" w:cs="Tahoma"/>
-                <w:b/>
-                <w:sz w:val="22"/>
-                <w:szCs w:val="22"/>
-                <w:lang w:val="en-US" w:eastAsia="en-US" w:bidi="ar-SA"/>
-              </w:rPr>
-            </w:pPr>
-            <w:r>
-              <w:rPr>
-                <w:rFonts w:ascii="Verdana" w:eastAsia="MS Mincho" w:hAnsi="Verdana" w:cs="Tahoma"/>
-                <w:b/>
-                <w:sz w:val="22"/>
-                <w:szCs w:val="22"/>
-                <w:lang w:val="en-US" w:eastAsia="en-US" w:bidi="ar-SA"/>
-              </w:rPr>
-              <w:t>SKILLS</w:t>
-            </w:r>
-          </w:p>
-        </w:tc>
-        <w:tc>
-          <w:tcPr>
-            <w:tcW w:w="8064" w:type="dxa"/>
-          </w:tcPr>
-          <w:p>
-            <w:pPr>
-              <w:pStyle w:val="PlainText"/>
-              <w:numPr>
-                <w:ilvl w:val="0"/>
-                <w:numId w:val="3"/>
-              </w:numPr>
-              <w:rPr>
-                <w:rFonts w:ascii="Verdana" w:eastAsia="MS Mincho" w:hAnsi="Verdana" w:cs="Tahoma"/>
-                <w:bCs/>
-                <w:sz w:val="22"/>
-                <w:szCs w:val="22"/>
-                <w:lang w:val="en-US" w:eastAsia="en-US" w:bidi="ar-SA"/>
-              </w:rPr>
-            </w:pPr>
-            <w:r>
-              <w:rPr>
-                <w:rFonts w:ascii="Verdana" w:eastAsia="MS Mincho" w:hAnsi="Verdana" w:cs="Tahoma"/>
-                <w:bCs/>
-                <w:sz w:val="22"/>
-                <w:szCs w:val="22"/>
-                <w:lang w:val="en-US" w:eastAsia="en-US" w:bidi="ar-SA"/>
-              </w:rPr>
-              <w:t xml:space="preserve">Building architecture around </w:t>
-            </w:r>
-            <w:r>
-              <w:rPr>
-                <w:rFonts w:ascii="Verdana" w:eastAsia="MS Mincho" w:hAnsi="Verdana" w:cs="Tahoma"/>
-                <w:b/>
-                <w:sz w:val="22"/>
-                <w:szCs w:val="22"/>
-                <w:lang w:val="en-US" w:eastAsia="en-US" w:bidi="ar-SA"/>
-              </w:rPr>
-              <w:t>Microservices</w:t>
-            </w:r>
-            <w:r>
-              <w:rPr>
-                <w:rFonts w:ascii="Verdana" w:eastAsia="MS Mincho" w:hAnsi="Verdana" w:cs="Tahoma"/>
-                <w:bCs/>
-                <w:sz w:val="22"/>
-                <w:szCs w:val="22"/>
-                <w:lang w:val="en-US" w:eastAsia="en-US" w:bidi="ar-SA"/>
-              </w:rPr>
-              <w:t xml:space="preserve">. </w:t>
-            </w:r>
-          </w:p>
-          <w:p>
-            <w:pPr>
-              <w:pStyle w:val="PlainText"/>
-              <w:numPr>
-                <w:ilvl w:val="0"/>
-                <w:numId w:val="3"/>
-              </w:numPr>
-              <w:rPr>
-                <w:rFonts w:ascii="Verdana" w:eastAsia="MS Mincho" w:hAnsi="Verdana" w:cs="Tahoma"/>
-                <w:bCs/>
-                <w:sz w:val="22"/>
-                <w:szCs w:val="22"/>
-                <w:lang w:val="en-US" w:eastAsia="en-US" w:bidi="ar-SA"/>
-              </w:rPr>
-            </w:pPr>
-            <w:r>
-              <w:rPr>
-                <w:rFonts w:ascii="Verdana" w:eastAsia="MS Mincho" w:hAnsi="Verdana" w:cs="Tahoma"/>
-                <w:bCs/>
-                <w:sz w:val="22"/>
-                <w:szCs w:val="22"/>
-                <w:lang w:val="en-US" w:eastAsia="en-US" w:bidi="ar-SA"/>
-              </w:rPr>
-              <w:t xml:space="preserve">Extensive experience in </w:t>
-            </w:r>
-            <w:r>
-              <w:rPr>
-                <w:rFonts w:ascii="Verdana" w:eastAsia="MS Mincho" w:hAnsi="Verdana" w:cs="Tahoma"/>
-                <w:b/>
-                <w:sz w:val="22"/>
-                <w:szCs w:val="22"/>
-                <w:lang w:val="en-US" w:eastAsia="en-US" w:bidi="ar-SA"/>
-              </w:rPr>
-              <w:t>Azure DevOps</w:t>
-            </w:r>
-            <w:r>
-              <w:rPr>
-                <w:rFonts w:ascii="Verdana" w:eastAsia="MS Mincho" w:hAnsi="Verdana" w:cs="Tahoma"/>
-                <w:bCs/>
-                <w:sz w:val="22"/>
-                <w:szCs w:val="22"/>
-                <w:lang w:val="en-US" w:eastAsia="en-US" w:bidi="ar-SA"/>
-              </w:rPr>
-              <w:t xml:space="preserve"> and </w:t>
-            </w:r>
-            <w:r>
-              <w:rPr>
-                <w:rFonts w:ascii="Verdana" w:eastAsia="MS Mincho" w:hAnsi="Verdana" w:cs="Tahoma"/>
-                <w:b/>
-                <w:sz w:val="22"/>
-                <w:szCs w:val="22"/>
-                <w:lang w:val="en-US" w:eastAsia="en-US" w:bidi="ar-SA"/>
-              </w:rPr>
-              <w:t>Azure Portal</w:t>
-            </w:r>
-            <w:r>
-              <w:rPr>
-                <w:rFonts w:ascii="Verdana" w:eastAsia="MS Mincho" w:hAnsi="Verdana" w:cs="Tahoma"/>
-                <w:bCs/>
-                <w:sz w:val="22"/>
-                <w:szCs w:val="22"/>
-                <w:lang w:val="en-US" w:eastAsia="en-US" w:bidi="ar-SA"/>
-              </w:rPr>
-              <w:t>.</w:t>
-            </w:r>
-          </w:p>
-          <w:p>
-            <w:pPr>
-              <w:pStyle w:val="PlainText"/>
-              <w:numPr>
-                <w:ilvl w:val="0"/>
-                <w:numId w:val="3"/>
-              </w:numPr>
-              <w:rPr>
-                <w:rFonts w:ascii="Verdana" w:eastAsia="MS Mincho" w:hAnsi="Verdana" w:cs="Tahoma"/>
-                <w:bCs/>
-                <w:sz w:val="22"/>
-                <w:szCs w:val="22"/>
-                <w:lang w:val="en-US" w:eastAsia="en-US" w:bidi="ar-SA"/>
-              </w:rPr>
-            </w:pPr>
-            <w:r>
-              <w:rPr>
-                <w:rFonts w:ascii="Verdana" w:eastAsia="MS Mincho" w:hAnsi="Verdana" w:cs="Tahoma"/>
-                <w:bCs/>
-                <w:sz w:val="22"/>
-                <w:szCs w:val="22"/>
-                <w:lang w:val="en-US" w:eastAsia="en-US" w:bidi="ar-SA"/>
-              </w:rPr>
-              <w:t>Building own in-house .</w:t>
-            </w:r>
-            <w:r>
-              <w:rPr>
-                <w:rFonts w:ascii="Verdana" w:eastAsia="MS Mincho" w:hAnsi="Verdana" w:cs="Tahoma"/>
-                <w:b/>
-                <w:sz w:val="22"/>
-                <w:szCs w:val="22"/>
-                <w:lang w:val="en-US" w:eastAsia="en-US" w:bidi="ar-SA"/>
-              </w:rPr>
-              <w:t>net Packages</w:t>
-            </w:r>
-            <w:r>
-              <w:rPr>
-                <w:rFonts w:ascii="Verdana" w:eastAsia="MS Mincho" w:hAnsi="Verdana" w:cs="Tahoma"/>
-                <w:bCs/>
-                <w:sz w:val="22"/>
-                <w:szCs w:val="22"/>
-                <w:lang w:val="en-US" w:eastAsia="en-US" w:bidi="ar-SA"/>
-              </w:rPr>
-              <w:t xml:space="preserve"> and </w:t>
-            </w:r>
-            <w:r>
-              <w:rPr>
-                <w:rFonts w:ascii="Verdana" w:eastAsia="MS Mincho" w:hAnsi="Verdana" w:cs="Tahoma"/>
-                <w:b/>
-                <w:sz w:val="22"/>
-                <w:szCs w:val="22"/>
-                <w:lang w:val="en-US" w:eastAsia="en-US" w:bidi="ar-SA"/>
-              </w:rPr>
-              <w:t>Angular Libraries</w:t>
-            </w:r>
-            <w:r>
-              <w:rPr>
-                <w:rFonts w:ascii="Verdana" w:eastAsia="MS Mincho" w:hAnsi="Verdana" w:cs="Tahoma"/>
-                <w:bCs/>
-                <w:sz w:val="22"/>
-                <w:szCs w:val="22"/>
-                <w:lang w:val="en-US" w:eastAsia="en-US" w:bidi="ar-SA"/>
-              </w:rPr>
-              <w:t>.</w:t>
-            </w:r>
-          </w:p>
-          <w:p>
-            <w:pPr>
-              <w:pStyle w:val="PlainText"/>
-              <w:numPr>
-                <w:ilvl w:val="0"/>
-                <w:numId w:val="3"/>
-              </w:numPr>
-              <w:rPr>
-                <w:rFonts w:ascii="Verdana" w:eastAsia="MS Mincho" w:hAnsi="Verdana" w:cs="Tahoma"/>
-                <w:bCs/>
-                <w:sz w:val="22"/>
-                <w:szCs w:val="22"/>
-                <w:lang w:val="en-US" w:eastAsia="en-US" w:bidi="ar-SA"/>
-              </w:rPr>
-            </w:pPr>
-            <w:r>
-              <w:rPr>
-                <w:rFonts w:ascii="Verdana" w:eastAsia="MS Mincho" w:hAnsi="Verdana" w:cs="Tahoma"/>
-                <w:b/>
-                <w:sz w:val="22"/>
-                <w:szCs w:val="22"/>
-                <w:lang w:val="en-US" w:eastAsia="en-US" w:bidi="ar-SA"/>
-              </w:rPr>
-              <w:t>Progressive-Web-Application</w:t>
-            </w:r>
-            <w:r>
-              <w:rPr>
-                <w:rFonts w:ascii="Verdana" w:eastAsia="MS Mincho" w:hAnsi="Verdana" w:cs="Tahoma"/>
-                <w:bCs/>
-                <w:sz w:val="22"/>
-                <w:szCs w:val="22"/>
-                <w:lang w:val="en-US" w:eastAsia="en-US" w:bidi="ar-SA"/>
-              </w:rPr>
-              <w:t xml:space="preserve"> which can be installed on Android and iOS devices, on all kinds of mobile phones, tablets and computers.</w:t>
-            </w:r>
-          </w:p>
-          <w:p>
-            <w:pPr>
-              <w:pStyle w:val="PlainText"/>
-              <w:numPr>
-                <w:ilvl w:val="0"/>
-                <w:numId w:val="3"/>
-              </w:numPr>
-              <w:rPr>
-                <w:rFonts w:ascii="Verdana" w:eastAsia="MS Mincho" w:hAnsi="Verdana" w:cs="Tahoma"/>
-                <w:b/>
-                <w:sz w:val="22"/>
-                <w:szCs w:val="22"/>
-                <w:lang w:val="en-US" w:eastAsia="en-US" w:bidi="ar-SA"/>
-              </w:rPr>
-            </w:pPr>
-            <w:r>
-              <w:rPr>
-                <w:rFonts w:ascii="Verdana" w:eastAsia="MS Mincho" w:hAnsi="Verdana" w:cs="Tahoma"/>
-                <w:bCs/>
-                <w:sz w:val="22"/>
-                <w:szCs w:val="22"/>
-                <w:lang w:val="en-US" w:eastAsia="en-US" w:bidi="ar-SA"/>
-              </w:rPr>
-              <w:t xml:space="preserve">Front-end responsive design based upon Google’s </w:t>
-            </w:r>
-            <w:r>
-              <w:rPr>
-                <w:rFonts w:ascii="Verdana" w:eastAsia="MS Mincho" w:hAnsi="Verdana" w:cs="Tahoma"/>
-                <w:b/>
-                <w:sz w:val="22"/>
-                <w:szCs w:val="22"/>
-                <w:lang w:val="en-US" w:eastAsia="en-US" w:bidi="ar-SA"/>
-              </w:rPr>
-              <w:t>Material design.</w:t>
-            </w:r>
-          </w:p>
-          <w:p>
-            <w:pPr>
-              <w:pStyle w:val="PlainText"/>
-              <w:numPr>
-                <w:ilvl w:val="0"/>
-                <w:numId w:val="3"/>
-              </w:numPr>
-              <w:rPr>
-                <w:rFonts w:ascii="Verdana" w:eastAsia="MS Mincho" w:hAnsi="Verdana" w:cs="Tahoma"/>
-                <w:bCs/>
-                <w:sz w:val="22"/>
-                <w:szCs w:val="22"/>
-                <w:lang w:val="en-US" w:eastAsia="en-US" w:bidi="ar-SA"/>
-              </w:rPr>
-            </w:pPr>
-            <w:r>
-              <w:rPr>
-                <w:rFonts w:ascii="Verdana" w:eastAsia="MS Mincho" w:hAnsi="Verdana" w:cs="Tahoma"/>
-                <w:b/>
-                <w:sz w:val="22"/>
-                <w:szCs w:val="22"/>
-                <w:lang w:val="en-US" w:eastAsia="en-US" w:bidi="ar-SA"/>
-              </w:rPr>
-              <w:t>C#</w:t>
-            </w:r>
-            <w:r>
-              <w:rPr>
-                <w:rFonts w:ascii="Verdana" w:eastAsia="MS Mincho" w:hAnsi="Verdana" w:cs="Tahoma"/>
-                <w:bCs/>
-                <w:sz w:val="22"/>
-                <w:szCs w:val="22"/>
-                <w:lang w:val="en-US" w:eastAsia="en-US" w:bidi="ar-SA"/>
-              </w:rPr>
-              <w:t xml:space="preserve"> clean code as programming language as back-end logic with </w:t>
-            </w:r>
-            <w:r>
-              <w:rPr>
-                <w:rFonts w:ascii="Verdana" w:eastAsia="MS Mincho" w:hAnsi="Verdana" w:cs="Tahoma"/>
-                <w:b/>
-                <w:sz w:val="22"/>
-                <w:szCs w:val="22"/>
-                <w:lang w:val="en-US" w:eastAsia="en-US" w:bidi="ar-SA"/>
-              </w:rPr>
-              <w:t>Entity Framework</w:t>
-            </w:r>
-            <w:r>
-              <w:rPr>
-                <w:rFonts w:ascii="Verdana" w:eastAsia="MS Mincho" w:hAnsi="Verdana" w:cs="Tahoma"/>
-                <w:bCs/>
-                <w:sz w:val="22"/>
-                <w:szCs w:val="22"/>
-                <w:lang w:val="en-US" w:eastAsia="en-US" w:bidi="ar-SA"/>
-              </w:rPr>
-              <w:t>. .net Factory pattern for dependency injection.</w:t>
-            </w:r>
-          </w:p>
-          <w:p>
-            <w:pPr>
-              <w:pStyle w:val="PlainText"/>
-              <w:numPr>
-                <w:ilvl w:val="0"/>
-                <w:numId w:val="3"/>
-              </w:numPr>
-              <w:rPr>
-                <w:rFonts w:ascii="Verdana" w:eastAsia="MS Mincho" w:hAnsi="Verdana" w:cs="Tahoma"/>
-                <w:bCs/>
-                <w:sz w:val="22"/>
-                <w:szCs w:val="22"/>
-                <w:lang w:val="en-US" w:eastAsia="en-US" w:bidi="ar-SA"/>
-              </w:rPr>
-            </w:pPr>
-            <w:r>
-              <w:rPr>
-                <w:rFonts w:ascii="Verdana" w:eastAsia="MS Mincho" w:hAnsi="Verdana" w:cs="Tahoma"/>
-                <w:bCs/>
-                <w:sz w:val="22"/>
-                <w:szCs w:val="22"/>
-                <w:lang w:val="en-US" w:eastAsia="en-US" w:bidi="ar-SA"/>
-              </w:rPr>
-              <w:t>Ability to be dependent upon by teammates and stake holders.</w:t>
-            </w:r>
-          </w:p>
-          <w:p>
-            <w:pPr>
-              <w:pStyle w:val="PlainText"/>
-              <w:numPr>
-                <w:ilvl w:val="0"/>
-                <w:numId w:val="3"/>
-              </w:numPr>
-              <w:rPr>
-                <w:rFonts w:ascii="Verdana" w:eastAsia="MS Mincho" w:hAnsi="Verdana" w:cs="Tahoma"/>
-                <w:bCs/>
-                <w:sz w:val="22"/>
-                <w:szCs w:val="22"/>
-                <w:lang w:val="en-US" w:eastAsia="en-US" w:bidi="ar-SA"/>
-              </w:rPr>
-            </w:pPr>
-            <w:r>
-              <w:rPr>
-                <w:rFonts w:ascii="Verdana" w:eastAsia="MS Mincho" w:hAnsi="Verdana" w:cs="Tahoma"/>
-                <w:bCs/>
-                <w:sz w:val="22"/>
-                <w:szCs w:val="22"/>
-                <w:lang w:val="en-US" w:eastAsia="en-US" w:bidi="ar-SA"/>
-              </w:rPr>
-              <w:t xml:space="preserve">Creation of Azure DevOps pipelines for </w:t>
-            </w:r>
-            <w:r>
-              <w:rPr>
-                <w:rFonts w:ascii="Verdana" w:eastAsia="MS Mincho" w:hAnsi="Verdana" w:cs="Tahoma"/>
-                <w:b/>
-                <w:sz w:val="22"/>
-                <w:szCs w:val="22"/>
-                <w:lang w:val="en-US" w:eastAsia="en-US" w:bidi="ar-SA"/>
-              </w:rPr>
-              <w:t>CI/CD deployments</w:t>
-            </w:r>
-            <w:r>
-              <w:rPr>
-                <w:rFonts w:ascii="Verdana" w:eastAsia="MS Mincho" w:hAnsi="Verdana" w:cs="Tahoma"/>
-                <w:bCs/>
-                <w:sz w:val="22"/>
-                <w:szCs w:val="22"/>
-                <w:lang w:val="en-US" w:eastAsia="en-US" w:bidi="ar-SA"/>
-              </w:rPr>
-              <w:t>.</w:t>
-            </w:r>
-          </w:p>
-          <w:p>
-            <w:pPr>
-              <w:pStyle w:val="PlainText"/>
-              <w:numPr>
-                <w:ilvl w:val="0"/>
-                <w:numId w:val="3"/>
-              </w:numPr>
-              <w:rPr>
-                <w:rFonts w:ascii="Verdana" w:eastAsia="MS Mincho" w:hAnsi="Verdana" w:cs="Tahoma"/>
-                <w:bCs/>
-                <w:sz w:val="22"/>
-                <w:szCs w:val="22"/>
-                <w:lang w:val="en-US" w:eastAsia="en-US" w:bidi="ar-SA"/>
-              </w:rPr>
-            </w:pPr>
-            <w:r>
-              <w:rPr>
-                <w:rFonts w:ascii="Verdana" w:eastAsia="MS Mincho" w:hAnsi="Verdana" w:cs="Tahoma"/>
-                <w:bCs/>
-                <w:sz w:val="22"/>
-                <w:szCs w:val="22"/>
-                <w:lang w:val="en-US" w:eastAsia="en-US" w:bidi="ar-SA"/>
-              </w:rPr>
-              <w:t>Extensive experience in Azure portal resources.</w:t>
-            </w:r>
-          </w:p>
-          <w:p>
-            <w:pPr>
-              <w:pStyle w:val="PlainText"/>
-              <w:numPr>
-                <w:ilvl w:val="0"/>
-                <w:numId w:val="3"/>
-              </w:numPr>
-              <w:rPr>
-                <w:rFonts w:ascii="Verdana" w:eastAsia="MS Mincho" w:hAnsi="Verdana" w:cs="Tahoma"/>
-                <w:bCs/>
-                <w:sz w:val="22"/>
-                <w:szCs w:val="22"/>
-                <w:lang w:val="en-US" w:eastAsia="en-US" w:bidi="ar-SA"/>
-              </w:rPr>
-            </w:pPr>
-            <w:r>
-              <w:rPr>
-                <w:rFonts w:ascii="Verdana" w:eastAsia="MS Mincho" w:hAnsi="Verdana" w:cs="Tahoma"/>
-                <w:bCs/>
-                <w:sz w:val="22"/>
-                <w:szCs w:val="22"/>
-                <w:lang w:val="en-US" w:eastAsia="en-US" w:bidi="ar-SA"/>
-              </w:rPr>
-              <w:t xml:space="preserve">Strong hold on </w:t>
-            </w:r>
-            <w:r>
-              <w:rPr>
-                <w:rFonts w:ascii="Verdana" w:eastAsia="MS Mincho" w:hAnsi="Verdana" w:cs="Tahoma"/>
-                <w:b/>
-                <w:sz w:val="22"/>
-                <w:szCs w:val="22"/>
-                <w:lang w:val="en-US" w:eastAsia="en-US" w:bidi="ar-SA"/>
-              </w:rPr>
-              <w:t>.Net 6 + Web API</w:t>
-            </w:r>
-            <w:r>
-              <w:rPr>
-                <w:rFonts w:ascii="Verdana" w:eastAsia="MS Mincho" w:hAnsi="Verdana" w:cs="Tahoma"/>
-                <w:bCs/>
-                <w:sz w:val="22"/>
-                <w:szCs w:val="22"/>
-                <w:lang w:val="en-US" w:eastAsia="en-US" w:bidi="ar-SA"/>
-              </w:rPr>
-              <w:t xml:space="preserve"> applications.</w:t>
-            </w:r>
-          </w:p>
-          <w:p>
-            <w:pPr>
-              <w:pStyle w:val="PlainText"/>
-              <w:numPr>
-                <w:ilvl w:val="0"/>
-                <w:numId w:val="3"/>
-              </w:numPr>
-              <w:rPr>
-                <w:rFonts w:ascii="Verdana" w:eastAsia="MS Mincho" w:hAnsi="Verdana" w:cs="Tahoma"/>
-                <w:bCs/>
-                <w:sz w:val="22"/>
-                <w:szCs w:val="22"/>
-                <w:lang w:val="en-US" w:eastAsia="en-US" w:bidi="ar-SA"/>
-              </w:rPr>
-            </w:pPr>
-            <w:r>
-              <w:rPr>
-                <w:rFonts w:ascii="Verdana" w:eastAsia="MS Mincho" w:hAnsi="Verdana" w:cs="Tahoma"/>
-                <w:bCs/>
-                <w:sz w:val="22"/>
-                <w:szCs w:val="22"/>
-                <w:lang w:val="en-US" w:eastAsia="en-US" w:bidi="ar-SA"/>
-              </w:rPr>
-              <w:t xml:space="preserve">Strong hold on </w:t>
-            </w:r>
-            <w:r>
-              <w:rPr>
-                <w:rFonts w:ascii="Verdana" w:eastAsia="MS Mincho" w:hAnsi="Verdana" w:cs="Tahoma"/>
-                <w:b/>
-                <w:sz w:val="22"/>
-                <w:szCs w:val="22"/>
-                <w:lang w:val="en-US" w:eastAsia="en-US" w:bidi="ar-SA"/>
-              </w:rPr>
-              <w:t>Angular 1</w:t>
-            </w:r>
-            <w:r>
-              <w:rPr>
-                <w:rFonts w:ascii="Verdana" w:eastAsia="MS Mincho" w:hAnsi="Verdana" w:cs="Tahoma"/>
-                <w:b/>
-                <w:sz w:val="22"/>
-                <w:szCs w:val="22"/>
-                <w:lang w:val="en-US" w:eastAsia="en-US" w:bidi="ar-SA"/>
-              </w:rPr>
-              <w:t>8</w:t>
-            </w:r>
-            <w:r>
-              <w:rPr>
-                <w:rFonts w:ascii="Verdana" w:eastAsia="MS Mincho" w:hAnsi="Verdana" w:cs="Tahoma"/>
-                <w:b/>
-                <w:sz w:val="22"/>
-                <w:szCs w:val="22"/>
-                <w:lang w:val="en-US" w:eastAsia="en-US" w:bidi="ar-SA"/>
-              </w:rPr>
-              <w:t xml:space="preserve"> +</w:t>
-            </w:r>
-            <w:r>
-              <w:rPr>
-                <w:rFonts w:ascii="Verdana" w:eastAsia="MS Mincho" w:hAnsi="Verdana" w:cs="Tahoma"/>
-                <w:bCs/>
-                <w:sz w:val="22"/>
-                <w:szCs w:val="22"/>
-                <w:lang w:val="en-US" w:eastAsia="en-US" w:bidi="ar-SA"/>
-              </w:rPr>
-              <w:t xml:space="preserve"> </w:t>
-            </w:r>
-            <w:r>
-              <w:rPr>
-                <w:rFonts w:ascii="Verdana" w:eastAsia="MS Mincho" w:hAnsi="Verdana" w:cs="Tahoma"/>
-                <w:bCs/>
-                <w:sz w:val="22"/>
-                <w:szCs w:val="22"/>
-                <w:lang w:val="en-US" w:eastAsia="en-US" w:bidi="ar-SA"/>
-              </w:rPr>
-              <w:t>/Typescript development.</w:t>
-            </w:r>
-          </w:p>
-          <w:p>
-            <w:pPr>
-              <w:pStyle w:val="PlainText"/>
-              <w:numPr>
-                <w:ilvl w:val="0"/>
-                <w:numId w:val="3"/>
-              </w:numPr>
-              <w:rPr>
-                <w:rFonts w:ascii="Verdana" w:eastAsia="MS Mincho" w:hAnsi="Verdana" w:cs="Tahoma"/>
-                <w:bCs/>
-                <w:sz w:val="22"/>
-                <w:szCs w:val="22"/>
-                <w:lang w:val="en-US" w:eastAsia="en-US" w:bidi="ar-SA"/>
-              </w:rPr>
-            </w:pPr>
-            <w:r>
-              <w:rPr>
-                <w:rFonts w:ascii="Verdana" w:eastAsia="MS Mincho" w:hAnsi="Verdana" w:cs="Tahoma"/>
-                <w:bCs/>
-                <w:sz w:val="22"/>
-                <w:szCs w:val="22"/>
-                <w:lang w:val="en-US" w:eastAsia="en-US" w:bidi="ar-SA"/>
-              </w:rPr>
-              <w:t xml:space="preserve">Token based and </w:t>
-            </w:r>
-            <w:r>
-              <w:rPr>
-                <w:rFonts w:ascii="Verdana" w:eastAsia="MS Mincho" w:hAnsi="Verdana" w:cs="Tahoma"/>
-                <w:b/>
-                <w:sz w:val="22"/>
-                <w:szCs w:val="22"/>
-                <w:lang w:val="en-US" w:eastAsia="en-US" w:bidi="ar-SA"/>
-              </w:rPr>
-              <w:t>OpenID</w:t>
-            </w:r>
-            <w:r>
-              <w:rPr>
-                <w:rFonts w:ascii="Verdana" w:eastAsia="MS Mincho" w:hAnsi="Verdana" w:cs="Tahoma"/>
-                <w:bCs/>
-                <w:sz w:val="22"/>
-                <w:szCs w:val="22"/>
-                <w:lang w:val="en-US" w:eastAsia="en-US" w:bidi="ar-SA"/>
-              </w:rPr>
-              <w:t xml:space="preserve"> connect </w:t>
-            </w:r>
-            <w:r>
-              <w:rPr>
-                <w:rFonts w:ascii="Verdana" w:eastAsia="MS Mincho" w:hAnsi="Verdana" w:cs="Tahoma"/>
-                <w:b/>
-                <w:sz w:val="22"/>
-                <w:szCs w:val="22"/>
-                <w:lang w:val="en-US" w:eastAsia="en-US" w:bidi="ar-SA"/>
-              </w:rPr>
-              <w:t>OAuth</w:t>
-            </w:r>
-            <w:r>
-              <w:rPr>
-                <w:rFonts w:ascii="Verdana" w:eastAsia="MS Mincho" w:hAnsi="Verdana" w:cs="Tahoma"/>
-                <w:b/>
-                <w:sz w:val="22"/>
-                <w:szCs w:val="22"/>
-                <w:lang w:val="en-US" w:eastAsia="en-US" w:bidi="ar-SA"/>
-              </w:rPr>
-              <w:t>2.0</w:t>
-            </w:r>
-            <w:r>
-              <w:rPr>
-                <w:rFonts w:ascii="Verdana" w:eastAsia="MS Mincho" w:hAnsi="Verdana" w:cs="Tahoma"/>
-                <w:bCs/>
-                <w:sz w:val="22"/>
-                <w:szCs w:val="22"/>
-                <w:lang w:val="en-US" w:eastAsia="en-US" w:bidi="ar-SA"/>
-              </w:rPr>
-              <w:t xml:space="preserve"> Authentications/Authorizations. </w:t>
-            </w:r>
-          </w:p>
-          <w:p>
-            <w:pPr>
-              <w:pStyle w:val="PlainText"/>
-              <w:numPr>
-                <w:ilvl w:val="0"/>
-                <w:numId w:val="3"/>
-              </w:numPr>
-              <w:rPr>
-                <w:rFonts w:ascii="Verdana" w:eastAsia="MS Mincho" w:hAnsi="Verdana" w:cs="Tahoma"/>
-                <w:bCs/>
-                <w:sz w:val="22"/>
-                <w:szCs w:val="22"/>
-                <w:lang w:val="en-US" w:eastAsia="en-US" w:bidi="ar-SA"/>
-              </w:rPr>
-            </w:pPr>
-            <w:r>
-              <w:rPr>
-                <w:rFonts w:ascii="Verdana" w:eastAsia="MS Mincho" w:hAnsi="Verdana" w:cs="Tahoma"/>
-                <w:bCs/>
-                <w:sz w:val="22"/>
-                <w:szCs w:val="22"/>
-                <w:lang w:val="en-US" w:eastAsia="en-US" w:bidi="ar-SA"/>
-              </w:rPr>
-              <w:t>Successful Integration with 3</w:t>
-            </w:r>
-            <w:r>
-              <w:rPr>
-                <w:rFonts w:ascii="Verdana" w:eastAsia="MS Mincho" w:hAnsi="Verdana" w:cs="Tahoma"/>
-                <w:bCs/>
-                <w:sz w:val="22"/>
-                <w:szCs w:val="22"/>
-                <w:vertAlign w:val="superscript"/>
-                <w:lang w:val="en-US" w:eastAsia="en-US" w:bidi="ar-SA"/>
-              </w:rPr>
-              <w:t>rd</w:t>
-            </w:r>
-            <w:r>
-              <w:rPr>
-                <w:rFonts w:ascii="Verdana" w:eastAsia="MS Mincho" w:hAnsi="Verdana" w:cs="Tahoma"/>
-                <w:bCs/>
-                <w:sz w:val="22"/>
-                <w:szCs w:val="22"/>
-                <w:lang w:val="en-US" w:eastAsia="en-US" w:bidi="ar-SA"/>
-              </w:rPr>
-              <w:t xml:space="preserve"> party applications example (</w:t>
-            </w:r>
-            <w:r>
-              <w:rPr>
-                <w:rFonts w:ascii="Verdana" w:eastAsia="MS Mincho" w:hAnsi="Verdana" w:cs="Tahoma"/>
-                <w:b/>
-                <w:sz w:val="22"/>
-                <w:szCs w:val="22"/>
-                <w:lang w:val="en-US" w:eastAsia="en-US" w:bidi="ar-SA"/>
-              </w:rPr>
-              <w:t xml:space="preserve">Instructure, Microsoft 365 CRM, Qlik Sense </w:t>
-            </w:r>
-            <w:r>
-              <w:rPr>
-                <w:rFonts w:ascii="Verdana" w:eastAsia="MS Mincho" w:hAnsi="Verdana" w:cs="Tahoma"/>
-                <w:bCs/>
-                <w:sz w:val="22"/>
-                <w:szCs w:val="22"/>
-                <w:lang w:val="en-US" w:eastAsia="en-US" w:bidi="ar-SA"/>
-              </w:rPr>
-              <w:t>server etc.)</w:t>
-            </w:r>
-          </w:p>
-          <w:p>
-            <w:pPr>
-              <w:pStyle w:val="PlainText"/>
-              <w:numPr>
-                <w:ilvl w:val="0"/>
-                <w:numId w:val="3"/>
-              </w:numPr>
-              <w:rPr>
-                <w:rFonts w:ascii="Verdana" w:eastAsia="MS Mincho" w:hAnsi="Verdana" w:cs="Tahoma"/>
-                <w:bCs/>
-                <w:sz w:val="22"/>
-                <w:szCs w:val="22"/>
-                <w:lang w:val="en-US" w:eastAsia="en-US" w:bidi="ar-SA"/>
-              </w:rPr>
-            </w:pPr>
-            <w:r>
-              <w:rPr>
-                <w:rFonts w:ascii="Verdana" w:eastAsia="MS Mincho" w:hAnsi="Verdana" w:cs="Tahoma"/>
-                <w:bCs/>
-                <w:sz w:val="22"/>
-                <w:szCs w:val="22"/>
-                <w:lang w:val="en-US" w:eastAsia="en-US" w:bidi="ar-SA"/>
-              </w:rPr>
-              <w:t>Strong hold on Back-end strategic design methodologies with MVC/MVVM Approach and Form based web applications (ASP.net).</w:t>
-            </w:r>
-          </w:p>
-          <w:p>
-            <w:pPr>
-              <w:pStyle w:val="PlainText"/>
-              <w:numPr>
-                <w:ilvl w:val="0"/>
-                <w:numId w:val="3"/>
-              </w:numPr>
-              <w:rPr>
-                <w:rFonts w:ascii="Verdana" w:eastAsia="MS Mincho" w:hAnsi="Verdana" w:cs="Tahoma"/>
-                <w:bCs/>
-                <w:sz w:val="22"/>
-                <w:szCs w:val="22"/>
-                <w:lang w:val="en-US" w:eastAsia="en-US" w:bidi="ar-SA"/>
-              </w:rPr>
-            </w:pPr>
-            <w:r>
-              <w:rPr>
-                <w:rFonts w:ascii="Verdana" w:eastAsia="MS Mincho" w:hAnsi="Verdana" w:cs="Tahoma"/>
-                <w:bCs/>
-                <w:sz w:val="22"/>
-                <w:szCs w:val="22"/>
-                <w:lang w:val="en-US" w:eastAsia="en-US" w:bidi="ar-SA"/>
-              </w:rPr>
-              <w:t xml:space="preserve">Strong hold on Front-end pixel perfect balanced interactive user-interface design, responsive on all screens and adapted for all devices e.g., Apple and Windows, with use of latest </w:t>
-            </w:r>
-            <w:r>
-              <w:rPr>
-                <w:rFonts w:ascii="Verdana" w:eastAsia="MS Mincho" w:hAnsi="Verdana" w:cs="Tahoma"/>
-                <w:b/>
-                <w:sz w:val="22"/>
-                <w:szCs w:val="22"/>
-                <w:lang w:val="en-US" w:eastAsia="en-US" w:bidi="ar-SA"/>
-              </w:rPr>
-              <w:t>HTML5, CSS3, SASS</w:t>
-            </w:r>
-          </w:p>
-          <w:p>
-            <w:pPr>
-              <w:pStyle w:val="PlainText"/>
-              <w:numPr>
-                <w:ilvl w:val="0"/>
-                <w:numId w:val="3"/>
-              </w:numPr>
-              <w:rPr>
-                <w:rFonts w:ascii="Verdana" w:eastAsia="MS Mincho" w:hAnsi="Verdana" w:cs="Tahoma"/>
-                <w:bCs/>
-                <w:sz w:val="22"/>
-                <w:szCs w:val="22"/>
-                <w:lang w:val="en-US" w:eastAsia="en-US" w:bidi="ar-SA"/>
-              </w:rPr>
-            </w:pPr>
-            <w:r>
-              <w:rPr>
-                <w:rFonts w:ascii="Verdana" w:eastAsia="MS Mincho" w:hAnsi="Verdana" w:cs="Tahoma"/>
-                <w:b/>
-                <w:sz w:val="22"/>
-                <w:szCs w:val="22"/>
-                <w:lang w:val="en-US" w:eastAsia="en-US" w:bidi="ar-SA"/>
-              </w:rPr>
-              <w:t>JavaScript and Typescript</w:t>
-            </w:r>
-            <w:r>
-              <w:rPr>
-                <w:rFonts w:ascii="Verdana" w:eastAsia="MS Mincho" w:hAnsi="Verdana" w:cs="Tahoma"/>
-                <w:bCs/>
-                <w:sz w:val="22"/>
-                <w:szCs w:val="22"/>
-                <w:lang w:val="en-US" w:eastAsia="en-US" w:bidi="ar-SA"/>
-              </w:rPr>
-              <w:t xml:space="preserve"> (Angular)</w:t>
-            </w:r>
-          </w:p>
-          <w:p>
-            <w:pPr>
-              <w:pStyle w:val="PlainText"/>
-              <w:numPr>
-                <w:ilvl w:val="0"/>
-                <w:numId w:val="3"/>
-              </w:numPr>
-              <w:rPr>
-                <w:rFonts w:ascii="Verdana" w:eastAsia="MS Mincho" w:hAnsi="Verdana" w:cs="Tahoma"/>
-                <w:bCs/>
-                <w:sz w:val="22"/>
-                <w:szCs w:val="22"/>
-                <w:lang w:val="en-US" w:eastAsia="en-US" w:bidi="ar-SA"/>
-              </w:rPr>
-            </w:pPr>
-            <w:r>
-              <w:rPr>
-                <w:rFonts w:ascii="Verdana" w:eastAsia="MS Mincho" w:hAnsi="Verdana" w:cs="Tahoma"/>
-                <w:bCs/>
-                <w:sz w:val="22"/>
-                <w:szCs w:val="22"/>
-                <w:lang w:val="en-US" w:eastAsia="en-US" w:bidi="ar-SA"/>
-              </w:rPr>
-              <w:t xml:space="preserve">Strong hold on </w:t>
-            </w:r>
-            <w:r>
-              <w:rPr>
-                <w:rFonts w:ascii="Verdana" w:eastAsia="MS Mincho" w:hAnsi="Verdana" w:cs="Tahoma"/>
-                <w:b/>
-                <w:sz w:val="22"/>
-                <w:szCs w:val="22"/>
-                <w:lang w:val="en-US" w:eastAsia="en-US" w:bidi="ar-SA"/>
-              </w:rPr>
-              <w:t>Relational Database management</w:t>
-            </w:r>
-            <w:r>
-              <w:rPr>
-                <w:rFonts w:ascii="Verdana" w:eastAsia="MS Mincho" w:hAnsi="Verdana" w:cs="Tahoma"/>
-                <w:bCs/>
-                <w:sz w:val="22"/>
-                <w:szCs w:val="22"/>
-                <w:lang w:val="en-US" w:eastAsia="en-US" w:bidi="ar-SA"/>
-              </w:rPr>
-              <w:t xml:space="preserve">. Expert in running </w:t>
-            </w:r>
-            <w:r>
-              <w:rPr>
-                <w:rFonts w:ascii="Verdana" w:eastAsia="MS Mincho" w:hAnsi="Verdana" w:cs="Tahoma"/>
-                <w:b/>
-                <w:sz w:val="22"/>
-                <w:szCs w:val="22"/>
-                <w:lang w:val="en-US" w:eastAsia="en-US" w:bidi="ar-SA"/>
-              </w:rPr>
-              <w:t>SQL queries</w:t>
-            </w:r>
-            <w:r>
-              <w:rPr>
-                <w:rFonts w:ascii="Verdana" w:eastAsia="MS Mincho" w:hAnsi="Verdana" w:cs="Tahoma"/>
-                <w:bCs/>
-                <w:sz w:val="22"/>
-                <w:szCs w:val="22"/>
-                <w:lang w:val="en-US" w:eastAsia="en-US" w:bidi="ar-SA"/>
-              </w:rPr>
-              <w:t xml:space="preserve">. </w:t>
-            </w:r>
-          </w:p>
-          <w:p>
-            <w:pPr>
-              <w:pStyle w:val="PlainText"/>
-              <w:numPr>
-                <w:ilvl w:val="0"/>
-                <w:numId w:val="3"/>
-              </w:numPr>
-              <w:rPr>
-                <w:rFonts w:ascii="Verdana" w:eastAsia="MS Mincho" w:hAnsi="Verdana" w:cs="Tahoma"/>
-                <w:bCs/>
-                <w:sz w:val="22"/>
-                <w:szCs w:val="22"/>
-                <w:lang w:val="en-US" w:eastAsia="en-US" w:bidi="ar-SA"/>
-              </w:rPr>
-            </w:pPr>
-            <w:r>
-              <w:rPr>
-                <w:rFonts w:ascii="Verdana" w:eastAsia="MS Mincho" w:hAnsi="Verdana" w:cs="Tahoma"/>
-                <w:b/>
-                <w:sz w:val="22"/>
-                <w:szCs w:val="22"/>
-                <w:lang w:val="en-US" w:eastAsia="en-US" w:bidi="ar-SA"/>
-              </w:rPr>
-              <w:t>GitHub</w:t>
-            </w:r>
-            <w:r>
-              <w:rPr>
-                <w:rFonts w:ascii="Verdana" w:eastAsia="MS Mincho" w:hAnsi="Verdana" w:cs="Tahoma"/>
-                <w:bCs/>
-                <w:sz w:val="22"/>
-                <w:szCs w:val="22"/>
-                <w:lang w:val="en-US" w:eastAsia="en-US" w:bidi="ar-SA"/>
-              </w:rPr>
-              <w:t xml:space="preserve"> for repository update for version control.</w:t>
-            </w:r>
-          </w:p>
-          <w:p>
-            <w:pPr>
-              <w:pStyle w:val="PlainText"/>
-              <w:numPr>
-                <w:ilvl w:val="0"/>
-                <w:numId w:val="3"/>
-              </w:numPr>
-              <w:rPr>
-                <w:rFonts w:ascii="Verdana" w:eastAsia="MS Mincho" w:hAnsi="Verdana" w:cs="Tahoma"/>
-                <w:bCs/>
-                <w:sz w:val="22"/>
-                <w:szCs w:val="22"/>
-                <w:lang w:val="en-US" w:eastAsia="en-US" w:bidi="ar-SA"/>
-              </w:rPr>
-            </w:pPr>
-            <w:r>
-              <w:rPr>
-                <w:rFonts w:ascii="Verdana" w:eastAsia="MS Mincho" w:hAnsi="Verdana" w:cs="Tahoma"/>
-                <w:b/>
-                <w:sz w:val="22"/>
-                <w:szCs w:val="22"/>
-                <w:lang w:val="en-US" w:eastAsia="en-US" w:bidi="ar-SA"/>
-              </w:rPr>
-              <w:t>Quick learner</w:t>
-            </w:r>
-            <w:r>
-              <w:rPr>
-                <w:rFonts w:ascii="Verdana" w:eastAsia="MS Mincho" w:hAnsi="Verdana" w:cs="Tahoma"/>
-                <w:bCs/>
-                <w:sz w:val="22"/>
-                <w:szCs w:val="22"/>
-                <w:lang w:val="en-US" w:eastAsia="en-US" w:bidi="ar-SA"/>
-              </w:rPr>
-              <w:t xml:space="preserve"> – I use latest web technologies and easily adapt to the new upcoming technologies.</w:t>
-            </w:r>
-          </w:p>
-          <w:p>
-            <w:pPr>
-              <w:pStyle w:val="PlainText"/>
-              <w:numPr>
-                <w:ilvl w:val="0"/>
-                <w:numId w:val="3"/>
-              </w:numPr>
-              <w:rPr>
-                <w:rFonts w:ascii="Verdana" w:eastAsia="MS Mincho" w:hAnsi="Verdana" w:cs="Tahoma"/>
-                <w:bCs/>
-                <w:sz w:val="22"/>
-                <w:szCs w:val="22"/>
-                <w:lang w:val="en-US" w:eastAsia="en-US" w:bidi="ar-SA"/>
-              </w:rPr>
-            </w:pPr>
-            <w:r>
-              <w:rPr>
-                <w:rFonts w:ascii="Verdana" w:eastAsia="MS Mincho" w:hAnsi="Verdana" w:cs="Tahoma"/>
-                <w:bCs/>
-                <w:sz w:val="22"/>
-                <w:szCs w:val="22"/>
-                <w:lang w:val="en-US" w:eastAsia="en-US" w:bidi="ar-SA"/>
-              </w:rPr>
-              <w:t>Excellent communication including the ability to distil technical details into easy human terms.</w:t>
-            </w:r>
-          </w:p>
-          <w:p>
-            <w:pPr>
-              <w:pStyle w:val="PlainText"/>
-              <w:numPr>
-                <w:ilvl w:val="0"/>
-                <w:numId w:val="3"/>
-              </w:numPr>
-              <w:rPr>
-                <w:rFonts w:ascii="Verdana" w:eastAsia="MS Mincho" w:hAnsi="Verdana" w:cs="Tahoma"/>
-                <w:b/>
-                <w:sz w:val="22"/>
-                <w:szCs w:val="22"/>
-                <w:lang w:val="en-US" w:eastAsia="en-US" w:bidi="ar-SA"/>
-              </w:rPr>
-            </w:pPr>
-            <w:r>
-              <w:rPr>
-                <w:rFonts w:ascii="Verdana" w:eastAsia="MS Mincho" w:hAnsi="Verdana" w:cs="Tahoma"/>
-                <w:b/>
-                <w:sz w:val="22"/>
-                <w:szCs w:val="22"/>
-                <w:lang w:val="en-US" w:eastAsia="en-US" w:bidi="ar-SA"/>
-              </w:rPr>
-              <w:t>3-D Web-GL</w:t>
-            </w:r>
-            <w:r>
-              <w:rPr>
-                <w:rFonts w:ascii="Verdana" w:eastAsia="MS Mincho" w:hAnsi="Verdana" w:cs="Tahoma"/>
-                <w:bCs/>
-                <w:sz w:val="22"/>
-                <w:szCs w:val="22"/>
-                <w:lang w:val="en-US" w:eastAsia="en-US" w:bidi="ar-SA"/>
-              </w:rPr>
-              <w:t xml:space="preserve"> development to render Architecture Design with the use of </w:t>
-            </w:r>
-            <w:r>
-              <w:rPr>
-                <w:rFonts w:ascii="Verdana" w:eastAsia="MS Mincho" w:hAnsi="Verdana" w:cs="Tahoma"/>
-                <w:b/>
-                <w:sz w:val="22"/>
-                <w:szCs w:val="22"/>
-                <w:lang w:val="en-US" w:eastAsia="en-US" w:bidi="ar-SA"/>
-              </w:rPr>
-              <w:t>Three.js</w:t>
-            </w:r>
-          </w:p>
-          <w:p>
-            <w:pPr>
-              <w:pStyle w:val="PlainText"/>
-              <w:ind w:left="360"/>
-              <w:rPr>
-                <w:rFonts w:ascii="Verdana" w:eastAsia="MS Mincho" w:hAnsi="Verdana" w:cs="Tahoma"/>
-                <w:bCs/>
-                <w:sz w:val="22"/>
-                <w:szCs w:val="22"/>
-                <w:lang w:val="en-US" w:eastAsia="en-US" w:bidi="ar-SA"/>
-              </w:rPr>
-            </w:pPr>
-          </w:p>
-          <w:p>
-            <w:pPr>
-              <w:pStyle w:val="PlainText"/>
-              <w:ind w:left="360"/>
-              <w:rPr>
-                <w:rFonts w:ascii="Verdana" w:eastAsia="MS Mincho" w:hAnsi="Verdana" w:cs="Tahoma"/>
-                <w:bCs/>
-                <w:sz w:val="22"/>
-                <w:szCs w:val="22"/>
-                <w:lang w:val="en-US" w:eastAsia="en-US" w:bidi="ar-SA"/>
-              </w:rPr>
-            </w:pPr>
-          </w:p>
-          <w:p>
-            <w:pPr>
-              <w:pStyle w:val="PlainText"/>
-              <w:ind w:left="360"/>
-              <w:rPr>
-                <w:rFonts w:ascii="Verdana" w:eastAsia="MS Mincho" w:hAnsi="Verdana" w:cs="Tahoma"/>
-                <w:bCs/>
-                <w:sz w:val="22"/>
-                <w:szCs w:val="22"/>
-                <w:lang w:val="en-US" w:eastAsia="en-US" w:bidi="ar-SA"/>
-              </w:rPr>
-            </w:pPr>
-          </w:p>
-          <w:p>
-            <w:pPr>
-              <w:pStyle w:val="PlainText"/>
-              <w:ind w:left="360"/>
-              <w:rPr>
-                <w:rFonts w:ascii="Verdana" w:eastAsia="MS Mincho" w:hAnsi="Verdana" w:cs="Tahoma"/>
-                <w:bCs/>
-                <w:sz w:val="22"/>
-                <w:szCs w:val="22"/>
-                <w:lang w:val="en-US" w:eastAsia="en-US" w:bidi="ar-SA"/>
-              </w:rPr>
-            </w:pPr>
-          </w:p>
-          <w:p>
-            <w:pPr>
-              <w:pStyle w:val="PlainText"/>
-              <w:rPr>
-                <w:rFonts w:ascii="Verdana" w:eastAsia="MS Mincho" w:hAnsi="Verdana" w:cs="Tahoma"/>
-                <w:bCs/>
-                <w:sz w:val="22"/>
-                <w:szCs w:val="22"/>
-                <w:lang w:val="en-US" w:eastAsia="en-US" w:bidi="ar-SA"/>
-              </w:rPr>
-            </w:pPr>
-          </w:p>
-        </w:tc>
-      </w:tr>
-    </w:tbl>
-    <w:p>
-      <w:pPr>
-        <w:pStyle w:val="PlainText"/>
-        <w:pBdr>
-          <w:top w:val="single" w:sz="18" w:space="1" w:color="auto"/>
-        </w:pBdr>
-        <w:jc w:val="both"/>
-        <w:rPr>
-          <w:rFonts w:ascii="Verdana" w:eastAsia="MS Mincho" w:hAnsi="Verdana" w:cs="Tahoma"/>
-          <w:sz w:val="22"/>
-          <w:szCs w:val="22"/>
-        </w:rPr>
-      </w:pPr>
-    </w:p>
-    <w:tbl>
-      <w:tblPr>
-        <w:tblW w:w="10740" w:type="dxa"/>
-        <w:tblLook w:val="04A0" w:firstRow="1" w:lastRow="0" w:firstColumn="1" w:lastColumn="0" w:noHBand="0" w:noVBand="1"/>
-      </w:tblPr>
-      <w:tblGrid>
-        <w:gridCol w:w="1809"/>
-        <w:gridCol w:w="567"/>
-        <w:gridCol w:w="4820"/>
-        <w:gridCol w:w="3544"/>
-      </w:tblGrid>
-      <w:tr>
-        <w:tc>
-          <w:tcPr>
-            <w:tcW w:w="2376" w:type="dxa"/>
-            <w:gridSpan w:val="2"/>
-          </w:tcPr>
-          <w:p>
-            <w:pPr>
-              <w:pStyle w:val="PlainText"/>
-              <w:spacing w:before="60"/>
-              <w:rPr>
-                <w:rFonts w:ascii="Verdana" w:eastAsia="MS Mincho" w:hAnsi="Verdana" w:cs="Tahoma"/>
-                <w:b/>
-                <w:bCs/>
-                <w:sz w:val="22"/>
-                <w:szCs w:val="22"/>
-                <w:lang w:val="en-US" w:eastAsia="en-US" w:bidi="ar-SA"/>
-              </w:rPr>
-            </w:pPr>
-            <w:r>
-              <w:rPr>
-                <w:rFonts w:ascii="Verdana" w:eastAsia="MS Mincho" w:hAnsi="Verdana" w:cs="Tahoma"/>
-                <w:b/>
-                <w:bCs/>
-                <w:sz w:val="22"/>
-                <w:szCs w:val="22"/>
-                <w:lang w:val="en-US" w:eastAsia="en-US" w:bidi="ar-SA"/>
-              </w:rPr>
-              <w:t>EXPERIENCE</w:t>
-            </w:r>
-          </w:p>
-        </w:tc>
-        <w:tc>
-          <w:tcPr>
-            <w:tcW w:w="4820" w:type="dxa"/>
-          </w:tcPr>
-          <w:p>
-            <w:pPr>
-              <w:pStyle w:val="PlainText"/>
-              <w:spacing w:before="60"/>
-              <w:rPr>
-                <w:rFonts w:ascii="Verdana" w:eastAsia="MS Mincho" w:hAnsi="Verdana" w:cs="Tahoma"/>
-                <w:b/>
-                <w:bCs/>
-                <w:sz w:val="22"/>
-                <w:szCs w:val="22"/>
-                <w:lang w:val="en-US" w:eastAsia="en-US" w:bidi="ar-SA"/>
-              </w:rPr>
-            </w:pPr>
-            <w:r>
-              <w:rPr>
-                <w:rFonts w:ascii="Verdana" w:eastAsia="MS Mincho" w:hAnsi="Verdana" w:cs="Tahoma"/>
-                <w:b/>
-                <w:bCs/>
-                <w:sz w:val="22"/>
-                <w:szCs w:val="22"/>
-                <w:lang w:val="en-US" w:eastAsia="en-US" w:bidi="ar-SA"/>
-              </w:rPr>
-              <w:t>LEAD, SOFTWARE DEVELOPMENT</w:t>
-            </w:r>
-            <w:r>
-              <w:rPr>
-                <w:rFonts w:ascii="Verdana" w:eastAsia="MS Mincho" w:hAnsi="Verdana" w:cs="Tahoma"/>
-                <w:b/>
-                <w:bCs/>
-                <w:sz w:val="22"/>
-                <w:szCs w:val="22"/>
-                <w:lang w:val="en-US" w:eastAsia="en-US" w:bidi="ar-SA"/>
-              </w:rPr>
-              <w:t xml:space="preserve"> (Full stack)</w:t>
-            </w:r>
-          </w:p>
-        </w:tc>
-        <w:tc>
-          <w:tcPr>
-            <w:tcW w:w="3544" w:type="dxa"/>
-          </w:tcPr>
-          <w:p>
-            <w:pPr>
-              <w:pStyle w:val="PlainText"/>
-              <w:spacing w:before="60"/>
-              <w:jc w:val="right"/>
-              <w:rPr>
-                <w:rFonts w:ascii="Verdana" w:eastAsia="MS Mincho" w:hAnsi="Verdana" w:cs="Tahoma"/>
-                <w:b/>
-                <w:bCs/>
-                <w:sz w:val="22"/>
-                <w:szCs w:val="22"/>
-                <w:lang w:val="en-US" w:eastAsia="en-US" w:bidi="ar-SA"/>
-              </w:rPr>
-            </w:pPr>
-            <w:r>
-              <w:rPr>
-                <w:rFonts w:ascii="Verdana" w:eastAsia="MS Mincho" w:hAnsi="Verdana" w:cs="Tahoma"/>
-                <w:b/>
-                <w:bCs/>
-                <w:sz w:val="22"/>
-                <w:szCs w:val="22"/>
-                <w:lang w:val="en-US" w:eastAsia="en-US" w:bidi="ar-SA"/>
-              </w:rPr>
-              <w:t>Independent Schools Victoria</w:t>
-            </w:r>
-          </w:p>
-        </w:tc>
-      </w:tr>
-      <w:tr>
-        <w:tc>
-          <w:tcPr>
-            <w:tcW w:w="1809" w:type="dxa"/>
-          </w:tcPr>
-          <w:p>
-            <w:pPr>
-              <w:pStyle w:val="PlainText"/>
-              <w:spacing w:before="60"/>
-              <w:rPr>
-                <w:rFonts w:ascii="Verdana" w:eastAsia="MS Mincho" w:hAnsi="Verdana" w:cs="Tahoma"/>
-                <w:sz w:val="22"/>
-                <w:szCs w:val="22"/>
-                <w:lang w:val="en-US" w:eastAsia="en-US" w:bidi="ar-SA"/>
-              </w:rPr>
-            </w:pPr>
-            <w:r>
-              <w:rPr>
-                <w:rFonts w:ascii="Verdana" w:eastAsia="MS Mincho" w:hAnsi="Verdana" w:cs="Tahoma"/>
-                <w:sz w:val="22"/>
-                <w:szCs w:val="22"/>
-                <w:lang w:val="en-US" w:eastAsia="en-US" w:bidi="ar-SA"/>
-              </w:rPr>
-              <w:t>Oct 2022 – Current</w:t>
-            </w:r>
-          </w:p>
-        </w:tc>
-        <w:tc>
-          <w:tcPr>
-            <w:tcW w:w="8931" w:type="dxa"/>
-            <w:gridSpan w:val="3"/>
-          </w:tcPr>
-          <w:p>
-            <w:pPr>
-              <w:numPr>
-                <w:ilvl w:val="0"/>
-                <w:numId w:val="4"/>
-              </w:numPr>
-              <w:shd w:val="clear" w:color="auto" w:fill="FFFFFF"/>
-              <w:spacing w:before="100" w:beforeAutospacing="1" w:after="100" w:afterAutospacing="1"/>
-              <w:rPr>
-                <w:rFonts w:ascii="Verdana" w:hAnsi="Verdana" w:cs="Arial"/>
-                <w:lang w:val="en-AU" w:eastAsia="en-AU"/>
-              </w:rPr>
-            </w:pPr>
-            <w:proofErr w:type="spellStart"/>
-            <w:r>
-              <w:rPr>
-                <w:rFonts w:ascii="Verdana" w:hAnsi="Verdana" w:cs="Arial"/>
-                <w:shd w:val="clear" w:color="auto" w:fill="FFFFFF"/>
-              </w:rPr>
-              <w:t>Succesfully</w:t>
-            </w:r>
-            <w:proofErr w:type="spellEnd"/>
-            <w:r>
-              <w:rPr>
-                <w:rFonts w:ascii="Verdana" w:hAnsi="Verdana" w:cs="Arial"/>
-                <w:shd w:val="clear" w:color="auto" w:fill="FFFFFF"/>
-              </w:rPr>
-              <w:t xml:space="preserve"> deployed our new </w:t>
-            </w:r>
-            <w:proofErr w:type="spellStart"/>
-            <w:r>
-              <w:rPr>
-                <w:rFonts w:ascii="Verdana" w:hAnsi="Verdana" w:cs="Arial"/>
-                <w:shd w:val="clear" w:color="auto" w:fill="FFFFFF"/>
-              </w:rPr>
-              <w:t>isEducation</w:t>
-            </w:r>
-            <w:proofErr w:type="spellEnd"/>
-            <w:r>
-              <w:rPr>
-                <w:rFonts w:ascii="Verdana" w:hAnsi="Verdana" w:cs="Arial"/>
-                <w:shd w:val="clear" w:color="auto" w:fill="FFFFFF"/>
-              </w:rPr>
-              <w:t xml:space="preserve"> platform</w:t>
-            </w:r>
-            <w:r>
-              <w:rPr>
-                <w:rFonts w:ascii="Verdana" w:hAnsi="Verdana" w:cs="Arial"/>
-                <w:shd w:val="clear" w:color="auto" w:fill="FFFFFF"/>
-              </w:rPr>
-              <w:t xml:space="preserve"> (last year)</w:t>
-            </w:r>
-            <w:r>
-              <w:rPr>
-                <w:rFonts w:ascii="Verdana" w:hAnsi="Verdana" w:cs="Arial"/>
-                <w:shd w:val="clear" w:color="auto" w:fill="FFFFFF"/>
-              </w:rPr>
-              <w:t xml:space="preserve"> for Independent Schools Victoria which is built on the latest technologies listed in my skill set. Taking lead on project development </w:t>
-            </w:r>
-            <w:hyperlink r:id="rId7" w:history="1">
-              <w:r>
-                <w:rPr>
-                  <w:rStyle w:val="Hyperlink"/>
-                  <w:rFonts w:ascii="Verdana" w:hAnsi="Verdana"/>
-                </w:rPr>
-                <w:t>https://education.is.vic.edu.au</w:t>
-              </w:r>
-            </w:hyperlink>
-            <w:r>
-              <w:rPr>
-                <w:rFonts w:ascii="Verdana" w:hAnsi="Verdana"/>
-              </w:rPr>
-              <w:t xml:space="preserve">  </w:t>
-            </w:r>
-          </w:p>
-          <w:p>
-            <w:pPr>
-              <w:numPr>
-                <w:ilvl w:val="0"/>
-                <w:numId w:val="4"/>
-              </w:numPr>
-              <w:shd w:val="clear" w:color="auto" w:fill="FFFFFF"/>
-              <w:spacing w:before="100" w:beforeAutospacing="1" w:after="100" w:afterAutospacing="1"/>
-              <w:rPr>
-                <w:rFonts w:ascii="Verdana" w:hAnsi="Verdana" w:cs="Arial"/>
-                <w:lang w:val="en-AU" w:eastAsia="en-AU"/>
-              </w:rPr>
-            </w:pPr>
-            <w:r>
-              <w:rPr>
-                <w:rFonts w:ascii="Verdana" w:hAnsi="Verdana" w:cs="Arial"/>
-                <w:lang w:val="en-AU" w:eastAsia="en-AU"/>
-              </w:rPr>
-              <w:t>Development of in-house Angular TypeScript Libraries and .net NuGet packages.</w:t>
-            </w:r>
-          </w:p>
-          <w:p>
-            <w:pPr>
-              <w:numPr>
-                <w:ilvl w:val="0"/>
-                <w:numId w:val="4"/>
-              </w:numPr>
-              <w:shd w:val="clear" w:color="auto" w:fill="FFFFFF"/>
-              <w:spacing w:before="100" w:beforeAutospacing="1" w:after="100" w:afterAutospacing="1"/>
-              <w:rPr>
-                <w:rFonts w:ascii="Verdana" w:hAnsi="Verdana" w:cs="Arial"/>
-                <w:lang w:val="en-AU" w:eastAsia="en-AU"/>
-              </w:rPr>
-            </w:pPr>
-            <w:r>
-              <w:rPr>
-                <w:rFonts w:ascii="Verdana" w:hAnsi="Verdana" w:cs="Arial"/>
-              </w:rPr>
-              <w:t>Managing team of developers and cloud engineers for building solutions for our schools/</w:t>
-            </w:r>
-            <w:proofErr w:type="spellStart"/>
-            <w:r>
-              <w:rPr>
-                <w:rFonts w:ascii="Verdana" w:hAnsi="Verdana" w:cs="Arial"/>
-              </w:rPr>
-              <w:t>organisations</w:t>
-            </w:r>
-            <w:proofErr w:type="spellEnd"/>
-            <w:r>
-              <w:rPr>
-                <w:rFonts w:ascii="Verdana" w:hAnsi="Verdana" w:cs="Arial"/>
-              </w:rPr>
-              <w:t>.</w:t>
-            </w:r>
-          </w:p>
-          <w:p>
-            <w:pPr>
-              <w:numPr>
-                <w:ilvl w:val="0"/>
-                <w:numId w:val="4"/>
-              </w:numPr>
-              <w:shd w:val="clear" w:color="auto" w:fill="FFFFFF"/>
-              <w:spacing w:before="100" w:beforeAutospacing="1" w:after="100" w:afterAutospacing="1"/>
-              <w:rPr>
-                <w:rFonts w:ascii="Verdana" w:hAnsi="Verdana" w:cs="Arial"/>
-                <w:lang w:val="en-AU" w:eastAsia="en-AU"/>
-              </w:rPr>
-            </w:pPr>
-            <w:r>
-              <w:rPr>
-                <w:rFonts w:ascii="Verdana" w:hAnsi="Verdana" w:cs="Arial"/>
-                <w:shd w:val="clear" w:color="auto" w:fill="FFFFFF"/>
-              </w:rPr>
-              <w:t>Interactions with Stakeholder and Non-</w:t>
-            </w:r>
-            <w:r>
-              <w:rPr>
-                <w:rFonts w:ascii="Verdana" w:hAnsi="Verdana" w:cs="Arial"/>
-                <w:lang w:val="en-AU" w:eastAsia="en-AU"/>
-              </w:rPr>
-              <w:t>Technical people on regular bases.</w:t>
-            </w:r>
-          </w:p>
-          <w:p>
-            <w:pPr>
-              <w:numPr>
-                <w:ilvl w:val="0"/>
-                <w:numId w:val="4"/>
-              </w:numPr>
-              <w:shd w:val="clear" w:color="auto" w:fill="FFFFFF"/>
-              <w:spacing w:before="100" w:beforeAutospacing="1" w:after="100" w:afterAutospacing="1"/>
-              <w:rPr>
-                <w:rFonts w:ascii="Verdana" w:hAnsi="Verdana" w:cs="Arial"/>
-                <w:lang w:val="en-AU" w:eastAsia="en-AU"/>
-              </w:rPr>
-            </w:pPr>
-            <w:r>
-              <w:rPr>
-                <w:rFonts w:ascii="Verdana" w:hAnsi="Verdana" w:cs="Arial"/>
-              </w:rPr>
-              <w:t>Certificate in Agile Project Management.</w:t>
-            </w:r>
-          </w:p>
-          <w:p>
-            <w:pPr>
-              <w:numPr>
-                <w:ilvl w:val="0"/>
-                <w:numId w:val="4"/>
-              </w:numPr>
-              <w:shd w:val="clear" w:color="auto" w:fill="FFFFFF"/>
-              <w:spacing w:before="100" w:beforeAutospacing="1" w:after="100" w:afterAutospacing="1"/>
-              <w:rPr>
-                <w:rFonts w:ascii="Verdana" w:hAnsi="Verdana" w:cs="Arial"/>
-                <w:lang w:val="en-AU"/>
-              </w:rPr>
-            </w:pPr>
-            <w:r>
-              <w:rPr>
-                <w:rFonts w:ascii="Verdana" w:hAnsi="Verdana" w:cs="Arial"/>
-                <w:lang w:val="en-AU"/>
-              </w:rPr>
-              <w:t xml:space="preserve">Taking lead on transitioning </w:t>
-            </w:r>
-            <w:proofErr w:type="spellStart"/>
-            <w:r>
-              <w:rPr>
-                <w:rFonts w:ascii="Verdana" w:hAnsi="Verdana" w:cs="Arial"/>
-                <w:lang w:val="en-AU"/>
-              </w:rPr>
-              <w:t>isEducation</w:t>
-            </w:r>
-            <w:proofErr w:type="spellEnd"/>
-            <w:r>
-              <w:rPr>
-                <w:rFonts w:ascii="Verdana" w:hAnsi="Verdana" w:cs="Arial"/>
-                <w:lang w:val="en-AU"/>
-              </w:rPr>
-              <w:t xml:space="preserve"> Suite from OLD MVC "Monolithic architecture" into NEW </w:t>
-            </w:r>
-            <w:r>
-              <w:rPr>
-                <w:rFonts w:ascii="Verdana" w:hAnsi="Verdana" w:cs="Arial"/>
-                <w:b/>
-                <w:bCs/>
-                <w:lang w:val="en-AU"/>
-              </w:rPr>
-              <w:t>Angular PWA-Responsive (latest)</w:t>
-            </w:r>
-            <w:r>
-              <w:rPr>
-                <w:rFonts w:ascii="Verdana" w:hAnsi="Verdana" w:cs="Arial"/>
-                <w:lang w:val="en-AU"/>
-              </w:rPr>
-              <w:t> front end and </w:t>
-            </w:r>
-            <w:r>
-              <w:rPr>
-                <w:rFonts w:ascii="Verdana" w:hAnsi="Verdana" w:cs="Arial"/>
-                <w:b/>
-                <w:bCs/>
-                <w:lang w:val="en-AU"/>
-              </w:rPr>
-              <w:t>.net (latest) API.</w:t>
-            </w:r>
-            <w:r>
-              <w:rPr>
-                <w:rFonts w:ascii="Verdana" w:hAnsi="Verdana" w:cs="Arial"/>
-                <w:lang w:val="en-AU"/>
-              </w:rPr>
-              <w:t> "Micro-services architecture"</w:t>
-            </w:r>
-          </w:p>
-          <w:p>
-            <w:pPr>
-              <w:numPr>
-                <w:ilvl w:val="0"/>
-                <w:numId w:val="4"/>
-              </w:numPr>
-              <w:shd w:val="clear" w:color="auto" w:fill="FFFFFF"/>
-              <w:spacing w:before="100" w:beforeAutospacing="1" w:after="100" w:afterAutospacing="1"/>
-              <w:rPr>
-                <w:rFonts w:ascii="Verdana" w:hAnsi="Verdana" w:cs="Arial"/>
-                <w:lang w:val="en-AU"/>
-              </w:rPr>
-            </w:pPr>
-            <w:proofErr w:type="spellStart"/>
-            <w:r>
-              <w:rPr>
-                <w:rFonts w:ascii="Verdana" w:hAnsi="Verdana" w:cs="Arial"/>
-                <w:lang w:val="en-AU"/>
-              </w:rPr>
-              <w:t>isEducation</w:t>
-            </w:r>
-            <w:proofErr w:type="spellEnd"/>
-            <w:r>
-              <w:rPr>
-                <w:rFonts w:ascii="Verdana" w:hAnsi="Verdana" w:cs="Arial"/>
-                <w:lang w:val="en-AU"/>
-              </w:rPr>
-              <w:t xml:space="preserve"> suite is built upon Azure B2C Tenant, OAuth2.0 Authentication/Authorization. Where </w:t>
-            </w:r>
-            <w:proofErr w:type="spellStart"/>
-            <w:r>
-              <w:rPr>
-                <w:rFonts w:ascii="Verdana" w:hAnsi="Verdana" w:cs="Arial"/>
-                <w:lang w:val="en-AU"/>
-              </w:rPr>
-              <w:t>isEducation</w:t>
-            </w:r>
-            <w:proofErr w:type="spellEnd"/>
-            <w:r>
-              <w:rPr>
-                <w:rFonts w:ascii="Verdana" w:hAnsi="Verdana" w:cs="Arial"/>
-                <w:lang w:val="en-AU"/>
-              </w:rPr>
-              <w:t xml:space="preserve"> acts as an OAuth 2.0 server. Suite apps act as client applications.</w:t>
-            </w:r>
-          </w:p>
-          <w:p>
-            <w:pPr>
-              <w:numPr>
-                <w:ilvl w:val="0"/>
-                <w:numId w:val="4"/>
-              </w:numPr>
-              <w:shd w:val="clear" w:color="auto" w:fill="FFFFFF"/>
-              <w:spacing w:before="100" w:beforeAutospacing="1" w:after="100" w:afterAutospacing="1"/>
-              <w:rPr>
-                <w:rFonts w:ascii="Verdana" w:hAnsi="Verdana" w:cs="Arial"/>
-                <w:lang w:val="en-AU"/>
-              </w:rPr>
-            </w:pPr>
-            <w:r>
-              <w:rPr>
-                <w:rFonts w:ascii="Verdana" w:hAnsi="Verdana" w:cs="Arial"/>
-                <w:lang w:val="en-AU"/>
-              </w:rPr>
-              <w:t xml:space="preserve">Taking lead on setting up Eco-System (Environments - Dev/UAT/Staging/Production) for </w:t>
-            </w:r>
-            <w:proofErr w:type="spellStart"/>
-            <w:r>
-              <w:rPr>
-                <w:rFonts w:ascii="Verdana" w:hAnsi="Verdana" w:cs="Arial"/>
-                <w:lang w:val="en-AU"/>
-              </w:rPr>
-              <w:t>isEducation</w:t>
-            </w:r>
-            <w:proofErr w:type="spellEnd"/>
-            <w:r>
-              <w:rPr>
-                <w:rFonts w:ascii="Verdana" w:hAnsi="Verdana" w:cs="Arial"/>
-                <w:lang w:val="en-AU"/>
-              </w:rPr>
-              <w:t xml:space="preserve"> suite applications.</w:t>
-            </w:r>
-          </w:p>
-          <w:p>
-            <w:pPr>
-              <w:numPr>
-                <w:ilvl w:val="0"/>
-                <w:numId w:val="4"/>
-              </w:numPr>
-              <w:shd w:val="clear" w:color="auto" w:fill="FFFFFF"/>
-              <w:spacing w:before="100" w:beforeAutospacing="1" w:after="100" w:afterAutospacing="1"/>
-              <w:rPr>
-                <w:rFonts w:ascii="Verdana" w:hAnsi="Verdana" w:cs="Arial"/>
-                <w:lang w:val="en-AU"/>
-              </w:rPr>
-            </w:pPr>
-            <w:r>
-              <w:rPr>
-                <w:rFonts w:ascii="Verdana" w:hAnsi="Verdana" w:cs="Arial"/>
-                <w:lang w:val="en-AU"/>
-              </w:rPr>
-              <w:t>Setting up environment also includes creating Resources in Azure Portal and deploying website on relevant URLs.</w:t>
-            </w:r>
-          </w:p>
-          <w:p>
-            <w:pPr>
-              <w:numPr>
-                <w:ilvl w:val="0"/>
-                <w:numId w:val="4"/>
-              </w:numPr>
-              <w:shd w:val="clear" w:color="auto" w:fill="FFFFFF"/>
-              <w:spacing w:before="100" w:beforeAutospacing="1" w:after="100" w:afterAutospacing="1"/>
-              <w:rPr>
-                <w:rFonts w:ascii="Verdana" w:hAnsi="Verdana" w:cs="Arial"/>
-                <w:lang w:val="en-AU"/>
-              </w:rPr>
-            </w:pPr>
-            <w:r>
-              <w:rPr>
-                <w:rFonts w:ascii="Verdana" w:hAnsi="Verdana" w:cs="Arial"/>
-                <w:lang w:val="en-AU"/>
-              </w:rPr>
-              <w:t xml:space="preserve">Building pipelines per </w:t>
-            </w:r>
-            <w:proofErr w:type="spellStart"/>
-            <w:r>
-              <w:rPr>
-                <w:rFonts w:ascii="Verdana" w:hAnsi="Verdana" w:cs="Arial"/>
-                <w:lang w:val="en-AU"/>
-              </w:rPr>
-              <w:t>isEducation</w:t>
-            </w:r>
-            <w:proofErr w:type="spellEnd"/>
-            <w:r>
-              <w:rPr>
-                <w:rFonts w:ascii="Verdana" w:hAnsi="Verdana" w:cs="Arial"/>
-                <w:lang w:val="en-AU"/>
-              </w:rPr>
-              <w:t xml:space="preserve"> Suite App per environment for </w:t>
-            </w:r>
-            <w:r>
-              <w:rPr>
-                <w:rFonts w:ascii="Verdana" w:hAnsi="Verdana" w:cs="Arial"/>
-                <w:b/>
-                <w:bCs/>
-                <w:lang w:val="en-AU"/>
-              </w:rPr>
-              <w:t>CI/CD</w:t>
-            </w:r>
-          </w:p>
-          <w:p>
-            <w:pPr>
-              <w:numPr>
-                <w:ilvl w:val="0"/>
-                <w:numId w:val="4"/>
-              </w:numPr>
-              <w:shd w:val="clear" w:color="auto" w:fill="FFFFFF"/>
-              <w:spacing w:before="100" w:beforeAutospacing="1" w:after="100" w:afterAutospacing="1"/>
-              <w:rPr>
-                <w:rFonts w:ascii="Verdana" w:hAnsi="Verdana" w:cs="Arial"/>
-                <w:lang w:val="en-AU"/>
-              </w:rPr>
-            </w:pPr>
-            <w:r>
-              <w:rPr>
-                <w:rFonts w:ascii="Verdana" w:hAnsi="Verdana" w:cs="Arial"/>
-                <w:lang w:val="en-AU"/>
-              </w:rPr>
-              <w:t>Collaborating with team of developers and cloud engineers for building solutions for our schools.</w:t>
-            </w:r>
-          </w:p>
-          <w:p>
-            <w:pPr>
-              <w:numPr>
-                <w:ilvl w:val="0"/>
-                <w:numId w:val="4"/>
-              </w:numPr>
-              <w:shd w:val="clear" w:color="auto" w:fill="FFFFFF"/>
-              <w:spacing w:before="100" w:beforeAutospacing="1" w:after="100" w:afterAutospacing="1"/>
-              <w:rPr>
-                <w:rFonts w:ascii="Verdana" w:hAnsi="Verdana" w:cs="Arial"/>
-                <w:lang w:val="en-AU"/>
-              </w:rPr>
-            </w:pPr>
-            <w:r>
-              <w:rPr>
-                <w:rFonts w:ascii="Verdana" w:hAnsi="Verdana" w:cs="Arial"/>
-                <w:lang w:val="en-AU"/>
-              </w:rPr>
-              <w:t>Weekly scrum for monitoring on-going development and adhering to task deadlines.</w:t>
-            </w:r>
-          </w:p>
-          <w:p>
-            <w:pPr>
-              <w:numPr>
-                <w:ilvl w:val="0"/>
-                <w:numId w:val="4"/>
-              </w:numPr>
-              <w:shd w:val="clear" w:color="auto" w:fill="FFFFFF"/>
-              <w:spacing w:before="100" w:beforeAutospacing="1" w:after="100" w:afterAutospacing="1"/>
-              <w:rPr>
-                <w:rFonts w:ascii="Verdana" w:hAnsi="Verdana" w:cs="Arial"/>
-                <w:lang w:val="en-AU"/>
-              </w:rPr>
-            </w:pPr>
-            <w:proofErr w:type="spellStart"/>
-            <w:r>
-              <w:rPr>
-                <w:rFonts w:ascii="Verdana" w:hAnsi="Verdana" w:cs="Arial"/>
-                <w:lang w:val="en-AU"/>
-              </w:rPr>
-              <w:t>isEducation</w:t>
-            </w:r>
-            <w:proofErr w:type="spellEnd"/>
-            <w:r>
-              <w:rPr>
-                <w:rFonts w:ascii="Verdana" w:hAnsi="Verdana" w:cs="Arial"/>
-                <w:lang w:val="en-AU"/>
-              </w:rPr>
-              <w:t xml:space="preserve"> suite includes various products such as </w:t>
-            </w:r>
-            <w:proofErr w:type="spellStart"/>
-            <w:r>
-              <w:rPr>
-                <w:rFonts w:ascii="Verdana" w:hAnsi="Verdana" w:cs="Arial"/>
-                <w:b/>
-                <w:bCs/>
-                <w:lang w:val="en-AU"/>
-              </w:rPr>
-              <w:t>isLearn</w:t>
-            </w:r>
-            <w:proofErr w:type="spellEnd"/>
-            <w:r>
-              <w:rPr>
-                <w:rFonts w:ascii="Verdana" w:hAnsi="Verdana" w:cs="Arial"/>
-                <w:b/>
-                <w:bCs/>
-                <w:lang w:val="en-AU"/>
-              </w:rPr>
-              <w:t xml:space="preserve">, </w:t>
-            </w:r>
-            <w:proofErr w:type="spellStart"/>
-            <w:r>
-              <w:rPr>
-                <w:rFonts w:ascii="Verdana" w:hAnsi="Verdana" w:cs="Arial"/>
-                <w:b/>
-                <w:bCs/>
-                <w:lang w:val="en-AU"/>
-              </w:rPr>
-              <w:t>isAnalyse</w:t>
-            </w:r>
-            <w:proofErr w:type="spellEnd"/>
-            <w:r>
-              <w:rPr>
-                <w:rFonts w:ascii="Verdana" w:hAnsi="Verdana" w:cs="Arial"/>
-                <w:b/>
-                <w:bCs/>
-                <w:lang w:val="en-AU"/>
-              </w:rPr>
-              <w:t xml:space="preserve">, </w:t>
-            </w:r>
-            <w:proofErr w:type="spellStart"/>
-            <w:r>
-              <w:rPr>
-                <w:rFonts w:ascii="Verdana" w:hAnsi="Verdana" w:cs="Arial"/>
-                <w:b/>
-                <w:bCs/>
-                <w:lang w:val="en-AU"/>
-              </w:rPr>
-              <w:t>isConnect</w:t>
-            </w:r>
-            <w:proofErr w:type="spellEnd"/>
-            <w:r>
-              <w:rPr>
-                <w:rFonts w:ascii="Verdana" w:hAnsi="Verdana" w:cs="Arial"/>
-                <w:b/>
-                <w:bCs/>
-                <w:lang w:val="en-AU"/>
-              </w:rPr>
-              <w:t xml:space="preserve">, </w:t>
-            </w:r>
-            <w:proofErr w:type="spellStart"/>
-            <w:r>
-              <w:rPr>
-                <w:rFonts w:ascii="Verdana" w:hAnsi="Verdana" w:cs="Arial"/>
-                <w:b/>
-                <w:bCs/>
-                <w:lang w:val="en-AU"/>
-              </w:rPr>
-              <w:t>isCommunicate</w:t>
-            </w:r>
-            <w:proofErr w:type="spellEnd"/>
-            <w:r>
-              <w:rPr>
-                <w:rFonts w:ascii="Verdana" w:hAnsi="Verdana" w:cs="Arial"/>
-                <w:b/>
-                <w:bCs/>
-                <w:lang w:val="en-AU"/>
-              </w:rPr>
-              <w:t xml:space="preserve">, </w:t>
-            </w:r>
-            <w:proofErr w:type="spellStart"/>
-            <w:r>
-              <w:rPr>
-                <w:rFonts w:ascii="Verdana" w:hAnsi="Verdana" w:cs="Arial"/>
-                <w:b/>
-                <w:bCs/>
-                <w:lang w:val="en-AU"/>
-              </w:rPr>
-              <w:t>isRecruit</w:t>
-            </w:r>
-            <w:proofErr w:type="spellEnd"/>
-            <w:r>
-              <w:rPr>
-                <w:rFonts w:ascii="Verdana" w:hAnsi="Verdana" w:cs="Arial"/>
-                <w:b/>
-                <w:bCs/>
-                <w:lang w:val="en-AU"/>
-              </w:rPr>
-              <w:t xml:space="preserve">, </w:t>
-            </w:r>
-            <w:proofErr w:type="spellStart"/>
-            <w:r>
-              <w:rPr>
-                <w:rFonts w:ascii="Verdana" w:hAnsi="Verdana" w:cs="Arial"/>
-                <w:b/>
-                <w:bCs/>
-                <w:lang w:val="en-AU"/>
-              </w:rPr>
-              <w:t>isPodcast</w:t>
-            </w:r>
-            <w:proofErr w:type="spellEnd"/>
-            <w:r>
-              <w:rPr>
-                <w:rFonts w:ascii="Verdana" w:hAnsi="Verdana" w:cs="Arial"/>
-                <w:b/>
-                <w:bCs/>
-                <w:lang w:val="en-AU"/>
-              </w:rPr>
-              <w:t xml:space="preserve">, </w:t>
-            </w:r>
-            <w:proofErr w:type="spellStart"/>
-            <w:r>
-              <w:rPr>
-                <w:rFonts w:ascii="Verdana" w:hAnsi="Verdana" w:cs="Arial"/>
-                <w:b/>
-                <w:bCs/>
-                <w:lang w:val="en-AU"/>
-              </w:rPr>
-              <w:t>isArtwork</w:t>
-            </w:r>
-            <w:proofErr w:type="spellEnd"/>
-          </w:p>
-          <w:p>
-            <w:pPr>
-              <w:numPr>
-                <w:ilvl w:val="0"/>
-                <w:numId w:val="4"/>
-              </w:numPr>
-              <w:shd w:val="clear" w:color="auto" w:fill="FFFFFF"/>
-              <w:spacing w:before="100" w:beforeAutospacing="1" w:after="100" w:afterAutospacing="1"/>
-              <w:rPr>
-                <w:rFonts w:ascii="Verdana" w:hAnsi="Verdana" w:cs="Arial"/>
-                <w:lang w:val="en-AU"/>
-              </w:rPr>
-            </w:pPr>
-            <w:r>
-              <w:rPr>
-                <w:rFonts w:ascii="Verdana" w:hAnsi="Verdana" w:cs="Arial"/>
-                <w:lang w:val="en-AU"/>
-              </w:rPr>
-              <w:t>API Integration with 3rd party tool </w:t>
-            </w:r>
-            <w:r>
-              <w:rPr>
-                <w:rFonts w:ascii="Verdana" w:hAnsi="Verdana" w:cs="Arial"/>
-                <w:b/>
-                <w:bCs/>
-                <w:lang w:val="en-AU"/>
-              </w:rPr>
-              <w:t>(Qlik Sense Analytics)</w:t>
-            </w:r>
-          </w:p>
-          <w:p>
-            <w:pPr>
-              <w:numPr>
-                <w:ilvl w:val="0"/>
-                <w:numId w:val="4"/>
-              </w:numPr>
-              <w:shd w:val="clear" w:color="auto" w:fill="FFFFFF"/>
-              <w:spacing w:before="100" w:beforeAutospacing="1" w:after="100" w:afterAutospacing="1"/>
-              <w:rPr>
-                <w:rFonts w:ascii="Verdana" w:hAnsi="Verdana" w:cs="Arial"/>
-                <w:lang w:val="en-AU"/>
-              </w:rPr>
-            </w:pPr>
-            <w:r>
-              <w:rPr>
-                <w:rFonts w:ascii="Verdana" w:hAnsi="Verdana" w:cs="Arial"/>
-                <w:lang w:val="en-AU"/>
-              </w:rPr>
-              <w:t xml:space="preserve">Maintenance of OLD </w:t>
-            </w:r>
-            <w:proofErr w:type="spellStart"/>
-            <w:r>
-              <w:rPr>
-                <w:rFonts w:ascii="Verdana" w:hAnsi="Verdana" w:cs="Arial"/>
-                <w:lang w:val="en-AU"/>
-              </w:rPr>
-              <w:t>isEducation</w:t>
-            </w:r>
-            <w:proofErr w:type="spellEnd"/>
-            <w:r>
-              <w:rPr>
-                <w:rFonts w:ascii="Verdana" w:hAnsi="Verdana" w:cs="Arial"/>
-                <w:lang w:val="en-AU"/>
-              </w:rPr>
-              <w:t xml:space="preserve"> suite built on Blazor Web Assembly from Microsoft and .net Framework.</w:t>
-            </w:r>
-          </w:p>
-          <w:p>
-            <w:pPr>
-              <w:numPr>
-                <w:ilvl w:val="0"/>
-                <w:numId w:val="4"/>
-              </w:numPr>
-              <w:shd w:val="clear" w:color="auto" w:fill="FFFFFF"/>
-              <w:spacing w:before="100" w:beforeAutospacing="1" w:after="100" w:afterAutospacing="1"/>
-              <w:rPr>
-                <w:rFonts w:ascii="Verdana" w:hAnsi="Verdana" w:cs="Arial"/>
-                <w:lang w:val="en-AU"/>
-              </w:rPr>
-            </w:pPr>
-            <w:r>
-              <w:rPr>
-                <w:rFonts w:ascii="Verdana" w:hAnsi="Verdana" w:cs="Arial"/>
-                <w:lang w:val="en-AU"/>
-              </w:rPr>
-              <w:t>Development and version release of Xamarin Android Apps </w:t>
-            </w:r>
-            <w:r>
-              <w:rPr>
-                <w:rFonts w:ascii="Verdana" w:hAnsi="Verdana" w:cs="Arial"/>
-                <w:b/>
-                <w:bCs/>
-                <w:lang w:val="en-AU"/>
-              </w:rPr>
-              <w:t>(</w:t>
-            </w:r>
-            <w:proofErr w:type="spellStart"/>
-            <w:r>
-              <w:rPr>
-                <w:rFonts w:ascii="Verdana" w:hAnsi="Verdana" w:cs="Arial"/>
-                <w:b/>
-                <w:bCs/>
-                <w:lang w:val="en-AU"/>
-              </w:rPr>
-              <w:t>isCommunicate</w:t>
-            </w:r>
-            <w:proofErr w:type="spellEnd"/>
-            <w:r>
-              <w:rPr>
-                <w:rFonts w:ascii="Verdana" w:hAnsi="Verdana" w:cs="Arial"/>
-                <w:b/>
-                <w:bCs/>
-                <w:lang w:val="en-AU"/>
-              </w:rPr>
-              <w:t>) </w:t>
-            </w:r>
-            <w:r>
-              <w:rPr>
-                <w:rFonts w:ascii="Verdana" w:hAnsi="Verdana" w:cs="Arial"/>
-                <w:lang w:val="en-AU"/>
-              </w:rPr>
-              <w:t>on Google Play</w:t>
-            </w:r>
-          </w:p>
-          <w:p>
-            <w:pPr>
-              <w:shd w:val="clear" w:color="auto" w:fill="FFFFFF"/>
-              <w:spacing w:before="100" w:beforeAutospacing="1" w:after="100" w:afterAutospacing="1"/>
-              <w:rPr>
-                <w:rFonts w:ascii="Verdana" w:hAnsi="Verdana" w:cs="Arial"/>
-                <w:lang w:val="en-AU"/>
-              </w:rPr>
-            </w:pPr>
-          </w:p>
-          <w:p>
-            <w:pPr>
-              <w:shd w:val="clear" w:color="auto" w:fill="FFFFFF"/>
-              <w:spacing w:before="100" w:beforeAutospacing="1" w:after="100" w:afterAutospacing="1"/>
-              <w:rPr>
-                <w:rFonts w:ascii="Verdana" w:hAnsi="Verdana" w:cs="Arial"/>
-                <w:lang w:val="en-AU"/>
-              </w:rPr>
-            </w:pPr>
-          </w:p>
-          <w:p>
-            <w:pPr>
-              <w:shd w:val="clear" w:color="auto" w:fill="FFFFFF"/>
-              <w:spacing w:before="100" w:beforeAutospacing="1" w:after="100" w:afterAutospacing="1"/>
-              <w:rPr>
-                <w:rFonts w:ascii="Verdana" w:hAnsi="Verdana" w:cs="Arial"/>
-                <w:lang w:val="en-AU"/>
-              </w:rPr>
-            </w:pPr>
-          </w:p>
-          <w:p>
-            <w:pPr>
-              <w:shd w:val="clear" w:color="auto" w:fill="FFFFFF"/>
-              <w:spacing w:before="100" w:beforeAutospacing="1" w:after="100" w:afterAutospacing="1"/>
-              <w:rPr>
-                <w:rFonts w:ascii="Verdana" w:hAnsi="Verdana" w:cs="Arial"/>
-                <w:lang w:val="en-AU"/>
-              </w:rPr>
-            </w:pPr>
-          </w:p>
-          <w:p>
-            <w:pPr>
-              <w:rPr>
-                <w:rFonts w:ascii="Verdana" w:eastAsia="MS Mincho" w:hAnsi="Verdana"/>
-                <w:sz w:val="22"/>
-                <w:szCs w:val="22"/>
-              </w:rPr>
-            </w:pPr>
-          </w:p>
-        </w:tc>
-      </w:tr>
-    </w:tbl>
-    <w:p>
-      <w:pPr>
-        <w:pStyle w:val="PlainText"/>
-        <w:pBdr>
-          <w:top w:val="single" w:sz="18" w:space="1" w:color="auto"/>
-        </w:pBdr>
-        <w:jc w:val="both"/>
-        <w:rPr>
-          <w:rFonts w:ascii="Verdana" w:eastAsia="MS Mincho" w:hAnsi="Verdana" w:cs="Tahoma"/>
-          <w:sz w:val="22"/>
-          <w:szCs w:val="22"/>
-        </w:rPr>
-      </w:pPr>
-    </w:p>
-    <w:tbl>
-      <w:tblPr>
-        <w:tblW w:w="10740" w:type="dxa"/>
-        <w:tblLook w:val="04A0" w:firstRow="1" w:lastRow="0" w:firstColumn="1" w:lastColumn="0" w:noHBand="0" w:noVBand="1"/>
-      </w:tblPr>
-      <w:tblGrid>
-        <w:gridCol w:w="1809"/>
-        <w:gridCol w:w="567"/>
-        <w:gridCol w:w="4584"/>
-        <w:gridCol w:w="3780"/>
-      </w:tblGrid>
-      <w:tr>
-        <w:tc>
-          <w:tcPr>
-            <w:tcW w:w="2376" w:type="dxa"/>
-            <w:gridSpan w:val="2"/>
-          </w:tcPr>
-          <w:p>
-            <w:pPr>
-              <w:pStyle w:val="PlainText"/>
-              <w:spacing w:before="60"/>
-              <w:rPr>
-                <w:rFonts w:ascii="Verdana" w:eastAsia="MS Mincho" w:hAnsi="Verdana" w:cs="Tahoma"/>
-                <w:b/>
-                <w:bCs/>
-                <w:sz w:val="22"/>
-                <w:szCs w:val="22"/>
-                <w:lang w:val="en-US" w:eastAsia="en-US" w:bidi="ar-SA"/>
-              </w:rPr>
-            </w:pPr>
-            <w:r>
-              <w:rPr>
-                <w:rFonts w:ascii="Verdana" w:eastAsia="MS Mincho" w:hAnsi="Verdana" w:cs="Tahoma"/>
-                <w:b/>
-                <w:bCs/>
-                <w:sz w:val="22"/>
-                <w:szCs w:val="22"/>
-                <w:lang w:val="en-US" w:eastAsia="en-US" w:bidi="ar-SA"/>
-              </w:rPr>
-              <w:t>EXPERIENCE</w:t>
-            </w:r>
-          </w:p>
-        </w:tc>
-        <w:tc>
-          <w:tcPr>
-            <w:tcW w:w="4584" w:type="dxa"/>
-          </w:tcPr>
-          <w:p>
-            <w:pPr>
-              <w:pStyle w:val="PlainText"/>
-              <w:spacing w:before="60"/>
-              <w:rPr>
-                <w:rFonts w:ascii="Verdana" w:eastAsia="MS Mincho" w:hAnsi="Verdana" w:cs="Tahoma"/>
-                <w:b/>
-                <w:bCs/>
-                <w:sz w:val="22"/>
-                <w:szCs w:val="22"/>
-                <w:lang w:val="en-US" w:eastAsia="en-US" w:bidi="ar-SA"/>
-              </w:rPr>
-            </w:pPr>
-            <w:r>
-              <w:rPr>
-                <w:rFonts w:ascii="Verdana" w:eastAsia="MS Mincho" w:hAnsi="Verdana" w:cs="Tahoma"/>
-                <w:b/>
-                <w:bCs/>
-                <w:sz w:val="22"/>
-                <w:szCs w:val="22"/>
-                <w:lang w:val="en-US" w:eastAsia="en-US" w:bidi="ar-SA"/>
-              </w:rPr>
-              <w:t xml:space="preserve"> SENIOR DEVELOPER (Full Stack)</w:t>
-            </w:r>
-          </w:p>
-        </w:tc>
-        <w:tc>
-          <w:tcPr>
-            <w:tcW w:w="3780" w:type="dxa"/>
-          </w:tcPr>
-          <w:p>
-            <w:pPr>
-              <w:pStyle w:val="PlainText"/>
-              <w:spacing w:before="60"/>
-              <w:jc w:val="right"/>
-              <w:rPr>
-                <w:rFonts w:ascii="Verdana" w:eastAsia="MS Mincho" w:hAnsi="Verdana" w:cs="Tahoma"/>
-                <w:b/>
-                <w:bCs/>
-                <w:sz w:val="22"/>
-                <w:szCs w:val="22"/>
-                <w:lang w:val="en-US" w:eastAsia="en-US" w:bidi="ar-SA"/>
-              </w:rPr>
-            </w:pPr>
-            <w:proofErr w:type="spellStart"/>
-            <w:r>
-              <w:rPr>
-                <w:rFonts w:ascii="Verdana" w:eastAsia="MS Mincho" w:hAnsi="Verdana" w:cs="Tahoma"/>
-                <w:b/>
-                <w:bCs/>
-                <w:sz w:val="22"/>
-                <w:szCs w:val="22"/>
-                <w:lang w:val="en-US" w:eastAsia="en-US" w:bidi="ar-SA"/>
-              </w:rPr>
-              <w:t>ComputerShare</w:t>
-            </w:r>
-            <w:proofErr w:type="spellEnd"/>
-          </w:p>
-        </w:tc>
-      </w:tr>
-      <w:tr>
-        <w:tc>
-          <w:tcPr>
-            <w:tcW w:w="1809" w:type="dxa"/>
-          </w:tcPr>
-          <w:p>
-            <w:pPr>
-              <w:pStyle w:val="PlainText"/>
-              <w:spacing w:before="60"/>
-              <w:rPr>
-                <w:rFonts w:ascii="Verdana" w:eastAsia="MS Mincho" w:hAnsi="Verdana" w:cs="Tahoma"/>
-                <w:sz w:val="22"/>
-                <w:szCs w:val="22"/>
-                <w:lang w:val="en-US" w:eastAsia="en-US" w:bidi="ar-SA"/>
-              </w:rPr>
-            </w:pPr>
-            <w:r>
-              <w:rPr>
-                <w:rFonts w:ascii="Verdana" w:eastAsia="MS Mincho" w:hAnsi="Verdana" w:cs="Tahoma"/>
-                <w:sz w:val="22"/>
-                <w:szCs w:val="22"/>
-                <w:lang w:val="en-US" w:eastAsia="en-US" w:bidi="ar-SA"/>
-              </w:rPr>
-              <w:t>May 2020 – Sept 2022</w:t>
-            </w:r>
-          </w:p>
-        </w:tc>
-        <w:tc>
-          <w:tcPr>
-            <w:tcW w:w="8931" w:type="dxa"/>
-            <w:gridSpan w:val="3"/>
-          </w:tcPr>
-          <w:p>
-            <w:pPr>
-              <w:numPr>
-                <w:ilvl w:val="0"/>
-                <w:numId w:val="1"/>
-              </w:numPr>
-              <w:rPr>
-                <w:rFonts w:ascii="Verdana" w:eastAsia="MS Mincho" w:hAnsi="Verdana"/>
-                <w:sz w:val="22"/>
-                <w:szCs w:val="22"/>
-              </w:rPr>
-            </w:pPr>
-            <w:r>
-              <w:rPr>
-                <w:rFonts w:ascii="Verdana" w:eastAsia="MS Mincho" w:hAnsi="Verdana"/>
-                <w:sz w:val="22"/>
-                <w:szCs w:val="22"/>
-              </w:rPr>
-              <w:t xml:space="preserve">Working at </w:t>
-            </w:r>
-            <w:proofErr w:type="spellStart"/>
-            <w:r>
-              <w:rPr>
-                <w:rFonts w:ascii="Verdana" w:eastAsia="MS Mincho" w:hAnsi="Verdana"/>
-                <w:sz w:val="22"/>
-                <w:szCs w:val="22"/>
-              </w:rPr>
-              <w:t>ComputerShare’s</w:t>
-            </w:r>
-            <w:proofErr w:type="spellEnd"/>
-            <w:r>
-              <w:rPr>
-                <w:rFonts w:ascii="Verdana" w:eastAsia="MS Mincho" w:hAnsi="Verdana"/>
-                <w:sz w:val="22"/>
-                <w:szCs w:val="22"/>
-              </w:rPr>
-              <w:t xml:space="preserve"> Utility department.</w:t>
-            </w:r>
-          </w:p>
-          <w:p>
-            <w:pPr>
-              <w:numPr>
-                <w:ilvl w:val="0"/>
-                <w:numId w:val="1"/>
-              </w:numPr>
-              <w:rPr>
-                <w:rFonts w:ascii="Verdana" w:eastAsia="MS Mincho" w:hAnsi="Verdana"/>
-                <w:sz w:val="22"/>
-                <w:szCs w:val="22"/>
-              </w:rPr>
-            </w:pPr>
-            <w:r>
-              <w:rPr>
-                <w:rFonts w:ascii="Verdana" w:eastAsia="MS Mincho" w:hAnsi="Verdana"/>
-                <w:sz w:val="22"/>
-                <w:szCs w:val="22"/>
-              </w:rPr>
-              <w:t>Collaborating with a team of Senior developers and Solutions architect building solutions for our clients.</w:t>
-            </w:r>
-          </w:p>
-          <w:p>
-            <w:pPr>
-              <w:numPr>
-                <w:ilvl w:val="0"/>
-                <w:numId w:val="1"/>
-              </w:numPr>
-              <w:rPr>
-                <w:rFonts w:ascii="Verdana" w:eastAsia="MS Mincho" w:hAnsi="Verdana"/>
-                <w:sz w:val="22"/>
-                <w:szCs w:val="22"/>
-              </w:rPr>
-            </w:pPr>
-            <w:r>
-              <w:rPr>
-                <w:rFonts w:ascii="Verdana" w:eastAsia="MS Mincho" w:hAnsi="Verdana"/>
-                <w:sz w:val="22"/>
-                <w:szCs w:val="22"/>
-              </w:rPr>
-              <w:t xml:space="preserve">Ongoing discussion with business analysts to keep with the scope of projects. </w:t>
-            </w:r>
-          </w:p>
-          <w:p>
-            <w:pPr>
-              <w:numPr>
-                <w:ilvl w:val="0"/>
-                <w:numId w:val="1"/>
-              </w:numPr>
-              <w:rPr>
-                <w:rFonts w:ascii="Verdana" w:eastAsia="MS Mincho" w:hAnsi="Verdana"/>
-                <w:sz w:val="22"/>
-                <w:szCs w:val="22"/>
-              </w:rPr>
-            </w:pPr>
-            <w:r>
-              <w:rPr>
-                <w:rFonts w:ascii="Verdana" w:eastAsia="MS Mincho" w:hAnsi="Verdana"/>
-                <w:sz w:val="22"/>
-                <w:szCs w:val="22"/>
-              </w:rPr>
-              <w:t xml:space="preserve">Admin dashboards with charts and analytics data. </w:t>
-            </w:r>
-          </w:p>
-          <w:p>
-            <w:pPr>
-              <w:numPr>
-                <w:ilvl w:val="0"/>
-                <w:numId w:val="1"/>
-              </w:numPr>
-              <w:rPr>
-                <w:rFonts w:ascii="Verdana" w:eastAsia="MS Mincho" w:hAnsi="Verdana"/>
-                <w:sz w:val="22"/>
-                <w:szCs w:val="22"/>
-              </w:rPr>
-            </w:pPr>
-            <w:r>
-              <w:rPr>
-                <w:rFonts w:ascii="Verdana" w:eastAsia="MS Mincho" w:hAnsi="Verdana"/>
-                <w:sz w:val="22"/>
-                <w:szCs w:val="22"/>
-              </w:rPr>
-              <w:t xml:space="preserve">Our systems provide billing services for Energy Industry (Gas, Electricity and Water) for clients </w:t>
-            </w:r>
-            <w:proofErr w:type="spellStart"/>
-            <w:r>
-              <w:rPr>
-                <w:rFonts w:ascii="Verdana" w:eastAsia="MS Mincho" w:hAnsi="Verdana"/>
-                <w:b/>
-                <w:bCs/>
-                <w:sz w:val="22"/>
-                <w:szCs w:val="22"/>
-              </w:rPr>
-              <w:t>EnergyAustralia</w:t>
-            </w:r>
-            <w:proofErr w:type="spellEnd"/>
-            <w:r>
-              <w:rPr>
-                <w:rFonts w:ascii="Verdana" w:eastAsia="MS Mincho" w:hAnsi="Verdana"/>
-                <w:b/>
-                <w:bCs/>
-                <w:sz w:val="22"/>
-                <w:szCs w:val="22"/>
-              </w:rPr>
-              <w:t xml:space="preserve">, </w:t>
-            </w:r>
-            <w:proofErr w:type="spellStart"/>
-            <w:r>
-              <w:rPr>
-                <w:rFonts w:ascii="Verdana" w:eastAsia="MS Mincho" w:hAnsi="Verdana"/>
-                <w:b/>
-                <w:bCs/>
-                <w:sz w:val="22"/>
-                <w:szCs w:val="22"/>
-              </w:rPr>
-              <w:t>UnityWater</w:t>
-            </w:r>
-            <w:proofErr w:type="spellEnd"/>
-            <w:r>
-              <w:rPr>
-                <w:rFonts w:ascii="Verdana" w:eastAsia="MS Mincho" w:hAnsi="Verdana"/>
-                <w:b/>
-                <w:bCs/>
-                <w:sz w:val="22"/>
-                <w:szCs w:val="22"/>
-              </w:rPr>
-              <w:t xml:space="preserve">, </w:t>
-            </w:r>
-            <w:proofErr w:type="spellStart"/>
-            <w:r>
-              <w:rPr>
-                <w:rFonts w:ascii="Verdana" w:eastAsia="MS Mincho" w:hAnsi="Verdana"/>
-                <w:b/>
-                <w:bCs/>
-                <w:sz w:val="22"/>
-                <w:szCs w:val="22"/>
-              </w:rPr>
-              <w:t>HunterWater</w:t>
-            </w:r>
-            <w:proofErr w:type="spellEnd"/>
-            <w:r>
-              <w:rPr>
-                <w:rFonts w:ascii="Verdana" w:eastAsia="MS Mincho" w:hAnsi="Verdana"/>
-                <w:b/>
-                <w:bCs/>
-                <w:sz w:val="22"/>
-                <w:szCs w:val="22"/>
-              </w:rPr>
-              <w:t>,</w:t>
-            </w:r>
-            <w:r>
-              <w:rPr>
-                <w:rFonts w:ascii="Arial" w:hAnsi="Arial" w:cs="Arial"/>
-                <w:b/>
-                <w:bCs/>
-                <w:color w:val="212529"/>
-                <w:shd w:val="clear" w:color="auto" w:fill="FFFFFF"/>
-              </w:rPr>
-              <w:t xml:space="preserve"> </w:t>
-            </w:r>
-            <w:r>
-              <w:rPr>
-                <w:rFonts w:ascii="Verdana" w:eastAsia="MS Mincho" w:hAnsi="Verdana"/>
-                <w:b/>
-                <w:bCs/>
-                <w:sz w:val="22"/>
-                <w:szCs w:val="22"/>
-              </w:rPr>
-              <w:t xml:space="preserve">Portsmouth </w:t>
-            </w:r>
-            <w:proofErr w:type="gramStart"/>
-            <w:r>
-              <w:rPr>
-                <w:rFonts w:ascii="Verdana" w:eastAsia="MS Mincho" w:hAnsi="Verdana"/>
-                <w:b/>
-                <w:bCs/>
-                <w:sz w:val="22"/>
-                <w:szCs w:val="22"/>
-              </w:rPr>
-              <w:t>Water(</w:t>
-            </w:r>
-            <w:proofErr w:type="gramEnd"/>
-            <w:r>
-              <w:rPr>
-                <w:rFonts w:ascii="Verdana" w:eastAsia="MS Mincho" w:hAnsi="Verdana"/>
-                <w:b/>
-                <w:bCs/>
-                <w:sz w:val="22"/>
-                <w:szCs w:val="22"/>
-              </w:rPr>
-              <w:t>UK)</w:t>
-            </w:r>
-            <w:r>
-              <w:rPr>
-                <w:rFonts w:ascii="Verdana" w:eastAsia="MS Mincho" w:hAnsi="Verdana"/>
-                <w:b/>
-                <w:bCs/>
-                <w:sz w:val="22"/>
-                <w:szCs w:val="22"/>
-              </w:rPr>
-              <w:t xml:space="preserve"> </w:t>
-            </w:r>
-          </w:p>
-          <w:p>
-            <w:pPr>
-              <w:numPr>
-                <w:ilvl w:val="0"/>
-                <w:numId w:val="1"/>
-              </w:numPr>
-              <w:rPr>
-                <w:rFonts w:ascii="Verdana" w:eastAsia="MS Mincho" w:hAnsi="Verdana"/>
-                <w:sz w:val="22"/>
-                <w:szCs w:val="22"/>
-              </w:rPr>
-            </w:pPr>
-            <w:r>
-              <w:rPr>
-                <w:rFonts w:ascii="Verdana" w:eastAsia="MS Mincho" w:hAnsi="Verdana"/>
-                <w:sz w:val="22"/>
-                <w:szCs w:val="22"/>
-              </w:rPr>
-              <w:t xml:space="preserve">Ours is a Progressive Web App built on Angular 13, .net 6, C# </w:t>
-            </w:r>
-          </w:p>
-          <w:p>
-            <w:pPr>
-              <w:numPr>
-                <w:ilvl w:val="0"/>
-                <w:numId w:val="1"/>
-              </w:numPr>
-              <w:rPr>
-                <w:rFonts w:ascii="Verdana" w:eastAsia="MS Mincho" w:hAnsi="Verdana"/>
-                <w:sz w:val="22"/>
-                <w:szCs w:val="22"/>
-              </w:rPr>
-            </w:pPr>
-            <w:r>
-              <w:rPr>
-                <w:rFonts w:ascii="Verdana" w:eastAsia="MS Mincho" w:hAnsi="Verdana"/>
-                <w:sz w:val="22"/>
-                <w:szCs w:val="22"/>
-              </w:rPr>
-              <w:t xml:space="preserve">We also built apps for Our Client’s Field Sales which generally includes bill comparison.  </w:t>
-            </w:r>
-          </w:p>
-          <w:p>
-            <w:pPr>
-              <w:numPr>
-                <w:ilvl w:val="0"/>
-                <w:numId w:val="1"/>
-              </w:numPr>
-              <w:rPr>
-                <w:rFonts w:ascii="Verdana" w:eastAsia="MS Mincho" w:hAnsi="Verdana"/>
-                <w:sz w:val="22"/>
-                <w:szCs w:val="22"/>
-              </w:rPr>
-            </w:pPr>
-            <w:r>
-              <w:rPr>
-                <w:rFonts w:ascii="Verdana" w:eastAsia="MS Mincho" w:hAnsi="Verdana"/>
-                <w:sz w:val="22"/>
-                <w:szCs w:val="22"/>
-              </w:rPr>
-              <w:t>Ongoing support and monitoring of our systems.</w:t>
-            </w:r>
-          </w:p>
-          <w:p>
-            <w:pPr>
-              <w:numPr>
-                <w:ilvl w:val="0"/>
-                <w:numId w:val="1"/>
-              </w:numPr>
-              <w:rPr>
-                <w:rFonts w:ascii="Verdana" w:eastAsia="MS Mincho" w:hAnsi="Verdana"/>
-                <w:sz w:val="22"/>
-                <w:szCs w:val="22"/>
-              </w:rPr>
-            </w:pPr>
-            <w:r>
-              <w:rPr>
-                <w:rFonts w:ascii="Verdana" w:eastAsia="MS Mincho" w:hAnsi="Verdana"/>
-                <w:sz w:val="22"/>
-                <w:szCs w:val="22"/>
-              </w:rPr>
-              <w:t xml:space="preserve">We use our own </w:t>
-            </w:r>
-            <w:r>
-              <w:rPr>
-                <w:rFonts w:ascii="Verdana" w:eastAsia="MS Mincho" w:hAnsi="Verdana"/>
-                <w:b/>
-                <w:bCs/>
-                <w:sz w:val="22"/>
-                <w:szCs w:val="22"/>
-              </w:rPr>
-              <w:t>package libraries</w:t>
-            </w:r>
-            <w:r>
-              <w:rPr>
-                <w:rFonts w:ascii="Verdana" w:eastAsia="MS Mincho" w:hAnsi="Verdana"/>
-                <w:sz w:val="22"/>
-                <w:szCs w:val="22"/>
-              </w:rPr>
-              <w:t xml:space="preserve"> (Angular and .net)</w:t>
-            </w:r>
-          </w:p>
-          <w:p>
-            <w:pPr>
-              <w:numPr>
-                <w:ilvl w:val="0"/>
-                <w:numId w:val="1"/>
-              </w:numPr>
-              <w:rPr>
-                <w:rFonts w:ascii="Verdana" w:eastAsia="MS Mincho" w:hAnsi="Verdana"/>
-                <w:sz w:val="22"/>
-                <w:szCs w:val="22"/>
-              </w:rPr>
-            </w:pPr>
-            <w:r>
-              <w:rPr>
-                <w:rFonts w:ascii="Verdana" w:eastAsia="MS Mincho" w:hAnsi="Verdana"/>
-                <w:sz w:val="22"/>
-                <w:szCs w:val="22"/>
-              </w:rPr>
-              <w:t>Continuous Integration and Deployment pipelines on Azure</w:t>
-            </w:r>
-          </w:p>
-          <w:p>
-            <w:pPr>
-              <w:rPr>
-                <w:rFonts w:ascii="Verdana" w:eastAsia="MS Mincho" w:hAnsi="Verdana"/>
-                <w:sz w:val="22"/>
-                <w:szCs w:val="22"/>
-              </w:rPr>
-            </w:pPr>
-          </w:p>
-          <w:p>
-            <w:pPr>
-              <w:rPr>
-                <w:rFonts w:ascii="Verdana" w:eastAsia="MS Mincho" w:hAnsi="Verdana"/>
-                <w:sz w:val="22"/>
-                <w:szCs w:val="22"/>
-              </w:rPr>
-            </w:pPr>
-          </w:p>
-        </w:tc>
-      </w:tr>
-    </w:tbl>
-    <w:p>
-      <w:pPr>
-        <w:pStyle w:val="PlainText"/>
-        <w:pBdr>
-          <w:top w:val="single" w:sz="18" w:space="1" w:color="auto"/>
-        </w:pBdr>
-        <w:jc w:val="both"/>
-        <w:rPr>
-          <w:rFonts w:ascii="Verdana" w:eastAsia="MS Mincho" w:hAnsi="Verdana" w:cs="Tahoma"/>
-          <w:sz w:val="22"/>
-          <w:szCs w:val="22"/>
-        </w:rPr>
-      </w:pPr>
-    </w:p>
-    <w:tbl>
-      <w:tblPr>
-        <w:tblW w:w="10740" w:type="dxa"/>
-        <w:tblLook w:val="04A0" w:firstRow="1" w:lastRow="0" w:firstColumn="1" w:lastColumn="0" w:noHBand="0" w:noVBand="1"/>
-      </w:tblPr>
-      <w:tblGrid>
-        <w:gridCol w:w="1809"/>
-        <w:gridCol w:w="567"/>
-        <w:gridCol w:w="4584"/>
-        <w:gridCol w:w="3780"/>
-      </w:tblGrid>
-      <w:tr>
-        <w:tc>
-          <w:tcPr>
-            <w:tcW w:w="2376" w:type="dxa"/>
-            <w:gridSpan w:val="2"/>
-          </w:tcPr>
-          <w:p>
-            <w:pPr>
-              <w:pStyle w:val="PlainText"/>
-              <w:spacing w:before="60"/>
-              <w:rPr>
-                <w:rFonts w:ascii="Verdana" w:eastAsia="MS Mincho" w:hAnsi="Verdana" w:cs="Tahoma"/>
-                <w:b/>
-                <w:bCs/>
-                <w:sz w:val="22"/>
-                <w:szCs w:val="22"/>
-                <w:lang w:val="en-US" w:eastAsia="en-US" w:bidi="ar-SA"/>
-              </w:rPr>
-            </w:pPr>
-            <w:r>
-              <w:rPr>
-                <w:rFonts w:ascii="Verdana" w:eastAsia="MS Mincho" w:hAnsi="Verdana" w:cs="Tahoma"/>
-                <w:b/>
-                <w:bCs/>
-                <w:sz w:val="22"/>
-                <w:szCs w:val="22"/>
-                <w:lang w:val="en-US" w:eastAsia="en-US" w:bidi="ar-SA"/>
-              </w:rPr>
-              <w:t>EXPERIENCE</w:t>
-            </w:r>
-          </w:p>
-        </w:tc>
-        <w:tc>
-          <w:tcPr>
-            <w:tcW w:w="4584" w:type="dxa"/>
-          </w:tcPr>
-          <w:p>
-            <w:pPr>
-              <w:pStyle w:val="PlainText"/>
-              <w:spacing w:before="60"/>
-              <w:rPr>
-                <w:rFonts w:ascii="Verdana" w:eastAsia="MS Mincho" w:hAnsi="Verdana" w:cs="Tahoma"/>
-                <w:b/>
-                <w:bCs/>
-                <w:sz w:val="22"/>
-                <w:szCs w:val="22"/>
-                <w:lang w:val="en-US" w:eastAsia="en-US" w:bidi="ar-SA"/>
-              </w:rPr>
-            </w:pPr>
-            <w:r>
-              <w:rPr>
-                <w:rFonts w:ascii="Verdana" w:eastAsia="MS Mincho" w:hAnsi="Verdana" w:cs="Tahoma"/>
-                <w:b/>
-                <w:bCs/>
-                <w:sz w:val="22"/>
-                <w:szCs w:val="22"/>
-                <w:lang w:val="en-US" w:eastAsia="en-US" w:bidi="ar-SA"/>
-              </w:rPr>
-              <w:t xml:space="preserve"> FULL STACK .NET DEVELOPER</w:t>
-            </w:r>
-          </w:p>
-        </w:tc>
-        <w:tc>
-          <w:tcPr>
-            <w:tcW w:w="3780" w:type="dxa"/>
-          </w:tcPr>
-          <w:p>
-            <w:pPr>
-              <w:pStyle w:val="PlainText"/>
-              <w:spacing w:before="60"/>
-              <w:jc w:val="right"/>
-              <w:rPr>
-                <w:rFonts w:ascii="Verdana" w:eastAsia="MS Mincho" w:hAnsi="Verdana" w:cs="Tahoma"/>
-                <w:b/>
-                <w:bCs/>
-                <w:sz w:val="22"/>
-                <w:szCs w:val="22"/>
-                <w:lang w:val="en-US" w:eastAsia="en-US" w:bidi="ar-SA"/>
-              </w:rPr>
-            </w:pPr>
-            <w:r>
-              <w:rPr>
-                <w:rFonts w:ascii="Verdana" w:eastAsia="MS Mincho" w:hAnsi="Verdana" w:cs="Tahoma"/>
-                <w:b/>
-                <w:bCs/>
-                <w:sz w:val="22"/>
-                <w:szCs w:val="22"/>
-                <w:lang w:val="en-US" w:eastAsia="en-US" w:bidi="ar-SA"/>
-              </w:rPr>
-              <w:t>CPM Australia</w:t>
-            </w:r>
-          </w:p>
-        </w:tc>
-      </w:tr>
-      <w:tr>
-        <w:tc>
-          <w:tcPr>
-            <w:tcW w:w="1809" w:type="dxa"/>
-          </w:tcPr>
-          <w:p>
-            <w:pPr>
-              <w:pStyle w:val="PlainText"/>
-              <w:spacing w:before="60"/>
-              <w:rPr>
-                <w:rFonts w:ascii="Verdana" w:eastAsia="MS Mincho" w:hAnsi="Verdana" w:cs="Tahoma"/>
-                <w:sz w:val="22"/>
-                <w:szCs w:val="22"/>
-                <w:lang w:val="en-US" w:eastAsia="en-US" w:bidi="ar-SA"/>
-              </w:rPr>
-            </w:pPr>
-            <w:r>
-              <w:rPr>
-                <w:rFonts w:ascii="Verdana" w:eastAsia="MS Mincho" w:hAnsi="Verdana" w:cs="Tahoma"/>
-                <w:sz w:val="22"/>
-                <w:szCs w:val="22"/>
-                <w:lang w:val="en-US" w:eastAsia="en-US" w:bidi="ar-SA"/>
-              </w:rPr>
-              <w:t>Jan 2019 – April 2020</w:t>
-            </w:r>
-          </w:p>
-        </w:tc>
-        <w:tc>
-          <w:tcPr>
-            <w:tcW w:w="8931" w:type="dxa"/>
-            <w:gridSpan w:val="3"/>
-          </w:tcPr>
-          <w:p>
-            <w:pPr>
-              <w:numPr>
-                <w:ilvl w:val="0"/>
-                <w:numId w:val="1"/>
-              </w:numPr>
-              <w:rPr>
-                <w:rFonts w:ascii="Verdana" w:eastAsia="MS Mincho" w:hAnsi="Verdana"/>
-                <w:sz w:val="22"/>
-                <w:szCs w:val="22"/>
-              </w:rPr>
-            </w:pPr>
-            <w:r>
-              <w:rPr>
-                <w:rFonts w:ascii="Verdana" w:eastAsia="MS Mincho" w:hAnsi="Verdana"/>
-                <w:sz w:val="22"/>
-                <w:szCs w:val="22"/>
-              </w:rPr>
-              <w:t>Working alongside an established team of developers, interaction with marketing teams, graphic designers and business analytics team.</w:t>
-            </w:r>
-          </w:p>
-          <w:p>
-            <w:pPr>
-              <w:numPr>
-                <w:ilvl w:val="0"/>
-                <w:numId w:val="1"/>
-              </w:numPr>
-              <w:rPr>
-                <w:rFonts w:ascii="Verdana" w:eastAsia="MS Mincho" w:hAnsi="Verdana"/>
-                <w:sz w:val="22"/>
-                <w:szCs w:val="22"/>
-              </w:rPr>
-            </w:pPr>
-            <w:r>
-              <w:rPr>
-                <w:rFonts w:ascii="Verdana" w:eastAsia="MS Mincho" w:hAnsi="Verdana"/>
-                <w:sz w:val="22"/>
-                <w:szCs w:val="22"/>
-              </w:rPr>
-              <w:t>Revamped Entire UI/UX Interface from scratch for all the applications currently being used at CPM which includes Mobile Apps.</w:t>
-            </w:r>
-          </w:p>
-          <w:p>
-            <w:pPr>
-              <w:numPr>
-                <w:ilvl w:val="0"/>
-                <w:numId w:val="1"/>
-              </w:numPr>
-              <w:rPr>
-                <w:rFonts w:ascii="Verdana" w:eastAsia="MS Mincho" w:hAnsi="Verdana"/>
-                <w:sz w:val="22"/>
-                <w:szCs w:val="22"/>
-              </w:rPr>
-            </w:pPr>
-            <w:r>
-              <w:rPr>
-                <w:rFonts w:ascii="Verdana" w:eastAsia="MS Mincho" w:hAnsi="Verdana"/>
-                <w:sz w:val="22"/>
-                <w:szCs w:val="22"/>
-              </w:rPr>
-              <w:t xml:space="preserve">Developed CRM to manage in-bound calls for in-house </w:t>
-            </w:r>
-            <w:proofErr w:type="spellStart"/>
-            <w:r>
-              <w:rPr>
-                <w:rFonts w:ascii="Verdana" w:eastAsia="MS Mincho" w:hAnsi="Verdana"/>
-                <w:b/>
-                <w:bCs/>
-                <w:sz w:val="22"/>
-                <w:szCs w:val="22"/>
-              </w:rPr>
-              <w:t>LOreal</w:t>
-            </w:r>
-            <w:proofErr w:type="spellEnd"/>
-            <w:r>
-              <w:rPr>
-                <w:rFonts w:ascii="Verdana" w:eastAsia="MS Mincho" w:hAnsi="Verdana"/>
-                <w:sz w:val="22"/>
-                <w:szCs w:val="22"/>
-              </w:rPr>
-              <w:t xml:space="preserve"> CRM portal.</w:t>
-            </w:r>
-          </w:p>
-          <w:p>
-            <w:pPr>
-              <w:numPr>
-                <w:ilvl w:val="0"/>
-                <w:numId w:val="1"/>
-              </w:numPr>
-              <w:rPr>
-                <w:rFonts w:ascii="Verdana" w:eastAsia="MS Mincho" w:hAnsi="Verdana"/>
-                <w:sz w:val="22"/>
-                <w:szCs w:val="22"/>
-              </w:rPr>
-            </w:pPr>
-            <w:r>
-              <w:rPr>
-                <w:rFonts w:ascii="Verdana" w:eastAsia="MS Mincho" w:hAnsi="Verdana"/>
-                <w:sz w:val="22"/>
-                <w:szCs w:val="22"/>
-              </w:rPr>
-              <w:t xml:space="preserve">Currently developing CRM for </w:t>
-            </w:r>
-            <w:proofErr w:type="spellStart"/>
-            <w:r>
-              <w:rPr>
-                <w:rFonts w:ascii="Verdana" w:eastAsia="MS Mincho" w:hAnsi="Verdana"/>
-                <w:sz w:val="22"/>
-                <w:szCs w:val="22"/>
-              </w:rPr>
-              <w:t>LOreal</w:t>
-            </w:r>
-            <w:proofErr w:type="spellEnd"/>
-            <w:r>
-              <w:rPr>
-                <w:rFonts w:ascii="Verdana" w:eastAsia="MS Mincho" w:hAnsi="Verdana"/>
-                <w:sz w:val="22"/>
-                <w:szCs w:val="22"/>
-              </w:rPr>
-              <w:t xml:space="preserve"> employees.  </w:t>
-            </w:r>
-          </w:p>
-          <w:p>
-            <w:pPr>
-              <w:numPr>
-                <w:ilvl w:val="0"/>
-                <w:numId w:val="1"/>
-              </w:numPr>
-              <w:rPr>
-                <w:rFonts w:ascii="Verdana" w:eastAsia="MS Mincho" w:hAnsi="Verdana"/>
-                <w:sz w:val="22"/>
-                <w:szCs w:val="22"/>
-              </w:rPr>
-            </w:pPr>
-            <w:r>
-              <w:rPr>
-                <w:rFonts w:ascii="Verdana" w:eastAsia="MS Mincho" w:hAnsi="Verdana"/>
-                <w:sz w:val="22"/>
-                <w:szCs w:val="22"/>
-              </w:rPr>
-              <w:t xml:space="preserve">Developed CRM features for </w:t>
-            </w:r>
-            <w:r>
-              <w:rPr>
-                <w:rFonts w:ascii="Verdana" w:eastAsia="MS Mincho" w:hAnsi="Verdana"/>
-                <w:b/>
-                <w:bCs/>
-                <w:sz w:val="22"/>
-                <w:szCs w:val="22"/>
-              </w:rPr>
-              <w:t>Optus</w:t>
-            </w:r>
-            <w:r>
-              <w:rPr>
-                <w:rFonts w:ascii="Verdana" w:eastAsia="MS Mincho" w:hAnsi="Verdana"/>
-                <w:sz w:val="22"/>
-                <w:szCs w:val="22"/>
-              </w:rPr>
-              <w:t xml:space="preserve"> </w:t>
-            </w:r>
-            <w:r>
-              <w:rPr>
-                <w:rFonts w:ascii="Verdana" w:eastAsia="MS Mincho" w:hAnsi="Verdana"/>
-                <w:b/>
-                <w:bCs/>
-                <w:sz w:val="22"/>
-                <w:szCs w:val="22"/>
-              </w:rPr>
-              <w:t>CRM</w:t>
-            </w:r>
-            <w:r>
-              <w:rPr>
-                <w:rFonts w:ascii="Verdana" w:eastAsia="MS Mincho" w:hAnsi="Verdana"/>
-                <w:sz w:val="22"/>
-                <w:szCs w:val="22"/>
-              </w:rPr>
-              <w:t xml:space="preserve">, </w:t>
-            </w:r>
-            <w:r>
-              <w:rPr>
-                <w:rFonts w:ascii="Verdana" w:eastAsia="MS Mincho" w:hAnsi="Verdana"/>
-                <w:b/>
-                <w:bCs/>
-                <w:sz w:val="22"/>
-                <w:szCs w:val="22"/>
-              </w:rPr>
-              <w:t>American Express, Subaru, AGL Gas, Saputo.</w:t>
-            </w:r>
-          </w:p>
-          <w:p>
-            <w:pPr>
-              <w:numPr>
-                <w:ilvl w:val="0"/>
-                <w:numId w:val="1"/>
-              </w:numPr>
-              <w:rPr>
-                <w:rFonts w:ascii="Verdana" w:eastAsia="MS Mincho" w:hAnsi="Verdana"/>
-                <w:sz w:val="22"/>
-                <w:szCs w:val="22"/>
-              </w:rPr>
-            </w:pPr>
-            <w:r>
-              <w:rPr>
-                <w:rFonts w:ascii="Verdana" w:eastAsia="MS Mincho" w:hAnsi="Verdana"/>
-                <w:sz w:val="22"/>
-                <w:szCs w:val="22"/>
-              </w:rPr>
-              <w:t xml:space="preserve">Ongoing monitoring of servers, reporting and working along with Infrastructure team. </w:t>
-            </w:r>
-          </w:p>
-          <w:p>
-            <w:pPr>
-              <w:numPr>
-                <w:ilvl w:val="0"/>
-                <w:numId w:val="1"/>
-              </w:numPr>
-              <w:rPr>
-                <w:rFonts w:ascii="Verdana" w:eastAsia="MS Mincho" w:hAnsi="Verdana"/>
-                <w:sz w:val="22"/>
-                <w:szCs w:val="22"/>
-              </w:rPr>
-            </w:pPr>
-            <w:r>
-              <w:rPr>
-                <w:rFonts w:ascii="Verdana" w:eastAsia="MS Mincho" w:hAnsi="Verdana"/>
-                <w:sz w:val="22"/>
-                <w:szCs w:val="22"/>
-              </w:rPr>
-              <w:t>Development of Mobile (iOS/Android) Apps with the use of Apache Cordova tools</w:t>
-            </w:r>
-          </w:p>
-          <w:p>
-            <w:pPr>
-              <w:numPr>
-                <w:ilvl w:val="0"/>
-                <w:numId w:val="1"/>
-              </w:numPr>
-              <w:rPr>
-                <w:rFonts w:ascii="Verdana" w:eastAsia="MS Mincho" w:hAnsi="Verdana"/>
-                <w:sz w:val="22"/>
-                <w:szCs w:val="22"/>
-              </w:rPr>
-            </w:pPr>
-            <w:r>
-              <w:rPr>
-                <w:rFonts w:ascii="Verdana" w:eastAsia="MS Mincho" w:hAnsi="Verdana"/>
-                <w:sz w:val="22"/>
-                <w:szCs w:val="22"/>
-              </w:rPr>
-              <w:t>Expertise in web development using MVC and ASP.net, JavaScript/jQuery and other JavaScript libraries.</w:t>
-            </w:r>
-          </w:p>
-          <w:p>
-            <w:pPr>
-              <w:numPr>
-                <w:ilvl w:val="0"/>
-                <w:numId w:val="1"/>
-              </w:numPr>
-              <w:rPr>
-                <w:rFonts w:ascii="Verdana" w:eastAsia="MS Mincho" w:hAnsi="Verdana"/>
-                <w:sz w:val="22"/>
-                <w:szCs w:val="22"/>
-              </w:rPr>
-            </w:pPr>
-            <w:r>
-              <w:rPr>
-                <w:rFonts w:ascii="Verdana" w:eastAsia="MS Mincho" w:hAnsi="Verdana"/>
-                <w:sz w:val="22"/>
-                <w:szCs w:val="22"/>
-              </w:rPr>
-              <w:t>Experience in .Net Core and Angular Apps.</w:t>
-            </w:r>
-          </w:p>
-          <w:p>
-            <w:pPr>
-              <w:numPr>
-                <w:ilvl w:val="0"/>
-                <w:numId w:val="1"/>
-              </w:numPr>
-              <w:rPr>
-                <w:rFonts w:ascii="Verdana" w:eastAsia="MS Mincho" w:hAnsi="Verdana"/>
-                <w:sz w:val="22"/>
-                <w:szCs w:val="22"/>
-              </w:rPr>
-            </w:pPr>
-            <w:r>
-              <w:rPr>
-                <w:rFonts w:ascii="Verdana" w:eastAsia="MS Mincho" w:hAnsi="Verdana"/>
-                <w:sz w:val="22"/>
-                <w:szCs w:val="22"/>
-              </w:rPr>
-              <w:t xml:space="preserve">Working in an Agile Scrum based environment. </w:t>
-            </w:r>
-          </w:p>
-          <w:p>
-            <w:pPr>
-              <w:numPr>
-                <w:ilvl w:val="0"/>
-                <w:numId w:val="1"/>
-              </w:numPr>
-              <w:rPr>
-                <w:rFonts w:ascii="Verdana" w:eastAsia="MS Mincho" w:hAnsi="Verdana"/>
-                <w:sz w:val="22"/>
-                <w:szCs w:val="22"/>
-              </w:rPr>
-            </w:pPr>
-            <w:r>
-              <w:rPr>
-                <w:rFonts w:ascii="Verdana" w:eastAsia="MS Mincho" w:hAnsi="Verdana"/>
-                <w:sz w:val="22"/>
-                <w:szCs w:val="22"/>
-              </w:rPr>
-              <w:t>Expert in SQL queries for update inserts and for a generation of reports.</w:t>
-            </w:r>
-          </w:p>
-          <w:p>
-            <w:pPr>
-              <w:numPr>
-                <w:ilvl w:val="0"/>
-                <w:numId w:val="1"/>
-              </w:numPr>
-              <w:rPr>
-                <w:rFonts w:ascii="Verdana" w:eastAsia="MS Mincho" w:hAnsi="Verdana"/>
-                <w:sz w:val="22"/>
-                <w:szCs w:val="22"/>
-              </w:rPr>
-            </w:pPr>
-            <w:r>
-              <w:rPr>
-                <w:rFonts w:ascii="Verdana" w:eastAsia="MS Mincho" w:hAnsi="Verdana"/>
-                <w:sz w:val="22"/>
-                <w:szCs w:val="22"/>
-              </w:rPr>
-              <w:t>Providing ongoing support to the AMEX sales rep representatives.</w:t>
-            </w:r>
-          </w:p>
-          <w:p>
-            <w:pPr>
-              <w:numPr>
-                <w:ilvl w:val="0"/>
-                <w:numId w:val="1"/>
-              </w:numPr>
-              <w:rPr>
-                <w:rFonts w:ascii="Verdana" w:eastAsia="MS Mincho" w:hAnsi="Verdana"/>
-                <w:sz w:val="22"/>
-                <w:szCs w:val="22"/>
-              </w:rPr>
-            </w:pPr>
-            <w:r>
-              <w:rPr>
-                <w:rFonts w:ascii="Verdana" w:eastAsia="MS Mincho" w:hAnsi="Verdana"/>
-                <w:sz w:val="22"/>
-                <w:szCs w:val="22"/>
-              </w:rPr>
-              <w:t xml:space="preserve">Angular Dashboards with .Net Core and live updates. </w:t>
-            </w:r>
-          </w:p>
-          <w:p>
-            <w:pPr>
-              <w:numPr>
-                <w:ilvl w:val="0"/>
-                <w:numId w:val="1"/>
-              </w:numPr>
-              <w:rPr>
-                <w:rFonts w:ascii="Verdana" w:eastAsia="MS Mincho" w:hAnsi="Verdana"/>
-                <w:sz w:val="22"/>
-                <w:szCs w:val="22"/>
-              </w:rPr>
-            </w:pPr>
-            <w:r>
-              <w:rPr>
-                <w:rFonts w:ascii="Verdana" w:eastAsia="MS Mincho" w:hAnsi="Verdana"/>
-                <w:sz w:val="22"/>
-                <w:szCs w:val="22"/>
-              </w:rPr>
-              <w:t>Development of prototype UI / Projects to present to the stakeholders for future clients.</w:t>
-            </w:r>
-          </w:p>
-          <w:p>
-            <w:pPr>
-              <w:numPr>
-                <w:ilvl w:val="0"/>
-                <w:numId w:val="1"/>
-              </w:numPr>
-              <w:rPr>
-                <w:rFonts w:ascii="Verdana" w:eastAsia="MS Mincho" w:hAnsi="Verdana"/>
-                <w:sz w:val="22"/>
-                <w:szCs w:val="22"/>
-              </w:rPr>
-            </w:pPr>
-            <w:r>
-              <w:rPr>
-                <w:rFonts w:ascii="Verdana" w:eastAsia="MS Mincho" w:hAnsi="Verdana"/>
-                <w:sz w:val="22"/>
-                <w:szCs w:val="22"/>
-              </w:rPr>
-              <w:t xml:space="preserve">Relational database designs, new and upgrading existing databases. </w:t>
-            </w:r>
-          </w:p>
-          <w:p>
-            <w:pPr>
-              <w:ind w:left="720"/>
-              <w:rPr>
-                <w:rFonts w:ascii="Verdana" w:eastAsia="MS Mincho" w:hAnsi="Verdana"/>
-                <w:sz w:val="22"/>
-                <w:szCs w:val="22"/>
-              </w:rPr>
-            </w:pPr>
-          </w:p>
-        </w:tc>
-      </w:tr>
-    </w:tbl>
-    <w:p>
-      <w:pPr>
-        <w:pStyle w:val="PlainText"/>
-        <w:spacing w:before="60"/>
-        <w:rPr>
-          <w:rFonts w:ascii="Verdana" w:eastAsia="MS Mincho" w:hAnsi="Verdana" w:cs="Tahoma"/>
-          <w:b/>
-          <w:bCs/>
-          <w:sz w:val="22"/>
-          <w:szCs w:val="22"/>
-          <w:u w:val="single"/>
-        </w:rPr>
-      </w:pPr>
-    </w:p>
-    <w:p>
-      <w:pPr>
-        <w:pStyle w:val="PlainText"/>
-        <w:pBdr>
-          <w:top w:val="single" w:sz="18" w:space="1" w:color="auto"/>
-        </w:pBdr>
-        <w:jc w:val="both"/>
-        <w:rPr>
-          <w:rFonts w:ascii="Verdana" w:eastAsia="MS Mincho" w:hAnsi="Verdana" w:cs="Tahoma"/>
-          <w:sz w:val="22"/>
-          <w:szCs w:val="22"/>
-        </w:rPr>
-      </w:pPr>
-    </w:p>
-    <w:tbl>
-      <w:tblPr>
-        <w:tblW w:w="10736" w:type="dxa"/>
-        <w:tblInd w:w="-34" w:type="dxa"/>
-        <w:tblLook w:val="04A0" w:firstRow="1" w:lastRow="0" w:firstColumn="1" w:lastColumn="0" w:noHBand="0" w:noVBand="1"/>
-      </w:tblPr>
-      <w:tblGrid>
-        <w:gridCol w:w="1843"/>
-        <w:gridCol w:w="426"/>
-        <w:gridCol w:w="200"/>
-        <w:gridCol w:w="4699"/>
-        <w:gridCol w:w="3568"/>
-      </w:tblGrid>
-      <w:tr>
-        <w:trPr>
-          <w:trHeight w:val="275"/>
-        </w:trPr>
-        <w:tc>
-          <w:tcPr>
-            <w:tcW w:w="2469" w:type="dxa"/>
-            <w:gridSpan w:val="3"/>
-          </w:tcPr>
-          <w:p>
-            <w:pPr>
-              <w:pStyle w:val="PlainText"/>
-              <w:spacing w:before="60"/>
-              <w:rPr>
-                <w:rFonts w:ascii="Verdana" w:eastAsia="MS Mincho" w:hAnsi="Verdana" w:cs="Tahoma"/>
-                <w:b/>
-                <w:bCs/>
-                <w:sz w:val="22"/>
-                <w:szCs w:val="22"/>
-                <w:lang w:val="en-US" w:eastAsia="en-US" w:bidi="ar-SA"/>
-              </w:rPr>
-            </w:pPr>
-          </w:p>
-        </w:tc>
-        <w:tc>
-          <w:tcPr>
-            <w:tcW w:w="4699" w:type="dxa"/>
-          </w:tcPr>
-          <w:p>
-            <w:pPr>
-              <w:pStyle w:val="PlainText"/>
-              <w:spacing w:before="60"/>
-              <w:rPr>
-                <w:rFonts w:ascii="Verdana" w:eastAsia="MS Mincho" w:hAnsi="Verdana" w:cs="Tahoma"/>
-                <w:b/>
-                <w:bCs/>
-                <w:sz w:val="22"/>
-                <w:szCs w:val="22"/>
-                <w:lang w:val="en-US" w:eastAsia="en-US" w:bidi="ar-SA"/>
-              </w:rPr>
-            </w:pPr>
-            <w:r>
-              <w:rPr>
-                <w:rFonts w:ascii="Verdana" w:eastAsia="MS Mincho" w:hAnsi="Verdana" w:cs="Tahoma"/>
-                <w:b/>
-                <w:bCs/>
-                <w:sz w:val="22"/>
-                <w:szCs w:val="22"/>
-                <w:lang w:val="en-US" w:eastAsia="en-US" w:bidi="ar-SA"/>
-              </w:rPr>
-              <w:t>FULL STACK .NET DEVELOPER/DIRECTOR (</w:t>
-            </w:r>
-            <w:r>
-              <w:rPr>
-                <w:rFonts w:ascii="Verdana" w:eastAsia="MS Mincho" w:hAnsi="Verdana" w:cs="Tahoma"/>
-                <w:b/>
-                <w:bCs/>
-                <w:sz w:val="22"/>
-                <w:szCs w:val="22"/>
-                <w:lang w:val="en-US" w:eastAsia="en-US" w:bidi="ar-SA"/>
-              </w:rPr>
-              <w:t xml:space="preserve">NZ)  </w:t>
-            </w:r>
-          </w:p>
-        </w:tc>
-        <w:tc>
-          <w:tcPr>
-            <w:tcW w:w="3568" w:type="dxa"/>
-          </w:tcPr>
-          <w:p>
-            <w:pPr>
-              <w:pStyle w:val="PlainText"/>
-              <w:spacing w:before="60"/>
-              <w:jc w:val="right"/>
-              <w:rPr>
-                <w:rFonts w:ascii="Verdana" w:eastAsia="MS Mincho" w:hAnsi="Verdana" w:cs="Tahoma"/>
-                <w:b/>
-                <w:bCs/>
-                <w:sz w:val="22"/>
-                <w:szCs w:val="22"/>
-                <w:lang w:val="en-US" w:eastAsia="en-US" w:bidi="ar-SA"/>
-              </w:rPr>
-            </w:pPr>
-            <w:proofErr w:type="spellStart"/>
-            <w:r>
-              <w:rPr>
-                <w:rFonts w:ascii="Verdana" w:eastAsia="MS Mincho" w:hAnsi="Verdana" w:cs="Tahoma"/>
-                <w:b/>
-                <w:bCs/>
-                <w:sz w:val="22"/>
-                <w:szCs w:val="22"/>
-                <w:lang w:val="en-US" w:eastAsia="en-US" w:bidi="ar-SA"/>
-              </w:rPr>
-              <w:t>ExpertSystems</w:t>
-            </w:r>
-            <w:proofErr w:type="spellEnd"/>
-            <w:r>
-              <w:rPr>
-                <w:rFonts w:ascii="Verdana" w:eastAsia="MS Mincho" w:hAnsi="Verdana" w:cs="Tahoma"/>
-                <w:b/>
-                <w:bCs/>
-                <w:sz w:val="22"/>
-                <w:szCs w:val="22"/>
-                <w:lang w:val="en-US" w:eastAsia="en-US" w:bidi="ar-SA"/>
-              </w:rPr>
-              <w:t xml:space="preserve"> Ltd</w:t>
-            </w:r>
-          </w:p>
-        </w:tc>
-      </w:tr>
-      <w:tr>
-        <w:trPr>
-          <w:trHeight w:val="1279"/>
-        </w:trPr>
-        <w:tc>
-          <w:tcPr>
-            <w:tcW w:w="1843" w:type="dxa"/>
-          </w:tcPr>
-          <w:p>
-            <w:pPr>
-              <w:pStyle w:val="PlainText"/>
-              <w:spacing w:before="60"/>
-              <w:rPr>
-                <w:rFonts w:ascii="Verdana" w:eastAsia="MS Mincho" w:hAnsi="Verdana" w:cs="Tahoma"/>
-                <w:sz w:val="22"/>
-                <w:szCs w:val="22"/>
-                <w:lang w:val="en-US" w:eastAsia="en-US" w:bidi="ar-SA"/>
-              </w:rPr>
-            </w:pPr>
-            <w:r>
-              <w:rPr>
-                <w:rFonts w:ascii="Verdana" w:eastAsia="MS Mincho" w:hAnsi="Verdana" w:cs="Tahoma"/>
-                <w:sz w:val="22"/>
-                <w:szCs w:val="22"/>
-                <w:lang w:val="en-US" w:eastAsia="en-US" w:bidi="ar-SA"/>
-              </w:rPr>
-              <w:t>Sept 2013 – July 2018</w:t>
-            </w:r>
-          </w:p>
-        </w:tc>
-        <w:tc>
-          <w:tcPr>
-            <w:tcW w:w="8893" w:type="dxa"/>
-            <w:gridSpan w:val="4"/>
-          </w:tcPr>
-          <w:p>
-            <w:pPr>
-              <w:numPr>
-                <w:ilvl w:val="0"/>
-                <w:numId w:val="1"/>
-              </w:numPr>
-              <w:rPr>
-                <w:rFonts w:ascii="Verdana" w:eastAsia="MS Mincho" w:hAnsi="Verdana"/>
-                <w:sz w:val="22"/>
-                <w:szCs w:val="22"/>
-              </w:rPr>
-            </w:pPr>
-            <w:r>
-              <w:rPr>
-                <w:rFonts w:ascii="Verdana" w:eastAsia="MS Mincho" w:hAnsi="Verdana"/>
-                <w:sz w:val="22"/>
-                <w:szCs w:val="22"/>
-              </w:rPr>
-              <w:t>Development of various websites projects hosted on windows hosting servers.</w:t>
-            </w:r>
-          </w:p>
-          <w:p>
-            <w:pPr>
-              <w:numPr>
-                <w:ilvl w:val="0"/>
-                <w:numId w:val="1"/>
-              </w:numPr>
-              <w:rPr>
-                <w:rFonts w:ascii="Verdana" w:eastAsia="MS Mincho" w:hAnsi="Verdana"/>
-                <w:sz w:val="22"/>
-                <w:szCs w:val="22"/>
-              </w:rPr>
-            </w:pPr>
-            <w:r>
-              <w:rPr>
-                <w:rFonts w:ascii="Verdana" w:eastAsia="MS Mincho" w:hAnsi="Verdana"/>
-                <w:sz w:val="22"/>
-                <w:szCs w:val="22"/>
-              </w:rPr>
-              <w:t>Responsible for client interactions, people management, including management of timelines for roll outs, and providing them with performance feedback.</w:t>
-            </w:r>
-          </w:p>
-          <w:p>
-            <w:pPr>
-              <w:numPr>
-                <w:ilvl w:val="0"/>
-                <w:numId w:val="1"/>
-              </w:numPr>
-              <w:rPr>
-                <w:rFonts w:ascii="Verdana" w:eastAsia="MS Mincho" w:hAnsi="Verdana"/>
-                <w:sz w:val="22"/>
-                <w:szCs w:val="22"/>
-              </w:rPr>
-            </w:pPr>
-            <w:r>
-              <w:rPr>
-                <w:rFonts w:ascii="Verdana" w:eastAsia="MS Mincho" w:hAnsi="Verdana"/>
-                <w:sz w:val="22"/>
-                <w:szCs w:val="22"/>
-              </w:rPr>
-              <w:t xml:space="preserve">Implementing security role-based authorization and authentication. </w:t>
-            </w:r>
-          </w:p>
-          <w:p>
-            <w:pPr>
-              <w:numPr>
-                <w:ilvl w:val="0"/>
-                <w:numId w:val="1"/>
-              </w:numPr>
-              <w:rPr>
-                <w:rFonts w:ascii="Verdana" w:eastAsia="MS Mincho" w:hAnsi="Verdana"/>
-                <w:sz w:val="22"/>
-                <w:szCs w:val="22"/>
-              </w:rPr>
-            </w:pPr>
-            <w:r>
-              <w:rPr>
-                <w:rFonts w:ascii="Verdana" w:eastAsia="MS Mincho" w:hAnsi="Verdana"/>
-                <w:sz w:val="22"/>
-                <w:szCs w:val="22"/>
-              </w:rPr>
-              <w:t xml:space="preserve">Developed an online roster system, with duty cards for NZ Bus. Reference Available. </w:t>
-            </w:r>
-          </w:p>
-          <w:p>
-            <w:pPr>
-              <w:numPr>
-                <w:ilvl w:val="0"/>
-                <w:numId w:val="1"/>
-              </w:numPr>
-              <w:rPr>
-                <w:rFonts w:ascii="Verdana" w:eastAsia="MS Mincho" w:hAnsi="Verdana"/>
-                <w:sz w:val="22"/>
-                <w:szCs w:val="22"/>
-              </w:rPr>
-            </w:pPr>
-            <w:r>
-              <w:rPr>
-                <w:rFonts w:ascii="Verdana" w:eastAsia="MS Mincho" w:hAnsi="Verdana"/>
-                <w:sz w:val="22"/>
-                <w:szCs w:val="22"/>
-              </w:rPr>
-              <w:t>Web design from scratch. Use of Bootstrap and HTML5/CSS3 tools for fast-paced development.</w:t>
-            </w:r>
-          </w:p>
-          <w:p>
-            <w:pPr>
-              <w:numPr>
-                <w:ilvl w:val="0"/>
-                <w:numId w:val="1"/>
-              </w:numPr>
-              <w:rPr>
-                <w:rFonts w:ascii="Verdana" w:eastAsia="MS Mincho" w:hAnsi="Verdana"/>
-                <w:sz w:val="22"/>
-                <w:szCs w:val="22"/>
-              </w:rPr>
-            </w:pPr>
-            <w:r>
-              <w:rPr>
-                <w:rFonts w:ascii="Verdana" w:eastAsia="MS Mincho" w:hAnsi="Verdana"/>
-                <w:sz w:val="22"/>
-                <w:szCs w:val="22"/>
-              </w:rPr>
-              <w:t>Graphic designing of Jerseys, Logos, Business cards, Posters, Wine bottle branding, Commercial advertisement designing for Magazine.</w:t>
-            </w:r>
-          </w:p>
-          <w:p>
-            <w:pPr>
-              <w:numPr>
-                <w:ilvl w:val="0"/>
-                <w:numId w:val="1"/>
-              </w:numPr>
-              <w:rPr>
-                <w:rFonts w:ascii="Verdana" w:eastAsia="MS Mincho" w:hAnsi="Verdana"/>
-                <w:sz w:val="22"/>
-                <w:szCs w:val="22"/>
-              </w:rPr>
-            </w:pPr>
-            <w:r>
-              <w:rPr>
-                <w:rFonts w:ascii="Verdana" w:eastAsia="MS Mincho" w:hAnsi="Verdana"/>
-                <w:sz w:val="22"/>
-                <w:szCs w:val="22"/>
-              </w:rPr>
-              <w:t>3-D Web-GL development to render Architecture Design with the use of Three.js, CSS3, HTML5</w:t>
-            </w:r>
-          </w:p>
-          <w:p>
-            <w:pPr>
-              <w:numPr>
-                <w:ilvl w:val="0"/>
-                <w:numId w:val="1"/>
-              </w:numPr>
-              <w:rPr>
-                <w:rFonts w:ascii="Verdana" w:eastAsia="MS Mincho" w:hAnsi="Verdana"/>
-                <w:sz w:val="22"/>
-                <w:szCs w:val="22"/>
-              </w:rPr>
-            </w:pPr>
-            <w:r>
-              <w:rPr>
-                <w:rFonts w:ascii="Verdana" w:eastAsia="MS Mincho" w:hAnsi="Verdana"/>
-                <w:sz w:val="22"/>
-                <w:szCs w:val="22"/>
-              </w:rPr>
-              <w:t xml:space="preserve">Software development for outlined work, maintain and monitor software functionality, design and architecture. </w:t>
-            </w:r>
-          </w:p>
-          <w:p>
-            <w:pPr>
-              <w:tabs>
-                <w:tab w:val="left" w:pos="3542"/>
-              </w:tabs>
-              <w:rPr>
-                <w:rFonts w:ascii="Verdana" w:eastAsia="MS Mincho" w:hAnsi="Verdana"/>
-                <w:sz w:val="22"/>
-                <w:szCs w:val="22"/>
-              </w:rPr>
-            </w:pPr>
-          </w:p>
-        </w:tc>
-      </w:tr>
-      <w:tr>
-        <w:trPr>
-          <w:trHeight w:val="275"/>
-        </w:trPr>
-        <w:tc>
-          <w:tcPr>
-            <w:tcW w:w="2269" w:type="dxa"/>
-            <w:gridSpan w:val="2"/>
-          </w:tcPr>
-          <w:p>
-            <w:pPr>
-              <w:pStyle w:val="PlainText"/>
-              <w:tabs>
-                <w:tab w:val="left" w:pos="2940"/>
-              </w:tabs>
-              <w:spacing w:before="60"/>
-              <w:jc w:val="both"/>
-              <w:rPr>
-                <w:rFonts w:ascii="Verdana" w:eastAsia="MS Mincho" w:hAnsi="Verdana" w:cs="Tahoma"/>
-                <w:b/>
-                <w:bCs/>
-                <w:sz w:val="22"/>
-                <w:szCs w:val="22"/>
-                <w:lang w:val="en-US" w:eastAsia="en-US" w:bidi="ar-SA"/>
-              </w:rPr>
-            </w:pPr>
-          </w:p>
-        </w:tc>
-        <w:tc>
-          <w:tcPr>
-            <w:tcW w:w="8467" w:type="dxa"/>
-            <w:gridSpan w:val="3"/>
-          </w:tcPr>
-          <w:p>
-            <w:pPr>
-              <w:pStyle w:val="PlainText"/>
-              <w:tabs>
-                <w:tab w:val="left" w:pos="2940"/>
-              </w:tabs>
-              <w:spacing w:before="60"/>
-              <w:jc w:val="both"/>
-              <w:rPr>
-                <w:rFonts w:ascii="Verdana" w:eastAsia="MS Mincho" w:hAnsi="Verdana" w:cs="Tahoma"/>
-                <w:b/>
-                <w:bCs/>
-                <w:sz w:val="22"/>
-                <w:szCs w:val="22"/>
-                <w:lang w:val="en-US" w:eastAsia="en-US" w:bidi="ar-SA"/>
-              </w:rPr>
-            </w:pPr>
-            <w:r>
-              <w:rPr>
-                <w:rFonts w:ascii="Verdana" w:eastAsia="MS Mincho" w:hAnsi="Verdana" w:cs="Tahoma"/>
-                <w:b/>
-                <w:bCs/>
-                <w:sz w:val="22"/>
-                <w:szCs w:val="22"/>
-                <w:lang w:val="en-US" w:eastAsia="en-US" w:bidi="ar-SA"/>
-              </w:rPr>
-              <w:t>Website development/maintenance with logo/apparel design for the following: - (NZ)</w:t>
-            </w:r>
-          </w:p>
-        </w:tc>
-      </w:tr>
-      <w:tr>
-        <w:trPr>
-          <w:trHeight w:val="1670"/>
-        </w:trPr>
-        <w:tc>
-          <w:tcPr>
-            <w:tcW w:w="2269" w:type="dxa"/>
-            <w:gridSpan w:val="2"/>
-          </w:tcPr>
-          <w:p>
-            <w:pPr>
-              <w:pStyle w:val="NoSpacing"/>
-              <w:rPr>
-                <w:rFonts w:ascii="Verdana" w:eastAsia="MS Mincho" w:hAnsi="Verdana"/>
-                <w:b/>
-                <w:bCs/>
-                <w:sz w:val="22"/>
-                <w:szCs w:val="22"/>
-              </w:rPr>
-            </w:pPr>
-            <w:r>
-              <w:rPr>
-                <w:rFonts w:ascii="Verdana" w:eastAsia="MS Mincho" w:hAnsi="Verdana"/>
-                <w:b/>
-                <w:bCs/>
-                <w:sz w:val="22"/>
-                <w:szCs w:val="22"/>
-              </w:rPr>
-              <w:t xml:space="preserve">Team Sports Ltd </w:t>
-            </w:r>
-          </w:p>
-          <w:p>
-            <w:pPr>
-              <w:pStyle w:val="NoSpacing"/>
-              <w:rPr>
-                <w:rFonts w:ascii="Verdana" w:eastAsia="MS Mincho" w:hAnsi="Verdana"/>
-                <w:sz w:val="22"/>
-                <w:szCs w:val="22"/>
-              </w:rPr>
-            </w:pPr>
-            <w:r>
-              <w:rPr>
-                <w:rFonts w:ascii="Verdana" w:eastAsia="MS Mincho" w:hAnsi="Verdana"/>
-                <w:sz w:val="22"/>
-                <w:szCs w:val="22"/>
-              </w:rPr>
-              <w:t xml:space="preserve">(Feb 2010 to Sept 2010) </w:t>
-            </w:r>
-          </w:p>
-          <w:p>
-            <w:pPr>
-              <w:pStyle w:val="NoSpacing"/>
-              <w:rPr>
-                <w:rFonts w:ascii="Verdana" w:eastAsia="MS Mincho" w:hAnsi="Verdana"/>
-                <w:b/>
-                <w:sz w:val="22"/>
-                <w:szCs w:val="22"/>
-              </w:rPr>
-            </w:pPr>
-            <w:r>
-              <w:rPr>
-                <w:rFonts w:ascii="Verdana" w:eastAsia="MS Mincho" w:hAnsi="Verdana"/>
-                <w:b/>
-                <w:sz w:val="22"/>
-                <w:szCs w:val="22"/>
-              </w:rPr>
-              <w:t>Silver Fern Sports Ltd</w:t>
-            </w:r>
-          </w:p>
-          <w:p>
-            <w:pPr>
-              <w:pStyle w:val="NoSpacing"/>
-              <w:rPr>
-                <w:rFonts w:ascii="Verdana" w:eastAsia="MS Mincho" w:hAnsi="Verdana"/>
-                <w:sz w:val="22"/>
-                <w:szCs w:val="22"/>
-              </w:rPr>
-            </w:pPr>
-            <w:r>
-              <w:rPr>
-                <w:rFonts w:ascii="Verdana" w:eastAsia="MS Mincho" w:hAnsi="Verdana"/>
-                <w:sz w:val="22"/>
-                <w:szCs w:val="22"/>
-              </w:rPr>
-              <w:t>(Jan 2009 to April 2009)</w:t>
-            </w:r>
-          </w:p>
-          <w:p>
-            <w:pPr>
-              <w:pStyle w:val="NoSpacing"/>
-              <w:rPr>
-                <w:rFonts w:ascii="Verdana" w:eastAsia="MS Mincho" w:hAnsi="Verdana"/>
-                <w:b/>
-                <w:sz w:val="22"/>
-                <w:szCs w:val="22"/>
-              </w:rPr>
-            </w:pPr>
-            <w:r>
-              <w:rPr>
-                <w:rFonts w:ascii="Verdana" w:eastAsia="MS Mincho" w:hAnsi="Verdana"/>
-                <w:b/>
-                <w:sz w:val="22"/>
-                <w:szCs w:val="22"/>
-              </w:rPr>
-              <w:t>My Biz Websites Ltd</w:t>
-            </w:r>
-          </w:p>
-          <w:p>
-            <w:pPr>
-              <w:pStyle w:val="NoSpacing"/>
-              <w:rPr>
-                <w:rFonts w:ascii="Verdana" w:eastAsia="MS Mincho" w:hAnsi="Verdana"/>
-                <w:sz w:val="22"/>
-                <w:szCs w:val="22"/>
-              </w:rPr>
-            </w:pPr>
-            <w:r>
-              <w:rPr>
-                <w:rFonts w:ascii="Verdana" w:eastAsia="MS Mincho" w:hAnsi="Verdana"/>
-                <w:sz w:val="22"/>
-                <w:szCs w:val="22"/>
-              </w:rPr>
-              <w:t>(Feb 2008 to Jan 2009)</w:t>
-            </w:r>
-          </w:p>
-          <w:p>
-            <w:pPr>
-              <w:pStyle w:val="NoSpacing"/>
-              <w:rPr>
-                <w:rFonts w:ascii="Verdana" w:eastAsia="MS Mincho" w:hAnsi="Verdana"/>
-                <w:b/>
-                <w:bCs/>
-                <w:sz w:val="22"/>
-                <w:szCs w:val="22"/>
-              </w:rPr>
-            </w:pPr>
-            <w:proofErr w:type="spellStart"/>
-            <w:r>
-              <w:rPr>
-                <w:rFonts w:ascii="Verdana" w:eastAsia="MS Mincho" w:hAnsi="Verdana"/>
-                <w:b/>
-                <w:bCs/>
-                <w:sz w:val="22"/>
-                <w:szCs w:val="22"/>
-              </w:rPr>
-              <w:t>BiscoPro</w:t>
-            </w:r>
-            <w:proofErr w:type="spellEnd"/>
-            <w:r>
-              <w:rPr>
-                <w:rFonts w:ascii="Verdana" w:eastAsia="MS Mincho" w:hAnsi="Verdana"/>
-                <w:b/>
-                <w:bCs/>
-                <w:sz w:val="22"/>
-                <w:szCs w:val="22"/>
-              </w:rPr>
-              <w:t xml:space="preserve"> Ltd</w:t>
-            </w:r>
-          </w:p>
-          <w:p>
-            <w:pPr>
-              <w:pStyle w:val="NoSpacing"/>
-              <w:rPr>
-                <w:rFonts w:ascii="Verdana" w:eastAsia="MS Mincho" w:hAnsi="Verdana"/>
-                <w:sz w:val="22"/>
-                <w:szCs w:val="22"/>
-              </w:rPr>
-            </w:pPr>
-            <w:r>
-              <w:rPr>
-                <w:rFonts w:ascii="Verdana" w:eastAsia="MS Mincho" w:hAnsi="Verdana"/>
-                <w:sz w:val="22"/>
-                <w:szCs w:val="22"/>
-              </w:rPr>
-              <w:t>(July 2007 to Oct 2007)</w:t>
-            </w:r>
-          </w:p>
-        </w:tc>
-        <w:tc>
-          <w:tcPr>
-            <w:tcW w:w="8467" w:type="dxa"/>
-            <w:gridSpan w:val="3"/>
-          </w:tcPr>
-          <w:p>
-            <w:pPr>
-              <w:pStyle w:val="NoSpacing"/>
-              <w:numPr>
-                <w:ilvl w:val="0"/>
-                <w:numId w:val="2"/>
-              </w:numPr>
-              <w:rPr>
-                <w:rFonts w:ascii="Verdana" w:eastAsia="MS Mincho" w:hAnsi="Verdana"/>
-                <w:sz w:val="22"/>
-                <w:szCs w:val="22"/>
-              </w:rPr>
-            </w:pPr>
-            <w:r>
-              <w:rPr>
-                <w:rFonts w:ascii="Verdana" w:eastAsia="MS Mincho" w:hAnsi="Verdana"/>
-                <w:sz w:val="22"/>
-                <w:szCs w:val="22"/>
-              </w:rPr>
-              <w:t>Team Sports is a Licensed distributor for Adidas gear and other sports goods.</w:t>
-            </w:r>
-          </w:p>
-          <w:p>
-            <w:pPr>
-              <w:pStyle w:val="NoSpacing"/>
-              <w:ind w:left="360"/>
-              <w:rPr>
-                <w:rFonts w:ascii="Verdana" w:eastAsia="MS Mincho" w:hAnsi="Verdana"/>
-                <w:sz w:val="22"/>
-                <w:szCs w:val="22"/>
-              </w:rPr>
-            </w:pPr>
-            <w:r>
-              <w:rPr>
-                <w:rFonts w:ascii="Verdana" w:eastAsia="MS Mincho" w:hAnsi="Verdana"/>
-                <w:sz w:val="22"/>
-                <w:szCs w:val="22"/>
-              </w:rPr>
-              <w:t xml:space="preserve">Designed posters, Caps and maintaining company website </w:t>
-            </w:r>
-          </w:p>
-          <w:p>
-            <w:pPr>
-              <w:pStyle w:val="NoSpacing"/>
-              <w:numPr>
-                <w:ilvl w:val="0"/>
-                <w:numId w:val="2"/>
-              </w:numPr>
-              <w:rPr>
-                <w:rFonts w:ascii="Verdana" w:eastAsia="MS Mincho" w:hAnsi="Verdana"/>
-                <w:sz w:val="22"/>
-                <w:szCs w:val="22"/>
-              </w:rPr>
-            </w:pPr>
-            <w:r>
-              <w:rPr>
-                <w:rFonts w:ascii="Verdana" w:eastAsia="MS Mincho" w:hAnsi="Verdana"/>
-                <w:sz w:val="22"/>
-                <w:szCs w:val="22"/>
-              </w:rPr>
-              <w:t>Apparel design, website maintenance.</w:t>
-            </w:r>
-          </w:p>
-          <w:p>
-            <w:pPr>
-              <w:pStyle w:val="NoSpacing"/>
-              <w:rPr>
-                <w:rFonts w:ascii="Verdana" w:eastAsia="MS Mincho" w:hAnsi="Verdana"/>
-                <w:sz w:val="22"/>
-                <w:szCs w:val="22"/>
-              </w:rPr>
-            </w:pPr>
-            <w:r>
-              <w:rPr>
-                <w:rFonts w:ascii="Verdana" w:eastAsia="MS Mincho" w:hAnsi="Verdana"/>
-                <w:sz w:val="22"/>
-                <w:szCs w:val="22"/>
-              </w:rPr>
-              <w:t xml:space="preserve"> </w:t>
-            </w:r>
-          </w:p>
-          <w:p>
-            <w:pPr>
-              <w:pStyle w:val="NoSpacing"/>
-              <w:ind w:left="360"/>
-              <w:rPr>
-                <w:rFonts w:ascii="Verdana" w:eastAsia="MS Mincho" w:hAnsi="Verdana"/>
-                <w:sz w:val="22"/>
-                <w:szCs w:val="22"/>
-              </w:rPr>
-            </w:pPr>
-          </w:p>
-          <w:p>
-            <w:pPr>
-              <w:pStyle w:val="ListParagraph"/>
-              <w:rPr>
-                <w:rFonts w:ascii="Verdana" w:eastAsia="MS Mincho" w:hAnsi="Verdana"/>
-                <w:sz w:val="22"/>
-                <w:szCs w:val="22"/>
-              </w:rPr>
-            </w:pPr>
-          </w:p>
-          <w:p>
-            <w:pPr>
-              <w:pStyle w:val="NoSpacing"/>
-              <w:numPr>
-                <w:ilvl w:val="0"/>
-                <w:numId w:val="2"/>
-              </w:numPr>
-              <w:rPr>
-                <w:rFonts w:ascii="Verdana" w:eastAsia="MS Mincho" w:hAnsi="Verdana"/>
-                <w:sz w:val="22"/>
-                <w:szCs w:val="22"/>
-              </w:rPr>
-            </w:pPr>
-            <w:r>
-              <w:rPr>
-                <w:rFonts w:ascii="Verdana" w:eastAsia="MS Mincho" w:hAnsi="Verdana"/>
-                <w:sz w:val="22"/>
-                <w:szCs w:val="22"/>
-              </w:rPr>
-              <w:t xml:space="preserve">Sports club websites development, support and Logo design </w:t>
-            </w:r>
-          </w:p>
-          <w:p>
-            <w:pPr>
-              <w:pStyle w:val="NoSpacing"/>
-              <w:rPr>
-                <w:rFonts w:ascii="Verdana" w:eastAsia="MS Mincho" w:hAnsi="Verdana"/>
-                <w:sz w:val="22"/>
-                <w:szCs w:val="22"/>
-              </w:rPr>
-            </w:pPr>
-          </w:p>
-          <w:p>
-            <w:pPr>
-              <w:pStyle w:val="NoSpacing"/>
-              <w:ind w:left="360"/>
-              <w:rPr>
-                <w:rFonts w:ascii="Verdana" w:eastAsia="MS Mincho" w:hAnsi="Verdana"/>
-                <w:sz w:val="22"/>
-                <w:szCs w:val="22"/>
-              </w:rPr>
-            </w:pPr>
-          </w:p>
-          <w:p>
-            <w:pPr>
-              <w:pStyle w:val="ListParagraph"/>
-              <w:rPr>
-                <w:rFonts w:ascii="Verdana" w:eastAsia="MS Mincho" w:hAnsi="Verdana"/>
-                <w:sz w:val="22"/>
-                <w:szCs w:val="22"/>
-              </w:rPr>
-            </w:pPr>
-          </w:p>
-          <w:p>
-            <w:pPr>
-              <w:pStyle w:val="NoSpacing"/>
-              <w:numPr>
-                <w:ilvl w:val="0"/>
-                <w:numId w:val="2"/>
-              </w:numPr>
-              <w:rPr>
-                <w:rFonts w:ascii="Verdana" w:eastAsia="MS Mincho" w:hAnsi="Verdana"/>
-                <w:sz w:val="22"/>
-                <w:szCs w:val="22"/>
-              </w:rPr>
-            </w:pPr>
-            <w:r>
-              <w:rPr>
-                <w:rFonts w:ascii="Verdana" w:eastAsia="MS Mincho" w:hAnsi="Verdana"/>
-                <w:sz w:val="22"/>
-                <w:szCs w:val="22"/>
-              </w:rPr>
-              <w:t>During Study, developed a plugin for Google SketchUp software using Ruby on rails programming language and Google SketchUp API.</w:t>
-            </w:r>
-          </w:p>
-        </w:tc>
-      </w:tr>
-    </w:tbl>
-    <w:p>
-      <w:pPr>
-        <w:pStyle w:val="PlainText"/>
-        <w:rPr>
-          <w:rFonts w:ascii="Verdana" w:eastAsia="MS Mincho" w:hAnsi="Verdana" w:cs="Tahoma"/>
-          <w:b/>
-          <w:sz w:val="22"/>
-          <w:szCs w:val="22"/>
-        </w:rPr>
-      </w:pPr>
-    </w:p>
-    <w:p>
-      <w:pPr>
-        <w:pStyle w:val="PlainText"/>
-        <w:rPr>
-          <w:rFonts w:ascii="Verdana" w:eastAsia="MS Mincho" w:hAnsi="Verdana" w:cs="Tahoma"/>
-          <w:b/>
-          <w:sz w:val="22"/>
-          <w:szCs w:val="22"/>
-        </w:rPr>
-      </w:pPr>
-    </w:p>
-    <w:p>
-      <w:pPr>
-        <w:pStyle w:val="PlainText"/>
-        <w:rPr>
-          <w:rFonts w:ascii="Verdana" w:eastAsia="MS Mincho" w:hAnsi="Verdana" w:cs="Tahoma"/>
-          <w:b/>
-          <w:sz w:val="22"/>
-          <w:szCs w:val="22"/>
-        </w:rPr>
-      </w:pPr>
-    </w:p>
-    <w:p>
-      <w:pPr>
-        <w:pStyle w:val="PlainText"/>
-        <w:rPr>
-          <w:rFonts w:ascii="Verdana" w:eastAsia="MS Mincho" w:hAnsi="Verdana" w:cs="Tahoma"/>
-          <w:b/>
-          <w:sz w:val="22"/>
-          <w:szCs w:val="22"/>
-        </w:rPr>
-      </w:pPr>
-      <w:r>
-        <w:rPr>
-          <w:rFonts w:ascii="Verdana" w:eastAsia="MS Mincho" w:hAnsi="Verdana" w:cs="Tahoma"/>
-          <w:b/>
-          <w:sz w:val="22"/>
-          <w:szCs w:val="22"/>
-        </w:rPr>
-        <w:t>EDUCATION</w:t>
-      </w:r>
-    </w:p>
-    <w:tbl>
-      <w:tblPr>
-        <w:tblW w:w="0" w:type="auto"/>
-        <w:tblLook w:val="04A0" w:firstRow="1" w:lastRow="0" w:firstColumn="1" w:lastColumn="0" w:noHBand="0" w:noVBand="1"/>
-      </w:tblPr>
-      <w:tblGrid>
-        <w:gridCol w:w="2763"/>
-        <w:gridCol w:w="7461"/>
-      </w:tblGrid>
-      <w:tr>
-        <w:tc>
-          <w:tcPr>
-            <w:tcW w:w="2802" w:type="dxa"/>
-          </w:tcPr>
-          <w:p>
-            <w:pPr>
-              <w:pStyle w:val="PlainText"/>
-              <w:jc w:val="both"/>
-              <w:rPr>
-                <w:rFonts w:ascii="Verdana" w:eastAsia="MS Mincho" w:hAnsi="Verdana" w:cs="Tahoma"/>
-                <w:sz w:val="22"/>
-                <w:szCs w:val="22"/>
-                <w:lang w:val="en-US" w:eastAsia="en-US" w:bidi="ar-SA"/>
-              </w:rPr>
-            </w:pPr>
-          </w:p>
-        </w:tc>
-        <w:tc>
-          <w:tcPr>
-            <w:tcW w:w="7638" w:type="dxa"/>
-          </w:tcPr>
-          <w:p>
-            <w:pPr>
-              <w:pStyle w:val="PlainText"/>
-              <w:jc w:val="both"/>
-              <w:rPr>
-                <w:rFonts w:ascii="Verdana" w:eastAsia="MS Mincho" w:hAnsi="Verdana" w:cs="Tahoma"/>
-                <w:sz w:val="22"/>
-                <w:szCs w:val="22"/>
-                <w:lang w:val="en-US" w:eastAsia="en-US" w:bidi="ar-SA"/>
-              </w:rPr>
-            </w:pPr>
-          </w:p>
-        </w:tc>
-      </w:tr>
-      <w:tr>
-        <w:tc>
-          <w:tcPr>
-            <w:tcW w:w="2802" w:type="dxa"/>
-          </w:tcPr>
-          <w:p>
-            <w:pPr>
-              <w:pStyle w:val="PlainText"/>
-              <w:jc w:val="both"/>
-              <w:rPr>
-                <w:rFonts w:ascii="Verdana" w:eastAsia="MS Mincho" w:hAnsi="Verdana" w:cs="Courier New"/>
-                <w:b/>
-                <w:bCs/>
-                <w:sz w:val="22"/>
-                <w:szCs w:val="22"/>
-                <w:lang w:val="en-US" w:eastAsia="en-US" w:bidi="ar-SA"/>
-              </w:rPr>
-            </w:pPr>
-            <w:r>
-              <w:rPr>
-                <w:rFonts w:ascii="Verdana" w:eastAsia="MS Mincho" w:hAnsi="Verdana" w:cs="Courier New"/>
-                <w:b/>
-                <w:bCs/>
-                <w:sz w:val="22"/>
-                <w:szCs w:val="22"/>
-                <w:lang w:val="en-US" w:eastAsia="en-US" w:bidi="ar-SA"/>
-              </w:rPr>
-              <w:t>A.I.S. St Helens</w:t>
-            </w:r>
-          </w:p>
-        </w:tc>
-        <w:tc>
-          <w:tcPr>
-            <w:tcW w:w="7638" w:type="dxa"/>
-          </w:tcPr>
-          <w:p>
-            <w:pPr>
-              <w:pStyle w:val="PlainText"/>
-              <w:jc w:val="both"/>
-              <w:rPr>
-                <w:rFonts w:ascii="Verdana" w:eastAsia="MS Mincho" w:hAnsi="Verdana" w:cs="Courier New"/>
-                <w:sz w:val="22"/>
-                <w:szCs w:val="22"/>
-                <w:lang w:val="en-US" w:eastAsia="en-US" w:bidi="ar-SA"/>
-              </w:rPr>
-            </w:pPr>
-            <w:r>
-              <w:rPr>
-                <w:rFonts w:ascii="Verdana" w:eastAsia="MS Mincho" w:hAnsi="Verdana" w:cs="Courier New"/>
-                <w:sz w:val="22"/>
-                <w:szCs w:val="22"/>
-                <w:lang w:val="en-US" w:eastAsia="en-US" w:bidi="ar-SA"/>
-              </w:rPr>
-              <w:t>Graduate diploma in information technology (</w:t>
-            </w:r>
-            <w:r>
-              <w:rPr>
-                <w:rFonts w:ascii="Verdana" w:eastAsia="MS Mincho" w:hAnsi="Verdana" w:cs="Courier New"/>
-                <w:sz w:val="22"/>
-                <w:szCs w:val="22"/>
-                <w:lang w:val="en-US" w:eastAsia="en-US" w:bidi="ar-SA"/>
-              </w:rPr>
-              <w:t>LEVEL 7</w:t>
-            </w:r>
-            <w:r>
-              <w:rPr>
-                <w:rFonts w:ascii="Verdana" w:eastAsia="MS Mincho" w:hAnsi="Verdana" w:cs="Courier New"/>
-                <w:sz w:val="22"/>
-                <w:szCs w:val="22"/>
-                <w:lang w:val="en-US" w:eastAsia="en-US" w:bidi="ar-SA"/>
-              </w:rPr>
-              <w:t>), 10/2007</w:t>
-            </w:r>
-          </w:p>
-        </w:tc>
-      </w:tr>
-      <w:tr>
-        <w:tc>
-          <w:tcPr>
-            <w:tcW w:w="2802" w:type="dxa"/>
-          </w:tcPr>
-          <w:p>
-            <w:pPr>
-              <w:pStyle w:val="PlainText"/>
-              <w:jc w:val="both"/>
-              <w:rPr>
-                <w:rFonts w:ascii="Verdana" w:eastAsia="MS Mincho" w:hAnsi="Verdana" w:cs="Courier New"/>
-                <w:b/>
-                <w:bCs/>
-                <w:sz w:val="22"/>
-                <w:szCs w:val="22"/>
-                <w:lang w:val="en-US" w:eastAsia="en-US" w:bidi="ar-SA"/>
-              </w:rPr>
-            </w:pPr>
-            <w:r>
-              <w:rPr>
-                <w:rFonts w:ascii="Verdana" w:eastAsia="MS Mincho" w:hAnsi="Verdana" w:cs="Courier New"/>
-                <w:b/>
-                <w:bCs/>
-                <w:iCs/>
-                <w:sz w:val="22"/>
-                <w:szCs w:val="22"/>
-                <w:lang w:val="en-US" w:eastAsia="en-US" w:bidi="ar-SA"/>
-              </w:rPr>
-              <w:t>Enterprise Award</w:t>
-            </w:r>
-          </w:p>
-        </w:tc>
-        <w:tc>
-          <w:tcPr>
-            <w:tcW w:w="7638" w:type="dxa"/>
-          </w:tcPr>
-          <w:p>
-            <w:pPr>
-              <w:pStyle w:val="PlainText"/>
-              <w:jc w:val="both"/>
-              <w:rPr>
-                <w:rFonts w:ascii="Verdana" w:eastAsia="MS Mincho" w:hAnsi="Verdana" w:cs="Courier New"/>
-                <w:sz w:val="22"/>
-                <w:szCs w:val="22"/>
-                <w:lang w:val="en-US" w:eastAsia="en-US" w:bidi="ar-SA"/>
-              </w:rPr>
-            </w:pPr>
-            <w:r>
-              <w:rPr>
-                <w:rFonts w:ascii="Verdana" w:eastAsia="MS Mincho" w:hAnsi="Verdana" w:cs="Courier New"/>
-                <w:iCs/>
-                <w:sz w:val="22"/>
-                <w:szCs w:val="22"/>
-                <w:lang w:val="en-US" w:eastAsia="en-US" w:bidi="ar-SA"/>
-              </w:rPr>
-              <w:t>For all-round excellence, determination to succeed and general team spirit.</w:t>
-            </w:r>
-          </w:p>
-        </w:tc>
-      </w:tr>
-      <w:tr>
-        <w:tc>
-          <w:tcPr>
-            <w:tcW w:w="2802" w:type="dxa"/>
-          </w:tcPr>
-          <w:p>
-            <w:pPr>
-              <w:pStyle w:val="PlainText"/>
-              <w:jc w:val="both"/>
-              <w:rPr>
-                <w:rFonts w:ascii="Verdana" w:eastAsia="MS Mincho" w:hAnsi="Verdana" w:cs="Courier New"/>
-                <w:b/>
-                <w:bCs/>
-                <w:sz w:val="22"/>
-                <w:szCs w:val="22"/>
-                <w:lang w:val="en-US" w:eastAsia="en-US" w:bidi="ar-SA"/>
-              </w:rPr>
-            </w:pPr>
-            <w:r>
-              <w:rPr>
-                <w:rFonts w:ascii="Verdana" w:eastAsia="MS Mincho" w:hAnsi="Verdana" w:cs="Courier New"/>
-                <w:b/>
-                <w:bCs/>
-                <w:sz w:val="22"/>
-                <w:szCs w:val="22"/>
-                <w:lang w:val="en-US" w:eastAsia="en-US" w:bidi="ar-SA"/>
-              </w:rPr>
-              <w:t>Punjab Technical University</w:t>
-            </w:r>
-          </w:p>
-        </w:tc>
-        <w:tc>
-          <w:tcPr>
-            <w:tcW w:w="7638" w:type="dxa"/>
-          </w:tcPr>
-          <w:p>
-            <w:pPr>
-              <w:pStyle w:val="PlainText"/>
-              <w:jc w:val="both"/>
-              <w:rPr>
-                <w:rFonts w:ascii="Verdana" w:eastAsia="MS Mincho" w:hAnsi="Verdana" w:cs="Courier New"/>
-                <w:sz w:val="22"/>
-                <w:szCs w:val="22"/>
-                <w:lang w:val="en-US" w:eastAsia="en-US" w:bidi="ar-SA"/>
-              </w:rPr>
-            </w:pPr>
-            <w:r>
-              <w:rPr>
-                <w:rFonts w:ascii="Verdana" w:eastAsia="MS Mincho" w:hAnsi="Verdana" w:cs="Courier New"/>
-                <w:sz w:val="22"/>
-                <w:szCs w:val="22"/>
-                <w:lang w:val="en-US" w:eastAsia="en-US" w:bidi="ar-SA"/>
-              </w:rPr>
-              <w:t>Bachelor’s degree in computer science</w:t>
-            </w:r>
-            <w:r>
-              <w:rPr>
-                <w:rFonts w:ascii="Verdana" w:eastAsia="MS Mincho" w:hAnsi="Verdana" w:cs="Courier New"/>
-                <w:sz w:val="22"/>
-                <w:szCs w:val="22"/>
-                <w:lang w:val="en-US" w:eastAsia="en-US" w:bidi="ar-SA"/>
-              </w:rPr>
-              <w:t>, 9/2006</w:t>
-            </w:r>
-          </w:p>
-        </w:tc>
-      </w:tr>
-      <w:tr>
-        <w:tc>
-          <w:tcPr>
-            <w:tcW w:w="2802" w:type="dxa"/>
-          </w:tcPr>
-          <w:p>
-            <w:pPr>
-              <w:pStyle w:val="PlainText"/>
-              <w:jc w:val="both"/>
-              <w:rPr>
-                <w:rFonts w:ascii="Verdana" w:eastAsia="MS Mincho" w:hAnsi="Verdana" w:cs="Courier New"/>
-                <w:b/>
-                <w:bCs/>
-                <w:sz w:val="22"/>
-                <w:szCs w:val="22"/>
-                <w:lang w:val="en-US" w:eastAsia="en-US" w:bidi="ar-SA"/>
-              </w:rPr>
-            </w:pPr>
-          </w:p>
-          <w:p>
-            <w:pPr>
-              <w:pStyle w:val="PlainText"/>
-              <w:jc w:val="both"/>
-              <w:rPr>
-                <w:rFonts w:ascii="Verdana" w:eastAsia="MS Mincho" w:hAnsi="Verdana" w:cs="Courier New"/>
-                <w:b/>
-                <w:bCs/>
-                <w:sz w:val="22"/>
-                <w:szCs w:val="22"/>
-                <w:lang w:val="en-US" w:eastAsia="en-US" w:bidi="ar-SA"/>
-              </w:rPr>
-            </w:pPr>
-            <w:r>
-              <w:rPr>
-                <w:rFonts w:ascii="Verdana" w:eastAsia="MS Mincho" w:hAnsi="Verdana" w:cs="Courier New"/>
-                <w:b/>
-                <w:bCs/>
-                <w:sz w:val="22"/>
-                <w:szCs w:val="22"/>
-                <w:lang w:val="en-US" w:eastAsia="en-US" w:bidi="ar-SA"/>
-              </w:rPr>
-              <w:t>Cyber Security</w:t>
-            </w:r>
-          </w:p>
-        </w:tc>
-        <w:tc>
-          <w:tcPr>
-            <w:tcW w:w="7638" w:type="dxa"/>
-          </w:tcPr>
-          <w:p>
-            <w:pPr>
-              <w:pStyle w:val="PlainText"/>
-              <w:jc w:val="both"/>
-              <w:rPr>
-                <w:rFonts w:ascii="Verdana" w:eastAsia="MS Mincho" w:hAnsi="Verdana" w:cs="Courier New"/>
-                <w:sz w:val="22"/>
-                <w:szCs w:val="22"/>
-                <w:lang w:val="en-US" w:eastAsia="en-US" w:bidi="ar-SA"/>
-              </w:rPr>
-            </w:pPr>
-          </w:p>
-          <w:p>
-            <w:pPr>
-              <w:pStyle w:val="PlainText"/>
-              <w:jc w:val="both"/>
-              <w:rPr>
-                <w:rFonts w:ascii="Verdana" w:eastAsia="MS Mincho" w:hAnsi="Verdana" w:cs="Courier New"/>
-                <w:sz w:val="22"/>
-                <w:szCs w:val="22"/>
-                <w:lang w:val="en-US" w:eastAsia="en-US" w:bidi="ar-SA"/>
-              </w:rPr>
-            </w:pPr>
-            <w:proofErr w:type="spellStart"/>
-            <w:r>
-              <w:rPr>
-                <w:rFonts w:ascii="Verdana" w:eastAsia="MS Mincho" w:hAnsi="Verdana" w:cs="Courier New"/>
-                <w:sz w:val="22"/>
-                <w:szCs w:val="22"/>
-                <w:lang w:val="en-US" w:eastAsia="en-US" w:bidi="ar-SA"/>
-              </w:rPr>
-              <w:t>Holmesglen</w:t>
-            </w:r>
-            <w:proofErr w:type="spellEnd"/>
-            <w:r>
-              <w:rPr>
-                <w:rFonts w:ascii="Verdana" w:eastAsia="MS Mincho" w:hAnsi="Verdana" w:cs="Courier New"/>
-                <w:sz w:val="22"/>
-                <w:szCs w:val="22"/>
-                <w:lang w:val="en-US" w:eastAsia="en-US" w:bidi="ar-SA"/>
-              </w:rPr>
-              <w:t xml:space="preserve"> institute Chadstone. Melbourne</w:t>
-            </w:r>
-          </w:p>
-        </w:tc>
-      </w:tr>
-    </w:tbl>
-    <w:p>
-      <w:pPr>
-        <w:pStyle w:val="PlainText"/>
-        <w:jc w:val="both"/>
-        <w:rPr>
-          <w:rFonts w:ascii="Verdana" w:eastAsia="MS Mincho" w:hAnsi="Verdana" w:cs="Tahoma"/>
-          <w:sz w:val="22"/>
-          <w:szCs w:val="22"/>
-        </w:rPr>
-      </w:pPr>
-    </w:p>
-    <w:p>
-      <w:pPr>
-        <w:pStyle w:val="PlainText"/>
-        <w:pBdr>
-          <w:top w:val="single" w:sz="18" w:space="1" w:color="auto"/>
-        </w:pBdr>
-        <w:jc w:val="both"/>
-        <w:rPr>
-          <w:rFonts w:ascii="Verdana" w:eastAsia="MS Mincho" w:hAnsi="Verdana" w:cs="Tahoma"/>
-          <w:sz w:val="22"/>
-          <w:szCs w:val="22"/>
-        </w:rPr>
-      </w:pPr>
-    </w:p>
-    <w:p>
-      <w:pPr>
-        <w:pStyle w:val="PlainText"/>
-        <w:pBdr>
-          <w:top w:val="single" w:sz="18" w:space="1" w:color="auto"/>
-        </w:pBdr>
-        <w:jc w:val="both"/>
-        <w:rPr>
-          <w:rFonts w:ascii="Verdana" w:eastAsia="MS Mincho" w:hAnsi="Verdana" w:cs="Tahoma"/>
-          <w:sz w:val="22"/>
-          <w:szCs w:val="22"/>
-        </w:rPr>
-      </w:pPr>
-    </w:p>
-    <w:p>
-      <w:pPr>
-        <w:pStyle w:val="PlainText"/>
-        <w:jc w:val="center"/>
-        <w:rPr>
-          <w:rFonts w:ascii="Verdana" w:hAnsi="Verdana"/>
-        </w:rPr>
-      </w:pPr>
-      <w:r>
-        <w:rPr>
-          <w:rFonts w:ascii="Verdana" w:eastAsia="MS Mincho" w:hAnsi="Verdana" w:cs="Tahoma"/>
-          <w:bCs/>
-          <w:sz w:val="22"/>
-          <w:szCs w:val="22"/>
-        </w:rPr>
-        <w:t xml:space="preserve">Referees </w:t>
-      </w:r>
-      <w:r>
-        <w:rPr>
-          <w:rFonts w:ascii="Verdana" w:eastAsia="MS Mincho" w:hAnsi="Verdana" w:cs="Tahoma"/>
-          <w:bCs/>
-          <w:sz w:val="22"/>
-          <w:szCs w:val="22"/>
-          <w:lang w:val="en-US"/>
-        </w:rPr>
-        <w:t xml:space="preserve">are available on request </w:t>
-      </w:r>
-    </w:p>
-    <w:sectPr>
-      <w:pgSz w:w="12240" w:h="15840" w:code="1"/>
-      <w:pgMar w:top="864" w:right="1008" w:bottom="864" w:left="1008" w:header="720" w:footer="720" w:gutter="0"/>
-      <w:cols w:space="720"/>
-      <w:docGrid w:linePitch="212"/>
-    </w:sectPr>
-  </w:body>
-</w:document>
-</file>
-
-<file path=word\fontTable.xml><?xml version="1.0" encoding="utf-8"?>
-<w:fonts xmlns:mc="http://schemas.openxmlformats.org/markup-compatibility/2006" xmlns:r="http://schemas.openxmlformats.org/officeDocument/2006/relationships" xmlns:w="http://schemas.openxmlformats.org/wordprocessingml/2006/main" xmlns:w14="http://schemas.microsoft.com/office/word/2010/wordml" xmlns:w15="http://schemas.microsoft.com/office/word/2012/wordml" xmlns:w16cex="http://schemas.microsoft.com/office/word/2018/wordml/cex" xmlns:w16cid="http://schemas.microsoft.com/office/word/2016/wordml/cid" xmlns:w16="http://schemas.microsoft.com/office/word/2018/wordml" xmlns:w16du="http://schemas.microsoft.com/office/word/2023/wordml/word16du" xmlns:w16sdtdh="http://schemas.microsoft.com/office/word/2020/wordml/sdtdatahash" xmlns:w16sdtfl="http://schemas.microsoft.com/office/word/2024/wordml/sdtformatlock" xmlns:w16se="http://schemas.microsoft.com/office/word/2015/wordml/symex" mc:Ignorable="w14 w15 w16se w16cid w16 w16cex w16sdtdh w16sdtfl w16du">
-  <w:font w:name="Symbol">
-    <w:panose1 w:val="05050102010706020507"/>
-    <w:charset w:val="02"/>
-    <w:family w:val="roman"/>
-    <w:pitch w:val="variable"/>
-    <w:sig w:usb0="00000000" w:usb1="10000000" w:usb2="00000000" w:usb3="00000000" w:csb0="80000000" w:csb1="00000000"/>
-  </w:font>
-  <w:font w:name="Times New Roman">
-    <w:panose1 w:val="02020603050405020304"/>
-    <w:charset w:val="00"/>
-    <w:family w:val="roman"/>
-    <w:pitch w:val="variable"/>
-    <w:sig w:usb0="E0002EFF" w:usb1="C000785B" w:usb2="00000009" w:usb3="00000000" w:csb0="000001FF" w:csb1="00000000"/>
-  </w:font>
-  <w:font w:name="Courier New">
-    <w:panose1 w:val="02070309020205020404"/>
-    <w:charset w:val="00"/>
-    <w:family w:val="modern"/>
-    <w:pitch w:val="fixed"/>
-    <w:sig w:usb0="E0002EFF" w:usb1="C0007843" w:usb2="00000009" w:usb3="00000000" w:csb0="000001FF" w:csb1="00000000"/>
-  </w:font>
-  <w:font w:name="Wingdings">
-    <w:panose1 w:val="05000000000000000000"/>
-    <w:charset w:val="02"/>
-    <w:family w:val="auto"/>
-    <w:pitch w:val="variable"/>
-    <w:sig w:usb0="00000000" w:usb1="10000000" w:usb2="00000000" w:usb3="00000000" w:csb0="80000000" w:csb1="00000000"/>
-  </w:font>
-  <w:font w:name="Aptos">
-    <w:charset w:val="00"/>
-    <w:family w:val="swiss"/>
-    <w:pitch w:val="variable"/>
-    <w:sig w:usb0="20000287" w:usb1="00000003" w:usb2="00000000" w:usb3="00000000" w:csb0="0000019F" w:csb1="00000000"/>
-  </w:font>
-  <w:font w:name="Aptos Display">
-    <w:charset w:val="00"/>
-    <w:family w:val="swiss"/>
-    <w:pitch w:val="variable"/>
-    <w:sig w:usb0="20000287" w:usb1="00000003" w:usb2="00000000" w:usb3="00000000" w:csb0="0000019F" w:csb1="00000000"/>
-  </w:font>
-  <w:font w:name="Raavi">
-    <w:panose1 w:val="02000500000000000000"/>
-    <w:charset w:val="00"/>
-    <w:family w:val="swiss"/>
-    <w:pitch w:val="variable"/>
-    <w:sig w:usb0="00020003" w:usb1="00000000" w:usb2="00000000" w:usb3="00000000" w:csb0="00000001" w:csb1="00000000"/>
-  </w:font>
-  <w:font w:name="Verdana">
-    <w:panose1 w:val="020B0604030504040204"/>
-    <w:charset w:val="00"/>
-    <w:family w:val="swiss"/>
-    <w:pitch w:val="variable"/>
-    <w:sig w:usb0="A00006FF" w:usb1="4000205B" w:usb2="00000010" w:usb3="00000000" w:csb0="0000019F" w:csb1="00000000"/>
-  </w:font>
-  <w:font w:name="MS Mincho">
-    <w:altName w:val="ＭＳ 明朝"/>
-    <w:panose1 w:val="02020609040205080304"/>
-    <w:charset w:val="80"/>
-    <w:family w:val="modern"/>
-    <w:pitch w:val="fixed"/>
-    <w:sig w:usb0="E00002FF" w:usb1="6AC7FDFB" w:usb2="08000012" w:usb3="00000000" w:csb0="0002009F" w:csb1="00000000"/>
-  </w:font>
-  <w:font w:name="Tahoma">
-    <w:panose1 w:val="020B0604030504040204"/>
-    <w:charset w:val="00"/>
-    <w:family w:val="swiss"/>
-    <w:pitch w:val="variable"/>
-    <w:sig w:usb0="E1002EFF" w:usb1="C000605B" w:usb2="00000029" w:usb3="00000000" w:csb0="000101FF" w:csb1="00000000"/>
-  </w:font>
-  <w:font w:name="Arial">
-    <w:panose1 w:val="020B0604020202020204"/>
-    <w:charset w:val="00"/>
-    <w:family w:val="swiss"/>
-    <w:pitch w:val="variable"/>
-    <w:sig w:usb0="E0002EFF" w:usb1="C000785B" w:usb2="00000009" w:usb3="00000000" w:csb0="000001FF" w:csb1="00000000"/>
-  </w:font>
-</w:fonts>
-</file>
-
-<file path=word\numbering.xml><?xml version="1.0" encoding="utf-8"?>
+<file path=word/numbering.xml><?xml version="1.0" encoding="utf-8"?>
 <w:numbering xmlns:wpc="http://schemas.microsoft.com/office/word/2010/wordprocessingCanvas" xmlns:cx="http://schemas.microsoft.com/office/drawing/2014/chartex" xmlns:cx1="http://schemas.microsoft.com/office/drawing/2015/9/8/chartex" xmlns:cx2="http://schemas.microsoft.com/office/drawing/2015/10/21/chartex" xmlns:cx3="http://schemas.microsoft.com/office/drawing/2016/5/9/chartex" xmlns:cx4="http://schemas.microsoft.com/office/drawing/2016/5/10/chartex" xmlns:cx5="http://schemas.microsoft.com/office/drawing/2016/5/11/chartex" xmlns:cx6="http://schemas.microsoft.com/office/drawing/2016/5/12/chartex" xmlns:cx7="http://schemas.microsoft.com/office/drawing/2016/5/13/chartex" xmlns:cx8="http://schemas.microsoft.com/office/drawing/2016/5/14/chartex" xmlns:mc="http://schemas.openxmlformats.org/markup-compatibility/2006" xmlns:aink="http://schemas.microsoft.com/office/drawing/2016/ink" xmlns:am3d="http://schemas.microsoft.com/office/drawing/2017/model3d" xmlns:o="urn:schemas-microsoft-com:office:office" xmlns:oel="http://schemas.microsoft.com/office/2019/extlst" xmlns:r="http://schemas.openxmlformats.org/officeDocument/2006/relationships" xmlns:m="http://schemas.openxmlformats.org/officeDocument/2006/math" xmlns:v="urn:schemas-microsoft-com:vml" xmlns:wp14="http://schemas.microsoft.com/office/word/2010/wordprocessingDrawing" xmlns:wp="http://schemas.openxmlformats.org/drawingml/2006/wordprocessingDrawing" xmlns:w10="urn:schemas-microsoft-com:office:word" xmlns:w="http://schemas.openxmlformats.org/wordprocessingml/2006/main" xmlns:w14="http://schemas.microsoft.com/office/word/2010/wordml" xmlns:w15="http://schemas.microsoft.com/office/word/2012/wordml" xmlns:w16cex="http://schemas.microsoft.com/office/word/2018/wordml/cex" xmlns:w16cid="http://schemas.microsoft.com/office/word/2016/wordml/cid" xmlns:w16="http://schemas.microsoft.com/office/word/2018/wordml" xmlns:w16du="http://schemas.microsoft.com/office/word/2023/wordml/word16du" xmlns:w16sdtdh="http://schemas.microsoft.com/office/word/2020/wordml/sdtdatahash" xmlns:w16sdtfl="http://schemas.microsoft.com/office/word/2024/wordml/sdtformatlock" xmlns:w16se="http://schemas.microsoft.com/office/word/2015/wordml/symex" xmlns:wpg="http://schemas.microsoft.com/office/word/2010/wordprocessingGroup" xmlns:wpi="http://schemas.microsoft.com/office/word/2010/wordprocessingInk" xmlns:wne="http://schemas.microsoft.com/office/word/2006/wordml" xmlns:wps="http://schemas.microsoft.com/office/word/2010/wordprocessingShape" mc:Ignorable="w14 w15 w16se w16cid w16 w16cex w16sdtdh w16sdtfl w16du wp14">
   <w:abstractNum w:abstractNumId="0" w15:restartNumberingAfterBreak="0">
     <w:nsid w:val="16D93C53"/>
@@ -10361,107 +5236,7 @@
 </w:numbering>
 </file>
 
-<file path=word\settings.xml><?xml version="1.0" encoding="utf-8"?>
-<w:settings xmlns:mc="http://schemas.openxmlformats.org/markup-compatibility/2006" xmlns:o="urn:schemas-microsoft-com:office:office" xmlns:r="http://schemas.openxmlformats.org/officeDocument/2006/relationships" xmlns:m="http://schemas.openxmlformats.org/officeDocument/2006/math" xmlns:v="urn:schemas-microsoft-com:vml" xmlns:w10="urn:schemas-microsoft-com:office:word" xmlns:w="http://schemas.openxmlformats.org/wordprocessingml/2006/main" xmlns:w14="http://schemas.microsoft.com/office/word/2010/wordml" xmlns:w15="http://schemas.microsoft.com/office/word/2012/wordml" xmlns:w16cex="http://schemas.microsoft.com/office/word/2018/wordml/cex" xmlns:w16cid="http://schemas.microsoft.com/office/word/2016/wordml/cid" xmlns:w16="http://schemas.microsoft.com/office/word/2018/wordml" xmlns:w16du="http://schemas.microsoft.com/office/word/2023/wordml/word16du" xmlns:w16sdtdh="http://schemas.microsoft.com/office/word/2020/wordml/sdtdatahash" xmlns:w16sdtfl="http://schemas.microsoft.com/office/word/2024/wordml/sdtformatlock" xmlns:w16se="http://schemas.microsoft.com/office/word/2015/wordml/symex" xmlns:sl="http://schemas.openxmlformats.org/schemaLibrary/2006/main" mc:Ignorable="w14 w15 w16se w16cid w16 w16cex w16sdtdh w16sdtfl w16du">
-  <w:zoom w:percent="160"/>
-  <w:proofState w:spelling="clean" w:grammar="clean"/>
-  <w:defaultTabStop w:val="720"/>
-  <w:characterSpacingControl w:val="doNotCompress"/>
-  <w:compat>
-    <w:compatSetting w:name="compatibilityMode" w:uri="http://schemas.microsoft.com/office/word" w:val="15"/>
-    <w:compatSetting w:name="overrideTableStyleFontSizeAndJustification" w:uri="http://schemas.microsoft.com/office/word" w:val="1"/>
-    <w:compatSetting w:name="enableOpenTypeFeatures" w:uri="http://schemas.microsoft.com/office/word" w:val="1"/>
-    <w:compatSetting w:name="doNotFlipMirrorIndents" w:uri="http://schemas.microsoft.com/office/word" w:val="1"/>
-    <w:compatSetting w:name="differentiateMultirowTableHeaders" w:uri="http://schemas.microsoft.com/office/word" w:val="1"/>
-    <w:compatSetting w:name="useWord2013TrackBottomHyphenation" w:uri="http://schemas.microsoft.com/office/word" w:val="0"/>
-  </w:compat>
-  <w:rsids>
-    <w:rsidRoot w:val="00773255"/>
-    <w:rsid w:val="00040776"/>
-    <w:rsid w:val="000653B9"/>
-    <w:rsid w:val="001052B0"/>
-    <w:rsid w:val="001441FB"/>
-    <w:rsid w:val="00170239"/>
-    <w:rsid w:val="00182B98"/>
-    <w:rsid w:val="00187BA6"/>
-    <w:rsid w:val="001C5658"/>
-    <w:rsid w:val="001F2CB8"/>
-    <w:rsid w:val="00233C16"/>
-    <w:rsid w:val="002B3A85"/>
-    <w:rsid w:val="00330ACC"/>
-    <w:rsid w:val="003911C7"/>
-    <w:rsid w:val="003B626D"/>
-    <w:rsid w:val="003D66B0"/>
-    <w:rsid w:val="003E0737"/>
-    <w:rsid w:val="004450C6"/>
-    <w:rsid w:val="0047706A"/>
-    <w:rsid w:val="005E69E4"/>
-    <w:rsid w:val="00632885"/>
-    <w:rsid w:val="0068571C"/>
-    <w:rsid w:val="006D6E94"/>
-    <w:rsid w:val="006F4669"/>
-    <w:rsid w:val="007136A1"/>
-    <w:rsid w:val="007344FE"/>
-    <w:rsid w:val="00773255"/>
-    <w:rsid w:val="007D54E8"/>
-    <w:rsid w:val="008C2FB9"/>
-    <w:rsid w:val="008D1C87"/>
-    <w:rsid w:val="009634AD"/>
-    <w:rsid w:val="00964DA1"/>
-    <w:rsid w:val="009878F7"/>
-    <w:rsid w:val="009C38DF"/>
-    <w:rsid w:val="00A5202B"/>
-    <w:rsid w:val="00AB1631"/>
-    <w:rsid w:val="00AC7363"/>
-    <w:rsid w:val="00AD618A"/>
-    <w:rsid w:val="00B15B44"/>
-    <w:rsid w:val="00B21C03"/>
-    <w:rsid w:val="00B270DE"/>
-    <w:rsid w:val="00B82432"/>
-    <w:rsid w:val="00B8736A"/>
-    <w:rsid w:val="00CA3A1F"/>
-    <w:rsid w:val="00CB4325"/>
-    <w:rsid w:val="00D0101C"/>
-    <w:rsid w:val="00D04EB7"/>
-    <w:rsid w:val="00D47208"/>
-    <w:rsid w:val="00DD2D80"/>
-    <w:rsid w:val="00EA0269"/>
-    <w:rsid w:val="00F17971"/>
-    <w:rsid w:val="00F511FA"/>
-    <w:rsid w:val="00FA5C1A"/>
-    <w:rsid w:val="00FC5C57"/>
-    <w:rsid w:val="00FF3FDF"/>
-  </w:rsids>
-  <m:mathPr>
-    <m:mathFont m:val="Cambria Math"/>
-    <m:brkBin m:val="before"/>
-    <m:brkBinSub m:val="--"/>
-    <m:smallFrac m:val="0"/>
-    <m:dispDef/>
-    <m:lMargin m:val="0"/>
-    <m:rMargin m:val="0"/>
-    <m:defJc m:val="centerGroup"/>
-    <m:wrapIndent m:val="1440"/>
-    <m:intLim m:val="subSup"/>
-    <m:naryLim m:val="undOvr"/>
-  </m:mathPr>
-  <w:themeFontLang w:val="en-AU"/>
-  <w:clrSchemeMapping w:bg1="light1" w:t1="dark1" w:bg2="light2" w:t2="dark2" w:accent1="accent1" w:accent2="accent2" w:accent3="accent3" w:accent4="accent4" w:accent5="accent5" w:accent6="accent6" w:hyperlink="hyperlink" w:followedHyperlink="followedHyperlink"/>
-  <w:shapeDefaults>
-    <o:shapedefaults v:ext="edit" spidmax="1026"/>
-    <o:shapelayout v:ext="edit">
-      <o:idmap v:ext="edit" data="1"/>
-    </o:shapelayout>
-  </w:shapeDefaults>
-  <w:decimalSymbol w:val="."/>
-  <w:listSeparator w:val=","/>
-  <w14:docId w14:val="19312DE6"/>
-  <w15:chartTrackingRefBased/>
-  <w15:docId w15:val="{388EB739-3801-4FA0-A11E-E61F31C742E4}"/>
-</w:settings>
-</file>
-
-<file path=word\styles.xml><?xml version="1.0" encoding="utf-8"?>
+<file path=word/styles.xml><?xml version="1.0" encoding="utf-8"?>
 <w:styles xmlns:mc="http://schemas.openxmlformats.org/markup-compatibility/2006" xmlns:r="http://schemas.openxmlformats.org/officeDocument/2006/relationships" xmlns:w="http://schemas.openxmlformats.org/wordprocessingml/2006/main" xmlns:w14="http://schemas.microsoft.com/office/word/2010/wordml" xmlns:w15="http://schemas.microsoft.com/office/word/2012/wordml" xmlns:w16cex="http://schemas.microsoft.com/office/word/2018/wordml/cex" xmlns:w16cid="http://schemas.microsoft.com/office/word/2016/wordml/cid" xmlns:w16="http://schemas.microsoft.com/office/word/2018/wordml" xmlns:w16du="http://schemas.microsoft.com/office/word/2023/wordml/word16du" xmlns:w16sdtdh="http://schemas.microsoft.com/office/word/2020/wordml/sdtdatahash" xmlns:w16sdtfl="http://schemas.microsoft.com/office/word/2024/wordml/sdtformatlock" xmlns:w16se="http://schemas.microsoft.com/office/word/2015/wordml/symex" mc:Ignorable="w14 w15 w16se w16cid w16 w16cex w16sdtdh w16sdtfl w16du">
   <w:docDefaults>
     <w:rPrDefault>
@@ -11074,6 +5849,7 @@
   <w:style w:type="character" w:default="1" w:styleId="DefaultParagraphFont">
     <w:name w:val="Default Paragraph Font"/>
     <w:uiPriority w:val="1"/>
+    <w:semiHidden/>
     <w:unhideWhenUsed/>
   </w:style>
   <w:style w:type="table" w:default="1" w:styleId="TableNormal">
@@ -11455,7 +6231,7 @@
 </w:styles>
 </file>
 
-<file path=word\theme\theme1.xml><?xml version="1.0" encoding="utf-8"?>
+<file path=word/theme/theme1.xml><?xml version="1.0" encoding="utf-8"?>
 <a:theme xmlns:a="http://schemas.openxmlformats.org/drawingml/2006/main" name="Office Theme">
   <a:themeElements>
     <a:clrScheme name="Office">
@@ -11748,11 +6524,4 @@
     </a:ext>
   </a:extLst>
 </a:theme>
-</file>
-
-<file path=word\webSettings.xml><?xml version="1.0" encoding="utf-8"?>
-<w:webSettings xmlns:mc="http://schemas.openxmlformats.org/markup-compatibility/2006" xmlns:r="http://schemas.openxmlformats.org/officeDocument/2006/relationships" xmlns:w="http://schemas.openxmlformats.org/wordprocessingml/2006/main" xmlns:w14="http://schemas.microsoft.com/office/word/2010/wordml" xmlns:w15="http://schemas.microsoft.com/office/word/2012/wordml" xmlns:w16cex="http://schemas.microsoft.com/office/word/2018/wordml/cex" xmlns:w16cid="http://schemas.microsoft.com/office/word/2016/wordml/cid" xmlns:w16="http://schemas.microsoft.com/office/word/2018/wordml" xmlns:w16du="http://schemas.microsoft.com/office/word/2023/wordml/word16du" xmlns:w16sdtdh="http://schemas.microsoft.com/office/word/2020/wordml/sdtdatahash" xmlns:w16sdtfl="http://schemas.microsoft.com/office/word/2024/wordml/sdtformatlock" xmlns:w16se="http://schemas.microsoft.com/office/word/2015/wordml/symex" mc:Ignorable="w14 w15 w16se w16cid w16 w16cex w16sdtdh w16sdtfl w16du">
-  <w:optimizeForBrowser/>
-  <w:allowPNG/>
-</w:webSettings>
 </file>